--- a/docs/바로일지_시장분석.docx
+++ b/docs/바로일지_시장분석.docx
@@ -471,7 +471,7 @@
                 <w:sz w:val="18"/>
                 <w:szCs w:val="18"/>
               </w:rPr>
-              <w:t xml:space="preserve">기준 단가</w:t>
+              <w:t xml:space="preserve">기준 단가(2026)</w:t>
             </w:r>
           </w:p>
         </w:tc>
@@ -492,7 +492,72 @@
                 <w:sz w:val="18"/>
                 <w:szCs w:val="18"/>
               </w:rPr>
-              <w:t xml:space="preserve">월 8회(주2회)·회당 30,000원(월 약 24만원), 시·군·구 조정</w:t>
+              <w:t xml:space="preserve">회당 약 35,000원(2025년 30,000원→평균 5천원 인상), 월 8회 기준</w:t>
+            </w:r>
+          </w:p>
+        </w:tc>
+        <w:tc>
+          <w:tcPr>
+            <w:tcW w:type="pct" w:w="14%"/>
+            <w:tcMar>
+              <w:top w:type="dxa" w:w="60"/>
+              <w:left w:type="dxa" w:w="90"/>
+              <w:bottom w:type="dxa" w:w="60"/>
+              <w:right w:type="dxa" w:w="90"/>
+            </w:tcMar>
+          </w:tcPr>
+          <w:p>
+            <w:r>
+              <w:rPr>
+                <w:rFonts w:ascii="맑은 고딕" w:cs="맑은 고딕" w:eastAsia="맑은 고딕" w:hAnsi="맑은 고딕"/>
+                <w:sz w:val="18"/>
+                <w:szCs w:val="18"/>
+              </w:rPr>
+              <w:t xml:space="preserve">B</w:t>
+            </w:r>
+          </w:p>
+        </w:tc>
+      </w:tr>
+      <w:tr>
+        <w:tc>
+          <w:tcPr>
+            <w:tcW w:type="pct" w:w="22%"/>
+            <w:tcMar>
+              <w:top w:type="dxa" w:w="60"/>
+              <w:left w:type="dxa" w:w="90"/>
+              <w:bottom w:type="dxa" w:w="60"/>
+              <w:right w:type="dxa" w:w="90"/>
+            </w:tcMar>
+          </w:tcPr>
+          <w:p>
+            <w:r>
+              <w:rPr>
+                <w:rFonts w:ascii="맑은 고딕" w:cs="맑은 고딕" w:eastAsia="맑은 고딕" w:hAnsi="맑은 고딕"/>
+                <w:sz w:val="18"/>
+                <w:szCs w:val="18"/>
+              </w:rPr>
+              <w:t xml:space="preserve">월 지원금(2026)</w:t>
+            </w:r>
+          </w:p>
+        </w:tc>
+        <w:tc>
+          <w:tcPr>
+            <w:tcW w:type="pct" w:w="64%"/>
+            <w:tcMar>
+              <w:top w:type="dxa" w:w="60"/>
+              <w:left w:type="dxa" w:w="90"/>
+              <w:bottom w:type="dxa" w:w="60"/>
+              <w:right w:type="dxa" w:w="90"/>
+            </w:tcMar>
+          </w:tcPr>
+          <w:p>
+            <w:r>
+              <w:rPr>
+                <w:rFonts w:ascii="맑은 고딕" w:cs="맑은 고딕" w:eastAsia="맑은 고딕" w:hAnsi="맑은 고딕"/>
+                <w:sz w:val="18"/>
+                <w:szCs w:val="18"/>
+              </w:rPr>
+              <w:t xml:space="preserve">소득 기준 차등 월 17만~25만원 지원</w:t>
             </w:r>
           </w:p>
         </w:tc>
@@ -1090,7 +1155,7 @@
                 <w:sz w:val="18"/>
                 <w:szCs w:val="18"/>
               </w:rPr>
-              <w:t xml:space="preserve">약 2.3조원 이하</w:t>
+              <w:t xml:space="preserve">약 2.65조원 이하(2026 단가)</w:t>
             </w:r>
           </w:p>
         </w:tc>
@@ -1111,7 +1176,7 @@
                 <w:sz w:val="18"/>
                 <w:szCs w:val="18"/>
               </w:rPr>
-              <w:t xml:space="preserve">7.9만×24만×12=2.27조(상한)</w:t>
+              <w:t xml:space="preserve">7.9만×28만×12≈2.65조(상한)</w:t>
             </w:r>
           </w:p>
         </w:tc>
@@ -2238,10 +2303,12 @@
       <w:r>
         <w:rPr>
           <w:rFonts w:ascii="맑은 고딕" w:cs="맑은 고딕" w:eastAsia="맑은 고딕" w:hAnsi="맑은 고딕"/>
-          <w:sz w:val="21"/>
-          <w:szCs w:val="21"/>
-        </w:rPr>
-        <w:t xml:space="preserve">가격 가정: 월 8,000원(연 96,000원). 모수: 핵심 타깃 치료사 풀.</w:t>
+          <w:b/>
+          <w:bCs/>
+          <w:sz w:val="21"/>
+          <w:szCs w:val="21"/>
+        </w:rPr>
+        <w:t xml:space="preserve">가격(확정): 월 15,000원 구독(연 180,000원). 모수: 핵심 타깃 치료사 풀.</w:t>
       </w:r>
     </w:p>
     <w:tbl>
@@ -2261,6 +2328,7 @@
         <w:gridCol w:w="100"/>
         <w:gridCol w:w="100"/>
         <w:gridCol w:w="100"/>
+        <w:gridCol w:w="100"/>
       </w:tblGrid>
       <w:tr>
         <w:trPr>
@@ -2268,7 +2336,7 @@
         </w:trPr>
         <w:tc>
           <w:tcPr>
-            <w:tcW w:type="pct" w:w="20%"/>
+            <w:tcW w:type="pct" w:w="16%"/>
             <w:shd w:fill="1F4E91" w:color="auto" w:val="clear"/>
             <w:tcMar>
               <w:top w:type="dxa" w:w="60"/>
@@ -2293,7 +2361,7 @@
         </w:tc>
         <w:tc>
           <w:tcPr>
-            <w:tcW w:type="pct" w:w="30%"/>
+            <w:tcW w:type="pct" w:w="22%"/>
             <w:shd w:fill="1F4E91" w:color="auto" w:val="clear"/>
             <w:tcMar>
               <w:top w:type="dxa" w:w="60"/>
@@ -2312,13 +2380,13 @@
                 <w:sz w:val="18"/>
                 <w:szCs w:val="18"/>
               </w:rPr>
-              <w:t xml:space="preserve">유효 모수(치료사)</w:t>
-            </w:r>
-          </w:p>
-        </w:tc>
-        <w:tc>
-          <w:tcPr>
-            <w:tcW w:type="pct" w:w="22%"/>
+              <w:t xml:space="preserve">유효 모수</w:t>
+            </w:r>
+          </w:p>
+        </w:tc>
+        <w:tc>
+          <w:tcPr>
+            <w:tcW w:type="pct" w:w="16%"/>
             <w:shd w:fill="1F4E91" w:color="auto" w:val="clear"/>
             <w:tcMar>
               <w:top w:type="dxa" w:w="60"/>
@@ -2337,13 +2405,13 @@
                 <w:sz w:val="18"/>
                 <w:szCs w:val="18"/>
               </w:rPr>
-              <w:t xml:space="preserve">유료 전환율</w:t>
-            </w:r>
-          </w:p>
-        </w:tc>
-        <w:tc>
-          <w:tcPr>
-            <w:tcW w:type="pct" w:w="28%"/>
+              <w:t xml:space="preserve">전환율</w:t>
+            </w:r>
+          </w:p>
+        </w:tc>
+        <w:tc>
+          <w:tcPr>
+            <w:tcW w:type="pct" w:w="20%"/>
             <w:shd w:fill="1F4E91" w:color="auto" w:val="clear"/>
             <w:tcMar>
               <w:top w:type="dxa" w:w="60"/>
@@ -2362,6 +2430,31 @@
                 <w:sz w:val="18"/>
                 <w:szCs w:val="18"/>
               </w:rPr>
+              <w:t xml:space="preserve">유료 사용자</w:t>
+            </w:r>
+          </w:p>
+        </w:tc>
+        <w:tc>
+          <w:tcPr>
+            <w:tcW w:type="pct" w:w="26%"/>
+            <w:shd w:fill="1F4E91" w:color="auto" w:val="clear"/>
+            <w:tcMar>
+              <w:top w:type="dxa" w:w="60"/>
+              <w:left w:type="dxa" w:w="90"/>
+              <w:bottom w:type="dxa" w:w="60"/>
+              <w:right w:type="dxa" w:w="90"/>
+            </w:tcMar>
+          </w:tcPr>
+          <w:p>
+            <w:r>
+              <w:rPr>
+                <w:rFonts w:ascii="맑은 고딕" w:cs="맑은 고딕" w:eastAsia="맑은 고딕" w:hAnsi="맑은 고딕"/>
+                <w:b/>
+                <w:bCs/>
+                <w:color w:val="FFFFFF"/>
+                <w:sz w:val="18"/>
+                <w:szCs w:val="18"/>
+              </w:rPr>
               <w:t xml:space="preserve">연 매출(ARR)</w:t>
             </w:r>
           </w:p>
@@ -2370,6 +2463,69 @@
       <w:tr>
         <w:tc>
           <w:tcPr>
+            <w:tcW w:type="pct" w:w="16%"/>
+            <w:tcMar>
+              <w:top w:type="dxa" w:w="60"/>
+              <w:left w:type="dxa" w:w="90"/>
+              <w:bottom w:type="dxa" w:w="60"/>
+              <w:right w:type="dxa" w:w="90"/>
+            </w:tcMar>
+          </w:tcPr>
+          <w:p>
+            <w:r>
+              <w:rPr>
+                <w:rFonts w:ascii="맑은 고딕" w:cs="맑은 고딕" w:eastAsia="맑은 고딕" w:hAnsi="맑은 고딕"/>
+                <w:sz w:val="18"/>
+                <w:szCs w:val="18"/>
+              </w:rPr>
+              <w:t xml:space="preserve">보수</w:t>
+            </w:r>
+          </w:p>
+        </w:tc>
+        <w:tc>
+          <w:tcPr>
+            <w:tcW w:type="pct" w:w="22%"/>
+            <w:tcMar>
+              <w:top w:type="dxa" w:w="60"/>
+              <w:left w:type="dxa" w:w="90"/>
+              <w:bottom w:type="dxa" w:w="60"/>
+              <w:right w:type="dxa" w:w="90"/>
+            </w:tcMar>
+          </w:tcPr>
+          <w:p>
+            <w:r>
+              <w:rPr>
+                <w:rFonts w:ascii="맑은 고딕" w:cs="맑은 고딕" w:eastAsia="맑은 고딕" w:hAnsi="맑은 고딕"/>
+                <w:sz w:val="18"/>
+                <w:szCs w:val="18"/>
+              </w:rPr>
+              <w:t xml:space="preserve">12,000명</w:t>
+            </w:r>
+          </w:p>
+        </w:tc>
+        <w:tc>
+          <w:tcPr>
+            <w:tcW w:type="pct" w:w="16%"/>
+            <w:tcMar>
+              <w:top w:type="dxa" w:w="60"/>
+              <w:left w:type="dxa" w:w="90"/>
+              <w:bottom w:type="dxa" w:w="60"/>
+              <w:right w:type="dxa" w:w="90"/>
+            </w:tcMar>
+          </w:tcPr>
+          <w:p>
+            <w:r>
+              <w:rPr>
+                <w:rFonts w:ascii="맑은 고딕" w:cs="맑은 고딕" w:eastAsia="맑은 고딕" w:hAnsi="맑은 고딕"/>
+                <w:sz w:val="18"/>
+                <w:szCs w:val="18"/>
+              </w:rPr>
+              <w:t xml:space="preserve">5%</w:t>
+            </w:r>
+          </w:p>
+        </w:tc>
+        <w:tc>
+          <w:tcPr>
             <w:tcW w:type="pct" w:w="20%"/>
             <w:tcMar>
               <w:top w:type="dxa" w:w="60"/>
@@ -2385,70 +2541,28 @@
                 <w:sz w:val="18"/>
                 <w:szCs w:val="18"/>
               </w:rPr>
-              <w:t xml:space="preserve">보수</w:t>
-            </w:r>
-          </w:p>
-        </w:tc>
-        <w:tc>
-          <w:tcPr>
-            <w:tcW w:type="pct" w:w="30%"/>
-            <w:tcMar>
-              <w:top w:type="dxa" w:w="60"/>
-              <w:left w:type="dxa" w:w="90"/>
-              <w:bottom w:type="dxa" w:w="60"/>
-              <w:right w:type="dxa" w:w="90"/>
-            </w:tcMar>
-          </w:tcPr>
-          <w:p>
-            <w:r>
-              <w:rPr>
-                <w:rFonts w:ascii="맑은 고딕" w:cs="맑은 고딕" w:eastAsia="맑은 고딕" w:hAnsi="맑은 고딕"/>
-                <w:sz w:val="18"/>
-                <w:szCs w:val="18"/>
-              </w:rPr>
-              <w:t xml:space="preserve">12,000명</w:t>
-            </w:r>
-          </w:p>
-        </w:tc>
-        <w:tc>
-          <w:tcPr>
-            <w:tcW w:type="pct" w:w="22%"/>
-            <w:tcMar>
-              <w:top w:type="dxa" w:w="60"/>
-              <w:left w:type="dxa" w:w="90"/>
-              <w:bottom w:type="dxa" w:w="60"/>
-              <w:right w:type="dxa" w:w="90"/>
-            </w:tcMar>
-          </w:tcPr>
-          <w:p>
-            <w:r>
-              <w:rPr>
-                <w:rFonts w:ascii="맑은 고딕" w:cs="맑은 고딕" w:eastAsia="맑은 고딕" w:hAnsi="맑은 고딕"/>
-                <w:sz w:val="18"/>
-                <w:szCs w:val="18"/>
-              </w:rPr>
-              <w:t xml:space="preserve">5%</w:t>
-            </w:r>
-          </w:p>
-        </w:tc>
-        <w:tc>
-          <w:tcPr>
-            <w:tcW w:type="pct" w:w="28%"/>
-            <w:tcMar>
-              <w:top w:type="dxa" w:w="60"/>
-              <w:left w:type="dxa" w:w="90"/>
-              <w:bottom w:type="dxa" w:w="60"/>
-              <w:right w:type="dxa" w:w="90"/>
-            </w:tcMar>
-          </w:tcPr>
-          <w:p>
-            <w:r>
-              <w:rPr>
-                <w:rFonts w:ascii="맑은 고딕" w:cs="맑은 고딕" w:eastAsia="맑은 고딕" w:hAnsi="맑은 고딕"/>
-                <w:sz w:val="18"/>
-                <w:szCs w:val="18"/>
-              </w:rPr>
-              <w:t xml:space="preserve">약 0.58억</w:t>
+              <w:t xml:space="preserve">600명</w:t>
+            </w:r>
+          </w:p>
+        </w:tc>
+        <w:tc>
+          <w:tcPr>
+            <w:tcW w:type="pct" w:w="26%"/>
+            <w:tcMar>
+              <w:top w:type="dxa" w:w="60"/>
+              <w:left w:type="dxa" w:w="90"/>
+              <w:bottom w:type="dxa" w:w="60"/>
+              <w:right w:type="dxa" w:w="90"/>
+            </w:tcMar>
+          </w:tcPr>
+          <w:p>
+            <w:r>
+              <w:rPr>
+                <w:rFonts w:ascii="맑은 고딕" w:cs="맑은 고딕" w:eastAsia="맑은 고딕" w:hAnsi="맑은 고딕"/>
+                <w:sz w:val="18"/>
+                <w:szCs w:val="18"/>
+              </w:rPr>
+              <w:t xml:space="preserve">약 1.08억</w:t>
             </w:r>
           </w:p>
         </w:tc>
@@ -2456,6 +2570,69 @@
       <w:tr>
         <w:tc>
           <w:tcPr>
+            <w:tcW w:type="pct" w:w="16%"/>
+            <w:tcMar>
+              <w:top w:type="dxa" w:w="60"/>
+              <w:left w:type="dxa" w:w="90"/>
+              <w:bottom w:type="dxa" w:w="60"/>
+              <w:right w:type="dxa" w:w="90"/>
+            </w:tcMar>
+          </w:tcPr>
+          <w:p>
+            <w:r>
+              <w:rPr>
+                <w:rFonts w:ascii="맑은 고딕" w:cs="맑은 고딕" w:eastAsia="맑은 고딕" w:hAnsi="맑은 고딕"/>
+                <w:sz w:val="18"/>
+                <w:szCs w:val="18"/>
+              </w:rPr>
+              <w:t xml:space="preserve">기본</w:t>
+            </w:r>
+          </w:p>
+        </w:tc>
+        <w:tc>
+          <w:tcPr>
+            <w:tcW w:type="pct" w:w="22%"/>
+            <w:tcMar>
+              <w:top w:type="dxa" w:w="60"/>
+              <w:left w:type="dxa" w:w="90"/>
+              <w:bottom w:type="dxa" w:w="60"/>
+              <w:right w:type="dxa" w:w="90"/>
+            </w:tcMar>
+          </w:tcPr>
+          <w:p>
+            <w:r>
+              <w:rPr>
+                <w:rFonts w:ascii="맑은 고딕" w:cs="맑은 고딕" w:eastAsia="맑은 고딕" w:hAnsi="맑은 고딕"/>
+                <w:sz w:val="18"/>
+                <w:szCs w:val="18"/>
+              </w:rPr>
+              <w:t xml:space="preserve">18,000명</w:t>
+            </w:r>
+          </w:p>
+        </w:tc>
+        <w:tc>
+          <w:tcPr>
+            <w:tcW w:type="pct" w:w="16%"/>
+            <w:tcMar>
+              <w:top w:type="dxa" w:w="60"/>
+              <w:left w:type="dxa" w:w="90"/>
+              <w:bottom w:type="dxa" w:w="60"/>
+              <w:right w:type="dxa" w:w="90"/>
+            </w:tcMar>
+          </w:tcPr>
+          <w:p>
+            <w:r>
+              <w:rPr>
+                <w:rFonts w:ascii="맑은 고딕" w:cs="맑은 고딕" w:eastAsia="맑은 고딕" w:hAnsi="맑은 고딕"/>
+                <w:sz w:val="18"/>
+                <w:szCs w:val="18"/>
+              </w:rPr>
+              <w:t xml:space="preserve">10%</w:t>
+            </w:r>
+          </w:p>
+        </w:tc>
+        <w:tc>
+          <w:tcPr>
             <w:tcW w:type="pct" w:w="20%"/>
             <w:tcMar>
               <w:top w:type="dxa" w:w="60"/>
@@ -2471,70 +2648,28 @@
                 <w:sz w:val="18"/>
                 <w:szCs w:val="18"/>
               </w:rPr>
-              <w:t xml:space="preserve">기본</w:t>
-            </w:r>
-          </w:p>
-        </w:tc>
-        <w:tc>
-          <w:tcPr>
-            <w:tcW w:type="pct" w:w="30%"/>
-            <w:tcMar>
-              <w:top w:type="dxa" w:w="60"/>
-              <w:left w:type="dxa" w:w="90"/>
-              <w:bottom w:type="dxa" w:w="60"/>
-              <w:right w:type="dxa" w:w="90"/>
-            </w:tcMar>
-          </w:tcPr>
-          <w:p>
-            <w:r>
-              <w:rPr>
-                <w:rFonts w:ascii="맑은 고딕" w:cs="맑은 고딕" w:eastAsia="맑은 고딕" w:hAnsi="맑은 고딕"/>
-                <w:sz w:val="18"/>
-                <w:szCs w:val="18"/>
-              </w:rPr>
-              <w:t xml:space="preserve">18,000명</w:t>
-            </w:r>
-          </w:p>
-        </w:tc>
-        <w:tc>
-          <w:tcPr>
-            <w:tcW w:type="pct" w:w="22%"/>
-            <w:tcMar>
-              <w:top w:type="dxa" w:w="60"/>
-              <w:left w:type="dxa" w:w="90"/>
-              <w:bottom w:type="dxa" w:w="60"/>
-              <w:right w:type="dxa" w:w="90"/>
-            </w:tcMar>
-          </w:tcPr>
-          <w:p>
-            <w:r>
-              <w:rPr>
-                <w:rFonts w:ascii="맑은 고딕" w:cs="맑은 고딕" w:eastAsia="맑은 고딕" w:hAnsi="맑은 고딕"/>
-                <w:sz w:val="18"/>
-                <w:szCs w:val="18"/>
-              </w:rPr>
-              <w:t xml:space="preserve">10%</w:t>
-            </w:r>
-          </w:p>
-        </w:tc>
-        <w:tc>
-          <w:tcPr>
-            <w:tcW w:type="pct" w:w="28%"/>
-            <w:tcMar>
-              <w:top w:type="dxa" w:w="60"/>
-              <w:left w:type="dxa" w:w="90"/>
-              <w:bottom w:type="dxa" w:w="60"/>
-              <w:right w:type="dxa" w:w="90"/>
-            </w:tcMar>
-          </w:tcPr>
-          <w:p>
-            <w:r>
-              <w:rPr>
-                <w:rFonts w:ascii="맑은 고딕" w:cs="맑은 고딕" w:eastAsia="맑은 고딕" w:hAnsi="맑은 고딕"/>
-                <w:sz w:val="18"/>
-                <w:szCs w:val="18"/>
-              </w:rPr>
-              <w:t xml:space="preserve">약 1.73억</w:t>
+              <w:t xml:space="preserve">1,800명</w:t>
+            </w:r>
+          </w:p>
+        </w:tc>
+        <w:tc>
+          <w:tcPr>
+            <w:tcW w:type="pct" w:w="26%"/>
+            <w:tcMar>
+              <w:top w:type="dxa" w:w="60"/>
+              <w:left w:type="dxa" w:w="90"/>
+              <w:bottom w:type="dxa" w:w="60"/>
+              <w:right w:type="dxa" w:w="90"/>
+            </w:tcMar>
+          </w:tcPr>
+          <w:p>
+            <w:r>
+              <w:rPr>
+                <w:rFonts w:ascii="맑은 고딕" w:cs="맑은 고딕" w:eastAsia="맑은 고딕" w:hAnsi="맑은 고딕"/>
+                <w:sz w:val="18"/>
+                <w:szCs w:val="18"/>
+              </w:rPr>
+              <w:t xml:space="preserve">약 3.24억</w:t>
             </w:r>
           </w:p>
         </w:tc>
@@ -2542,6 +2677,69 @@
       <w:tr>
         <w:tc>
           <w:tcPr>
+            <w:tcW w:type="pct" w:w="16%"/>
+            <w:tcMar>
+              <w:top w:type="dxa" w:w="60"/>
+              <w:left w:type="dxa" w:w="90"/>
+              <w:bottom w:type="dxa" w:w="60"/>
+              <w:right w:type="dxa" w:w="90"/>
+            </w:tcMar>
+          </w:tcPr>
+          <w:p>
+            <w:r>
+              <w:rPr>
+                <w:rFonts w:ascii="맑은 고딕" w:cs="맑은 고딕" w:eastAsia="맑은 고딕" w:hAnsi="맑은 고딕"/>
+                <w:sz w:val="18"/>
+                <w:szCs w:val="18"/>
+              </w:rPr>
+              <w:t xml:space="preserve">낙관</w:t>
+            </w:r>
+          </w:p>
+        </w:tc>
+        <w:tc>
+          <w:tcPr>
+            <w:tcW w:type="pct" w:w="22%"/>
+            <w:tcMar>
+              <w:top w:type="dxa" w:w="60"/>
+              <w:left w:type="dxa" w:w="90"/>
+              <w:bottom w:type="dxa" w:w="60"/>
+              <w:right w:type="dxa" w:w="90"/>
+            </w:tcMar>
+          </w:tcPr>
+          <w:p>
+            <w:r>
+              <w:rPr>
+                <w:rFonts w:ascii="맑은 고딕" w:cs="맑은 고딕" w:eastAsia="맑은 고딕" w:hAnsi="맑은 고딕"/>
+                <w:sz w:val="18"/>
+                <w:szCs w:val="18"/>
+              </w:rPr>
+              <w:t xml:space="preserve">25,000명</w:t>
+            </w:r>
+          </w:p>
+        </w:tc>
+        <w:tc>
+          <w:tcPr>
+            <w:tcW w:type="pct" w:w="16%"/>
+            <w:tcMar>
+              <w:top w:type="dxa" w:w="60"/>
+              <w:left w:type="dxa" w:w="90"/>
+              <w:bottom w:type="dxa" w:w="60"/>
+              <w:right w:type="dxa" w:w="90"/>
+            </w:tcMar>
+          </w:tcPr>
+          <w:p>
+            <w:r>
+              <w:rPr>
+                <w:rFonts w:ascii="맑은 고딕" w:cs="맑은 고딕" w:eastAsia="맑은 고딕" w:hAnsi="맑은 고딕"/>
+                <w:sz w:val="18"/>
+                <w:szCs w:val="18"/>
+              </w:rPr>
+              <w:t xml:space="preserve">18%</w:t>
+            </w:r>
+          </w:p>
+        </w:tc>
+        <w:tc>
+          <w:tcPr>
             <w:tcW w:type="pct" w:w="20%"/>
             <w:tcMar>
               <w:top w:type="dxa" w:w="60"/>
@@ -2557,70 +2755,28 @@
                 <w:sz w:val="18"/>
                 <w:szCs w:val="18"/>
               </w:rPr>
-              <w:t xml:space="preserve">낙관</w:t>
-            </w:r>
-          </w:p>
-        </w:tc>
-        <w:tc>
-          <w:tcPr>
-            <w:tcW w:type="pct" w:w="30%"/>
-            <w:tcMar>
-              <w:top w:type="dxa" w:w="60"/>
-              <w:left w:type="dxa" w:w="90"/>
-              <w:bottom w:type="dxa" w:w="60"/>
-              <w:right w:type="dxa" w:w="90"/>
-            </w:tcMar>
-          </w:tcPr>
-          <w:p>
-            <w:r>
-              <w:rPr>
-                <w:rFonts w:ascii="맑은 고딕" w:cs="맑은 고딕" w:eastAsia="맑은 고딕" w:hAnsi="맑은 고딕"/>
-                <w:sz w:val="18"/>
-                <w:szCs w:val="18"/>
-              </w:rPr>
-              <w:t xml:space="preserve">25,000명</w:t>
-            </w:r>
-          </w:p>
-        </w:tc>
-        <w:tc>
-          <w:tcPr>
-            <w:tcW w:type="pct" w:w="22%"/>
-            <w:tcMar>
-              <w:top w:type="dxa" w:w="60"/>
-              <w:left w:type="dxa" w:w="90"/>
-              <w:bottom w:type="dxa" w:w="60"/>
-              <w:right w:type="dxa" w:w="90"/>
-            </w:tcMar>
-          </w:tcPr>
-          <w:p>
-            <w:r>
-              <w:rPr>
-                <w:rFonts w:ascii="맑은 고딕" w:cs="맑은 고딕" w:eastAsia="맑은 고딕" w:hAnsi="맑은 고딕"/>
-                <w:sz w:val="18"/>
-                <w:szCs w:val="18"/>
-              </w:rPr>
-              <w:t xml:space="preserve">18%</w:t>
-            </w:r>
-          </w:p>
-        </w:tc>
-        <w:tc>
-          <w:tcPr>
-            <w:tcW w:type="pct" w:w="28%"/>
-            <w:tcMar>
-              <w:top w:type="dxa" w:w="60"/>
-              <w:left w:type="dxa" w:w="90"/>
-              <w:bottom w:type="dxa" w:w="60"/>
-              <w:right w:type="dxa" w:w="90"/>
-            </w:tcMar>
-          </w:tcPr>
-          <w:p>
-            <w:r>
-              <w:rPr>
-                <w:rFonts w:ascii="맑은 고딕" w:cs="맑은 고딕" w:eastAsia="맑은 고딕" w:hAnsi="맑은 고딕"/>
-                <w:sz w:val="18"/>
-                <w:szCs w:val="18"/>
-              </w:rPr>
-              <w:t xml:space="preserve">약 4.32억</w:t>
+              <w:t xml:space="preserve">4,500명</w:t>
+            </w:r>
+          </w:p>
+        </w:tc>
+        <w:tc>
+          <w:tcPr>
+            <w:tcW w:type="pct" w:w="26%"/>
+            <w:tcMar>
+              <w:top w:type="dxa" w:w="60"/>
+              <w:left w:type="dxa" w:w="90"/>
+              <w:bottom w:type="dxa" w:w="60"/>
+              <w:right w:type="dxa" w:w="90"/>
+            </w:tcMar>
+          </w:tcPr>
+          <w:p>
+            <w:r>
+              <w:rPr>
+                <w:rFonts w:ascii="맑은 고딕" w:cs="맑은 고딕" w:eastAsia="맑은 고딕" w:hAnsi="맑은 고딕"/>
+                <w:sz w:val="18"/>
+                <w:szCs w:val="18"/>
+              </w:rPr>
+              <w:t xml:space="preserve">약 8.10억</w:t>
             </w:r>
           </w:p>
         </w:tc>
@@ -2630,6 +2786,22 @@
       <w:pPr>
         <w:spacing w:after="80"/>
       </w:pPr>
+    </w:p>
+    <w:p>
+      <w:pPr>
+        <w:spacing w:after="100" w:line="300"/>
+      </w:pPr>
+      <w:r>
+        <w:rPr>
+          <w:rFonts w:ascii="맑은 고딕" w:cs="맑은 고딕" w:eastAsia="맑은 고딕" w:hAnsi="맑은 고딕"/>
+          <w:i/>
+          <w:iCs/>
+          <w:color w:val="667085"/>
+          <w:sz w:val="21"/>
+          <w:szCs w:val="21"/>
+        </w:rPr>
+        <w:t xml:space="preserve">가격 근거: 2026년 단가 인상으로 치료사 1인 월 매출이 커진 가운데, 월 15,000원은 회기 1회 단가(약 35,000원)의 절반 이하 — 행정 절감·점검 방어 대비 지불 부담이 낮음.</w:t>
+      </w:r>
     </w:p>
     <w:p>
       <w:pPr>
@@ -3103,6 +3275,24 @@
           <w:szCs w:val="30"/>
         </w:rPr>
         <w:t xml:space="preserve">출처</w:t>
+      </w:r>
+    </w:p>
+    <w:p>
+      <w:pPr>
+        <w:pStyle w:val="ListParagraph"/>
+        <w:numPr>
+          <w:ilvl w:val="0"/>
+          <w:numId w:val="1"/>
+        </w:numPr>
+        <w:spacing w:after="60" w:line="290"/>
+      </w:pPr>
+      <w:r>
+        <w:rPr>
+          <w:rFonts w:ascii="맑은 고딕" w:cs="맑은 고딕" w:eastAsia="맑은 고딕" w:hAnsi="맑은 고딕"/>
+          <w:sz w:val="21"/>
+          <w:szCs w:val="21"/>
+        </w:rPr>
+        <w:t xml:space="preserve">2026년 발달재활서비스 단가 인상 안내 / 보건복지부 2026 예산 확정 보도자료 / 정책브리핑 — 단가 평균 5천원 인상·월 17~25만원(B)</w:t>
       </w:r>
     </w:p>
     <w:p>

--- a/docs/바로일지_시장분석.docx
+++ b/docs/바로일지_시장분석.docx
@@ -492,7 +492,7 @@
                 <w:sz w:val="18"/>
                 <w:szCs w:val="18"/>
               </w:rPr>
-              <w:t xml:space="preserve">회당 약 35,000원(2025년 30,000원→평균 5천원 인상), 월 8회 기준</w:t>
+              <w:t xml:space="preserve">회당 약 35,000원(2025년 30,000원→평균 5천원 인상)※회당/월평균 확인</w:t>
             </w:r>
           </w:p>
         </w:tc>
@@ -557,7 +557,7 @@
                 <w:sz w:val="18"/>
                 <w:szCs w:val="18"/>
               </w:rPr>
-              <w:t xml:space="preserve">소득 기준 차등 월 17만~25만원 지원</w:t>
+              <w:t xml:space="preserve">소득 기준 차등 월 17만~25만원(정부지원분, 본인부담 별도)</w:t>
             </w:r>
           </w:p>
         </w:tc>
@@ -897,7 +897,7 @@
                 <w:sz w:val="18"/>
                 <w:szCs w:val="18"/>
               </w:rPr>
-              <w:t xml:space="preserve">1,786개소(2024 품질평가 대상)</w:t>
+              <w:t xml:space="preserve">1,786개소(2024 품질평가 대상)※범위 확인</w:t>
             </w:r>
           </w:p>
         </w:tc>
@@ -939,7 +939,7 @@
                 <w:sz w:val="18"/>
                 <w:szCs w:val="18"/>
               </w:rPr>
-              <w:t xml:space="preserve">A</w:t>
+              <w:t xml:space="preserve">B</w:t>
             </w:r>
           </w:p>
         </w:tc>
@@ -983,7 +983,7 @@
                 <w:sz w:val="18"/>
                 <w:szCs w:val="18"/>
               </w:rPr>
-              <w:t xml:space="preserve">약 7.9만 명</w:t>
+              <w:t xml:space="preserve">약 7.9만 명(지원 인원 기준)</w:t>
             </w:r>
           </w:p>
         </w:tc>
@@ -1069,7 +1069,7 @@
                 <w:sz w:val="18"/>
                 <w:szCs w:val="18"/>
               </w:rPr>
-              <w:t xml:space="preserve">약 1.1만~2.5만 명(추정)</w:t>
+              <w:t xml:space="preserve">약 0.5만~1.8만 명(추정·불확실)</w:t>
             </w:r>
           </w:p>
         </w:tc>
@@ -1155,7 +1155,7 @@
                 <w:sz w:val="18"/>
                 <w:szCs w:val="18"/>
               </w:rPr>
-              <w:t xml:space="preserve">약 2.65조원 이하(2026 단가)</w:t>
+              <w:t xml:space="preserve">약 2,650억원 이하(2026 단가)</w:t>
             </w:r>
           </w:p>
         </w:tc>
@@ -1176,7 +1176,7 @@
                 <w:sz w:val="18"/>
                 <w:szCs w:val="18"/>
               </w:rPr>
-              <w:t xml:space="preserve">7.9만×28만×12≈2.65조(상한)</w:t>
+              <w:t xml:space="preserve">7.9만×28만×12≈2,654억(상한)</w:t>
             </w:r>
           </w:p>
         </w:tc>
@@ -1325,7 +1325,7 @@
           <w:sz w:val="21"/>
           <w:szCs w:val="21"/>
         </w:rPr>
-        <w:t xml:space="preserve">Top-down: 1,786개 기관 × 기관당 6~14명 ≈ 1.1만~2.5만 명 〔C〕</w:t>
+        <w:t xml:space="preserve">Top-down: 1,786개 기관 × 기관당 3~10명(발달재활은 1~3인 소규모 다수) ≈ 0.5만~1.8만 명 〔C·불확실〕</w:t>
       </w:r>
     </w:p>
     <w:p>
@@ -1343,7 +1343,7 @@
           <w:sz w:val="21"/>
           <w:szCs w:val="21"/>
         </w:rPr>
-        <w:t xml:space="preserve">검증 보강: SSIS 연도별 제공인력 실수치, 언어재활사 등 자격자 누계(국시원)로 교차확인 〔D→A 전환 대상〕</w:t>
+        <w:t xml:space="preserve">⚠️ 기관당 인력 가정에 결과가 크게 좌우 → 반드시 1차 출처로 대체: SSIS 제공인력 실수치, 자격자 누계(국시원)</w:t>
       </w:r>
     </w:p>
     <w:p>
@@ -1377,7 +1377,7 @@
           <w:sz w:val="21"/>
           <w:szCs w:val="21"/>
         </w:rPr>
-        <w:t xml:space="preserve">※ v1의 ‘제공기관 2,200~2,600’은 과거(2021) 기반. 2024 기준 1,786(A)로 교체.</w:t>
+        <w:t xml:space="preserve">※ v1의 ‘제공기관 2,200~2,600’은 과거(2021) 기반. 2024 품질평가 대상 1,786으로 교체했으나, 발달재활 단독/언어발달 합산 여부 확인 필요(8장).</w:t>
       </w:r>
     </w:p>
     <w:p>
@@ -3139,7 +3139,7 @@
           <w:sz w:val="21"/>
           <w:szCs w:val="21"/>
         </w:rPr>
-        <w:t xml:space="preserve">발달재활 제공인력 실수: SSIS 연도별 제공기관·제공인력 현황(발달재활 항목)</w:t>
+        <w:t xml:space="preserve">제공기관 1,786의 범위: 발달재활 단독인지 ‘발달재활+언어발달지원’ 합산인지(품질평가 보도자료 원문)</w:t>
       </w:r>
     </w:p>
     <w:p>
@@ -3157,7 +3157,7 @@
           <w:sz w:val="21"/>
           <w:szCs w:val="21"/>
         </w:rPr>
-        <w:t xml:space="preserve">연도별 이용 아동·실집행액: e-나라지표/KOSIS, 복지부 사업안내 통계표</w:t>
+        <w:t xml:space="preserve">발달재활 제공인력 실수: SSIS 연도별 제공기관·제공인력 현황(발달재활 항목)</w:t>
       </w:r>
     </w:p>
     <w:p>
@@ -3175,7 +3175,7 @@
           <w:sz w:val="21"/>
           <w:szCs w:val="21"/>
         </w:rPr>
-        <w:t xml:space="preserve">발달재활 정부 예산: 복지부 예산서/국회예산정책처</w:t>
+        <w:t xml:space="preserve">연도별 이용 아동·실집행액: e-나라지표/KOSIS, 복지부 사업안내 통계표</w:t>
       </w:r>
     </w:p>
     <w:p>
@@ -3193,7 +3193,7 @@
           <w:sz w:val="21"/>
           <w:szCs w:val="21"/>
         </w:rPr>
-        <w:t xml:space="preserve">본인부담금 형별 정확 금액(가~마): 2025 발달장애인지원 사업안내 본문</w:t>
+        <w:t xml:space="preserve">발달재활 정부 예산: 복지부 예산서/국회예산정책처</w:t>
       </w:r>
     </w:p>
     <w:p>
@@ -3211,7 +3211,7 @@
           <w:sz w:val="21"/>
           <w:szCs w:val="21"/>
         </w:rPr>
-        <w:t xml:space="preserve">단가 지역 편차: 전자바우처 제공기관 검색의 기관별 단가 분포</w:t>
+        <w:t xml:space="preserve">2026 단가 정의: ‘회당 35,000원’인지 ‘월평균 5천원 인상’인지, 형별 금액(2026 사업안내)</w:t>
       </w:r>
     </w:p>
     <w:p>
@@ -3229,7 +3229,79 @@
           <w:sz w:val="21"/>
           <w:szCs w:val="21"/>
         </w:rPr>
+        <w:t xml:space="preserve">본인부담금 형별 정확 금액(가~마): 2026 사업안내 본문</w:t>
+      </w:r>
+    </w:p>
+    <w:p>
+      <w:pPr>
+        <w:pStyle w:val="ListParagraph"/>
+        <w:numPr>
+          <w:ilvl w:val="0"/>
+          <w:numId w:val="1"/>
+        </w:numPr>
+        <w:spacing w:after="60" w:line="290"/>
+      </w:pPr>
+      <w:r>
+        <w:rPr>
+          <w:rFonts w:ascii="맑은 고딕" w:cs="맑은 고딕" w:eastAsia="맑은 고딕" w:hAnsi="맑은 고딕"/>
+          <w:sz w:val="21"/>
+          <w:szCs w:val="21"/>
+        </w:rPr>
+        <w:t xml:space="preserve">단가 지역 편차: 전자바우처 제공기관 검색의 기관별 단가 분포</w:t>
+      </w:r>
+    </w:p>
+    <w:p>
+      <w:pPr>
+        <w:pStyle w:val="ListParagraph"/>
+        <w:numPr>
+          <w:ilvl w:val="0"/>
+          <w:numId w:val="1"/>
+        </w:numPr>
+        <w:spacing w:after="60" w:line="290"/>
+      </w:pPr>
+      <w:r>
+        <w:rPr>
+          <w:rFonts w:ascii="맑은 고딕" w:cs="맑은 고딕" w:eastAsia="맑은 고딕" w:hAnsi="맑은 고딕"/>
+          <w:sz w:val="21"/>
+          <w:szCs w:val="21"/>
+        </w:rPr>
         <w:t xml:space="preserve">인접 바우처 모수: 언어발달지원·심리지원 각 사업안내</w:t>
+      </w:r>
+    </w:p>
+    <w:p>
+      <w:pPr>
+        <w:pStyle w:val="ListParagraph"/>
+        <w:numPr>
+          <w:ilvl w:val="0"/>
+          <w:numId w:val="1"/>
+        </w:numPr>
+        <w:spacing w:after="60" w:line="290"/>
+      </w:pPr>
+      <w:r>
+        <w:rPr>
+          <w:rFonts w:ascii="맑은 고딕" w:cs="맑은 고딕" w:eastAsia="맑은 고딕" w:hAnsi="맑은 고딕"/>
+          <w:sz w:val="21"/>
+          <w:szCs w:val="21"/>
+        </w:rPr>
+        <w:t xml:space="preserve">경쟁 SaaS 실물 벤치마킹: 치료센터 관리 프로그램의 실제 제품·기능·가격(현재는 ‘유형’만 비교)</w:t>
+      </w:r>
+    </w:p>
+    <w:p>
+      <w:pPr>
+        <w:pStyle w:val="ListParagraph"/>
+        <w:numPr>
+          <w:ilvl w:val="0"/>
+          <w:numId w:val="1"/>
+        </w:numPr>
+        <w:spacing w:after="60" w:line="290"/>
+      </w:pPr>
+      <w:r>
+        <w:rPr>
+          <w:rFonts w:ascii="맑은 고딕" w:cs="맑은 고딕" w:eastAsia="맑은 고딕" w:hAnsi="맑은 고딕"/>
+          <w:sz w:val="21"/>
+          <w:szCs w:val="21"/>
+        </w:rPr>
+        <w:t xml:space="preserve">SOM 가정 검증: 유효 모수·전환율은 베타 실데이터로 보정(현재는 가정값)</w:t>
       </w:r>
     </w:p>
     <w:p>

--- a/docs/바로일지_시장분석.docx
+++ b/docs/바로일지_시장분석.docx
@@ -293,7 +293,8 @@
     </w:p>
     <w:tbl>
       <w:tblPr>
-        <w:tblW w:type="pct" w:w="100%"/>
+        <w:tblW w:type="dxa" w:w="9706"/>
+        <w:jc w:val="center"/>
         <w:tblBorders>
           <w:top w:val="single" w:color="D0D5DD" w:sz="4"/>
           <w:left w:val="single" w:color="D0D5DD" w:sz="4"/>
@@ -302,11 +303,12 @@
           <w:insideH w:val="single" w:color="D0D5DD" w:sz="4"/>
           <w:insideV w:val="single" w:color="D0D5DD" w:sz="4"/>
         </w:tblBorders>
+        <w:tblLayout w:type="fixed"/>
       </w:tblPr>
       <w:tblGrid>
-        <w:gridCol w:w="100"/>
-        <w:gridCol w:w="100"/>
-        <w:gridCol w:w="100"/>
+        <w:gridCol w:w="2135"/>
+        <w:gridCol w:w="6212"/>
+        <w:gridCol w:w="1359"/>
       </w:tblGrid>
       <w:tr>
         <w:trPr>
@@ -314,13 +316,13 @@
         </w:trPr>
         <w:tc>
           <w:tcPr>
-            <w:tcW w:type="pct" w:w="22%"/>
+            <w:tcW w:type="dxa" w:w="2135"/>
             <w:shd w:fill="1F4E91" w:color="auto" w:val="clear"/>
             <w:tcMar>
-              <w:top w:type="dxa" w:w="60"/>
-              <w:left w:type="dxa" w:w="90"/>
-              <w:bottom w:type="dxa" w:w="60"/>
-              <w:right w:type="dxa" w:w="90"/>
+              <w:top w:type="dxa" w:w="70"/>
+              <w:left w:type="dxa" w:w="110"/>
+              <w:bottom w:type="dxa" w:w="70"/>
+              <w:right w:type="dxa" w:w="110"/>
             </w:tcMar>
           </w:tcPr>
           <w:p>
@@ -339,13 +341,13 @@
         </w:tc>
         <w:tc>
           <w:tcPr>
-            <w:tcW w:type="pct" w:w="64%"/>
+            <w:tcW w:type="dxa" w:w="6212"/>
             <w:shd w:fill="1F4E91" w:color="auto" w:val="clear"/>
             <w:tcMar>
-              <w:top w:type="dxa" w:w="60"/>
-              <w:left w:type="dxa" w:w="90"/>
-              <w:bottom w:type="dxa" w:w="60"/>
-              <w:right w:type="dxa" w:w="90"/>
+              <w:top w:type="dxa" w:w="70"/>
+              <w:left w:type="dxa" w:w="110"/>
+              <w:bottom w:type="dxa" w:w="70"/>
+              <w:right w:type="dxa" w:w="110"/>
             </w:tcMar>
           </w:tcPr>
           <w:p>
@@ -364,13 +366,13 @@
         </w:tc>
         <w:tc>
           <w:tcPr>
-            <w:tcW w:type="pct" w:w="14%"/>
+            <w:tcW w:type="dxa" w:w="1359"/>
             <w:shd w:fill="1F4E91" w:color="auto" w:val="clear"/>
             <w:tcMar>
-              <w:top w:type="dxa" w:w="60"/>
-              <w:left w:type="dxa" w:w="90"/>
-              <w:bottom w:type="dxa" w:w="60"/>
-              <w:right w:type="dxa" w:w="90"/>
+              <w:top w:type="dxa" w:w="70"/>
+              <w:left w:type="dxa" w:w="110"/>
+              <w:bottom w:type="dxa" w:w="70"/>
+              <w:right w:type="dxa" w:w="110"/>
             </w:tcMar>
           </w:tcPr>
           <w:p>
@@ -391,12 +393,12 @@
       <w:tr>
         <w:tc>
           <w:tcPr>
-            <w:tcW w:type="pct" w:w="22%"/>
-            <w:tcMar>
-              <w:top w:type="dxa" w:w="60"/>
-              <w:left w:type="dxa" w:w="90"/>
-              <w:bottom w:type="dxa" w:w="60"/>
-              <w:right w:type="dxa" w:w="90"/>
+            <w:tcW w:type="dxa" w:w="2135"/>
+            <w:tcMar>
+              <w:top w:type="dxa" w:w="70"/>
+              <w:left w:type="dxa" w:w="110"/>
+              <w:bottom w:type="dxa" w:w="70"/>
+              <w:right w:type="dxa" w:w="110"/>
             </w:tcMar>
           </w:tcPr>
           <w:p>
@@ -412,12 +414,12 @@
         </w:tc>
         <w:tc>
           <w:tcPr>
-            <w:tcW w:type="pct" w:w="64%"/>
-            <w:tcMar>
-              <w:top w:type="dxa" w:w="60"/>
-              <w:left w:type="dxa" w:w="90"/>
-              <w:bottom w:type="dxa" w:w="60"/>
-              <w:right w:type="dxa" w:w="90"/>
+            <w:tcW w:type="dxa" w:w="6212"/>
+            <w:tcMar>
+              <w:top w:type="dxa" w:w="70"/>
+              <w:left w:type="dxa" w:w="110"/>
+              <w:bottom w:type="dxa" w:w="70"/>
+              <w:right w:type="dxa" w:w="110"/>
             </w:tcMar>
           </w:tcPr>
           <w:p>
@@ -433,12 +435,12 @@
         </w:tc>
         <w:tc>
           <w:tcPr>
-            <w:tcW w:type="pct" w:w="14%"/>
-            <w:tcMar>
-              <w:top w:type="dxa" w:w="60"/>
-              <w:left w:type="dxa" w:w="90"/>
-              <w:bottom w:type="dxa" w:w="60"/>
-              <w:right w:type="dxa" w:w="90"/>
+            <w:tcW w:type="dxa" w:w="1359"/>
+            <w:tcMar>
+              <w:top w:type="dxa" w:w="70"/>
+              <w:left w:type="dxa" w:w="110"/>
+              <w:bottom w:type="dxa" w:w="70"/>
+              <w:right w:type="dxa" w:w="110"/>
             </w:tcMar>
           </w:tcPr>
           <w:p>
@@ -456,12 +458,12 @@
       <w:tr>
         <w:tc>
           <w:tcPr>
-            <w:tcW w:type="pct" w:w="22%"/>
-            <w:tcMar>
-              <w:top w:type="dxa" w:w="60"/>
-              <w:left w:type="dxa" w:w="90"/>
-              <w:bottom w:type="dxa" w:w="60"/>
-              <w:right w:type="dxa" w:w="90"/>
+            <w:tcW w:type="dxa" w:w="2135"/>
+            <w:tcMar>
+              <w:top w:type="dxa" w:w="70"/>
+              <w:left w:type="dxa" w:w="110"/>
+              <w:bottom w:type="dxa" w:w="70"/>
+              <w:right w:type="dxa" w:w="110"/>
             </w:tcMar>
           </w:tcPr>
           <w:p>
@@ -477,12 +479,12 @@
         </w:tc>
         <w:tc>
           <w:tcPr>
-            <w:tcW w:type="pct" w:w="64%"/>
-            <w:tcMar>
-              <w:top w:type="dxa" w:w="60"/>
-              <w:left w:type="dxa" w:w="90"/>
-              <w:bottom w:type="dxa" w:w="60"/>
-              <w:right w:type="dxa" w:w="90"/>
+            <w:tcW w:type="dxa" w:w="6212"/>
+            <w:tcMar>
+              <w:top w:type="dxa" w:w="70"/>
+              <w:left w:type="dxa" w:w="110"/>
+              <w:bottom w:type="dxa" w:w="70"/>
+              <w:right w:type="dxa" w:w="110"/>
             </w:tcMar>
           </w:tcPr>
           <w:p>
@@ -498,12 +500,12 @@
         </w:tc>
         <w:tc>
           <w:tcPr>
-            <w:tcW w:type="pct" w:w="14%"/>
-            <w:tcMar>
-              <w:top w:type="dxa" w:w="60"/>
-              <w:left w:type="dxa" w:w="90"/>
-              <w:bottom w:type="dxa" w:w="60"/>
-              <w:right w:type="dxa" w:w="90"/>
+            <w:tcW w:type="dxa" w:w="1359"/>
+            <w:tcMar>
+              <w:top w:type="dxa" w:w="70"/>
+              <w:left w:type="dxa" w:w="110"/>
+              <w:bottom w:type="dxa" w:w="70"/>
+              <w:right w:type="dxa" w:w="110"/>
             </w:tcMar>
           </w:tcPr>
           <w:p>
@@ -521,12 +523,12 @@
       <w:tr>
         <w:tc>
           <w:tcPr>
-            <w:tcW w:type="pct" w:w="22%"/>
-            <w:tcMar>
-              <w:top w:type="dxa" w:w="60"/>
-              <w:left w:type="dxa" w:w="90"/>
-              <w:bottom w:type="dxa" w:w="60"/>
-              <w:right w:type="dxa" w:w="90"/>
+            <w:tcW w:type="dxa" w:w="2135"/>
+            <w:tcMar>
+              <w:top w:type="dxa" w:w="70"/>
+              <w:left w:type="dxa" w:w="110"/>
+              <w:bottom w:type="dxa" w:w="70"/>
+              <w:right w:type="dxa" w:w="110"/>
             </w:tcMar>
           </w:tcPr>
           <w:p>
@@ -542,12 +544,12 @@
         </w:tc>
         <w:tc>
           <w:tcPr>
-            <w:tcW w:type="pct" w:w="64%"/>
-            <w:tcMar>
-              <w:top w:type="dxa" w:w="60"/>
-              <w:left w:type="dxa" w:w="90"/>
-              <w:bottom w:type="dxa" w:w="60"/>
-              <w:right w:type="dxa" w:w="90"/>
+            <w:tcW w:type="dxa" w:w="6212"/>
+            <w:tcMar>
+              <w:top w:type="dxa" w:w="70"/>
+              <w:left w:type="dxa" w:w="110"/>
+              <w:bottom w:type="dxa" w:w="70"/>
+              <w:right w:type="dxa" w:w="110"/>
             </w:tcMar>
           </w:tcPr>
           <w:p>
@@ -563,12 +565,12 @@
         </w:tc>
         <w:tc>
           <w:tcPr>
-            <w:tcW w:type="pct" w:w="14%"/>
-            <w:tcMar>
-              <w:top w:type="dxa" w:w="60"/>
-              <w:left w:type="dxa" w:w="90"/>
-              <w:bottom w:type="dxa" w:w="60"/>
-              <w:right w:type="dxa" w:w="90"/>
+            <w:tcW w:type="dxa" w:w="1359"/>
+            <w:tcMar>
+              <w:top w:type="dxa" w:w="70"/>
+              <w:left w:type="dxa" w:w="110"/>
+              <w:bottom w:type="dxa" w:w="70"/>
+              <w:right w:type="dxa" w:w="110"/>
             </w:tcMar>
           </w:tcPr>
           <w:p>
@@ -586,12 +588,12 @@
       <w:tr>
         <w:tc>
           <w:tcPr>
-            <w:tcW w:type="pct" w:w="22%"/>
-            <w:tcMar>
-              <w:top w:type="dxa" w:w="60"/>
-              <w:left w:type="dxa" w:w="90"/>
-              <w:bottom w:type="dxa" w:w="60"/>
-              <w:right w:type="dxa" w:w="90"/>
+            <w:tcW w:type="dxa" w:w="2135"/>
+            <w:tcMar>
+              <w:top w:type="dxa" w:w="70"/>
+              <w:left w:type="dxa" w:w="110"/>
+              <w:bottom w:type="dxa" w:w="70"/>
+              <w:right w:type="dxa" w:w="110"/>
             </w:tcMar>
           </w:tcPr>
           <w:p>
@@ -607,12 +609,12 @@
         </w:tc>
         <w:tc>
           <w:tcPr>
-            <w:tcW w:type="pct" w:w="64%"/>
-            <w:tcMar>
-              <w:top w:type="dxa" w:w="60"/>
-              <w:left w:type="dxa" w:w="90"/>
-              <w:bottom w:type="dxa" w:w="60"/>
-              <w:right w:type="dxa" w:w="90"/>
+            <w:tcW w:type="dxa" w:w="6212"/>
+            <w:tcMar>
+              <w:top w:type="dxa" w:w="70"/>
+              <w:left w:type="dxa" w:w="110"/>
+              <w:bottom w:type="dxa" w:w="70"/>
+              <w:right w:type="dxa" w:w="110"/>
             </w:tcMar>
           </w:tcPr>
           <w:p>
@@ -628,12 +630,12 @@
         </w:tc>
         <w:tc>
           <w:tcPr>
-            <w:tcW w:type="pct" w:w="14%"/>
-            <w:tcMar>
-              <w:top w:type="dxa" w:w="60"/>
-              <w:left w:type="dxa" w:w="90"/>
-              <w:bottom w:type="dxa" w:w="60"/>
-              <w:right w:type="dxa" w:w="90"/>
+            <w:tcW w:type="dxa" w:w="1359"/>
+            <w:tcMar>
+              <w:top w:type="dxa" w:w="70"/>
+              <w:left w:type="dxa" w:w="110"/>
+              <w:bottom w:type="dxa" w:w="70"/>
+              <w:right w:type="dxa" w:w="110"/>
             </w:tcMar>
           </w:tcPr>
           <w:p>
@@ -651,12 +653,12 @@
       <w:tr>
         <w:tc>
           <w:tcPr>
-            <w:tcW w:type="pct" w:w="22%"/>
-            <w:tcMar>
-              <w:top w:type="dxa" w:w="60"/>
-              <w:left w:type="dxa" w:w="90"/>
-              <w:bottom w:type="dxa" w:w="60"/>
-              <w:right w:type="dxa" w:w="90"/>
+            <w:tcW w:type="dxa" w:w="2135"/>
+            <w:tcMar>
+              <w:top w:type="dxa" w:w="70"/>
+              <w:left w:type="dxa" w:w="110"/>
+              <w:bottom w:type="dxa" w:w="70"/>
+              <w:right w:type="dxa" w:w="110"/>
             </w:tcMar>
           </w:tcPr>
           <w:p>
@@ -672,12 +674,12 @@
         </w:tc>
         <w:tc>
           <w:tcPr>
-            <w:tcW w:type="pct" w:w="64%"/>
-            <w:tcMar>
-              <w:top w:type="dxa" w:w="60"/>
-              <w:left w:type="dxa" w:w="90"/>
-              <w:bottom w:type="dxa" w:w="60"/>
-              <w:right w:type="dxa" w:w="90"/>
+            <w:tcW w:type="dxa" w:w="6212"/>
+            <w:tcMar>
+              <w:top w:type="dxa" w:w="70"/>
+              <w:left w:type="dxa" w:w="110"/>
+              <w:bottom w:type="dxa" w:w="70"/>
+              <w:right w:type="dxa" w:w="110"/>
             </w:tcMar>
           </w:tcPr>
           <w:p>
@@ -693,12 +695,12 @@
         </w:tc>
         <w:tc>
           <w:tcPr>
-            <w:tcW w:type="pct" w:w="14%"/>
-            <w:tcMar>
-              <w:top w:type="dxa" w:w="60"/>
-              <w:left w:type="dxa" w:w="90"/>
-              <w:bottom w:type="dxa" w:w="60"/>
-              <w:right w:type="dxa" w:w="90"/>
+            <w:tcW w:type="dxa" w:w="1359"/>
+            <w:tcMar>
+              <w:top w:type="dxa" w:w="70"/>
+              <w:left w:type="dxa" w:w="110"/>
+              <w:bottom w:type="dxa" w:w="70"/>
+              <w:right w:type="dxa" w:w="110"/>
             </w:tcMar>
           </w:tcPr>
           <w:p>
@@ -737,7 +739,8 @@
     </w:p>
     <w:tbl>
       <w:tblPr>
-        <w:tblW w:type="pct" w:w="100%"/>
+        <w:tblW w:type="dxa" w:w="9706"/>
+        <w:jc w:val="center"/>
         <w:tblBorders>
           <w:top w:val="single" w:color="D0D5DD" w:sz="4"/>
           <w:left w:val="single" w:color="D0D5DD" w:sz="4"/>
@@ -746,12 +749,13 @@
           <w:insideH w:val="single" w:color="D0D5DD" w:sz="4"/>
           <w:insideV w:val="single" w:color="D0D5DD" w:sz="4"/>
         </w:tblBorders>
+        <w:tblLayout w:type="fixed"/>
       </w:tblPr>
       <w:tblGrid>
-        <w:gridCol w:w="100"/>
-        <w:gridCol w:w="100"/>
-        <w:gridCol w:w="100"/>
-        <w:gridCol w:w="100"/>
+        <w:gridCol w:w="2524"/>
+        <w:gridCol w:w="2718"/>
+        <w:gridCol w:w="3300"/>
+        <w:gridCol w:w="1165"/>
       </w:tblGrid>
       <w:tr>
         <w:trPr>
@@ -759,13 +763,13 @@
         </w:trPr>
         <w:tc>
           <w:tcPr>
-            <w:tcW w:type="pct" w:w="26%"/>
+            <w:tcW w:type="dxa" w:w="2524"/>
             <w:shd w:fill="1F4E91" w:color="auto" w:val="clear"/>
             <w:tcMar>
-              <w:top w:type="dxa" w:w="60"/>
-              <w:left w:type="dxa" w:w="90"/>
-              <w:bottom w:type="dxa" w:w="60"/>
-              <w:right w:type="dxa" w:w="90"/>
+              <w:top w:type="dxa" w:w="70"/>
+              <w:left w:type="dxa" w:w="110"/>
+              <w:bottom w:type="dxa" w:w="70"/>
+              <w:right w:type="dxa" w:w="110"/>
             </w:tcMar>
           </w:tcPr>
           <w:p>
@@ -784,13 +788,13 @@
         </w:tc>
         <w:tc>
           <w:tcPr>
-            <w:tcW w:type="pct" w:w="28%"/>
+            <w:tcW w:type="dxa" w:w="2718"/>
             <w:shd w:fill="1F4E91" w:color="auto" w:val="clear"/>
             <w:tcMar>
-              <w:top w:type="dxa" w:w="60"/>
-              <w:left w:type="dxa" w:w="90"/>
-              <w:bottom w:type="dxa" w:w="60"/>
-              <w:right w:type="dxa" w:w="90"/>
+              <w:top w:type="dxa" w:w="70"/>
+              <w:left w:type="dxa" w:w="110"/>
+              <w:bottom w:type="dxa" w:w="70"/>
+              <w:right w:type="dxa" w:w="110"/>
             </w:tcMar>
           </w:tcPr>
           <w:p>
@@ -809,13 +813,13 @@
         </w:tc>
         <w:tc>
           <w:tcPr>
-            <w:tcW w:type="pct" w:w="34%"/>
+            <w:tcW w:type="dxa" w:w="3300"/>
             <w:shd w:fill="1F4E91" w:color="auto" w:val="clear"/>
             <w:tcMar>
-              <w:top w:type="dxa" w:w="60"/>
-              <w:left w:type="dxa" w:w="90"/>
-              <w:bottom w:type="dxa" w:w="60"/>
-              <w:right w:type="dxa" w:w="90"/>
+              <w:top w:type="dxa" w:w="70"/>
+              <w:left w:type="dxa" w:w="110"/>
+              <w:bottom w:type="dxa" w:w="70"/>
+              <w:right w:type="dxa" w:w="110"/>
             </w:tcMar>
           </w:tcPr>
           <w:p>
@@ -834,13 +838,13 @@
         </w:tc>
         <w:tc>
           <w:tcPr>
-            <w:tcW w:type="pct" w:w="12%"/>
+            <w:tcW w:type="dxa" w:w="1165"/>
             <w:shd w:fill="1F4E91" w:color="auto" w:val="clear"/>
             <w:tcMar>
-              <w:top w:type="dxa" w:w="60"/>
-              <w:left w:type="dxa" w:w="90"/>
-              <w:bottom w:type="dxa" w:w="60"/>
-              <w:right w:type="dxa" w:w="90"/>
+              <w:top w:type="dxa" w:w="70"/>
+              <w:left w:type="dxa" w:w="110"/>
+              <w:bottom w:type="dxa" w:w="70"/>
+              <w:right w:type="dxa" w:w="110"/>
             </w:tcMar>
           </w:tcPr>
           <w:p>
@@ -861,12 +865,12 @@
       <w:tr>
         <w:tc>
           <w:tcPr>
-            <w:tcW w:type="pct" w:w="26%"/>
-            <w:tcMar>
-              <w:top w:type="dxa" w:w="60"/>
-              <w:left w:type="dxa" w:w="90"/>
-              <w:bottom w:type="dxa" w:w="60"/>
-              <w:right w:type="dxa" w:w="90"/>
+            <w:tcW w:type="dxa" w:w="2524"/>
+            <w:tcMar>
+              <w:top w:type="dxa" w:w="70"/>
+              <w:left w:type="dxa" w:w="110"/>
+              <w:bottom w:type="dxa" w:w="70"/>
+              <w:right w:type="dxa" w:w="110"/>
             </w:tcMar>
           </w:tcPr>
           <w:p>
@@ -882,12 +886,12 @@
         </w:tc>
         <w:tc>
           <w:tcPr>
-            <w:tcW w:type="pct" w:w="28%"/>
-            <w:tcMar>
-              <w:top w:type="dxa" w:w="60"/>
-              <w:left w:type="dxa" w:w="90"/>
-              <w:bottom w:type="dxa" w:w="60"/>
-              <w:right w:type="dxa" w:w="90"/>
+            <w:tcW w:type="dxa" w:w="2718"/>
+            <w:tcMar>
+              <w:top w:type="dxa" w:w="70"/>
+              <w:left w:type="dxa" w:w="110"/>
+              <w:bottom w:type="dxa" w:w="70"/>
+              <w:right w:type="dxa" w:w="110"/>
             </w:tcMar>
           </w:tcPr>
           <w:p>
@@ -903,12 +907,12 @@
         </w:tc>
         <w:tc>
           <w:tcPr>
-            <w:tcW w:type="pct" w:w="34%"/>
-            <w:tcMar>
-              <w:top w:type="dxa" w:w="60"/>
-              <w:left w:type="dxa" w:w="90"/>
-              <w:bottom w:type="dxa" w:w="60"/>
-              <w:right w:type="dxa" w:w="90"/>
+            <w:tcW w:type="dxa" w:w="3300"/>
+            <w:tcMar>
+              <w:top w:type="dxa" w:w="70"/>
+              <w:left w:type="dxa" w:w="110"/>
+              <w:bottom w:type="dxa" w:w="70"/>
+              <w:right w:type="dxa" w:w="110"/>
             </w:tcMar>
           </w:tcPr>
           <w:p>
@@ -924,12 +928,12 @@
         </w:tc>
         <w:tc>
           <w:tcPr>
-            <w:tcW w:type="pct" w:w="12%"/>
-            <w:tcMar>
-              <w:top w:type="dxa" w:w="60"/>
-              <w:left w:type="dxa" w:w="90"/>
-              <w:bottom w:type="dxa" w:w="60"/>
-              <w:right w:type="dxa" w:w="90"/>
+            <w:tcW w:type="dxa" w:w="1165"/>
+            <w:tcMar>
+              <w:top w:type="dxa" w:w="70"/>
+              <w:left w:type="dxa" w:w="110"/>
+              <w:bottom w:type="dxa" w:w="70"/>
+              <w:right w:type="dxa" w:w="110"/>
             </w:tcMar>
           </w:tcPr>
           <w:p>
@@ -947,12 +951,12 @@
       <w:tr>
         <w:tc>
           <w:tcPr>
-            <w:tcW w:type="pct" w:w="26%"/>
-            <w:tcMar>
-              <w:top w:type="dxa" w:w="60"/>
-              <w:left w:type="dxa" w:w="90"/>
-              <w:bottom w:type="dxa" w:w="60"/>
-              <w:right w:type="dxa" w:w="90"/>
+            <w:tcW w:type="dxa" w:w="2524"/>
+            <w:tcMar>
+              <w:top w:type="dxa" w:w="70"/>
+              <w:left w:type="dxa" w:w="110"/>
+              <w:bottom w:type="dxa" w:w="70"/>
+              <w:right w:type="dxa" w:w="110"/>
             </w:tcMar>
           </w:tcPr>
           <w:p>
@@ -968,12 +972,12 @@
         </w:tc>
         <w:tc>
           <w:tcPr>
-            <w:tcW w:type="pct" w:w="28%"/>
-            <w:tcMar>
-              <w:top w:type="dxa" w:w="60"/>
-              <w:left w:type="dxa" w:w="90"/>
-              <w:bottom w:type="dxa" w:w="60"/>
-              <w:right w:type="dxa" w:w="90"/>
+            <w:tcW w:type="dxa" w:w="2718"/>
+            <w:tcMar>
+              <w:top w:type="dxa" w:w="70"/>
+              <w:left w:type="dxa" w:w="110"/>
+              <w:bottom w:type="dxa" w:w="70"/>
+              <w:right w:type="dxa" w:w="110"/>
             </w:tcMar>
           </w:tcPr>
           <w:p>
@@ -989,12 +993,12 @@
         </w:tc>
         <w:tc>
           <w:tcPr>
-            <w:tcW w:type="pct" w:w="34%"/>
-            <w:tcMar>
-              <w:top w:type="dxa" w:w="60"/>
-              <w:left w:type="dxa" w:w="90"/>
-              <w:bottom w:type="dxa" w:w="60"/>
-              <w:right w:type="dxa" w:w="90"/>
+            <w:tcW w:type="dxa" w:w="3300"/>
+            <w:tcMar>
+              <w:top w:type="dxa" w:w="70"/>
+              <w:left w:type="dxa" w:w="110"/>
+              <w:bottom w:type="dxa" w:w="70"/>
+              <w:right w:type="dxa" w:w="110"/>
             </w:tcMar>
           </w:tcPr>
           <w:p>
@@ -1010,12 +1014,12 @@
         </w:tc>
         <w:tc>
           <w:tcPr>
-            <w:tcW w:type="pct" w:w="12%"/>
-            <w:tcMar>
-              <w:top w:type="dxa" w:w="60"/>
-              <w:left w:type="dxa" w:w="90"/>
-              <w:bottom w:type="dxa" w:w="60"/>
-              <w:right w:type="dxa" w:w="90"/>
+            <w:tcW w:type="dxa" w:w="1165"/>
+            <w:tcMar>
+              <w:top w:type="dxa" w:w="70"/>
+              <w:left w:type="dxa" w:w="110"/>
+              <w:bottom w:type="dxa" w:w="70"/>
+              <w:right w:type="dxa" w:w="110"/>
             </w:tcMar>
           </w:tcPr>
           <w:p>
@@ -1033,85 +1037,85 @@
       <w:tr>
         <w:tc>
           <w:tcPr>
-            <w:tcW w:type="pct" w:w="26%"/>
-            <w:tcMar>
-              <w:top w:type="dxa" w:w="60"/>
-              <w:left w:type="dxa" w:w="90"/>
-              <w:bottom w:type="dxa" w:w="60"/>
-              <w:right w:type="dxa" w:w="90"/>
-            </w:tcMar>
-          </w:tcPr>
-          <w:p>
-            <w:r>
-              <w:rPr>
-                <w:rFonts w:ascii="맑은 고딕" w:cs="맑은 고딕" w:eastAsia="맑은 고딕" w:hAnsi="맑은 고딕"/>
-                <w:sz w:val="18"/>
-                <w:szCs w:val="18"/>
-              </w:rPr>
-              <w:t xml:space="preserve">제공인력(치료사)</w:t>
-            </w:r>
-          </w:p>
-        </w:tc>
-        <w:tc>
-          <w:tcPr>
-            <w:tcW w:type="pct" w:w="28%"/>
-            <w:tcMar>
-              <w:top w:type="dxa" w:w="60"/>
-              <w:left w:type="dxa" w:w="90"/>
-              <w:bottom w:type="dxa" w:w="60"/>
-              <w:right w:type="dxa" w:w="90"/>
-            </w:tcMar>
-          </w:tcPr>
-          <w:p>
-            <w:r>
-              <w:rPr>
-                <w:rFonts w:ascii="맑은 고딕" w:cs="맑은 고딕" w:eastAsia="맑은 고딕" w:hAnsi="맑은 고딕"/>
-                <w:sz w:val="18"/>
-                <w:szCs w:val="18"/>
-              </w:rPr>
-              <w:t xml:space="preserve">약 0.5만~1.8만 명(추정·불확실)</w:t>
-            </w:r>
-          </w:p>
-        </w:tc>
-        <w:tc>
-          <w:tcPr>
-            <w:tcW w:type="pct" w:w="34%"/>
-            <w:tcMar>
-              <w:top w:type="dxa" w:w="60"/>
-              <w:left w:type="dxa" w:w="90"/>
-              <w:bottom w:type="dxa" w:w="60"/>
-              <w:right w:type="dxa" w:w="90"/>
-            </w:tcMar>
-          </w:tcPr>
-          <w:p>
-            <w:r>
-              <w:rPr>
-                <w:rFonts w:ascii="맑은 고딕" w:cs="맑은 고딕" w:eastAsia="맑은 고딕" w:hAnsi="맑은 고딕"/>
-                <w:sz w:val="18"/>
-                <w:szCs w:val="18"/>
-              </w:rPr>
-              <w:t xml:space="preserve">기관 수 × 기관당 인력(2-3)</w:t>
-            </w:r>
-          </w:p>
-        </w:tc>
-        <w:tc>
-          <w:tcPr>
-            <w:tcW w:type="pct" w:w="12%"/>
-            <w:tcMar>
-              <w:top w:type="dxa" w:w="60"/>
-              <w:left w:type="dxa" w:w="90"/>
-              <w:bottom w:type="dxa" w:w="60"/>
-              <w:right w:type="dxa" w:w="90"/>
-            </w:tcMar>
-          </w:tcPr>
-          <w:p>
-            <w:r>
-              <w:rPr>
-                <w:rFonts w:ascii="맑은 고딕" w:cs="맑은 고딕" w:eastAsia="맑은 고딕" w:hAnsi="맑은 고딕"/>
-                <w:sz w:val="18"/>
-                <w:szCs w:val="18"/>
-              </w:rPr>
-              <w:t xml:space="preserve">C</w:t>
+            <w:tcW w:type="dxa" w:w="2524"/>
+            <w:tcMar>
+              <w:top w:type="dxa" w:w="70"/>
+              <w:left w:type="dxa" w:w="110"/>
+              <w:bottom w:type="dxa" w:w="70"/>
+              <w:right w:type="dxa" w:w="110"/>
+            </w:tcMar>
+          </w:tcPr>
+          <w:p>
+            <w:r>
+              <w:rPr>
+                <w:rFonts w:ascii="맑은 고딕" w:cs="맑은 고딕" w:eastAsia="맑은 고딕" w:hAnsi="맑은 고딕"/>
+                <w:sz w:val="18"/>
+                <w:szCs w:val="18"/>
+              </w:rPr>
+              <w:t xml:space="preserve">제공인력(자격 기준)</w:t>
+            </w:r>
+          </w:p>
+        </w:tc>
+        <w:tc>
+          <w:tcPr>
+            <w:tcW w:type="dxa" w:w="2718"/>
+            <w:tcMar>
+              <w:top w:type="dxa" w:w="70"/>
+              <w:left w:type="dxa" w:w="110"/>
+              <w:bottom w:type="dxa" w:w="70"/>
+              <w:right w:type="dxa" w:w="110"/>
+            </w:tcMar>
+          </w:tcPr>
+          <w:p>
+            <w:r>
+              <w:rPr>
+                <w:rFonts w:ascii="맑은 고딕" w:cs="맑은 고딕" w:eastAsia="맑은 고딕" w:hAnsi="맑은 고딕"/>
+                <w:sz w:val="18"/>
+                <w:szCs w:val="18"/>
+              </w:rPr>
+              <w:t xml:space="preserve">약 1만명대(자격 인정 풀)</w:t>
+            </w:r>
+          </w:p>
+        </w:tc>
+        <w:tc>
+          <w:tcPr>
+            <w:tcW w:type="dxa" w:w="3300"/>
+            <w:tcMar>
+              <w:top w:type="dxa" w:w="70"/>
+              <w:left w:type="dxa" w:w="110"/>
+              <w:bottom w:type="dxa" w:w="70"/>
+              <w:right w:type="dxa" w:w="110"/>
+            </w:tcMar>
+          </w:tcPr>
+          <w:p>
+            <w:r>
+              <w:rPr>
+                <w:rFonts w:ascii="맑은 고딕" w:cs="맑은 고딕" w:eastAsia="맑은 고딕" w:hAnsi="맑은 고딕"/>
+                <w:sz w:val="18"/>
+                <w:szCs w:val="18"/>
+              </w:rPr>
+              <w:t xml:space="preserve">DBpia 논문(2019–22)+국시원(2-3)</w:t>
+            </w:r>
+          </w:p>
+        </w:tc>
+        <w:tc>
+          <w:tcPr>
+            <w:tcW w:type="dxa" w:w="1165"/>
+            <w:tcMar>
+              <w:top w:type="dxa" w:w="70"/>
+              <w:left w:type="dxa" w:w="110"/>
+              <w:bottom w:type="dxa" w:w="70"/>
+              <w:right w:type="dxa" w:w="110"/>
+            </w:tcMar>
+          </w:tcPr>
+          <w:p>
+            <w:r>
+              <w:rPr>
+                <w:rFonts w:ascii="맑은 고딕" w:cs="맑은 고딕" w:eastAsia="맑은 고딕" w:hAnsi="맑은 고딕"/>
+                <w:sz w:val="18"/>
+                <w:szCs w:val="18"/>
+              </w:rPr>
+              <w:t xml:space="preserve">B/C</w:t>
             </w:r>
           </w:p>
         </w:tc>
@@ -1119,12 +1123,12 @@
       <w:tr>
         <w:tc>
           <w:tcPr>
-            <w:tcW w:type="pct" w:w="26%"/>
-            <w:tcMar>
-              <w:top w:type="dxa" w:w="60"/>
-              <w:left w:type="dxa" w:w="90"/>
-              <w:bottom w:type="dxa" w:w="60"/>
-              <w:right w:type="dxa" w:w="90"/>
+            <w:tcW w:type="dxa" w:w="2524"/>
+            <w:tcMar>
+              <w:top w:type="dxa" w:w="70"/>
+              <w:left w:type="dxa" w:w="110"/>
+              <w:bottom w:type="dxa" w:w="70"/>
+              <w:right w:type="dxa" w:w="110"/>
             </w:tcMar>
           </w:tcPr>
           <w:p>
@@ -1140,12 +1144,12 @@
         </w:tc>
         <w:tc>
           <w:tcPr>
-            <w:tcW w:type="pct" w:w="28%"/>
-            <w:tcMar>
-              <w:top w:type="dxa" w:w="60"/>
-              <w:left w:type="dxa" w:w="90"/>
-              <w:bottom w:type="dxa" w:w="60"/>
-              <w:right w:type="dxa" w:w="90"/>
+            <w:tcW w:type="dxa" w:w="2718"/>
+            <w:tcMar>
+              <w:top w:type="dxa" w:w="70"/>
+              <w:left w:type="dxa" w:w="110"/>
+              <w:bottom w:type="dxa" w:w="70"/>
+              <w:right w:type="dxa" w:w="110"/>
             </w:tcMar>
           </w:tcPr>
           <w:p>
@@ -1161,12 +1165,12 @@
         </w:tc>
         <w:tc>
           <w:tcPr>
-            <w:tcW w:type="pct" w:w="34%"/>
-            <w:tcMar>
-              <w:top w:type="dxa" w:w="60"/>
-              <w:left w:type="dxa" w:w="90"/>
-              <w:bottom w:type="dxa" w:w="60"/>
-              <w:right w:type="dxa" w:w="90"/>
+            <w:tcW w:type="dxa" w:w="3300"/>
+            <w:tcMar>
+              <w:top w:type="dxa" w:w="70"/>
+              <w:left w:type="dxa" w:w="110"/>
+              <w:bottom w:type="dxa" w:w="70"/>
+              <w:right w:type="dxa" w:w="110"/>
             </w:tcMar>
           </w:tcPr>
           <w:p>
@@ -1182,12 +1186,12 @@
         </w:tc>
         <w:tc>
           <w:tcPr>
-            <w:tcW w:type="pct" w:w="12%"/>
-            <w:tcMar>
-              <w:top w:type="dxa" w:w="60"/>
-              <w:left w:type="dxa" w:w="90"/>
-              <w:bottom w:type="dxa" w:w="60"/>
-              <w:right w:type="dxa" w:w="90"/>
+            <w:tcW w:type="dxa" w:w="1165"/>
+            <w:tcMar>
+              <w:top w:type="dxa" w:w="70"/>
+              <w:left w:type="dxa" w:w="110"/>
+              <w:bottom w:type="dxa" w:w="70"/>
+              <w:right w:type="dxa" w:w="110"/>
             </w:tcMar>
           </w:tcPr>
           <w:p>
@@ -1205,12 +1209,12 @@
       <w:tr>
         <w:tc>
           <w:tcPr>
-            <w:tcW w:type="pct" w:w="26%"/>
-            <w:tcMar>
-              <w:top w:type="dxa" w:w="60"/>
-              <w:left w:type="dxa" w:w="90"/>
-              <w:bottom w:type="dxa" w:w="60"/>
-              <w:right w:type="dxa" w:w="90"/>
+            <w:tcW w:type="dxa" w:w="2524"/>
+            <w:tcMar>
+              <w:top w:type="dxa" w:w="70"/>
+              <w:left w:type="dxa" w:w="110"/>
+              <w:bottom w:type="dxa" w:w="70"/>
+              <w:right w:type="dxa" w:w="110"/>
             </w:tcMar>
           </w:tcPr>
           <w:p>
@@ -1226,12 +1230,12 @@
         </w:tc>
         <w:tc>
           <w:tcPr>
-            <w:tcW w:type="pct" w:w="28%"/>
-            <w:tcMar>
-              <w:top w:type="dxa" w:w="60"/>
-              <w:left w:type="dxa" w:w="90"/>
-              <w:bottom w:type="dxa" w:w="60"/>
-              <w:right w:type="dxa" w:w="90"/>
+            <w:tcW w:type="dxa" w:w="2718"/>
+            <w:tcMar>
+              <w:top w:type="dxa" w:w="70"/>
+              <w:left w:type="dxa" w:w="110"/>
+              <w:bottom w:type="dxa" w:w="70"/>
+              <w:right w:type="dxa" w:w="110"/>
             </w:tcMar>
           </w:tcPr>
           <w:p>
@@ -1247,12 +1251,12 @@
         </w:tc>
         <w:tc>
           <w:tcPr>
-            <w:tcW w:type="pct" w:w="34%"/>
-            <w:tcMar>
-              <w:top w:type="dxa" w:w="60"/>
-              <w:left w:type="dxa" w:w="90"/>
-              <w:bottom w:type="dxa" w:w="60"/>
-              <w:right w:type="dxa" w:w="90"/>
+            <w:tcW w:type="dxa" w:w="3300"/>
+            <w:tcMar>
+              <w:top w:type="dxa" w:w="70"/>
+              <w:left w:type="dxa" w:w="110"/>
+              <w:bottom w:type="dxa" w:w="70"/>
+              <w:right w:type="dxa" w:w="110"/>
             </w:tcMar>
           </w:tcPr>
           <w:p>
@@ -1268,12 +1272,12 @@
         </w:tc>
         <w:tc>
           <w:tcPr>
-            <w:tcW w:type="pct" w:w="12%"/>
-            <w:tcMar>
-              <w:top w:type="dxa" w:w="60"/>
-              <w:left w:type="dxa" w:w="90"/>
-              <w:bottom w:type="dxa" w:w="60"/>
-              <w:right w:type="dxa" w:w="90"/>
+            <w:tcW w:type="dxa" w:w="1165"/>
+            <w:tcMar>
+              <w:top w:type="dxa" w:w="70"/>
+              <w:left w:type="dxa" w:w="110"/>
+              <w:bottom w:type="dxa" w:w="70"/>
+              <w:right w:type="dxa" w:w="110"/>
             </w:tcMar>
           </w:tcPr>
           <w:p>
@@ -1307,17 +1311,12 @@
           <w:sz w:val="25"/>
           <w:szCs w:val="25"/>
         </w:rPr>
-        <w:t xml:space="preserve">2-3. 제공인력 추정(교차검증)</w:t>
-      </w:r>
-    </w:p>
-    <w:p>
-      <w:pPr>
-        <w:pStyle w:val="ListParagraph"/>
-        <w:numPr>
-          <w:ilvl w:val="0"/>
-          <w:numId w:val="1"/>
-        </w:numPr>
-        <w:spacing w:after="60" w:line="290"/>
+        <w:t xml:space="preserve">2-3. 제공인력 — 누가 발달재활을 제공하나(근거 기반)</w:t>
+      </w:r>
+    </w:p>
+    <w:p>
+      <w:pPr>
+        <w:spacing w:after="100" w:line="300"/>
       </w:pPr>
       <w:r>
         <w:rPr>
@@ -1325,80 +1324,13 @@
           <w:sz w:val="21"/>
           <w:szCs w:val="21"/>
         </w:rPr>
-        <w:t xml:space="preserve">Top-down: 1,786개 기관 × 기관당 3~10명(발달재활은 1~3인 소규모 다수) ≈ 0.5만~1.8만 명 〔C·불확실〕</w:t>
-      </w:r>
-    </w:p>
-    <w:p>
-      <w:pPr>
-        <w:pStyle w:val="ListParagraph"/>
-        <w:numPr>
-          <w:ilvl w:val="0"/>
-          <w:numId w:val="1"/>
-        </w:numPr>
-        <w:spacing w:after="60" w:line="290"/>
-      </w:pPr>
-      <w:r>
-        <w:rPr>
-          <w:rFonts w:ascii="맑은 고딕" w:cs="맑은 고딕" w:eastAsia="맑은 고딕" w:hAnsi="맑은 고딕"/>
-          <w:sz w:val="21"/>
-          <w:szCs w:val="21"/>
-        </w:rPr>
-        <w:t xml:space="preserve">⚠️ 기관당 인력 가정에 결과가 크게 좌우 → 반드시 1차 출처로 대체: SSIS 제공인력 실수치, 자격자 누계(국시원)</w:t>
-      </w:r>
-    </w:p>
-    <w:p>
-      <w:pPr>
-        <w:pStyle w:val="ListParagraph"/>
-        <w:numPr>
-          <w:ilvl w:val="0"/>
-          <w:numId w:val="1"/>
-        </w:numPr>
-        <w:spacing w:after="60" w:line="290"/>
-      </w:pPr>
-      <w:r>
-        <w:rPr>
-          <w:rFonts w:ascii="맑은 고딕" w:cs="맑은 고딕" w:eastAsia="맑은 고딕" w:hAnsi="맑은 고딕"/>
-          <w:sz w:val="21"/>
-          <w:szCs w:val="21"/>
-        </w:rPr>
-        <w:t xml:space="preserve">핵심 타깃(SAM)은 이 중 행정을 직접 하는 1인·프리랜서·소규모 운영자</w:t>
-      </w:r>
-    </w:p>
-    <w:p>
-      <w:pPr>
-        <w:spacing w:after="100" w:line="300"/>
-      </w:pPr>
-      <w:r>
-        <w:rPr>
-          <w:rFonts w:ascii="맑은 고딕" w:cs="맑은 고딕" w:eastAsia="맑은 고딕" w:hAnsi="맑은 고딕"/>
-          <w:i/>
-          <w:iCs/>
-          <w:color w:val="667085"/>
-          <w:sz w:val="21"/>
-          <w:szCs w:val="21"/>
-        </w:rPr>
-        <w:t xml:space="preserve">※ v1의 ‘제공기관 2,200~2,600’은 과거(2021) 기반. 2024 품질평가 대상 1,786으로 교체했으나, 발달재활 단독/언어발달 합산 여부 확인 필요(8장).</w:t>
-      </w:r>
-    </w:p>
-    <w:p>
-      <w:pPr>
-        <w:pStyle w:val="Heading1"/>
-        <w:spacing w:after="140" w:before="320"/>
-      </w:pPr>
-      <w:r>
-        <w:rPr>
-          <w:rFonts w:ascii="맑은 고딕" w:cs="맑은 고딕" w:eastAsia="맑은 고딕" w:hAnsi="맑은 고딕"/>
-          <w:b/>
-          <w:bCs/>
-          <w:sz w:val="30"/>
-          <w:szCs w:val="30"/>
-        </w:rPr>
-        <w:t xml:space="preserve">3. 고객 세그먼트 &amp; 페인포인트</w:t>
+        <w:t xml:space="preserve">발달재활 제공인력은 언어재활만이 아니다. 고시상 제공 영역: 언어·청능 / 미술심리 / 음악 / 놀이심리 / 행동발달 / 재활심리 / 심리운동 / 감각·운동발달 재활. 각 영역의 관련 전공·자격 보유자가 제공한다. 〔고시, B〕</w:t>
       </w:r>
     </w:p>
     <w:tbl>
       <w:tblPr>
-        <w:tblW w:type="pct" w:w="100%"/>
+        <w:tblW w:type="dxa" w:w="9706"/>
+        <w:jc w:val="center"/>
         <w:tblBorders>
           <w:top w:val="single" w:color="D0D5DD" w:sz="4"/>
           <w:left w:val="single" w:color="D0D5DD" w:sz="4"/>
@@ -1407,12 +1339,12 @@
           <w:insideH w:val="single" w:color="D0D5DD" w:sz="4"/>
           <w:insideV w:val="single" w:color="D0D5DD" w:sz="4"/>
         </w:tblBorders>
+        <w:tblLayout w:type="fixed"/>
       </w:tblPr>
       <w:tblGrid>
-        <w:gridCol w:w="100"/>
-        <w:gridCol w:w="100"/>
-        <w:gridCol w:w="100"/>
-        <w:gridCol w:w="100"/>
+        <w:gridCol w:w="1941"/>
+        <w:gridCol w:w="4271"/>
+        <w:gridCol w:w="3494"/>
       </w:tblGrid>
       <w:tr>
         <w:trPr>
@@ -1420,13 +1352,13 @@
         </w:trPr>
         <w:tc>
           <w:tcPr>
-            <w:tcW w:type="pct" w:w="24%"/>
+            <w:tcW w:type="dxa" w:w="1941"/>
             <w:shd w:fill="1F4E91" w:color="auto" w:val="clear"/>
             <w:tcMar>
-              <w:top w:type="dxa" w:w="60"/>
-              <w:left w:type="dxa" w:w="90"/>
-              <w:bottom w:type="dxa" w:w="60"/>
-              <w:right w:type="dxa" w:w="90"/>
+              <w:top w:type="dxa" w:w="70"/>
+              <w:left w:type="dxa" w:w="110"/>
+              <w:bottom w:type="dxa" w:w="70"/>
+              <w:right w:type="dxa" w:w="110"/>
             </w:tcMar>
           </w:tcPr>
           <w:p>
@@ -1439,19 +1371,19 @@
                 <w:sz w:val="18"/>
                 <w:szCs w:val="18"/>
               </w:rPr>
-              <w:t xml:space="preserve">세그먼트</w:t>
-            </w:r>
-          </w:p>
-        </w:tc>
-        <w:tc>
-          <w:tcPr>
-            <w:tcW w:type="pct" w:w="26%"/>
+              <w:t xml:space="preserve">영역</w:t>
+            </w:r>
+          </w:p>
+        </w:tc>
+        <w:tc>
+          <w:tcPr>
+            <w:tcW w:type="dxa" w:w="4271"/>
             <w:shd w:fill="1F4E91" w:color="auto" w:val="clear"/>
             <w:tcMar>
-              <w:top w:type="dxa" w:w="60"/>
-              <w:left w:type="dxa" w:w="90"/>
-              <w:bottom w:type="dxa" w:w="60"/>
-              <w:right w:type="dxa" w:w="90"/>
+              <w:top w:type="dxa" w:w="70"/>
+              <w:left w:type="dxa" w:w="110"/>
+              <w:bottom w:type="dxa" w:w="70"/>
+              <w:right w:type="dxa" w:w="110"/>
             </w:tcMar>
           </w:tcPr>
           <w:p>
@@ -1464,19 +1396,19 @@
                 <w:sz w:val="18"/>
                 <w:szCs w:val="18"/>
               </w:rPr>
-              <w:t xml:space="preserve">특성</w:t>
-            </w:r>
-          </w:p>
-        </w:tc>
-        <w:tc>
-          <w:tcPr>
-            <w:tcW w:type="pct" w:w="38%"/>
+              <w:t xml:space="preserve">대표 직역(= 바로일지 ‘치료사 종류’)</w:t>
+            </w:r>
+          </w:p>
+        </w:tc>
+        <w:tc>
+          <w:tcPr>
+            <w:tcW w:type="dxa" w:w="3494"/>
             <w:shd w:fill="1F4E91" w:color="auto" w:val="clear"/>
             <w:tcMar>
-              <w:top w:type="dxa" w:w="60"/>
-              <w:left w:type="dxa" w:w="90"/>
-              <w:bottom w:type="dxa" w:w="60"/>
-              <w:right w:type="dxa" w:w="90"/>
+              <w:top w:type="dxa" w:w="70"/>
+              <w:left w:type="dxa" w:w="110"/>
+              <w:bottom w:type="dxa" w:w="70"/>
+              <w:right w:type="dxa" w:w="110"/>
             </w:tcMar>
           </w:tcPr>
           <w:p>
@@ -1489,32 +1421,7 @@
                 <w:sz w:val="18"/>
                 <w:szCs w:val="18"/>
               </w:rPr>
-              <w:t xml:space="preserve">페인포인트</w:t>
-            </w:r>
-          </w:p>
-        </w:tc>
-        <w:tc>
-          <w:tcPr>
-            <w:tcW w:type="pct" w:w="12%"/>
-            <w:shd w:fill="1F4E91" w:color="auto" w:val="clear"/>
-            <w:tcMar>
-              <w:top w:type="dxa" w:w="60"/>
-              <w:left w:type="dxa" w:w="90"/>
-              <w:bottom w:type="dxa" w:w="60"/>
-              <w:right w:type="dxa" w:w="90"/>
-            </w:tcMar>
-          </w:tcPr>
-          <w:p>
-            <w:r>
-              <w:rPr>
-                <w:rFonts w:ascii="맑은 고딕" w:cs="맑은 고딕" w:eastAsia="맑은 고딕" w:hAnsi="맑은 고딕"/>
-                <w:b/>
-                <w:bCs/>
-                <w:color w:val="FFFFFF"/>
-                <w:sz w:val="18"/>
-                <w:szCs w:val="18"/>
-              </w:rPr>
-              <w:t xml:space="preserve">적합도</w:t>
+              <w:t xml:space="preserve">자격 경로</w:t>
             </w:r>
           </w:p>
         </w:tc>
@@ -1522,85 +1429,64 @@
       <w:tr>
         <w:tc>
           <w:tcPr>
-            <w:tcW w:type="pct" w:w="24%"/>
-            <w:tcMar>
-              <w:top w:type="dxa" w:w="60"/>
-              <w:left w:type="dxa" w:w="90"/>
-              <w:bottom w:type="dxa" w:w="60"/>
-              <w:right w:type="dxa" w:w="90"/>
-            </w:tcMar>
-          </w:tcPr>
-          <w:p>
-            <w:r>
-              <w:rPr>
-                <w:rFonts w:ascii="맑은 고딕" w:cs="맑은 고딕" w:eastAsia="맑은 고딕" w:hAnsi="맑은 고딕"/>
-                <w:sz w:val="18"/>
-                <w:szCs w:val="18"/>
-              </w:rPr>
-              <w:t xml:space="preserve">1인·프리랜서 치료사</w:t>
-            </w:r>
-          </w:p>
-        </w:tc>
-        <w:tc>
-          <w:tcPr>
-            <w:tcW w:type="pct" w:w="26%"/>
-            <w:tcMar>
-              <w:top w:type="dxa" w:w="60"/>
-              <w:left w:type="dxa" w:w="90"/>
-              <w:bottom w:type="dxa" w:w="60"/>
-              <w:right w:type="dxa" w:w="90"/>
-            </w:tcMar>
-          </w:tcPr>
-          <w:p>
-            <w:r>
-              <w:rPr>
-                <w:rFonts w:ascii="맑은 고딕" w:cs="맑은 고딕" w:eastAsia="맑은 고딕" w:hAnsi="맑은 고딕"/>
-                <w:sz w:val="18"/>
-                <w:szCs w:val="18"/>
-              </w:rPr>
-              <w:t xml:space="preserve">여러 센터 출강·개인 운영, 행정 직접</w:t>
-            </w:r>
-          </w:p>
-        </w:tc>
-        <w:tc>
-          <w:tcPr>
-            <w:tcW w:type="pct" w:w="38%"/>
-            <w:tcMar>
-              <w:top w:type="dxa" w:w="60"/>
-              <w:left w:type="dxa" w:w="90"/>
-              <w:bottom w:type="dxa" w:w="60"/>
-              <w:right w:type="dxa" w:w="90"/>
-            </w:tcMar>
-          </w:tcPr>
-          <w:p>
-            <w:r>
-              <w:rPr>
-                <w:rFonts w:ascii="맑은 고딕" w:cs="맑은 고딕" w:eastAsia="맑은 고딕" w:hAnsi="맑은 고딕"/>
-                <w:sz w:val="18"/>
-                <w:szCs w:val="18"/>
-              </w:rPr>
-              <w:t xml:space="preserve">일정표·기록지 수기 반복, 한글 양식, 제공내역 대조</w:t>
-            </w:r>
-          </w:p>
-        </w:tc>
-        <w:tc>
-          <w:tcPr>
-            <w:tcW w:type="pct" w:w="12%"/>
-            <w:tcMar>
-              <w:top w:type="dxa" w:w="60"/>
-              <w:left w:type="dxa" w:w="90"/>
-              <w:bottom w:type="dxa" w:w="60"/>
-              <w:right w:type="dxa" w:w="90"/>
-            </w:tcMar>
-          </w:tcPr>
-          <w:p>
-            <w:r>
-              <w:rPr>
-                <w:rFonts w:ascii="맑은 고딕" w:cs="맑은 고딕" w:eastAsia="맑은 고딕" w:hAnsi="맑은 고딕"/>
-                <w:sz w:val="18"/>
-                <w:szCs w:val="18"/>
-              </w:rPr>
-              <w:t xml:space="preserve">★★★ 핵심</w:t>
+            <w:tcW w:type="dxa" w:w="1941"/>
+            <w:tcMar>
+              <w:top w:type="dxa" w:w="70"/>
+              <w:left w:type="dxa" w:w="110"/>
+              <w:bottom w:type="dxa" w:w="70"/>
+              <w:right w:type="dxa" w:w="110"/>
+            </w:tcMar>
+          </w:tcPr>
+          <w:p>
+            <w:r>
+              <w:rPr>
+                <w:rFonts w:ascii="맑은 고딕" w:cs="맑은 고딕" w:eastAsia="맑은 고딕" w:hAnsi="맑은 고딕"/>
+                <w:sz w:val="18"/>
+                <w:szCs w:val="18"/>
+              </w:rPr>
+              <w:t xml:space="preserve">언어·청능</w:t>
+            </w:r>
+          </w:p>
+        </w:tc>
+        <w:tc>
+          <w:tcPr>
+            <w:tcW w:type="dxa" w:w="4271"/>
+            <w:tcMar>
+              <w:top w:type="dxa" w:w="70"/>
+              <w:left w:type="dxa" w:w="110"/>
+              <w:bottom w:type="dxa" w:w="70"/>
+              <w:right w:type="dxa" w:w="110"/>
+            </w:tcMar>
+          </w:tcPr>
+          <w:p>
+            <w:r>
+              <w:rPr>
+                <w:rFonts w:ascii="맑은 고딕" w:cs="맑은 고딕" w:eastAsia="맑은 고딕" w:hAnsi="맑은 고딕"/>
+                <w:sz w:val="18"/>
+                <w:szCs w:val="18"/>
+              </w:rPr>
+              <w:t xml:space="preserve">언어재활사</w:t>
+            </w:r>
+          </w:p>
+        </w:tc>
+        <w:tc>
+          <w:tcPr>
+            <w:tcW w:type="dxa" w:w="3494"/>
+            <w:tcMar>
+              <w:top w:type="dxa" w:w="70"/>
+              <w:left w:type="dxa" w:w="110"/>
+              <w:bottom w:type="dxa" w:w="70"/>
+              <w:right w:type="dxa" w:w="110"/>
+            </w:tcMar>
+          </w:tcPr>
+          <w:p>
+            <w:r>
+              <w:rPr>
+                <w:rFonts w:ascii="맑은 고딕" w:cs="맑은 고딕" w:eastAsia="맑은 고딕" w:hAnsi="맑은 고딕"/>
+                <w:sz w:val="18"/>
+                <w:szCs w:val="18"/>
+              </w:rPr>
+              <w:t xml:space="preserve">국가자격(국시원)</w:t>
             </w:r>
           </w:p>
         </w:tc>
@@ -1608,85 +1494,64 @@
       <w:tr>
         <w:tc>
           <w:tcPr>
-            <w:tcW w:type="pct" w:w="24%"/>
-            <w:tcMar>
-              <w:top w:type="dxa" w:w="60"/>
-              <w:left w:type="dxa" w:w="90"/>
-              <w:bottom w:type="dxa" w:w="60"/>
-              <w:right w:type="dxa" w:w="90"/>
-            </w:tcMar>
-          </w:tcPr>
-          <w:p>
-            <w:r>
-              <w:rPr>
-                <w:rFonts w:ascii="맑은 고딕" w:cs="맑은 고딕" w:eastAsia="맑은 고딕" w:hAnsi="맑은 고딕"/>
-                <w:sz w:val="18"/>
-                <w:szCs w:val="18"/>
-              </w:rPr>
-              <w:t xml:space="preserve">소규모 센터(2~5인)</w:t>
-            </w:r>
-          </w:p>
-        </w:tc>
-        <w:tc>
-          <w:tcPr>
-            <w:tcW w:type="pct" w:w="26%"/>
-            <w:tcMar>
-              <w:top w:type="dxa" w:w="60"/>
-              <w:left w:type="dxa" w:w="90"/>
-              <w:bottom w:type="dxa" w:w="60"/>
-              <w:right w:type="dxa" w:w="90"/>
-            </w:tcMar>
-          </w:tcPr>
-          <w:p>
-            <w:r>
-              <w:rPr>
-                <w:rFonts w:ascii="맑은 고딕" w:cs="맑은 고딕" w:eastAsia="맑은 고딕" w:hAnsi="맑은 고딕"/>
-                <w:sz w:val="18"/>
-                <w:szCs w:val="18"/>
-              </w:rPr>
-              <w:t xml:space="preserve">원장이 치료+행정</w:t>
-            </w:r>
-          </w:p>
-        </w:tc>
-        <w:tc>
-          <w:tcPr>
-            <w:tcW w:type="pct" w:w="38%"/>
-            <w:tcMar>
-              <w:top w:type="dxa" w:w="60"/>
-              <w:left w:type="dxa" w:w="90"/>
-              <w:bottom w:type="dxa" w:w="60"/>
-              <w:right w:type="dxa" w:w="90"/>
-            </w:tcMar>
-          </w:tcPr>
-          <w:p>
-            <w:r>
-              <w:rPr>
-                <w:rFonts w:ascii="맑은 고딕" w:cs="맑은 고딕" w:eastAsia="맑은 고딕" w:hAnsi="맑은 고딕"/>
-                <w:sz w:val="18"/>
-                <w:szCs w:val="18"/>
-              </w:rPr>
-              <w:t xml:space="preserve">인력별 취합, 점검 대응</w:t>
-            </w:r>
-          </w:p>
-        </w:tc>
-        <w:tc>
-          <w:tcPr>
-            <w:tcW w:type="pct" w:w="12%"/>
-            <w:tcMar>
-              <w:top w:type="dxa" w:w="60"/>
-              <w:left w:type="dxa" w:w="90"/>
-              <w:bottom w:type="dxa" w:w="60"/>
-              <w:right w:type="dxa" w:w="90"/>
-            </w:tcMar>
-          </w:tcPr>
-          <w:p>
-            <w:r>
-              <w:rPr>
-                <w:rFonts w:ascii="맑은 고딕" w:cs="맑은 고딕" w:eastAsia="맑은 고딕" w:hAnsi="맑은 고딕"/>
-                <w:sz w:val="18"/>
-                <w:szCs w:val="18"/>
-              </w:rPr>
-              <w:t xml:space="preserve">★★</w:t>
+            <w:tcW w:type="dxa" w:w="1941"/>
+            <w:tcMar>
+              <w:top w:type="dxa" w:w="70"/>
+              <w:left w:type="dxa" w:w="110"/>
+              <w:bottom w:type="dxa" w:w="70"/>
+              <w:right w:type="dxa" w:w="110"/>
+            </w:tcMar>
+          </w:tcPr>
+          <w:p>
+            <w:r>
+              <w:rPr>
+                <w:rFonts w:ascii="맑은 고딕" w:cs="맑은 고딕" w:eastAsia="맑은 고딕" w:hAnsi="맑은 고딕"/>
+                <w:sz w:val="18"/>
+                <w:szCs w:val="18"/>
+              </w:rPr>
+              <w:t xml:space="preserve">미술심리</w:t>
+            </w:r>
+          </w:p>
+        </w:tc>
+        <w:tc>
+          <w:tcPr>
+            <w:tcW w:type="dxa" w:w="4271"/>
+            <w:tcMar>
+              <w:top w:type="dxa" w:w="70"/>
+              <w:left w:type="dxa" w:w="110"/>
+              <w:bottom w:type="dxa" w:w="70"/>
+              <w:right w:type="dxa" w:w="110"/>
+            </w:tcMar>
+          </w:tcPr>
+          <w:p>
+            <w:r>
+              <w:rPr>
+                <w:rFonts w:ascii="맑은 고딕" w:cs="맑은 고딕" w:eastAsia="맑은 고딕" w:hAnsi="맑은 고딕"/>
+                <w:sz w:val="18"/>
+                <w:szCs w:val="18"/>
+              </w:rPr>
+              <w:t xml:space="preserve">미술심리재활사(미술치료)</w:t>
+            </w:r>
+          </w:p>
+        </w:tc>
+        <w:tc>
+          <w:tcPr>
+            <w:tcW w:type="dxa" w:w="3494"/>
+            <w:tcMar>
+              <w:top w:type="dxa" w:w="70"/>
+              <w:left w:type="dxa" w:w="110"/>
+              <w:bottom w:type="dxa" w:w="70"/>
+              <w:right w:type="dxa" w:w="110"/>
+            </w:tcMar>
+          </w:tcPr>
+          <w:p>
+            <w:r>
+              <w:rPr>
+                <w:rFonts w:ascii="맑은 고딕" w:cs="맑은 고딕" w:eastAsia="맑은 고딕" w:hAnsi="맑은 고딕"/>
+                <w:sz w:val="18"/>
+                <w:szCs w:val="18"/>
+              </w:rPr>
+              <w:t xml:space="preserve">관련 전공+교과목 이수→자격 인정</w:t>
             </w:r>
           </w:p>
         </w:tc>
@@ -1694,85 +1559,324 @@
       <w:tr>
         <w:tc>
           <w:tcPr>
-            <w:tcW w:type="pct" w:w="24%"/>
-            <w:tcMar>
-              <w:top w:type="dxa" w:w="60"/>
-              <w:left w:type="dxa" w:w="90"/>
-              <w:bottom w:type="dxa" w:w="60"/>
-              <w:right w:type="dxa" w:w="90"/>
-            </w:tcMar>
-          </w:tcPr>
-          <w:p>
-            <w:r>
-              <w:rPr>
-                <w:rFonts w:ascii="맑은 고딕" w:cs="맑은 고딕" w:eastAsia="맑은 고딕" w:hAnsi="맑은 고딕"/>
-                <w:sz w:val="18"/>
-                <w:szCs w:val="18"/>
-              </w:rPr>
-              <w:t xml:space="preserve">대형 센터</w:t>
-            </w:r>
-          </w:p>
-        </w:tc>
-        <w:tc>
-          <w:tcPr>
-            <w:tcW w:type="pct" w:w="26%"/>
-            <w:tcMar>
-              <w:top w:type="dxa" w:w="60"/>
-              <w:left w:type="dxa" w:w="90"/>
-              <w:bottom w:type="dxa" w:w="60"/>
-              <w:right w:type="dxa" w:w="90"/>
-            </w:tcMar>
-          </w:tcPr>
-          <w:p>
-            <w:r>
-              <w:rPr>
-                <w:rFonts w:ascii="맑은 고딕" w:cs="맑은 고딕" w:eastAsia="맑은 고딕" w:hAnsi="맑은 고딕"/>
-                <w:sz w:val="18"/>
-                <w:szCs w:val="18"/>
-              </w:rPr>
-              <w:t xml:space="preserve">행정 인력·자체 EMR</w:t>
-            </w:r>
-          </w:p>
-        </w:tc>
-        <w:tc>
-          <w:tcPr>
-            <w:tcW w:type="pct" w:w="38%"/>
-            <w:tcMar>
-              <w:top w:type="dxa" w:w="60"/>
-              <w:left w:type="dxa" w:w="90"/>
-              <w:bottom w:type="dxa" w:w="60"/>
-              <w:right w:type="dxa" w:w="90"/>
-            </w:tcMar>
-          </w:tcPr>
-          <w:p>
-            <w:r>
-              <w:rPr>
-                <w:rFonts w:ascii="맑은 고딕" w:cs="맑은 고딕" w:eastAsia="맑은 고딕" w:hAnsi="맑은 고딕"/>
-                <w:sz w:val="18"/>
-                <w:szCs w:val="18"/>
-              </w:rPr>
-              <w:t xml:space="preserve">—</w:t>
-            </w:r>
-          </w:p>
-        </w:tc>
-        <w:tc>
-          <w:tcPr>
-            <w:tcW w:type="pct" w:w="12%"/>
-            <w:tcMar>
-              <w:top w:type="dxa" w:w="60"/>
-              <w:left w:type="dxa" w:w="90"/>
-              <w:bottom w:type="dxa" w:w="60"/>
-              <w:right w:type="dxa" w:w="90"/>
-            </w:tcMar>
-          </w:tcPr>
-          <w:p>
-            <w:r>
-              <w:rPr>
-                <w:rFonts w:ascii="맑은 고딕" w:cs="맑은 고딕" w:eastAsia="맑은 고딕" w:hAnsi="맑은 고딕"/>
-                <w:sz w:val="18"/>
-                <w:szCs w:val="18"/>
-              </w:rPr>
-              <w:t xml:space="preserve">★</w:t>
+            <w:tcW w:type="dxa" w:w="1941"/>
+            <w:tcMar>
+              <w:top w:type="dxa" w:w="70"/>
+              <w:left w:type="dxa" w:w="110"/>
+              <w:bottom w:type="dxa" w:w="70"/>
+              <w:right w:type="dxa" w:w="110"/>
+            </w:tcMar>
+          </w:tcPr>
+          <w:p>
+            <w:r>
+              <w:rPr>
+                <w:rFonts w:ascii="맑은 고딕" w:cs="맑은 고딕" w:eastAsia="맑은 고딕" w:hAnsi="맑은 고딕"/>
+                <w:sz w:val="18"/>
+                <w:szCs w:val="18"/>
+              </w:rPr>
+              <w:t xml:space="preserve">음악</w:t>
+            </w:r>
+          </w:p>
+        </w:tc>
+        <w:tc>
+          <w:tcPr>
+            <w:tcW w:type="dxa" w:w="4271"/>
+            <w:tcMar>
+              <w:top w:type="dxa" w:w="70"/>
+              <w:left w:type="dxa" w:w="110"/>
+              <w:bottom w:type="dxa" w:w="70"/>
+              <w:right w:type="dxa" w:w="110"/>
+            </w:tcMar>
+          </w:tcPr>
+          <w:p>
+            <w:r>
+              <w:rPr>
+                <w:rFonts w:ascii="맑은 고딕" w:cs="맑은 고딕" w:eastAsia="맑은 고딕" w:hAnsi="맑은 고딕"/>
+                <w:sz w:val="18"/>
+                <w:szCs w:val="18"/>
+              </w:rPr>
+              <w:t xml:space="preserve">음악재활사(음악치료)</w:t>
+            </w:r>
+          </w:p>
+        </w:tc>
+        <w:tc>
+          <w:tcPr>
+            <w:tcW w:type="dxa" w:w="3494"/>
+            <w:tcMar>
+              <w:top w:type="dxa" w:w="70"/>
+              <w:left w:type="dxa" w:w="110"/>
+              <w:bottom w:type="dxa" w:w="70"/>
+              <w:right w:type="dxa" w:w="110"/>
+            </w:tcMar>
+          </w:tcPr>
+          <w:p>
+            <w:r>
+              <w:rPr>
+                <w:rFonts w:ascii="맑은 고딕" w:cs="맑은 고딕" w:eastAsia="맑은 고딕" w:hAnsi="맑은 고딕"/>
+                <w:sz w:val="18"/>
+                <w:szCs w:val="18"/>
+              </w:rPr>
+              <w:t xml:space="preserve">〃</w:t>
+            </w:r>
+          </w:p>
+        </w:tc>
+      </w:tr>
+      <w:tr>
+        <w:tc>
+          <w:tcPr>
+            <w:tcW w:type="dxa" w:w="1941"/>
+            <w:tcMar>
+              <w:top w:type="dxa" w:w="70"/>
+              <w:left w:type="dxa" w:w="110"/>
+              <w:bottom w:type="dxa" w:w="70"/>
+              <w:right w:type="dxa" w:w="110"/>
+            </w:tcMar>
+          </w:tcPr>
+          <w:p>
+            <w:r>
+              <w:rPr>
+                <w:rFonts w:ascii="맑은 고딕" w:cs="맑은 고딕" w:eastAsia="맑은 고딕" w:hAnsi="맑은 고딕"/>
+                <w:sz w:val="18"/>
+                <w:szCs w:val="18"/>
+              </w:rPr>
+              <w:t xml:space="preserve">놀이심리</w:t>
+            </w:r>
+          </w:p>
+        </w:tc>
+        <w:tc>
+          <w:tcPr>
+            <w:tcW w:type="dxa" w:w="4271"/>
+            <w:tcMar>
+              <w:top w:type="dxa" w:w="70"/>
+              <w:left w:type="dxa" w:w="110"/>
+              <w:bottom w:type="dxa" w:w="70"/>
+              <w:right w:type="dxa" w:w="110"/>
+            </w:tcMar>
+          </w:tcPr>
+          <w:p>
+            <w:r>
+              <w:rPr>
+                <w:rFonts w:ascii="맑은 고딕" w:cs="맑은 고딕" w:eastAsia="맑은 고딕" w:hAnsi="맑은 고딕"/>
+                <w:sz w:val="18"/>
+                <w:szCs w:val="18"/>
+              </w:rPr>
+              <w:t xml:space="preserve">놀이심리재활사</w:t>
+            </w:r>
+          </w:p>
+        </w:tc>
+        <w:tc>
+          <w:tcPr>
+            <w:tcW w:type="dxa" w:w="3494"/>
+            <w:tcMar>
+              <w:top w:type="dxa" w:w="70"/>
+              <w:left w:type="dxa" w:w="110"/>
+              <w:bottom w:type="dxa" w:w="70"/>
+              <w:right w:type="dxa" w:w="110"/>
+            </w:tcMar>
+          </w:tcPr>
+          <w:p>
+            <w:r>
+              <w:rPr>
+                <w:rFonts w:ascii="맑은 고딕" w:cs="맑은 고딕" w:eastAsia="맑은 고딕" w:hAnsi="맑은 고딕"/>
+                <w:sz w:val="18"/>
+                <w:szCs w:val="18"/>
+              </w:rPr>
+              <w:t xml:space="preserve">〃</w:t>
+            </w:r>
+          </w:p>
+        </w:tc>
+      </w:tr>
+      <w:tr>
+        <w:tc>
+          <w:tcPr>
+            <w:tcW w:type="dxa" w:w="1941"/>
+            <w:tcMar>
+              <w:top w:type="dxa" w:w="70"/>
+              <w:left w:type="dxa" w:w="110"/>
+              <w:bottom w:type="dxa" w:w="70"/>
+              <w:right w:type="dxa" w:w="110"/>
+            </w:tcMar>
+          </w:tcPr>
+          <w:p>
+            <w:r>
+              <w:rPr>
+                <w:rFonts w:ascii="맑은 고딕" w:cs="맑은 고딕" w:eastAsia="맑은 고딕" w:hAnsi="맑은 고딕"/>
+                <w:sz w:val="18"/>
+                <w:szCs w:val="18"/>
+              </w:rPr>
+              <w:t xml:space="preserve">행동발달</w:t>
+            </w:r>
+          </w:p>
+        </w:tc>
+        <w:tc>
+          <w:tcPr>
+            <w:tcW w:type="dxa" w:w="4271"/>
+            <w:tcMar>
+              <w:top w:type="dxa" w:w="70"/>
+              <w:left w:type="dxa" w:w="110"/>
+              <w:bottom w:type="dxa" w:w="70"/>
+              <w:right w:type="dxa" w:w="110"/>
+            </w:tcMar>
+          </w:tcPr>
+          <w:p>
+            <w:r>
+              <w:rPr>
+                <w:rFonts w:ascii="맑은 고딕" w:cs="맑은 고딕" w:eastAsia="맑은 고딕" w:hAnsi="맑은 고딕"/>
+                <w:sz w:val="18"/>
+                <w:szCs w:val="18"/>
+              </w:rPr>
+              <w:t xml:space="preserve">행동발달재활사</w:t>
+            </w:r>
+          </w:p>
+        </w:tc>
+        <w:tc>
+          <w:tcPr>
+            <w:tcW w:type="dxa" w:w="3494"/>
+            <w:tcMar>
+              <w:top w:type="dxa" w:w="70"/>
+              <w:left w:type="dxa" w:w="110"/>
+              <w:bottom w:type="dxa" w:w="70"/>
+              <w:right w:type="dxa" w:w="110"/>
+            </w:tcMar>
+          </w:tcPr>
+          <w:p>
+            <w:r>
+              <w:rPr>
+                <w:rFonts w:ascii="맑은 고딕" w:cs="맑은 고딕" w:eastAsia="맑은 고딕" w:hAnsi="맑은 고딕"/>
+                <w:sz w:val="18"/>
+                <w:szCs w:val="18"/>
+              </w:rPr>
+              <w:t xml:space="preserve">〃</w:t>
+            </w:r>
+          </w:p>
+        </w:tc>
+      </w:tr>
+      <w:tr>
+        <w:tc>
+          <w:tcPr>
+            <w:tcW w:type="dxa" w:w="1941"/>
+            <w:tcMar>
+              <w:top w:type="dxa" w:w="70"/>
+              <w:left w:type="dxa" w:w="110"/>
+              <w:bottom w:type="dxa" w:w="70"/>
+              <w:right w:type="dxa" w:w="110"/>
+            </w:tcMar>
+          </w:tcPr>
+          <w:p>
+            <w:r>
+              <w:rPr>
+                <w:rFonts w:ascii="맑은 고딕" w:cs="맑은 고딕" w:eastAsia="맑은 고딕" w:hAnsi="맑은 고딕"/>
+                <w:sz w:val="18"/>
+                <w:szCs w:val="18"/>
+              </w:rPr>
+              <w:t xml:space="preserve">재활심리·심리</w:t>
+            </w:r>
+          </w:p>
+        </w:tc>
+        <w:tc>
+          <w:tcPr>
+            <w:tcW w:type="dxa" w:w="4271"/>
+            <w:tcMar>
+              <w:top w:type="dxa" w:w="70"/>
+              <w:left w:type="dxa" w:w="110"/>
+              <w:bottom w:type="dxa" w:w="70"/>
+              <w:right w:type="dxa" w:w="110"/>
+            </w:tcMar>
+          </w:tcPr>
+          <w:p>
+            <w:r>
+              <w:rPr>
+                <w:rFonts w:ascii="맑은 고딕" w:cs="맑은 고딕" w:eastAsia="맑은 고딕" w:hAnsi="맑은 고딕"/>
+                <w:sz w:val="18"/>
+                <w:szCs w:val="18"/>
+              </w:rPr>
+              <w:t xml:space="preserve">재활심리사·임상심리</w:t>
+            </w:r>
+          </w:p>
+        </w:tc>
+        <w:tc>
+          <w:tcPr>
+            <w:tcW w:type="dxa" w:w="3494"/>
+            <w:tcMar>
+              <w:top w:type="dxa" w:w="70"/>
+              <w:left w:type="dxa" w:w="110"/>
+              <w:bottom w:type="dxa" w:w="70"/>
+              <w:right w:type="dxa" w:w="110"/>
+            </w:tcMar>
+          </w:tcPr>
+          <w:p>
+            <w:r>
+              <w:rPr>
+                <w:rFonts w:ascii="맑은 고딕" w:cs="맑은 고딕" w:eastAsia="맑은 고딕" w:hAnsi="맑은 고딕"/>
+                <w:sz w:val="18"/>
+                <w:szCs w:val="18"/>
+              </w:rPr>
+              <w:t xml:space="preserve">〃</w:t>
+            </w:r>
+          </w:p>
+        </w:tc>
+      </w:tr>
+      <w:tr>
+        <w:tc>
+          <w:tcPr>
+            <w:tcW w:type="dxa" w:w="1941"/>
+            <w:tcMar>
+              <w:top w:type="dxa" w:w="70"/>
+              <w:left w:type="dxa" w:w="110"/>
+              <w:bottom w:type="dxa" w:w="70"/>
+              <w:right w:type="dxa" w:w="110"/>
+            </w:tcMar>
+          </w:tcPr>
+          <w:p>
+            <w:r>
+              <w:rPr>
+                <w:rFonts w:ascii="맑은 고딕" w:cs="맑은 고딕" w:eastAsia="맑은 고딕" w:hAnsi="맑은 고딕"/>
+                <w:sz w:val="18"/>
+                <w:szCs w:val="18"/>
+              </w:rPr>
+              <w:t xml:space="preserve">감각·운동발달</w:t>
+            </w:r>
+          </w:p>
+        </w:tc>
+        <w:tc>
+          <w:tcPr>
+            <w:tcW w:type="dxa" w:w="4271"/>
+            <w:tcMar>
+              <w:top w:type="dxa" w:w="70"/>
+              <w:left w:type="dxa" w:w="110"/>
+              <w:bottom w:type="dxa" w:w="70"/>
+              <w:right w:type="dxa" w:w="110"/>
+            </w:tcMar>
+          </w:tcPr>
+          <w:p>
+            <w:r>
+              <w:rPr>
+                <w:rFonts w:ascii="맑은 고딕" w:cs="맑은 고딕" w:eastAsia="맑은 고딕" w:hAnsi="맑은 고딕"/>
+                <w:sz w:val="18"/>
+                <w:szCs w:val="18"/>
+              </w:rPr>
+              <w:t xml:space="preserve">감각·운동발달재활사(작업·물리·심리운동 등)</w:t>
+            </w:r>
+          </w:p>
+        </w:tc>
+        <w:tc>
+          <w:tcPr>
+            <w:tcW w:type="dxa" w:w="3494"/>
+            <w:tcMar>
+              <w:top w:type="dxa" w:w="70"/>
+              <w:left w:type="dxa" w:w="110"/>
+              <w:bottom w:type="dxa" w:w="70"/>
+              <w:right w:type="dxa" w:w="110"/>
+            </w:tcMar>
+          </w:tcPr>
+          <w:p>
+            <w:r>
+              <w:rPr>
+                <w:rFonts w:ascii="맑은 고딕" w:cs="맑은 고딕" w:eastAsia="맑은 고딕" w:hAnsi="맑은 고딕"/>
+                <w:sz w:val="18"/>
+                <w:szCs w:val="18"/>
+              </w:rPr>
+              <w:t xml:space="preserve">〃</w:t>
             </w:r>
           </w:p>
         </w:tc>
@@ -1790,33 +1894,21 @@
       <w:r>
         <w:rPr>
           <w:rFonts w:ascii="맑은 고딕" w:cs="맑은 고딕" w:eastAsia="맑은 고딕" w:hAnsi="맑은 고딕"/>
-          <w:b/>
-          <w:bCs/>
           <w:sz w:val="21"/>
           <w:szCs w:val="21"/>
         </w:rPr>
-        <w:t xml:space="preserve">공통 페인: ① 반복 작성 ② 한글 양식 ③ 점검·환수 리스크 ④ 아동 민감정보 산재. → 바로일지가 ①②③ 자동화, ④ 격리.</w:t>
-      </w:r>
-    </w:p>
-    <w:p>
-      <w:pPr>
-        <w:pStyle w:val="Heading1"/>
-        <w:spacing w:after="140" w:before="320"/>
-      </w:pPr>
-      <w:r>
-        <w:rPr>
-          <w:rFonts w:ascii="맑은 고딕" w:cs="맑은 고딕" w:eastAsia="맑은 고딕" w:hAnsi="맑은 고딕"/>
-          <w:b/>
-          <w:bCs/>
-          <w:sz w:val="30"/>
-          <w:szCs w:val="30"/>
-        </w:rPr>
-        <w:t xml:space="preserve">4. 경쟁 환경</w:t>
-      </w:r>
+        <w:t xml:space="preserve">자격 인정 요건(언어재활사 외 공통): 대학 14과목(42학점) 또는 대학원 7과목(21학점) 이상 이수 → 중앙장애아동·발달장애인지원센터(broso) 자격 인정. 〔고시, B〕</w:t>
+      </w:r>
+    </w:p>
+    <w:p>
+      <w:pPr>
+        <w:spacing w:after="80"/>
+      </w:pPr>
     </w:p>
     <w:tbl>
       <w:tblPr>
-        <w:tblW w:type="pct" w:w="100%"/>
+        <w:tblW w:type="dxa" w:w="9706"/>
+        <w:jc w:val="center"/>
         <w:tblBorders>
           <w:top w:val="single" w:color="D0D5DD" w:sz="4"/>
           <w:left w:val="single" w:color="D0D5DD" w:sz="4"/>
@@ -1825,11 +1917,13 @@
           <w:insideH w:val="single" w:color="D0D5DD" w:sz="4"/>
           <w:insideV w:val="single" w:color="D0D5DD" w:sz="4"/>
         </w:tblBorders>
+        <w:tblLayout w:type="fixed"/>
       </w:tblPr>
       <w:tblGrid>
-        <w:gridCol w:w="100"/>
-        <w:gridCol w:w="100"/>
-        <w:gridCol w:w="100"/>
+        <w:gridCol w:w="2524"/>
+        <w:gridCol w:w="4465"/>
+        <w:gridCol w:w="1553"/>
+        <w:gridCol w:w="1165"/>
       </w:tblGrid>
       <w:tr>
         <w:trPr>
@@ -1837,13 +1931,13 @@
         </w:trPr>
         <w:tc>
           <w:tcPr>
-            <w:tcW w:type="pct" w:w="34%"/>
+            <w:tcW w:type="dxa" w:w="2524"/>
             <w:shd w:fill="1F4E91" w:color="auto" w:val="clear"/>
             <w:tcMar>
-              <w:top w:type="dxa" w:w="60"/>
-              <w:left w:type="dxa" w:w="90"/>
-              <w:bottom w:type="dxa" w:w="60"/>
-              <w:right w:type="dxa" w:w="90"/>
+              <w:top w:type="dxa" w:w="70"/>
+              <w:left w:type="dxa" w:w="110"/>
+              <w:bottom w:type="dxa" w:w="70"/>
+              <w:right w:type="dxa" w:w="110"/>
             </w:tcMar>
           </w:tcPr>
           <w:p>
@@ -1856,19 +1950,19 @@
                 <w:sz w:val="18"/>
                 <w:szCs w:val="18"/>
               </w:rPr>
-              <w:t xml:space="preserve">대안</w:t>
-            </w:r>
-          </w:p>
-        </w:tc>
-        <w:tc>
-          <w:tcPr>
-            <w:tcW w:type="pct" w:w="26%"/>
+              <w:t xml:space="preserve">규모 근거</w:t>
+            </w:r>
+          </w:p>
+        </w:tc>
+        <w:tc>
+          <w:tcPr>
+            <w:tcW w:type="dxa" w:w="4465"/>
             <w:shd w:fill="1F4E91" w:color="auto" w:val="clear"/>
             <w:tcMar>
-              <w:top w:type="dxa" w:w="60"/>
-              <w:left w:type="dxa" w:w="90"/>
-              <w:bottom w:type="dxa" w:w="60"/>
-              <w:right w:type="dxa" w:w="90"/>
+              <w:top w:type="dxa" w:w="70"/>
+              <w:left w:type="dxa" w:w="110"/>
+              <w:bottom w:type="dxa" w:w="70"/>
+              <w:right w:type="dxa" w:w="110"/>
             </w:tcMar>
           </w:tcPr>
           <w:p>
@@ -1881,19 +1975,19 @@
                 <w:sz w:val="18"/>
                 <w:szCs w:val="18"/>
               </w:rPr>
-              <w:t xml:space="preserve">강점</w:t>
-            </w:r>
-          </w:p>
-        </w:tc>
-        <w:tc>
-          <w:tcPr>
-            <w:tcW w:type="pct" w:w="40%"/>
+              <w:t xml:space="preserve">수치</w:t>
+            </w:r>
+          </w:p>
+        </w:tc>
+        <w:tc>
+          <w:tcPr>
+            <w:tcW w:type="dxa" w:w="1553"/>
             <w:shd w:fill="1F4E91" w:color="auto" w:val="clear"/>
             <w:tcMar>
-              <w:top w:type="dxa" w:w="60"/>
-              <w:left w:type="dxa" w:w="90"/>
-              <w:bottom w:type="dxa" w:w="60"/>
-              <w:right w:type="dxa" w:w="90"/>
+              <w:top w:type="dxa" w:w="70"/>
+              <w:left w:type="dxa" w:w="110"/>
+              <w:bottom w:type="dxa" w:w="70"/>
+              <w:right w:type="dxa" w:w="110"/>
             </w:tcMar>
           </w:tcPr>
           <w:p>
@@ -1906,7 +2000,32 @@
                 <w:sz w:val="18"/>
                 <w:szCs w:val="18"/>
               </w:rPr>
-              <w:t xml:space="preserve">약점(기회)</w:t>
+              <w:t xml:space="preserve">출처</w:t>
+            </w:r>
+          </w:p>
+        </w:tc>
+        <w:tc>
+          <w:tcPr>
+            <w:tcW w:type="dxa" w:w="1165"/>
+            <w:shd w:fill="1F4E91" w:color="auto" w:val="clear"/>
+            <w:tcMar>
+              <w:top w:type="dxa" w:w="70"/>
+              <w:left w:type="dxa" w:w="110"/>
+              <w:bottom w:type="dxa" w:w="70"/>
+              <w:right w:type="dxa" w:w="110"/>
+            </w:tcMar>
+          </w:tcPr>
+          <w:p>
+            <w:r>
+              <w:rPr>
+                <w:rFonts w:ascii="맑은 고딕" w:cs="맑은 고딕" w:eastAsia="맑은 고딕" w:hAnsi="맑은 고딕"/>
+                <w:b/>
+                <w:bCs/>
+                <w:color w:val="FFFFFF"/>
+                <w:sz w:val="18"/>
+                <w:szCs w:val="18"/>
+              </w:rPr>
+              <w:t xml:space="preserve">신뢰도</w:t>
             </w:r>
           </w:p>
         </w:tc>
@@ -1914,64 +2033,85 @@
       <w:tr>
         <w:tc>
           <w:tcPr>
-            <w:tcW w:type="pct" w:w="34%"/>
-            <w:tcMar>
-              <w:top w:type="dxa" w:w="60"/>
-              <w:left w:type="dxa" w:w="90"/>
-              <w:bottom w:type="dxa" w:w="60"/>
-              <w:right w:type="dxa" w:w="90"/>
-            </w:tcMar>
-          </w:tcPr>
-          <w:p>
-            <w:r>
-              <w:rPr>
-                <w:rFonts w:ascii="맑은 고딕" w:cs="맑은 고딕" w:eastAsia="맑은 고딕" w:hAnsi="맑은 고딕"/>
-                <w:sz w:val="18"/>
-                <w:szCs w:val="18"/>
-              </w:rPr>
-              <w:t xml:space="preserve">엑셀 수기 + 한글 양식(현 주류)</w:t>
-            </w:r>
-          </w:p>
-        </w:tc>
-        <w:tc>
-          <w:tcPr>
-            <w:tcW w:type="pct" w:w="26%"/>
-            <w:tcMar>
-              <w:top w:type="dxa" w:w="60"/>
-              <w:left w:type="dxa" w:w="90"/>
-              <w:bottom w:type="dxa" w:w="60"/>
-              <w:right w:type="dxa" w:w="90"/>
-            </w:tcMar>
-          </w:tcPr>
-          <w:p>
-            <w:r>
-              <w:rPr>
-                <w:rFonts w:ascii="맑은 고딕" w:cs="맑은 고딕" w:eastAsia="맑은 고딕" w:hAnsi="맑은 고딕"/>
-                <w:sz w:val="18"/>
-                <w:szCs w:val="18"/>
-              </w:rPr>
-              <w:t xml:space="preserve">무료·자유도</w:t>
-            </w:r>
-          </w:p>
-        </w:tc>
-        <w:tc>
-          <w:tcPr>
-            <w:tcW w:type="pct" w:w="40%"/>
-            <w:tcMar>
-              <w:top w:type="dxa" w:w="60"/>
-              <w:left w:type="dxa" w:w="90"/>
-              <w:bottom w:type="dxa" w:w="60"/>
-              <w:right w:type="dxa" w:w="90"/>
-            </w:tcMar>
-          </w:tcPr>
-          <w:p>
-            <w:r>
-              <w:rPr>
-                <w:rFonts w:ascii="맑은 고딕" w:cs="맑은 고딕" w:eastAsia="맑은 고딕" w:hAnsi="맑은 고딕"/>
-                <w:sz w:val="18"/>
-                <w:szCs w:val="18"/>
-              </w:rPr>
-              <w:t xml:space="preserve">반복·실수·점검 누락</w:t>
+            <w:tcW w:type="dxa" w:w="2524"/>
+            <w:tcMar>
+              <w:top w:type="dxa" w:w="70"/>
+              <w:left w:type="dxa" w:w="110"/>
+              <w:bottom w:type="dxa" w:w="70"/>
+              <w:right w:type="dxa" w:w="110"/>
+            </w:tcMar>
+          </w:tcPr>
+          <w:p>
+            <w:r>
+              <w:rPr>
+                <w:rFonts w:ascii="맑은 고딕" w:cs="맑은 고딕" w:eastAsia="맑은 고딕" w:hAnsi="맑은 고딕"/>
+                <w:sz w:val="18"/>
+                <w:szCs w:val="18"/>
+              </w:rPr>
+              <w:t xml:space="preserve">비-언어재활 영역 자격 인정(broso)</w:t>
+            </w:r>
+          </w:p>
+        </w:tc>
+        <w:tc>
+          <w:tcPr>
+            <w:tcW w:type="dxa" w:w="4465"/>
+            <w:tcMar>
+              <w:top w:type="dxa" w:w="70"/>
+              <w:left w:type="dxa" w:w="110"/>
+              <w:bottom w:type="dxa" w:w="70"/>
+              <w:right w:type="dxa" w:w="110"/>
+            </w:tcMar>
+          </w:tcPr>
+          <w:p>
+            <w:r>
+              <w:rPr>
+                <w:rFonts w:ascii="맑은 고딕" w:cs="맑은 고딕" w:eastAsia="맑은 고딕" w:hAnsi="맑은 고딕"/>
+                <w:sz w:val="18"/>
+                <w:szCs w:val="18"/>
+              </w:rPr>
+              <w:t xml:space="preserve">2019–22 신청 13,505명(교과목 3,590+전환교육 9,915), 인정률 54%/64% → 인정 약 8,200명대</w:t>
+            </w:r>
+          </w:p>
+        </w:tc>
+        <w:tc>
+          <w:tcPr>
+            <w:tcW w:type="dxa" w:w="1553"/>
+            <w:tcMar>
+              <w:top w:type="dxa" w:w="70"/>
+              <w:left w:type="dxa" w:w="110"/>
+              <w:bottom w:type="dxa" w:w="70"/>
+              <w:right w:type="dxa" w:w="110"/>
+            </w:tcMar>
+          </w:tcPr>
+          <w:p>
+            <w:r>
+              <w:rPr>
+                <w:rFonts w:ascii="맑은 고딕" w:cs="맑은 고딕" w:eastAsia="맑은 고딕" w:hAnsi="맑은 고딕"/>
+                <w:sz w:val="18"/>
+                <w:szCs w:val="18"/>
+              </w:rPr>
+              <w:t xml:space="preserve">DBpia 논문</w:t>
+            </w:r>
+          </w:p>
+        </w:tc>
+        <w:tc>
+          <w:tcPr>
+            <w:tcW w:type="dxa" w:w="1165"/>
+            <w:tcMar>
+              <w:top w:type="dxa" w:w="70"/>
+              <w:left w:type="dxa" w:w="110"/>
+              <w:bottom w:type="dxa" w:w="70"/>
+              <w:right w:type="dxa" w:w="110"/>
+            </w:tcMar>
+          </w:tcPr>
+          <w:p>
+            <w:r>
+              <w:rPr>
+                <w:rFonts w:ascii="맑은 고딕" w:cs="맑은 고딕" w:eastAsia="맑은 고딕" w:hAnsi="맑은 고딕"/>
+                <w:sz w:val="18"/>
+                <w:szCs w:val="18"/>
+              </w:rPr>
+              <w:t xml:space="preserve">B</w:t>
             </w:r>
           </w:p>
         </w:tc>
@@ -1979,194 +2119,85 @@
       <w:tr>
         <w:tc>
           <w:tcPr>
-            <w:tcW w:type="pct" w:w="34%"/>
-            <w:tcMar>
-              <w:top w:type="dxa" w:w="60"/>
-              <w:left w:type="dxa" w:w="90"/>
-              <w:bottom w:type="dxa" w:w="60"/>
-              <w:right w:type="dxa" w:w="90"/>
-            </w:tcMar>
-          </w:tcPr>
-          <w:p>
-            <w:r>
-              <w:rPr>
-                <w:rFonts w:ascii="맑은 고딕" w:cs="맑은 고딕" w:eastAsia="맑은 고딕" w:hAnsi="맑은 고딕"/>
-                <w:sz w:val="18"/>
-                <w:szCs w:val="18"/>
-              </w:rPr>
-              <w:t xml:space="preserve">전자바우처 단말/포털</w:t>
-            </w:r>
-          </w:p>
-        </w:tc>
-        <w:tc>
-          <w:tcPr>
-            <w:tcW w:type="pct" w:w="26%"/>
-            <w:tcMar>
-              <w:top w:type="dxa" w:w="60"/>
-              <w:left w:type="dxa" w:w="90"/>
-              <w:bottom w:type="dxa" w:w="60"/>
-              <w:right w:type="dxa" w:w="90"/>
-            </w:tcMar>
-          </w:tcPr>
-          <w:p>
-            <w:r>
-              <w:rPr>
-                <w:rFonts w:ascii="맑은 고딕" w:cs="맑은 고딕" w:eastAsia="맑은 고딕" w:hAnsi="맑은 고딕"/>
-                <w:sz w:val="18"/>
-                <w:szCs w:val="18"/>
-              </w:rPr>
-              <w:t xml:space="preserve">결제·정산 공식</w:t>
-            </w:r>
-          </w:p>
-        </w:tc>
-        <w:tc>
-          <w:tcPr>
-            <w:tcW w:type="pct" w:w="40%"/>
-            <w:tcMar>
-              <w:top w:type="dxa" w:w="60"/>
-              <w:left w:type="dxa" w:w="90"/>
-              <w:bottom w:type="dxa" w:w="60"/>
-              <w:right w:type="dxa" w:w="90"/>
-            </w:tcMar>
-          </w:tcPr>
-          <w:p>
-            <w:r>
-              <w:rPr>
-                <w:rFonts w:ascii="맑은 고딕" w:cs="맑은 고딕" w:eastAsia="맑은 고딕" w:hAnsi="맑은 고딕"/>
-                <w:sz w:val="18"/>
-                <w:szCs w:val="18"/>
-              </w:rPr>
-              <w:t xml:space="preserve">일지·기록지 작성은 미지원</w:t>
-            </w:r>
-          </w:p>
-        </w:tc>
-      </w:tr>
-      <w:tr>
-        <w:tc>
-          <w:tcPr>
-            <w:tcW w:type="pct" w:w="34%"/>
-            <w:tcMar>
-              <w:top w:type="dxa" w:w="60"/>
-              <w:left w:type="dxa" w:w="90"/>
-              <w:bottom w:type="dxa" w:w="60"/>
-              <w:right w:type="dxa" w:w="90"/>
-            </w:tcMar>
-          </w:tcPr>
-          <w:p>
-            <w:r>
-              <w:rPr>
-                <w:rFonts w:ascii="맑은 고딕" w:cs="맑은 고딕" w:eastAsia="맑은 고딕" w:hAnsi="맑은 고딕"/>
-                <w:sz w:val="18"/>
-                <w:szCs w:val="18"/>
-              </w:rPr>
-              <w:t xml:space="preserve">범용 툴(구글·노션)</w:t>
-            </w:r>
-          </w:p>
-        </w:tc>
-        <w:tc>
-          <w:tcPr>
-            <w:tcW w:type="pct" w:w="26%"/>
-            <w:tcMar>
-              <w:top w:type="dxa" w:w="60"/>
-              <w:left w:type="dxa" w:w="90"/>
-              <w:bottom w:type="dxa" w:w="60"/>
-              <w:right w:type="dxa" w:w="90"/>
-            </w:tcMar>
-          </w:tcPr>
-          <w:p>
-            <w:r>
-              <w:rPr>
-                <w:rFonts w:ascii="맑은 고딕" w:cs="맑은 고딕" w:eastAsia="맑은 고딕" w:hAnsi="맑은 고딕"/>
-                <w:sz w:val="18"/>
-                <w:szCs w:val="18"/>
-              </w:rPr>
-              <w:t xml:space="preserve">범용</w:t>
-            </w:r>
-          </w:p>
-        </w:tc>
-        <w:tc>
-          <w:tcPr>
-            <w:tcW w:type="pct" w:w="40%"/>
-            <w:tcMar>
-              <w:top w:type="dxa" w:w="60"/>
-              <w:left w:type="dxa" w:w="90"/>
-              <w:bottom w:type="dxa" w:w="60"/>
-              <w:right w:type="dxa" w:w="90"/>
-            </w:tcMar>
-          </w:tcPr>
-          <w:p>
-            <w:r>
-              <w:rPr>
-                <w:rFonts w:ascii="맑은 고딕" w:cs="맑은 고딕" w:eastAsia="맑은 고딕" w:hAnsi="맑은 고딕"/>
-                <w:sz w:val="18"/>
-                <w:szCs w:val="18"/>
-              </w:rPr>
-              <w:t xml:space="preserve">발달바우처 양식·점검 로직 없음</w:t>
-            </w:r>
-          </w:p>
-        </w:tc>
-      </w:tr>
-      <w:tr>
-        <w:tc>
-          <w:tcPr>
-            <w:tcW w:type="pct" w:w="34%"/>
-            <w:tcMar>
-              <w:top w:type="dxa" w:w="60"/>
-              <w:left w:type="dxa" w:w="90"/>
-              <w:bottom w:type="dxa" w:w="60"/>
-              <w:right w:type="dxa" w:w="90"/>
-            </w:tcMar>
-          </w:tcPr>
-          <w:p>
-            <w:r>
-              <w:rPr>
-                <w:rFonts w:ascii="맑은 고딕" w:cs="맑은 고딕" w:eastAsia="맑은 고딕" w:hAnsi="맑은 고딕"/>
-                <w:sz w:val="18"/>
-                <w:szCs w:val="18"/>
-              </w:rPr>
-              <w:t xml:space="preserve">센터 관리 프로그램/EMR</w:t>
-            </w:r>
-          </w:p>
-        </w:tc>
-        <w:tc>
-          <w:tcPr>
-            <w:tcW w:type="pct" w:w="26%"/>
-            <w:tcMar>
-              <w:top w:type="dxa" w:w="60"/>
-              <w:left w:type="dxa" w:w="90"/>
-              <w:bottom w:type="dxa" w:w="60"/>
-              <w:right w:type="dxa" w:w="90"/>
-            </w:tcMar>
-          </w:tcPr>
-          <w:p>
-            <w:r>
-              <w:rPr>
-                <w:rFonts w:ascii="맑은 고딕" w:cs="맑은 고딕" w:eastAsia="맑은 고딕" w:hAnsi="맑은 고딕"/>
-                <w:sz w:val="18"/>
-                <w:szCs w:val="18"/>
-              </w:rPr>
-              <w:t xml:space="preserve">다기능</w:t>
-            </w:r>
-          </w:p>
-        </w:tc>
-        <w:tc>
-          <w:tcPr>
-            <w:tcW w:type="pct" w:w="40%"/>
-            <w:tcMar>
-              <w:top w:type="dxa" w:w="60"/>
-              <w:left w:type="dxa" w:w="90"/>
-              <w:bottom w:type="dxa" w:w="60"/>
-              <w:right w:type="dxa" w:w="90"/>
-            </w:tcMar>
-          </w:tcPr>
-          <w:p>
-            <w:r>
-              <w:rPr>
-                <w:rFonts w:ascii="맑은 고딕" w:cs="맑은 고딕" w:eastAsia="맑은 고딕" w:hAnsi="맑은 고딕"/>
-                <w:sz w:val="18"/>
-                <w:szCs w:val="18"/>
-              </w:rPr>
-              <w:t xml:space="preserve">센터 단위·고가·1인에 과함</w:t>
+            <w:tcW w:type="dxa" w:w="2524"/>
+            <w:tcMar>
+              <w:top w:type="dxa" w:w="70"/>
+              <w:left w:type="dxa" w:w="110"/>
+              <w:bottom w:type="dxa" w:w="70"/>
+              <w:right w:type="dxa" w:w="110"/>
+            </w:tcMar>
+          </w:tcPr>
+          <w:p>
+            <w:r>
+              <w:rPr>
+                <w:rFonts w:ascii="맑은 고딕" w:cs="맑은 고딕" w:eastAsia="맑은 고딕" w:hAnsi="맑은 고딕"/>
+                <w:sz w:val="18"/>
+                <w:szCs w:val="18"/>
+              </w:rPr>
+              <w:t xml:space="preserve">언어재활사 국가자격(국시원)</w:t>
+            </w:r>
+          </w:p>
+        </w:tc>
+        <w:tc>
+          <w:tcPr>
+            <w:tcW w:type="dxa" w:w="4465"/>
+            <w:tcMar>
+              <w:top w:type="dxa" w:w="70"/>
+              <w:left w:type="dxa" w:w="110"/>
+              <w:bottom w:type="dxa" w:w="70"/>
+              <w:right w:type="dxa" w:w="110"/>
+            </w:tcMar>
+          </w:tcPr>
+          <w:p>
+            <w:r>
+              <w:rPr>
+                <w:rFonts w:ascii="맑은 고딕" w:cs="맑은 고딕" w:eastAsia="맑은 고딕" w:hAnsi="맑은 고딕"/>
+                <w:sz w:val="18"/>
+                <w:szCs w:val="18"/>
+              </w:rPr>
+              <w:t xml:space="preserve">2025 제14회 1급 180·2급 473명(누계 별도)</w:t>
+            </w:r>
+          </w:p>
+        </w:tc>
+        <w:tc>
+          <w:tcPr>
+            <w:tcW w:type="dxa" w:w="1553"/>
+            <w:tcMar>
+              <w:top w:type="dxa" w:w="70"/>
+              <w:left w:type="dxa" w:w="110"/>
+              <w:bottom w:type="dxa" w:w="70"/>
+              <w:right w:type="dxa" w:w="110"/>
+            </w:tcMar>
+          </w:tcPr>
+          <w:p>
+            <w:r>
+              <w:rPr>
+                <w:rFonts w:ascii="맑은 고딕" w:cs="맑은 고딕" w:eastAsia="맑은 고딕" w:hAnsi="맑은 고딕"/>
+                <w:sz w:val="18"/>
+                <w:szCs w:val="18"/>
+              </w:rPr>
+              <w:t xml:space="preserve">국시원 발표</w:t>
+            </w:r>
+          </w:p>
+        </w:tc>
+        <w:tc>
+          <w:tcPr>
+            <w:tcW w:type="dxa" w:w="1165"/>
+            <w:tcMar>
+              <w:top w:type="dxa" w:w="70"/>
+              <w:left w:type="dxa" w:w="110"/>
+              <w:bottom w:type="dxa" w:w="70"/>
+              <w:right w:type="dxa" w:w="110"/>
+            </w:tcMar>
+          </w:tcPr>
+          <w:p>
+            <w:r>
+              <w:rPr>
+                <w:rFonts w:ascii="맑은 고딕" w:cs="맑은 고딕" w:eastAsia="맑은 고딕" w:hAnsi="맑은 고딕"/>
+                <w:sz w:val="18"/>
+                <w:szCs w:val="18"/>
+              </w:rPr>
+              <w:t xml:space="preserve">B</w:t>
             </w:r>
           </w:p>
         </w:tc>
@@ -2189,7 +2220,7 @@
           <w:sz w:val="21"/>
           <w:szCs w:val="21"/>
         </w:rPr>
-        <w:t xml:space="preserve">포지셔닝: 1인 치료사 특화 × 발달바우처 도메인 내장 × 프라이버시.</w:t>
+        <w:t xml:space="preserve">→ 발달재활 제공인력 풀 자격 기준 약 1만명대. 현재 활동 제공인력 실수는 SSIS 발달재활 항목으로 확정(8장). 핵심 타깃(SAM)은 이 중 행정을 직접 하는 1인·프리랜서·소규모 운영자.</w:t>
       </w:r>
     </w:p>
     <w:p>
@@ -2205,115 +2236,13 @@
           <w:sz w:val="30"/>
           <w:szCs w:val="30"/>
         </w:rPr>
-        <w:t xml:space="preserve">5. SWOT</w:t>
-      </w:r>
-    </w:p>
-    <w:p>
-      <w:pPr>
-        <w:pStyle w:val="ListParagraph"/>
-        <w:numPr>
-          <w:ilvl w:val="0"/>
-          <w:numId w:val="1"/>
-        </w:numPr>
-        <w:spacing w:after="60" w:line="290"/>
-      </w:pPr>
-      <w:r>
-        <w:rPr>
-          <w:rFonts w:ascii="맑은 고딕" w:cs="맑은 고딕" w:eastAsia="맑은 고딕" w:hAnsi="맑은 고딕"/>
-          <w:sz w:val="21"/>
-          <w:szCs w:val="21"/>
-        </w:rPr>
-        <w:t xml:space="preserve">S: 도메인 특화, 즉각적 시간 절감, 낮은 학습비용, 한글 출력</w:t>
-      </w:r>
-    </w:p>
-    <w:p>
-      <w:pPr>
-        <w:pStyle w:val="ListParagraph"/>
-        <w:numPr>
-          <w:ilvl w:val="0"/>
-          <w:numId w:val="1"/>
-        </w:numPr>
-        <w:spacing w:after="60" w:line="290"/>
-      </w:pPr>
-      <w:r>
-        <w:rPr>
-          <w:rFonts w:ascii="맑은 고딕" w:cs="맑은 고딕" w:eastAsia="맑은 고딕" w:hAnsi="맑은 고딕"/>
-          <w:sz w:val="21"/>
-          <w:szCs w:val="21"/>
-        </w:rPr>
-        <w:t xml:space="preserve">W: 니치 시장, 단일 도메인 의존, 결제·정산 미연동(보조 도구)</w:t>
-      </w:r>
-    </w:p>
-    <w:p>
-      <w:pPr>
-        <w:pStyle w:val="ListParagraph"/>
-        <w:numPr>
-          <w:ilvl w:val="0"/>
-          <w:numId w:val="1"/>
-        </w:numPr>
-        <w:spacing w:after="60" w:line="290"/>
-      </w:pPr>
-      <w:r>
-        <w:rPr>
-          <w:rFonts w:ascii="맑은 고딕" w:cs="맑은 고딕" w:eastAsia="맑은 고딕" w:hAnsi="맑은 고딕"/>
-          <w:sz w:val="21"/>
-          <w:szCs w:val="21"/>
-        </w:rPr>
-        <w:t xml:space="preserve">O: 인접 바우처(언어발달·심리지원) 확장, 점검·환수 수요, 센터 다인 버전</w:t>
-      </w:r>
-    </w:p>
-    <w:p>
-      <w:pPr>
-        <w:pStyle w:val="ListParagraph"/>
-        <w:numPr>
-          <w:ilvl w:val="0"/>
-          <w:numId w:val="1"/>
-        </w:numPr>
-        <w:spacing w:after="60" w:line="290"/>
-      </w:pPr>
-      <w:r>
-        <w:rPr>
-          <w:rFonts w:ascii="맑은 고딕" w:cs="맑은 고딕" w:eastAsia="맑은 고딕" w:hAnsi="맑은 고딕"/>
-          <w:sz w:val="21"/>
-          <w:szCs w:val="21"/>
-        </w:rPr>
-        <w:t xml:space="preserve">T: 제도·단가·양식 변경, 개인정보 규제, 공공 시스템의 기능 흡수</w:t>
-      </w:r>
-    </w:p>
-    <w:p>
-      <w:pPr>
-        <w:pStyle w:val="Heading1"/>
-        <w:spacing w:after="140" w:before="320"/>
-      </w:pPr>
-      <w:r>
-        <w:rPr>
-          <w:rFonts w:ascii="맑은 고딕" w:cs="맑은 고딕" w:eastAsia="맑은 고딕" w:hAnsi="맑은 고딕"/>
-          <w:b/>
-          <w:bCs/>
-          <w:sz w:val="30"/>
-          <w:szCs w:val="30"/>
-        </w:rPr>
-        <w:t xml:space="preserve">6. 수익화 &amp; SOM 시나리오</w:t>
-      </w:r>
-    </w:p>
-    <w:p>
-      <w:pPr>
-        <w:spacing w:after="100" w:line="300"/>
-      </w:pPr>
-      <w:r>
-        <w:rPr>
-          <w:rFonts w:ascii="맑은 고딕" w:cs="맑은 고딕" w:eastAsia="맑은 고딕" w:hAnsi="맑은 고딕"/>
-          <w:b/>
-          <w:bCs/>
-          <w:sz w:val="21"/>
-          <w:szCs w:val="21"/>
-        </w:rPr>
-        <w:t xml:space="preserve">가격(확정): 월 15,000원 구독(연 180,000원). 모수: 핵심 타깃 치료사 풀.</w:t>
+        <w:t xml:space="preserve">3. 고객 세그먼트 &amp; 페인포인트</w:t>
       </w:r>
     </w:p>
     <w:tbl>
       <w:tblPr>
-        <w:tblW w:type="pct" w:w="100%"/>
+        <w:tblW w:type="dxa" w:w="9706"/>
+        <w:jc w:val="center"/>
         <w:tblBorders>
           <w:top w:val="single" w:color="D0D5DD" w:sz="4"/>
           <w:left w:val="single" w:color="D0D5DD" w:sz="4"/>
@@ -2322,13 +2251,13 @@
           <w:insideH w:val="single" w:color="D0D5DD" w:sz="4"/>
           <w:insideV w:val="single" w:color="D0D5DD" w:sz="4"/>
         </w:tblBorders>
+        <w:tblLayout w:type="fixed"/>
       </w:tblPr>
       <w:tblGrid>
-        <w:gridCol w:w="100"/>
-        <w:gridCol w:w="100"/>
-        <w:gridCol w:w="100"/>
-        <w:gridCol w:w="100"/>
-        <w:gridCol w:w="100"/>
+        <w:gridCol w:w="2329"/>
+        <w:gridCol w:w="2524"/>
+        <w:gridCol w:w="3688"/>
+        <w:gridCol w:w="1165"/>
       </w:tblGrid>
       <w:tr>
         <w:trPr>
@@ -2336,13 +2265,13 @@
         </w:trPr>
         <w:tc>
           <w:tcPr>
-            <w:tcW w:type="pct" w:w="16%"/>
+            <w:tcW w:type="dxa" w:w="2329"/>
             <w:shd w:fill="1F4E91" w:color="auto" w:val="clear"/>
             <w:tcMar>
-              <w:top w:type="dxa" w:w="60"/>
-              <w:left w:type="dxa" w:w="90"/>
-              <w:bottom w:type="dxa" w:w="60"/>
-              <w:right w:type="dxa" w:w="90"/>
+              <w:top w:type="dxa" w:w="70"/>
+              <w:left w:type="dxa" w:w="110"/>
+              <w:bottom w:type="dxa" w:w="70"/>
+              <w:right w:type="dxa" w:w="110"/>
             </w:tcMar>
           </w:tcPr>
           <w:p>
@@ -2355,19 +2284,19 @@
                 <w:sz w:val="18"/>
                 <w:szCs w:val="18"/>
               </w:rPr>
-              <w:t xml:space="preserve">시나리오</w:t>
-            </w:r>
-          </w:p>
-        </w:tc>
-        <w:tc>
-          <w:tcPr>
-            <w:tcW w:type="pct" w:w="22%"/>
+              <w:t xml:space="preserve">세그먼트</w:t>
+            </w:r>
+          </w:p>
+        </w:tc>
+        <w:tc>
+          <w:tcPr>
+            <w:tcW w:type="dxa" w:w="2524"/>
             <w:shd w:fill="1F4E91" w:color="auto" w:val="clear"/>
             <w:tcMar>
-              <w:top w:type="dxa" w:w="60"/>
-              <w:left w:type="dxa" w:w="90"/>
-              <w:bottom w:type="dxa" w:w="60"/>
-              <w:right w:type="dxa" w:w="90"/>
+              <w:top w:type="dxa" w:w="70"/>
+              <w:left w:type="dxa" w:w="110"/>
+              <w:bottom w:type="dxa" w:w="70"/>
+              <w:right w:type="dxa" w:w="110"/>
             </w:tcMar>
           </w:tcPr>
           <w:p>
@@ -2380,19 +2309,19 @@
                 <w:sz w:val="18"/>
                 <w:szCs w:val="18"/>
               </w:rPr>
-              <w:t xml:space="preserve">유효 모수</w:t>
-            </w:r>
-          </w:p>
-        </w:tc>
-        <w:tc>
-          <w:tcPr>
-            <w:tcW w:type="pct" w:w="16%"/>
+              <w:t xml:space="preserve">특성</w:t>
+            </w:r>
+          </w:p>
+        </w:tc>
+        <w:tc>
+          <w:tcPr>
+            <w:tcW w:type="dxa" w:w="3688"/>
             <w:shd w:fill="1F4E91" w:color="auto" w:val="clear"/>
             <w:tcMar>
-              <w:top w:type="dxa" w:w="60"/>
-              <w:left w:type="dxa" w:w="90"/>
-              <w:bottom w:type="dxa" w:w="60"/>
-              <w:right w:type="dxa" w:w="90"/>
+              <w:top w:type="dxa" w:w="70"/>
+              <w:left w:type="dxa" w:w="110"/>
+              <w:bottom w:type="dxa" w:w="70"/>
+              <w:right w:type="dxa" w:w="110"/>
             </w:tcMar>
           </w:tcPr>
           <w:p>
@@ -2405,19 +2334,19 @@
                 <w:sz w:val="18"/>
                 <w:szCs w:val="18"/>
               </w:rPr>
-              <w:t xml:space="preserve">전환율</w:t>
-            </w:r>
-          </w:p>
-        </w:tc>
-        <w:tc>
-          <w:tcPr>
-            <w:tcW w:type="pct" w:w="20%"/>
+              <w:t xml:space="preserve">페인포인트</w:t>
+            </w:r>
+          </w:p>
+        </w:tc>
+        <w:tc>
+          <w:tcPr>
+            <w:tcW w:type="dxa" w:w="1165"/>
             <w:shd w:fill="1F4E91" w:color="auto" w:val="clear"/>
             <w:tcMar>
-              <w:top w:type="dxa" w:w="60"/>
-              <w:left w:type="dxa" w:w="90"/>
-              <w:bottom w:type="dxa" w:w="60"/>
-              <w:right w:type="dxa" w:w="90"/>
+              <w:top w:type="dxa" w:w="70"/>
+              <w:left w:type="dxa" w:w="110"/>
+              <w:bottom w:type="dxa" w:w="70"/>
+              <w:right w:type="dxa" w:w="110"/>
             </w:tcMar>
           </w:tcPr>
           <w:p>
@@ -2430,32 +2359,7 @@
                 <w:sz w:val="18"/>
                 <w:szCs w:val="18"/>
               </w:rPr>
-              <w:t xml:space="preserve">유료 사용자</w:t>
-            </w:r>
-          </w:p>
-        </w:tc>
-        <w:tc>
-          <w:tcPr>
-            <w:tcW w:type="pct" w:w="26%"/>
-            <w:shd w:fill="1F4E91" w:color="auto" w:val="clear"/>
-            <w:tcMar>
-              <w:top w:type="dxa" w:w="60"/>
-              <w:left w:type="dxa" w:w="90"/>
-              <w:bottom w:type="dxa" w:w="60"/>
-              <w:right w:type="dxa" w:w="90"/>
-            </w:tcMar>
-          </w:tcPr>
-          <w:p>
-            <w:r>
-              <w:rPr>
-                <w:rFonts w:ascii="맑은 고딕" w:cs="맑은 고딕" w:eastAsia="맑은 고딕" w:hAnsi="맑은 고딕"/>
-                <w:b/>
-                <w:bCs/>
-                <w:color w:val="FFFFFF"/>
-                <w:sz w:val="18"/>
-                <w:szCs w:val="18"/>
-              </w:rPr>
-              <w:t xml:space="preserve">연 매출(ARR)</w:t>
+              <w:t xml:space="preserve">적합도</w:t>
             </w:r>
           </w:p>
         </w:tc>
@@ -2463,106 +2367,85 @@
       <w:tr>
         <w:tc>
           <w:tcPr>
-            <w:tcW w:type="pct" w:w="16%"/>
-            <w:tcMar>
-              <w:top w:type="dxa" w:w="60"/>
-              <w:left w:type="dxa" w:w="90"/>
-              <w:bottom w:type="dxa" w:w="60"/>
-              <w:right w:type="dxa" w:w="90"/>
-            </w:tcMar>
-          </w:tcPr>
-          <w:p>
-            <w:r>
-              <w:rPr>
-                <w:rFonts w:ascii="맑은 고딕" w:cs="맑은 고딕" w:eastAsia="맑은 고딕" w:hAnsi="맑은 고딕"/>
-                <w:sz w:val="18"/>
-                <w:szCs w:val="18"/>
-              </w:rPr>
-              <w:t xml:space="preserve">보수</w:t>
-            </w:r>
-          </w:p>
-        </w:tc>
-        <w:tc>
-          <w:tcPr>
-            <w:tcW w:type="pct" w:w="22%"/>
-            <w:tcMar>
-              <w:top w:type="dxa" w:w="60"/>
-              <w:left w:type="dxa" w:w="90"/>
-              <w:bottom w:type="dxa" w:w="60"/>
-              <w:right w:type="dxa" w:w="90"/>
-            </w:tcMar>
-          </w:tcPr>
-          <w:p>
-            <w:r>
-              <w:rPr>
-                <w:rFonts w:ascii="맑은 고딕" w:cs="맑은 고딕" w:eastAsia="맑은 고딕" w:hAnsi="맑은 고딕"/>
-                <w:sz w:val="18"/>
-                <w:szCs w:val="18"/>
-              </w:rPr>
-              <w:t xml:space="preserve">12,000명</w:t>
-            </w:r>
-          </w:p>
-        </w:tc>
-        <w:tc>
-          <w:tcPr>
-            <w:tcW w:type="pct" w:w="16%"/>
-            <w:tcMar>
-              <w:top w:type="dxa" w:w="60"/>
-              <w:left w:type="dxa" w:w="90"/>
-              <w:bottom w:type="dxa" w:w="60"/>
-              <w:right w:type="dxa" w:w="90"/>
-            </w:tcMar>
-          </w:tcPr>
-          <w:p>
-            <w:r>
-              <w:rPr>
-                <w:rFonts w:ascii="맑은 고딕" w:cs="맑은 고딕" w:eastAsia="맑은 고딕" w:hAnsi="맑은 고딕"/>
-                <w:sz w:val="18"/>
-                <w:szCs w:val="18"/>
-              </w:rPr>
-              <w:t xml:space="preserve">5%</w:t>
-            </w:r>
-          </w:p>
-        </w:tc>
-        <w:tc>
-          <w:tcPr>
-            <w:tcW w:type="pct" w:w="20%"/>
-            <w:tcMar>
-              <w:top w:type="dxa" w:w="60"/>
-              <w:left w:type="dxa" w:w="90"/>
-              <w:bottom w:type="dxa" w:w="60"/>
-              <w:right w:type="dxa" w:w="90"/>
-            </w:tcMar>
-          </w:tcPr>
-          <w:p>
-            <w:r>
-              <w:rPr>
-                <w:rFonts w:ascii="맑은 고딕" w:cs="맑은 고딕" w:eastAsia="맑은 고딕" w:hAnsi="맑은 고딕"/>
-                <w:sz w:val="18"/>
-                <w:szCs w:val="18"/>
-              </w:rPr>
-              <w:t xml:space="preserve">600명</w:t>
-            </w:r>
-          </w:p>
-        </w:tc>
-        <w:tc>
-          <w:tcPr>
-            <w:tcW w:type="pct" w:w="26%"/>
-            <w:tcMar>
-              <w:top w:type="dxa" w:w="60"/>
-              <w:left w:type="dxa" w:w="90"/>
-              <w:bottom w:type="dxa" w:w="60"/>
-              <w:right w:type="dxa" w:w="90"/>
-            </w:tcMar>
-          </w:tcPr>
-          <w:p>
-            <w:r>
-              <w:rPr>
-                <w:rFonts w:ascii="맑은 고딕" w:cs="맑은 고딕" w:eastAsia="맑은 고딕" w:hAnsi="맑은 고딕"/>
-                <w:sz w:val="18"/>
-                <w:szCs w:val="18"/>
-              </w:rPr>
-              <w:t xml:space="preserve">약 1.08억</w:t>
+            <w:tcW w:type="dxa" w:w="2329"/>
+            <w:tcMar>
+              <w:top w:type="dxa" w:w="70"/>
+              <w:left w:type="dxa" w:w="110"/>
+              <w:bottom w:type="dxa" w:w="70"/>
+              <w:right w:type="dxa" w:w="110"/>
+            </w:tcMar>
+          </w:tcPr>
+          <w:p>
+            <w:r>
+              <w:rPr>
+                <w:rFonts w:ascii="맑은 고딕" w:cs="맑은 고딕" w:eastAsia="맑은 고딕" w:hAnsi="맑은 고딕"/>
+                <w:sz w:val="18"/>
+                <w:szCs w:val="18"/>
+              </w:rPr>
+              <w:t xml:space="preserve">1인·프리랜서 치료사</w:t>
+            </w:r>
+          </w:p>
+        </w:tc>
+        <w:tc>
+          <w:tcPr>
+            <w:tcW w:type="dxa" w:w="2524"/>
+            <w:tcMar>
+              <w:top w:type="dxa" w:w="70"/>
+              <w:left w:type="dxa" w:w="110"/>
+              <w:bottom w:type="dxa" w:w="70"/>
+              <w:right w:type="dxa" w:w="110"/>
+            </w:tcMar>
+          </w:tcPr>
+          <w:p>
+            <w:r>
+              <w:rPr>
+                <w:rFonts w:ascii="맑은 고딕" w:cs="맑은 고딕" w:eastAsia="맑은 고딕" w:hAnsi="맑은 고딕"/>
+                <w:sz w:val="18"/>
+                <w:szCs w:val="18"/>
+              </w:rPr>
+              <w:t xml:space="preserve">여러 센터 출강·개인 운영, 행정 직접</w:t>
+            </w:r>
+          </w:p>
+        </w:tc>
+        <w:tc>
+          <w:tcPr>
+            <w:tcW w:type="dxa" w:w="3688"/>
+            <w:tcMar>
+              <w:top w:type="dxa" w:w="70"/>
+              <w:left w:type="dxa" w:w="110"/>
+              <w:bottom w:type="dxa" w:w="70"/>
+              <w:right w:type="dxa" w:w="110"/>
+            </w:tcMar>
+          </w:tcPr>
+          <w:p>
+            <w:r>
+              <w:rPr>
+                <w:rFonts w:ascii="맑은 고딕" w:cs="맑은 고딕" w:eastAsia="맑은 고딕" w:hAnsi="맑은 고딕"/>
+                <w:sz w:val="18"/>
+                <w:szCs w:val="18"/>
+              </w:rPr>
+              <w:t xml:space="preserve">일정표·기록지 수기 반복, 한글 양식, 제공내역 대조</w:t>
+            </w:r>
+          </w:p>
+        </w:tc>
+        <w:tc>
+          <w:tcPr>
+            <w:tcW w:type="dxa" w:w="1165"/>
+            <w:tcMar>
+              <w:top w:type="dxa" w:w="70"/>
+              <w:left w:type="dxa" w:w="110"/>
+              <w:bottom w:type="dxa" w:w="70"/>
+              <w:right w:type="dxa" w:w="110"/>
+            </w:tcMar>
+          </w:tcPr>
+          <w:p>
+            <w:r>
+              <w:rPr>
+                <w:rFonts w:ascii="맑은 고딕" w:cs="맑은 고딕" w:eastAsia="맑은 고딕" w:hAnsi="맑은 고딕"/>
+                <w:sz w:val="18"/>
+                <w:szCs w:val="18"/>
+              </w:rPr>
+              <w:t xml:space="preserve">★★★ 핵심</w:t>
             </w:r>
           </w:p>
         </w:tc>
@@ -2570,106 +2453,85 @@
       <w:tr>
         <w:tc>
           <w:tcPr>
-            <w:tcW w:type="pct" w:w="16%"/>
-            <w:tcMar>
-              <w:top w:type="dxa" w:w="60"/>
-              <w:left w:type="dxa" w:w="90"/>
-              <w:bottom w:type="dxa" w:w="60"/>
-              <w:right w:type="dxa" w:w="90"/>
-            </w:tcMar>
-          </w:tcPr>
-          <w:p>
-            <w:r>
-              <w:rPr>
-                <w:rFonts w:ascii="맑은 고딕" w:cs="맑은 고딕" w:eastAsia="맑은 고딕" w:hAnsi="맑은 고딕"/>
-                <w:sz w:val="18"/>
-                <w:szCs w:val="18"/>
-              </w:rPr>
-              <w:t xml:space="preserve">기본</w:t>
-            </w:r>
-          </w:p>
-        </w:tc>
-        <w:tc>
-          <w:tcPr>
-            <w:tcW w:type="pct" w:w="22%"/>
-            <w:tcMar>
-              <w:top w:type="dxa" w:w="60"/>
-              <w:left w:type="dxa" w:w="90"/>
-              <w:bottom w:type="dxa" w:w="60"/>
-              <w:right w:type="dxa" w:w="90"/>
-            </w:tcMar>
-          </w:tcPr>
-          <w:p>
-            <w:r>
-              <w:rPr>
-                <w:rFonts w:ascii="맑은 고딕" w:cs="맑은 고딕" w:eastAsia="맑은 고딕" w:hAnsi="맑은 고딕"/>
-                <w:sz w:val="18"/>
-                <w:szCs w:val="18"/>
-              </w:rPr>
-              <w:t xml:space="preserve">18,000명</w:t>
-            </w:r>
-          </w:p>
-        </w:tc>
-        <w:tc>
-          <w:tcPr>
-            <w:tcW w:type="pct" w:w="16%"/>
-            <w:tcMar>
-              <w:top w:type="dxa" w:w="60"/>
-              <w:left w:type="dxa" w:w="90"/>
-              <w:bottom w:type="dxa" w:w="60"/>
-              <w:right w:type="dxa" w:w="90"/>
-            </w:tcMar>
-          </w:tcPr>
-          <w:p>
-            <w:r>
-              <w:rPr>
-                <w:rFonts w:ascii="맑은 고딕" w:cs="맑은 고딕" w:eastAsia="맑은 고딕" w:hAnsi="맑은 고딕"/>
-                <w:sz w:val="18"/>
-                <w:szCs w:val="18"/>
-              </w:rPr>
-              <w:t xml:space="preserve">10%</w:t>
-            </w:r>
-          </w:p>
-        </w:tc>
-        <w:tc>
-          <w:tcPr>
-            <w:tcW w:type="pct" w:w="20%"/>
-            <w:tcMar>
-              <w:top w:type="dxa" w:w="60"/>
-              <w:left w:type="dxa" w:w="90"/>
-              <w:bottom w:type="dxa" w:w="60"/>
-              <w:right w:type="dxa" w:w="90"/>
-            </w:tcMar>
-          </w:tcPr>
-          <w:p>
-            <w:r>
-              <w:rPr>
-                <w:rFonts w:ascii="맑은 고딕" w:cs="맑은 고딕" w:eastAsia="맑은 고딕" w:hAnsi="맑은 고딕"/>
-                <w:sz w:val="18"/>
-                <w:szCs w:val="18"/>
-              </w:rPr>
-              <w:t xml:space="preserve">1,800명</w:t>
-            </w:r>
-          </w:p>
-        </w:tc>
-        <w:tc>
-          <w:tcPr>
-            <w:tcW w:type="pct" w:w="26%"/>
-            <w:tcMar>
-              <w:top w:type="dxa" w:w="60"/>
-              <w:left w:type="dxa" w:w="90"/>
-              <w:bottom w:type="dxa" w:w="60"/>
-              <w:right w:type="dxa" w:w="90"/>
-            </w:tcMar>
-          </w:tcPr>
-          <w:p>
-            <w:r>
-              <w:rPr>
-                <w:rFonts w:ascii="맑은 고딕" w:cs="맑은 고딕" w:eastAsia="맑은 고딕" w:hAnsi="맑은 고딕"/>
-                <w:sz w:val="18"/>
-                <w:szCs w:val="18"/>
-              </w:rPr>
-              <w:t xml:space="preserve">약 3.24억</w:t>
+            <w:tcW w:type="dxa" w:w="2329"/>
+            <w:tcMar>
+              <w:top w:type="dxa" w:w="70"/>
+              <w:left w:type="dxa" w:w="110"/>
+              <w:bottom w:type="dxa" w:w="70"/>
+              <w:right w:type="dxa" w:w="110"/>
+            </w:tcMar>
+          </w:tcPr>
+          <w:p>
+            <w:r>
+              <w:rPr>
+                <w:rFonts w:ascii="맑은 고딕" w:cs="맑은 고딕" w:eastAsia="맑은 고딕" w:hAnsi="맑은 고딕"/>
+                <w:sz w:val="18"/>
+                <w:szCs w:val="18"/>
+              </w:rPr>
+              <w:t xml:space="preserve">소규모 센터(2~5인)</w:t>
+            </w:r>
+          </w:p>
+        </w:tc>
+        <w:tc>
+          <w:tcPr>
+            <w:tcW w:type="dxa" w:w="2524"/>
+            <w:tcMar>
+              <w:top w:type="dxa" w:w="70"/>
+              <w:left w:type="dxa" w:w="110"/>
+              <w:bottom w:type="dxa" w:w="70"/>
+              <w:right w:type="dxa" w:w="110"/>
+            </w:tcMar>
+          </w:tcPr>
+          <w:p>
+            <w:r>
+              <w:rPr>
+                <w:rFonts w:ascii="맑은 고딕" w:cs="맑은 고딕" w:eastAsia="맑은 고딕" w:hAnsi="맑은 고딕"/>
+                <w:sz w:val="18"/>
+                <w:szCs w:val="18"/>
+              </w:rPr>
+              <w:t xml:space="preserve">원장이 치료+행정</w:t>
+            </w:r>
+          </w:p>
+        </w:tc>
+        <w:tc>
+          <w:tcPr>
+            <w:tcW w:type="dxa" w:w="3688"/>
+            <w:tcMar>
+              <w:top w:type="dxa" w:w="70"/>
+              <w:left w:type="dxa" w:w="110"/>
+              <w:bottom w:type="dxa" w:w="70"/>
+              <w:right w:type="dxa" w:w="110"/>
+            </w:tcMar>
+          </w:tcPr>
+          <w:p>
+            <w:r>
+              <w:rPr>
+                <w:rFonts w:ascii="맑은 고딕" w:cs="맑은 고딕" w:eastAsia="맑은 고딕" w:hAnsi="맑은 고딕"/>
+                <w:sz w:val="18"/>
+                <w:szCs w:val="18"/>
+              </w:rPr>
+              <w:t xml:space="preserve">인력별 취합, 점검 대응</w:t>
+            </w:r>
+          </w:p>
+        </w:tc>
+        <w:tc>
+          <w:tcPr>
+            <w:tcW w:type="dxa" w:w="1165"/>
+            <w:tcMar>
+              <w:top w:type="dxa" w:w="70"/>
+              <w:left w:type="dxa" w:w="110"/>
+              <w:bottom w:type="dxa" w:w="70"/>
+              <w:right w:type="dxa" w:w="110"/>
+            </w:tcMar>
+          </w:tcPr>
+          <w:p>
+            <w:r>
+              <w:rPr>
+                <w:rFonts w:ascii="맑은 고딕" w:cs="맑은 고딕" w:eastAsia="맑은 고딕" w:hAnsi="맑은 고딕"/>
+                <w:sz w:val="18"/>
+                <w:szCs w:val="18"/>
+              </w:rPr>
+              <w:t xml:space="preserve">★★</w:t>
             </w:r>
           </w:p>
         </w:tc>
@@ -2677,106 +2539,85 @@
       <w:tr>
         <w:tc>
           <w:tcPr>
-            <w:tcW w:type="pct" w:w="16%"/>
-            <w:tcMar>
-              <w:top w:type="dxa" w:w="60"/>
-              <w:left w:type="dxa" w:w="90"/>
-              <w:bottom w:type="dxa" w:w="60"/>
-              <w:right w:type="dxa" w:w="90"/>
-            </w:tcMar>
-          </w:tcPr>
-          <w:p>
-            <w:r>
-              <w:rPr>
-                <w:rFonts w:ascii="맑은 고딕" w:cs="맑은 고딕" w:eastAsia="맑은 고딕" w:hAnsi="맑은 고딕"/>
-                <w:sz w:val="18"/>
-                <w:szCs w:val="18"/>
-              </w:rPr>
-              <w:t xml:space="preserve">낙관</w:t>
-            </w:r>
-          </w:p>
-        </w:tc>
-        <w:tc>
-          <w:tcPr>
-            <w:tcW w:type="pct" w:w="22%"/>
-            <w:tcMar>
-              <w:top w:type="dxa" w:w="60"/>
-              <w:left w:type="dxa" w:w="90"/>
-              <w:bottom w:type="dxa" w:w="60"/>
-              <w:right w:type="dxa" w:w="90"/>
-            </w:tcMar>
-          </w:tcPr>
-          <w:p>
-            <w:r>
-              <w:rPr>
-                <w:rFonts w:ascii="맑은 고딕" w:cs="맑은 고딕" w:eastAsia="맑은 고딕" w:hAnsi="맑은 고딕"/>
-                <w:sz w:val="18"/>
-                <w:szCs w:val="18"/>
-              </w:rPr>
-              <w:t xml:space="preserve">25,000명</w:t>
-            </w:r>
-          </w:p>
-        </w:tc>
-        <w:tc>
-          <w:tcPr>
-            <w:tcW w:type="pct" w:w="16%"/>
-            <w:tcMar>
-              <w:top w:type="dxa" w:w="60"/>
-              <w:left w:type="dxa" w:w="90"/>
-              <w:bottom w:type="dxa" w:w="60"/>
-              <w:right w:type="dxa" w:w="90"/>
-            </w:tcMar>
-          </w:tcPr>
-          <w:p>
-            <w:r>
-              <w:rPr>
-                <w:rFonts w:ascii="맑은 고딕" w:cs="맑은 고딕" w:eastAsia="맑은 고딕" w:hAnsi="맑은 고딕"/>
-                <w:sz w:val="18"/>
-                <w:szCs w:val="18"/>
-              </w:rPr>
-              <w:t xml:space="preserve">18%</w:t>
-            </w:r>
-          </w:p>
-        </w:tc>
-        <w:tc>
-          <w:tcPr>
-            <w:tcW w:type="pct" w:w="20%"/>
-            <w:tcMar>
-              <w:top w:type="dxa" w:w="60"/>
-              <w:left w:type="dxa" w:w="90"/>
-              <w:bottom w:type="dxa" w:w="60"/>
-              <w:right w:type="dxa" w:w="90"/>
-            </w:tcMar>
-          </w:tcPr>
-          <w:p>
-            <w:r>
-              <w:rPr>
-                <w:rFonts w:ascii="맑은 고딕" w:cs="맑은 고딕" w:eastAsia="맑은 고딕" w:hAnsi="맑은 고딕"/>
-                <w:sz w:val="18"/>
-                <w:szCs w:val="18"/>
-              </w:rPr>
-              <w:t xml:space="preserve">4,500명</w:t>
-            </w:r>
-          </w:p>
-        </w:tc>
-        <w:tc>
-          <w:tcPr>
-            <w:tcW w:type="pct" w:w="26%"/>
-            <w:tcMar>
-              <w:top w:type="dxa" w:w="60"/>
-              <w:left w:type="dxa" w:w="90"/>
-              <w:bottom w:type="dxa" w:w="60"/>
-              <w:right w:type="dxa" w:w="90"/>
-            </w:tcMar>
-          </w:tcPr>
-          <w:p>
-            <w:r>
-              <w:rPr>
-                <w:rFonts w:ascii="맑은 고딕" w:cs="맑은 고딕" w:eastAsia="맑은 고딕" w:hAnsi="맑은 고딕"/>
-                <w:sz w:val="18"/>
-                <w:szCs w:val="18"/>
-              </w:rPr>
-              <w:t xml:space="preserve">약 8.10억</w:t>
+            <w:tcW w:type="dxa" w:w="2329"/>
+            <w:tcMar>
+              <w:top w:type="dxa" w:w="70"/>
+              <w:left w:type="dxa" w:w="110"/>
+              <w:bottom w:type="dxa" w:w="70"/>
+              <w:right w:type="dxa" w:w="110"/>
+            </w:tcMar>
+          </w:tcPr>
+          <w:p>
+            <w:r>
+              <w:rPr>
+                <w:rFonts w:ascii="맑은 고딕" w:cs="맑은 고딕" w:eastAsia="맑은 고딕" w:hAnsi="맑은 고딕"/>
+                <w:sz w:val="18"/>
+                <w:szCs w:val="18"/>
+              </w:rPr>
+              <w:t xml:space="preserve">대형 센터</w:t>
+            </w:r>
+          </w:p>
+        </w:tc>
+        <w:tc>
+          <w:tcPr>
+            <w:tcW w:type="dxa" w:w="2524"/>
+            <w:tcMar>
+              <w:top w:type="dxa" w:w="70"/>
+              <w:left w:type="dxa" w:w="110"/>
+              <w:bottom w:type="dxa" w:w="70"/>
+              <w:right w:type="dxa" w:w="110"/>
+            </w:tcMar>
+          </w:tcPr>
+          <w:p>
+            <w:r>
+              <w:rPr>
+                <w:rFonts w:ascii="맑은 고딕" w:cs="맑은 고딕" w:eastAsia="맑은 고딕" w:hAnsi="맑은 고딕"/>
+                <w:sz w:val="18"/>
+                <w:szCs w:val="18"/>
+              </w:rPr>
+              <w:t xml:space="preserve">행정 인력·자체 EMR</w:t>
+            </w:r>
+          </w:p>
+        </w:tc>
+        <w:tc>
+          <w:tcPr>
+            <w:tcW w:type="dxa" w:w="3688"/>
+            <w:tcMar>
+              <w:top w:type="dxa" w:w="70"/>
+              <w:left w:type="dxa" w:w="110"/>
+              <w:bottom w:type="dxa" w:w="70"/>
+              <w:right w:type="dxa" w:w="110"/>
+            </w:tcMar>
+          </w:tcPr>
+          <w:p>
+            <w:r>
+              <w:rPr>
+                <w:rFonts w:ascii="맑은 고딕" w:cs="맑은 고딕" w:eastAsia="맑은 고딕" w:hAnsi="맑은 고딕"/>
+                <w:sz w:val="18"/>
+                <w:szCs w:val="18"/>
+              </w:rPr>
+              <w:t xml:space="preserve">—</w:t>
+            </w:r>
+          </w:p>
+        </w:tc>
+        <w:tc>
+          <w:tcPr>
+            <w:tcW w:type="dxa" w:w="1165"/>
+            <w:tcMar>
+              <w:top w:type="dxa" w:w="70"/>
+              <w:left w:type="dxa" w:w="110"/>
+              <w:bottom w:type="dxa" w:w="70"/>
+              <w:right w:type="dxa" w:w="110"/>
+            </w:tcMar>
+          </w:tcPr>
+          <w:p>
+            <w:r>
+              <w:rPr>
+                <w:rFonts w:ascii="맑은 고딕" w:cs="맑은 고딕" w:eastAsia="맑은 고딕" w:hAnsi="맑은 고딕"/>
+                <w:sz w:val="18"/>
+                <w:szCs w:val="18"/>
+              </w:rPr>
+              <w:t xml:space="preserve">★</w:t>
             </w:r>
           </w:p>
         </w:tc>
@@ -2786,22 +2627,6 @@
       <w:pPr>
         <w:spacing w:after="80"/>
       </w:pPr>
-    </w:p>
-    <w:p>
-      <w:pPr>
-        <w:spacing w:after="100" w:line="300"/>
-      </w:pPr>
-      <w:r>
-        <w:rPr>
-          <w:rFonts w:ascii="맑은 고딕" w:cs="맑은 고딕" w:eastAsia="맑은 고딕" w:hAnsi="맑은 고딕"/>
-          <w:i/>
-          <w:iCs/>
-          <w:color w:val="667085"/>
-          <w:sz w:val="21"/>
-          <w:szCs w:val="21"/>
-        </w:rPr>
-        <w:t xml:space="preserve">가격 근거: 2026년 단가 인상으로 치료사 1인 월 매출이 커진 가운데, 월 15,000원은 회기 1회 단가(약 35,000원)의 절반 이하 — 행정 절감·점검 방어 대비 지불 부담이 낮음.</w:t>
-      </w:r>
     </w:p>
     <w:p>
       <w:pPr>
@@ -2815,20 +2640,7 @@
           <w:sz w:val="21"/>
           <w:szCs w:val="21"/>
         </w:rPr>
-        <w:t xml:space="preserve">니치이지만 도메인 락인·전환비용이 커 LTV가 높고 이탈이 낮은 구조. 인접 바우처·센터 버전으로 모수 확대 시 상향.</w:t>
-      </w:r>
-    </w:p>
-    <w:p>
-      <w:pPr>
-        <w:spacing w:after="100" w:line="300"/>
-      </w:pPr>
-      <w:r>
-        <w:rPr>
-          <w:rFonts w:ascii="맑은 고딕" w:cs="맑은 고딕" w:eastAsia="맑은 고딕" w:hAnsi="맑은 고딕"/>
-          <w:sz w:val="21"/>
-          <w:szCs w:val="21"/>
-        </w:rPr>
-        <w:t xml:space="preserve">전략: ① 무료 베타→커뮤니티/학회 입소문 ② 점검·환수 방어 가치 증명 ③ 인접 바우처 양식 ④ 센터 다인 버전 ⑤ 정산·세무 리포트.</w:t>
+        <w:t xml:space="preserve">공통 페인: ① 반복 작성 ② 한글 양식 ③ 점검·환수 리스크 ④ 아동 민감정보 산재. → 바로일지가 ①②③ 자동화, ④ 격리.</w:t>
       </w:r>
     </w:p>
     <w:p>
@@ -2844,12 +2656,13 @@
           <w:sz w:val="30"/>
           <w:szCs w:val="30"/>
         </w:rPr>
-        <w:t xml:space="preserve">7. 리스크 &amp; 대응</w:t>
+        <w:t xml:space="preserve">4. 경쟁 환경</w:t>
       </w:r>
     </w:p>
     <w:tbl>
       <w:tblPr>
-        <w:tblW w:type="pct" w:w="100%"/>
+        <w:tblW w:type="dxa" w:w="9706"/>
+        <w:jc w:val="center"/>
         <w:tblBorders>
           <w:top w:val="single" w:color="D0D5DD" w:sz="4"/>
           <w:left w:val="single" w:color="D0D5DD" w:sz="4"/>
@@ -2858,10 +2671,12 @@
           <w:insideH w:val="single" w:color="D0D5DD" w:sz="4"/>
           <w:insideV w:val="single" w:color="D0D5DD" w:sz="4"/>
         </w:tblBorders>
+        <w:tblLayout w:type="fixed"/>
       </w:tblPr>
       <w:tblGrid>
-        <w:gridCol w:w="100"/>
-        <w:gridCol w:w="100"/>
+        <w:gridCol w:w="3300"/>
+        <w:gridCol w:w="2524"/>
+        <w:gridCol w:w="3882"/>
       </w:tblGrid>
       <w:tr>
         <w:trPr>
@@ -2869,13 +2684,13 @@
         </w:trPr>
         <w:tc>
           <w:tcPr>
-            <w:tcW w:type="pct" w:w="34%"/>
+            <w:tcW w:type="dxa" w:w="3300"/>
             <w:shd w:fill="1F4E91" w:color="auto" w:val="clear"/>
             <w:tcMar>
-              <w:top w:type="dxa" w:w="60"/>
-              <w:left w:type="dxa" w:w="90"/>
-              <w:bottom w:type="dxa" w:w="60"/>
-              <w:right w:type="dxa" w:w="90"/>
+              <w:top w:type="dxa" w:w="70"/>
+              <w:left w:type="dxa" w:w="110"/>
+              <w:bottom w:type="dxa" w:w="70"/>
+              <w:right w:type="dxa" w:w="110"/>
             </w:tcMar>
           </w:tcPr>
           <w:p>
@@ -2888,19 +2703,19 @@
                 <w:sz w:val="18"/>
                 <w:szCs w:val="18"/>
               </w:rPr>
-              <w:t xml:space="preserve">리스크</w:t>
-            </w:r>
-          </w:p>
-        </w:tc>
-        <w:tc>
-          <w:tcPr>
-            <w:tcW w:type="pct" w:w="66%"/>
+              <w:t xml:space="preserve">대안</w:t>
+            </w:r>
+          </w:p>
+        </w:tc>
+        <w:tc>
+          <w:tcPr>
+            <w:tcW w:type="dxa" w:w="2524"/>
             <w:shd w:fill="1F4E91" w:color="auto" w:val="clear"/>
             <w:tcMar>
-              <w:top w:type="dxa" w:w="60"/>
-              <w:left w:type="dxa" w:w="90"/>
-              <w:bottom w:type="dxa" w:w="60"/>
-              <w:right w:type="dxa" w:w="90"/>
+              <w:top w:type="dxa" w:w="70"/>
+              <w:left w:type="dxa" w:w="110"/>
+              <w:bottom w:type="dxa" w:w="70"/>
+              <w:right w:type="dxa" w:w="110"/>
             </w:tcMar>
           </w:tcPr>
           <w:p>
@@ -2913,7 +2728,32 @@
                 <w:sz w:val="18"/>
                 <w:szCs w:val="18"/>
               </w:rPr>
-              <w:t xml:space="preserve">대응</w:t>
+              <w:t xml:space="preserve">강점</w:t>
+            </w:r>
+          </w:p>
+        </w:tc>
+        <w:tc>
+          <w:tcPr>
+            <w:tcW w:type="dxa" w:w="3882"/>
+            <w:shd w:fill="1F4E91" w:color="auto" w:val="clear"/>
+            <w:tcMar>
+              <w:top w:type="dxa" w:w="70"/>
+              <w:left w:type="dxa" w:w="110"/>
+              <w:bottom w:type="dxa" w:w="70"/>
+              <w:right w:type="dxa" w:w="110"/>
+            </w:tcMar>
+          </w:tcPr>
+          <w:p>
+            <w:r>
+              <w:rPr>
+                <w:rFonts w:ascii="맑은 고딕" w:cs="맑은 고딕" w:eastAsia="맑은 고딕" w:hAnsi="맑은 고딕"/>
+                <w:b/>
+                <w:bCs/>
+                <w:color w:val="FFFFFF"/>
+                <w:sz w:val="18"/>
+                <w:szCs w:val="18"/>
+              </w:rPr>
+              <w:t xml:space="preserve">약점(기회)</w:t>
             </w:r>
           </w:p>
         </w:tc>
@@ -2921,43 +2761,64 @@
       <w:tr>
         <w:tc>
           <w:tcPr>
-            <w:tcW w:type="pct" w:w="34%"/>
-            <w:tcMar>
-              <w:top w:type="dxa" w:w="60"/>
-              <w:left w:type="dxa" w:w="90"/>
-              <w:bottom w:type="dxa" w:w="60"/>
-              <w:right w:type="dxa" w:w="90"/>
-            </w:tcMar>
-          </w:tcPr>
-          <w:p>
-            <w:r>
-              <w:rPr>
-                <w:rFonts w:ascii="맑은 고딕" w:cs="맑은 고딕" w:eastAsia="맑은 고딕" w:hAnsi="맑은 고딕"/>
-                <w:sz w:val="18"/>
-                <w:szCs w:val="18"/>
-              </w:rPr>
-              <w:t xml:space="preserve">제도/단가/양식 변경</w:t>
-            </w:r>
-          </w:p>
-        </w:tc>
-        <w:tc>
-          <w:tcPr>
-            <w:tcW w:type="pct" w:w="66%"/>
-            <w:tcMar>
-              <w:top w:type="dxa" w:w="60"/>
-              <w:left w:type="dxa" w:w="90"/>
-              <w:bottom w:type="dxa" w:w="60"/>
-              <w:right w:type="dxa" w:w="90"/>
-            </w:tcMar>
-          </w:tcPr>
-          <w:p>
-            <w:r>
-              <w:rPr>
-                <w:rFonts w:ascii="맑은 고딕" w:cs="맑은 고딕" w:eastAsia="맑은 고딕" w:hAnsi="맑은 고딕"/>
-                <w:sz w:val="18"/>
-                <w:szCs w:val="18"/>
-              </w:rPr>
-              <w:t xml:space="preserve">단가·양식을 ‘내 설정’ 값으로 분리(구현됨), 단가·공휴일 업데이트</w:t>
+            <w:tcW w:type="dxa" w:w="3300"/>
+            <w:tcMar>
+              <w:top w:type="dxa" w:w="70"/>
+              <w:left w:type="dxa" w:w="110"/>
+              <w:bottom w:type="dxa" w:w="70"/>
+              <w:right w:type="dxa" w:w="110"/>
+            </w:tcMar>
+          </w:tcPr>
+          <w:p>
+            <w:r>
+              <w:rPr>
+                <w:rFonts w:ascii="맑은 고딕" w:cs="맑은 고딕" w:eastAsia="맑은 고딕" w:hAnsi="맑은 고딕"/>
+                <w:sz w:val="18"/>
+                <w:szCs w:val="18"/>
+              </w:rPr>
+              <w:t xml:space="preserve">엑셀 수기 + 한글 양식(현 주류)</w:t>
+            </w:r>
+          </w:p>
+        </w:tc>
+        <w:tc>
+          <w:tcPr>
+            <w:tcW w:type="dxa" w:w="2524"/>
+            <w:tcMar>
+              <w:top w:type="dxa" w:w="70"/>
+              <w:left w:type="dxa" w:w="110"/>
+              <w:bottom w:type="dxa" w:w="70"/>
+              <w:right w:type="dxa" w:w="110"/>
+            </w:tcMar>
+          </w:tcPr>
+          <w:p>
+            <w:r>
+              <w:rPr>
+                <w:rFonts w:ascii="맑은 고딕" w:cs="맑은 고딕" w:eastAsia="맑은 고딕" w:hAnsi="맑은 고딕"/>
+                <w:sz w:val="18"/>
+                <w:szCs w:val="18"/>
+              </w:rPr>
+              <w:t xml:space="preserve">무료·자유도</w:t>
+            </w:r>
+          </w:p>
+        </w:tc>
+        <w:tc>
+          <w:tcPr>
+            <w:tcW w:type="dxa" w:w="3882"/>
+            <w:tcMar>
+              <w:top w:type="dxa" w:w="70"/>
+              <w:left w:type="dxa" w:w="110"/>
+              <w:bottom w:type="dxa" w:w="70"/>
+              <w:right w:type="dxa" w:w="110"/>
+            </w:tcMar>
+          </w:tcPr>
+          <w:p>
+            <w:r>
+              <w:rPr>
+                <w:rFonts w:ascii="맑은 고딕" w:cs="맑은 고딕" w:eastAsia="맑은 고딕" w:hAnsi="맑은 고딕"/>
+                <w:sz w:val="18"/>
+                <w:szCs w:val="18"/>
+              </w:rPr>
+              <w:t xml:space="preserve">반복·실수·점검 누락</w:t>
             </w:r>
           </w:p>
         </w:tc>
@@ -2965,43 +2826,64 @@
       <w:tr>
         <w:tc>
           <w:tcPr>
-            <w:tcW w:type="pct" w:w="34%"/>
-            <w:tcMar>
-              <w:top w:type="dxa" w:w="60"/>
-              <w:left w:type="dxa" w:w="90"/>
-              <w:bottom w:type="dxa" w:w="60"/>
-              <w:right w:type="dxa" w:w="90"/>
-            </w:tcMar>
-          </w:tcPr>
-          <w:p>
-            <w:r>
-              <w:rPr>
-                <w:rFonts w:ascii="맑은 고딕" w:cs="맑은 고딕" w:eastAsia="맑은 고딕" w:hAnsi="맑은 고딕"/>
-                <w:sz w:val="18"/>
-                <w:szCs w:val="18"/>
-              </w:rPr>
-              <w:t xml:space="preserve">개인정보(민감정보)</w:t>
-            </w:r>
-          </w:p>
-        </w:tc>
-        <w:tc>
-          <w:tcPr>
-            <w:tcW w:type="pct" w:w="66%"/>
-            <w:tcMar>
-              <w:top w:type="dxa" w:w="60"/>
-              <w:left w:type="dxa" w:w="90"/>
-              <w:bottom w:type="dxa" w:w="60"/>
-              <w:right w:type="dxa" w:w="90"/>
-            </w:tcMar>
-          </w:tcPr>
-          <w:p>
-            <w:r>
-              <w:rPr>
-                <w:rFonts w:ascii="맑은 고딕" w:cs="맑은 고딕" w:eastAsia="맑은 고딕" w:hAnsi="맑은 고딕"/>
-                <w:sz w:val="18"/>
-                <w:szCs w:val="18"/>
-              </w:rPr>
-              <w:t xml:space="preserve">격리·암호화, 최소수집, 약관·처리방침(작성됨), 보관·파기</w:t>
+            <w:tcW w:type="dxa" w:w="3300"/>
+            <w:tcMar>
+              <w:top w:type="dxa" w:w="70"/>
+              <w:left w:type="dxa" w:w="110"/>
+              <w:bottom w:type="dxa" w:w="70"/>
+              <w:right w:type="dxa" w:w="110"/>
+            </w:tcMar>
+          </w:tcPr>
+          <w:p>
+            <w:r>
+              <w:rPr>
+                <w:rFonts w:ascii="맑은 고딕" w:cs="맑은 고딕" w:eastAsia="맑은 고딕" w:hAnsi="맑은 고딕"/>
+                <w:sz w:val="18"/>
+                <w:szCs w:val="18"/>
+              </w:rPr>
+              <w:t xml:space="preserve">전자바우처 단말/포털</w:t>
+            </w:r>
+          </w:p>
+        </w:tc>
+        <w:tc>
+          <w:tcPr>
+            <w:tcW w:type="dxa" w:w="2524"/>
+            <w:tcMar>
+              <w:top w:type="dxa" w:w="70"/>
+              <w:left w:type="dxa" w:w="110"/>
+              <w:bottom w:type="dxa" w:w="70"/>
+              <w:right w:type="dxa" w:w="110"/>
+            </w:tcMar>
+          </w:tcPr>
+          <w:p>
+            <w:r>
+              <w:rPr>
+                <w:rFonts w:ascii="맑은 고딕" w:cs="맑은 고딕" w:eastAsia="맑은 고딕" w:hAnsi="맑은 고딕"/>
+                <w:sz w:val="18"/>
+                <w:szCs w:val="18"/>
+              </w:rPr>
+              <w:t xml:space="preserve">결제·정산 공식</w:t>
+            </w:r>
+          </w:p>
+        </w:tc>
+        <w:tc>
+          <w:tcPr>
+            <w:tcW w:type="dxa" w:w="3882"/>
+            <w:tcMar>
+              <w:top w:type="dxa" w:w="70"/>
+              <w:left w:type="dxa" w:w="110"/>
+              <w:bottom w:type="dxa" w:w="70"/>
+              <w:right w:type="dxa" w:w="110"/>
+            </w:tcMar>
+          </w:tcPr>
+          <w:p>
+            <w:r>
+              <w:rPr>
+                <w:rFonts w:ascii="맑은 고딕" w:cs="맑은 고딕" w:eastAsia="맑은 고딕" w:hAnsi="맑은 고딕"/>
+                <w:sz w:val="18"/>
+                <w:szCs w:val="18"/>
+              </w:rPr>
+              <w:t xml:space="preserve">일지·기록지 작성은 미지원</w:t>
             </w:r>
           </w:p>
         </w:tc>
@@ -3009,43 +2891,64 @@
       <w:tr>
         <w:tc>
           <w:tcPr>
-            <w:tcW w:type="pct" w:w="34%"/>
-            <w:tcMar>
-              <w:top w:type="dxa" w:w="60"/>
-              <w:left w:type="dxa" w:w="90"/>
-              <w:bottom w:type="dxa" w:w="60"/>
-              <w:right w:type="dxa" w:w="90"/>
-            </w:tcMar>
-          </w:tcPr>
-          <w:p>
-            <w:r>
-              <w:rPr>
-                <w:rFonts w:ascii="맑은 고딕" w:cs="맑은 고딕" w:eastAsia="맑은 고딕" w:hAnsi="맑은 고딕"/>
-                <w:sz w:val="18"/>
-                <w:szCs w:val="18"/>
-              </w:rPr>
-              <w:t xml:space="preserve">공공 흡수</w:t>
-            </w:r>
-          </w:p>
-        </w:tc>
-        <w:tc>
-          <w:tcPr>
-            <w:tcW w:type="pct" w:w="66%"/>
-            <w:tcMar>
-              <w:top w:type="dxa" w:w="60"/>
-              <w:left w:type="dxa" w:w="90"/>
-              <w:bottom w:type="dxa" w:w="60"/>
-              <w:right w:type="dxa" w:w="90"/>
-            </w:tcMar>
-          </w:tcPr>
-          <w:p>
-            <w:r>
-              <w:rPr>
-                <w:rFonts w:ascii="맑은 고딕" w:cs="맑은 고딕" w:eastAsia="맑은 고딕" w:hAnsi="맑은 고딕"/>
-                <w:sz w:val="18"/>
-                <w:szCs w:val="18"/>
-              </w:rPr>
-              <w:t xml:space="preserve">‘작성·점검 마지막 1마일’·한글 출력에 집중</w:t>
+            <w:tcW w:type="dxa" w:w="3300"/>
+            <w:tcMar>
+              <w:top w:type="dxa" w:w="70"/>
+              <w:left w:type="dxa" w:w="110"/>
+              <w:bottom w:type="dxa" w:w="70"/>
+              <w:right w:type="dxa" w:w="110"/>
+            </w:tcMar>
+          </w:tcPr>
+          <w:p>
+            <w:r>
+              <w:rPr>
+                <w:rFonts w:ascii="맑은 고딕" w:cs="맑은 고딕" w:eastAsia="맑은 고딕" w:hAnsi="맑은 고딕"/>
+                <w:sz w:val="18"/>
+                <w:szCs w:val="18"/>
+              </w:rPr>
+              <w:t xml:space="preserve">범용 툴(구글·노션)</w:t>
+            </w:r>
+          </w:p>
+        </w:tc>
+        <w:tc>
+          <w:tcPr>
+            <w:tcW w:type="dxa" w:w="2524"/>
+            <w:tcMar>
+              <w:top w:type="dxa" w:w="70"/>
+              <w:left w:type="dxa" w:w="110"/>
+              <w:bottom w:type="dxa" w:w="70"/>
+              <w:right w:type="dxa" w:w="110"/>
+            </w:tcMar>
+          </w:tcPr>
+          <w:p>
+            <w:r>
+              <w:rPr>
+                <w:rFonts w:ascii="맑은 고딕" w:cs="맑은 고딕" w:eastAsia="맑은 고딕" w:hAnsi="맑은 고딕"/>
+                <w:sz w:val="18"/>
+                <w:szCs w:val="18"/>
+              </w:rPr>
+              <w:t xml:space="preserve">범용</w:t>
+            </w:r>
+          </w:p>
+        </w:tc>
+        <w:tc>
+          <w:tcPr>
+            <w:tcW w:type="dxa" w:w="3882"/>
+            <w:tcMar>
+              <w:top w:type="dxa" w:w="70"/>
+              <w:left w:type="dxa" w:w="110"/>
+              <w:bottom w:type="dxa" w:w="70"/>
+              <w:right w:type="dxa" w:w="110"/>
+            </w:tcMar>
+          </w:tcPr>
+          <w:p>
+            <w:r>
+              <w:rPr>
+                <w:rFonts w:ascii="맑은 고딕" w:cs="맑은 고딕" w:eastAsia="맑은 고딕" w:hAnsi="맑은 고딕"/>
+                <w:sz w:val="18"/>
+                <w:szCs w:val="18"/>
+              </w:rPr>
+              <w:t xml:space="preserve">발달바우처 양식·점검 로직 없음</w:t>
             </w:r>
           </w:p>
         </w:tc>
@@ -3053,48 +2956,89 @@
       <w:tr>
         <w:tc>
           <w:tcPr>
-            <w:tcW w:type="pct" w:w="34%"/>
-            <w:tcMar>
-              <w:top w:type="dxa" w:w="60"/>
-              <w:left w:type="dxa" w:w="90"/>
-              <w:bottom w:type="dxa" w:w="60"/>
-              <w:right w:type="dxa" w:w="90"/>
-            </w:tcMar>
-          </w:tcPr>
-          <w:p>
-            <w:r>
-              <w:rPr>
-                <w:rFonts w:ascii="맑은 고딕" w:cs="맑은 고딕" w:eastAsia="맑은 고딕" w:hAnsi="맑은 고딕"/>
-                <w:sz w:val="18"/>
-                <w:szCs w:val="18"/>
-              </w:rPr>
-              <w:t xml:space="preserve">단일 의존</w:t>
-            </w:r>
-          </w:p>
-        </w:tc>
-        <w:tc>
-          <w:tcPr>
-            <w:tcW w:type="pct" w:w="66%"/>
-            <w:tcMar>
-              <w:top w:type="dxa" w:w="60"/>
-              <w:left w:type="dxa" w:w="90"/>
-              <w:bottom w:type="dxa" w:w="60"/>
-              <w:right w:type="dxa" w:w="90"/>
-            </w:tcMar>
-          </w:tcPr>
-          <w:p>
-            <w:r>
-              <w:rPr>
-                <w:rFonts w:ascii="맑은 고딕" w:cs="맑은 고딕" w:eastAsia="맑은 고딕" w:hAnsi="맑은 고딕"/>
-                <w:sz w:val="18"/>
-                <w:szCs w:val="18"/>
-              </w:rPr>
-              <w:t xml:space="preserve">인접 아동 바우처로 TAM 확대</w:t>
+            <w:tcW w:type="dxa" w:w="3300"/>
+            <w:tcMar>
+              <w:top w:type="dxa" w:w="70"/>
+              <w:left w:type="dxa" w:w="110"/>
+              <w:bottom w:type="dxa" w:w="70"/>
+              <w:right w:type="dxa" w:w="110"/>
+            </w:tcMar>
+          </w:tcPr>
+          <w:p>
+            <w:r>
+              <w:rPr>
+                <w:rFonts w:ascii="맑은 고딕" w:cs="맑은 고딕" w:eastAsia="맑은 고딕" w:hAnsi="맑은 고딕"/>
+                <w:sz w:val="18"/>
+                <w:szCs w:val="18"/>
+              </w:rPr>
+              <w:t xml:space="preserve">센터 관리 프로그램/EMR</w:t>
+            </w:r>
+          </w:p>
+        </w:tc>
+        <w:tc>
+          <w:tcPr>
+            <w:tcW w:type="dxa" w:w="2524"/>
+            <w:tcMar>
+              <w:top w:type="dxa" w:w="70"/>
+              <w:left w:type="dxa" w:w="110"/>
+              <w:bottom w:type="dxa" w:w="70"/>
+              <w:right w:type="dxa" w:w="110"/>
+            </w:tcMar>
+          </w:tcPr>
+          <w:p>
+            <w:r>
+              <w:rPr>
+                <w:rFonts w:ascii="맑은 고딕" w:cs="맑은 고딕" w:eastAsia="맑은 고딕" w:hAnsi="맑은 고딕"/>
+                <w:sz w:val="18"/>
+                <w:szCs w:val="18"/>
+              </w:rPr>
+              <w:t xml:space="preserve">다기능</w:t>
+            </w:r>
+          </w:p>
+        </w:tc>
+        <w:tc>
+          <w:tcPr>
+            <w:tcW w:type="dxa" w:w="3882"/>
+            <w:tcMar>
+              <w:top w:type="dxa" w:w="70"/>
+              <w:left w:type="dxa" w:w="110"/>
+              <w:bottom w:type="dxa" w:w="70"/>
+              <w:right w:type="dxa" w:w="110"/>
+            </w:tcMar>
+          </w:tcPr>
+          <w:p>
+            <w:r>
+              <w:rPr>
+                <w:rFonts w:ascii="맑은 고딕" w:cs="맑은 고딕" w:eastAsia="맑은 고딕" w:hAnsi="맑은 고딕"/>
+                <w:sz w:val="18"/>
+                <w:szCs w:val="18"/>
+              </w:rPr>
+              <w:t xml:space="preserve">센터 단위·고가·1인에 과함</w:t>
             </w:r>
           </w:p>
         </w:tc>
       </w:tr>
     </w:tbl>
+    <w:p>
+      <w:pPr>
+        <w:spacing w:after="80"/>
+      </w:pPr>
+    </w:p>
+    <w:p>
+      <w:pPr>
+        <w:spacing w:after="100" w:line="300"/>
+      </w:pPr>
+      <w:r>
+        <w:rPr>
+          <w:rFonts w:ascii="맑은 고딕" w:cs="맑은 고딕" w:eastAsia="맑은 고딕" w:hAnsi="맑은 고딕"/>
+          <w:b/>
+          <w:bCs/>
+          <w:sz w:val="21"/>
+          <w:szCs w:val="21"/>
+        </w:rPr>
+        <w:t xml:space="preserve">포지셔닝: 1인 치료사 특화 × 발달바우처 도메인 내장 × 프라이버시.</w:t>
+      </w:r>
+    </w:p>
     <w:p>
       <w:pPr>
         <w:pStyle w:val="Heading1"/>
@@ -3108,20 +3052,7 @@
           <w:sz w:val="30"/>
           <w:szCs w:val="30"/>
         </w:rPr>
-        <w:t xml:space="preserve">8. 확정 전 검증 체크리스트</w:t>
-      </w:r>
-    </w:p>
-    <w:p>
-      <w:pPr>
-        <w:spacing w:after="100" w:line="300"/>
-      </w:pPr>
-      <w:r>
-        <w:rPr>
-          <w:rFonts w:ascii="맑은 고딕" w:cs="맑은 고딕" w:eastAsia="맑은 고딕" w:hAnsi="맑은 고딕"/>
-          <w:sz w:val="21"/>
-          <w:szCs w:val="21"/>
-        </w:rPr>
-        <w:t xml:space="preserve">다음 1차 수치를 확인해 C/D 등급을 A로 승격할 것:</w:t>
+        <w:t xml:space="preserve">5. SWOT</w:t>
       </w:r>
     </w:p>
     <w:p>
@@ -3139,7 +3070,7 @@
           <w:sz w:val="21"/>
           <w:szCs w:val="21"/>
         </w:rPr>
-        <w:t xml:space="preserve">제공기관 1,786의 범위: 발달재활 단독인지 ‘발달재활+언어발달지원’ 합산인지(품질평가 보도자료 원문)</w:t>
+        <w:t xml:space="preserve">S: 도메인 특화, 즉각적 시간 절감, 낮은 학습비용, 한글 출력</w:t>
       </w:r>
     </w:p>
     <w:p>
@@ -3157,7 +3088,7 @@
           <w:sz w:val="21"/>
           <w:szCs w:val="21"/>
         </w:rPr>
-        <w:t xml:space="preserve">발달재활 제공인력 실수: SSIS 연도별 제공기관·제공인력 현황(발달재활 항목)</w:t>
+        <w:t xml:space="preserve">W: 니치 시장, 단일 도메인 의존, 결제·정산 미연동(보조 도구)</w:t>
       </w:r>
     </w:p>
     <w:p>
@@ -3175,7 +3106,7 @@
           <w:sz w:val="21"/>
           <w:szCs w:val="21"/>
         </w:rPr>
-        <w:t xml:space="preserve">연도별 이용 아동·실집행액: e-나라지표/KOSIS, 복지부 사업안내 통계표</w:t>
+        <w:t xml:space="preserve">O: 인접 바우처(언어발달·심리지원) 확장, 점검·환수 수요, 센터 다인 버전</w:t>
       </w:r>
     </w:p>
     <w:p>
@@ -3193,7 +3124,868 @@
           <w:sz w:val="21"/>
           <w:szCs w:val="21"/>
         </w:rPr>
-        <w:t xml:space="preserve">발달재활 정부 예산: 복지부 예산서/국회예산정책처</w:t>
+        <w:t xml:space="preserve">T: 제도·단가·양식 변경, 개인정보 규제, 공공 시스템의 기능 흡수</w:t>
+      </w:r>
+    </w:p>
+    <w:p>
+      <w:pPr>
+        <w:pStyle w:val="Heading1"/>
+        <w:spacing w:after="140" w:before="320"/>
+      </w:pPr>
+      <w:r>
+        <w:rPr>
+          <w:rFonts w:ascii="맑은 고딕" w:cs="맑은 고딕" w:eastAsia="맑은 고딕" w:hAnsi="맑은 고딕"/>
+          <w:b/>
+          <w:bCs/>
+          <w:sz w:val="30"/>
+          <w:szCs w:val="30"/>
+        </w:rPr>
+        <w:t xml:space="preserve">6. 수익화 &amp; SOM 시나리오</w:t>
+      </w:r>
+    </w:p>
+    <w:p>
+      <w:pPr>
+        <w:spacing w:after="100" w:line="300"/>
+      </w:pPr>
+      <w:r>
+        <w:rPr>
+          <w:rFonts w:ascii="맑은 고딕" w:cs="맑은 고딕" w:eastAsia="맑은 고딕" w:hAnsi="맑은 고딕"/>
+          <w:b/>
+          <w:bCs/>
+          <w:sz w:val="21"/>
+          <w:szCs w:val="21"/>
+        </w:rPr>
+        <w:t xml:space="preserve">가격(확정): 월 15,000원 구독(연 180,000원).</w:t>
+      </w:r>
+    </w:p>
+    <w:p>
+      <w:pPr>
+        <w:spacing w:after="100" w:line="300"/>
+      </w:pPr>
+      <w:r>
+        <w:rPr>
+          <w:rFonts w:ascii="맑은 고딕" w:cs="맑은 고딕" w:eastAsia="맑은 고딕" w:hAnsi="맑은 고딕"/>
+          <w:sz w:val="21"/>
+          <w:szCs w:val="21"/>
+        </w:rPr>
+        <w:t xml:space="preserve">모수(SAM) 근거: 발달재활 제공인력 풀 약 1만명대(2-3) 중 행정을 직접 처리하는 1인·프리랜서·소규모 비중.</w:t>
+      </w:r>
+    </w:p>
+    <w:tbl>
+      <w:tblPr>
+        <w:tblW w:type="dxa" w:w="9706"/>
+        <w:jc w:val="center"/>
+        <w:tblBorders>
+          <w:top w:val="single" w:color="D0D5DD" w:sz="4"/>
+          <w:left w:val="single" w:color="D0D5DD" w:sz="4"/>
+          <w:bottom w:val="single" w:color="D0D5DD" w:sz="4"/>
+          <w:right w:val="single" w:color="D0D5DD" w:sz="4"/>
+          <w:insideH w:val="single" w:color="D0D5DD" w:sz="4"/>
+          <w:insideV w:val="single" w:color="D0D5DD" w:sz="4"/>
+        </w:tblBorders>
+        <w:tblLayout w:type="fixed"/>
+      </w:tblPr>
+      <w:tblGrid>
+        <w:gridCol w:w="1553"/>
+        <w:gridCol w:w="2329"/>
+        <w:gridCol w:w="1359"/>
+        <w:gridCol w:w="1941"/>
+        <w:gridCol w:w="2524"/>
+      </w:tblGrid>
+      <w:tr>
+        <w:trPr>
+          <w:tblHeader/>
+        </w:trPr>
+        <w:tc>
+          <w:tcPr>
+            <w:tcW w:type="dxa" w:w="1553"/>
+            <w:shd w:fill="1F4E91" w:color="auto" w:val="clear"/>
+            <w:tcMar>
+              <w:top w:type="dxa" w:w="70"/>
+              <w:left w:type="dxa" w:w="110"/>
+              <w:bottom w:type="dxa" w:w="70"/>
+              <w:right w:type="dxa" w:w="110"/>
+            </w:tcMar>
+          </w:tcPr>
+          <w:p>
+            <w:r>
+              <w:rPr>
+                <w:rFonts w:ascii="맑은 고딕" w:cs="맑은 고딕" w:eastAsia="맑은 고딕" w:hAnsi="맑은 고딕"/>
+                <w:b/>
+                <w:bCs/>
+                <w:color w:val="FFFFFF"/>
+                <w:sz w:val="18"/>
+                <w:szCs w:val="18"/>
+              </w:rPr>
+              <w:t xml:space="preserve">시나리오</w:t>
+            </w:r>
+          </w:p>
+        </w:tc>
+        <w:tc>
+          <w:tcPr>
+            <w:tcW w:type="dxa" w:w="2329"/>
+            <w:shd w:fill="1F4E91" w:color="auto" w:val="clear"/>
+            <w:tcMar>
+              <w:top w:type="dxa" w:w="70"/>
+              <w:left w:type="dxa" w:w="110"/>
+              <w:bottom w:type="dxa" w:w="70"/>
+              <w:right w:type="dxa" w:w="110"/>
+            </w:tcMar>
+          </w:tcPr>
+          <w:p>
+            <w:r>
+              <w:rPr>
+                <w:rFonts w:ascii="맑은 고딕" w:cs="맑은 고딕" w:eastAsia="맑은 고딕" w:hAnsi="맑은 고딕"/>
+                <w:b/>
+                <w:bCs/>
+                <w:color w:val="FFFFFF"/>
+                <w:sz w:val="18"/>
+                <w:szCs w:val="18"/>
+              </w:rPr>
+              <w:t xml:space="preserve">유효 모수(SAM)</w:t>
+            </w:r>
+          </w:p>
+        </w:tc>
+        <w:tc>
+          <w:tcPr>
+            <w:tcW w:type="dxa" w:w="1359"/>
+            <w:shd w:fill="1F4E91" w:color="auto" w:val="clear"/>
+            <w:tcMar>
+              <w:top w:type="dxa" w:w="70"/>
+              <w:left w:type="dxa" w:w="110"/>
+              <w:bottom w:type="dxa" w:w="70"/>
+              <w:right w:type="dxa" w:w="110"/>
+            </w:tcMar>
+          </w:tcPr>
+          <w:p>
+            <w:r>
+              <w:rPr>
+                <w:rFonts w:ascii="맑은 고딕" w:cs="맑은 고딕" w:eastAsia="맑은 고딕" w:hAnsi="맑은 고딕"/>
+                <w:b/>
+                <w:bCs/>
+                <w:color w:val="FFFFFF"/>
+                <w:sz w:val="18"/>
+                <w:szCs w:val="18"/>
+              </w:rPr>
+              <w:t xml:space="preserve">전환율</w:t>
+            </w:r>
+          </w:p>
+        </w:tc>
+        <w:tc>
+          <w:tcPr>
+            <w:tcW w:type="dxa" w:w="1941"/>
+            <w:shd w:fill="1F4E91" w:color="auto" w:val="clear"/>
+            <w:tcMar>
+              <w:top w:type="dxa" w:w="70"/>
+              <w:left w:type="dxa" w:w="110"/>
+              <w:bottom w:type="dxa" w:w="70"/>
+              <w:right w:type="dxa" w:w="110"/>
+            </w:tcMar>
+          </w:tcPr>
+          <w:p>
+            <w:r>
+              <w:rPr>
+                <w:rFonts w:ascii="맑은 고딕" w:cs="맑은 고딕" w:eastAsia="맑은 고딕" w:hAnsi="맑은 고딕"/>
+                <w:b/>
+                <w:bCs/>
+                <w:color w:val="FFFFFF"/>
+                <w:sz w:val="18"/>
+                <w:szCs w:val="18"/>
+              </w:rPr>
+              <w:t xml:space="preserve">유료 사용자</w:t>
+            </w:r>
+          </w:p>
+        </w:tc>
+        <w:tc>
+          <w:tcPr>
+            <w:tcW w:type="dxa" w:w="2524"/>
+            <w:shd w:fill="1F4E91" w:color="auto" w:val="clear"/>
+            <w:tcMar>
+              <w:top w:type="dxa" w:w="70"/>
+              <w:left w:type="dxa" w:w="110"/>
+              <w:bottom w:type="dxa" w:w="70"/>
+              <w:right w:type="dxa" w:w="110"/>
+            </w:tcMar>
+          </w:tcPr>
+          <w:p>
+            <w:r>
+              <w:rPr>
+                <w:rFonts w:ascii="맑은 고딕" w:cs="맑은 고딕" w:eastAsia="맑은 고딕" w:hAnsi="맑은 고딕"/>
+                <w:b/>
+                <w:bCs/>
+                <w:color w:val="FFFFFF"/>
+                <w:sz w:val="18"/>
+                <w:szCs w:val="18"/>
+              </w:rPr>
+              <w:t xml:space="preserve">연 매출(ARR)</w:t>
+            </w:r>
+          </w:p>
+        </w:tc>
+      </w:tr>
+      <w:tr>
+        <w:tc>
+          <w:tcPr>
+            <w:tcW w:type="dxa" w:w="1553"/>
+            <w:tcMar>
+              <w:top w:type="dxa" w:w="70"/>
+              <w:left w:type="dxa" w:w="110"/>
+              <w:bottom w:type="dxa" w:w="70"/>
+              <w:right w:type="dxa" w:w="110"/>
+            </w:tcMar>
+          </w:tcPr>
+          <w:p>
+            <w:r>
+              <w:rPr>
+                <w:rFonts w:ascii="맑은 고딕" w:cs="맑은 고딕" w:eastAsia="맑은 고딕" w:hAnsi="맑은 고딕"/>
+                <w:sz w:val="18"/>
+                <w:szCs w:val="18"/>
+              </w:rPr>
+              <w:t xml:space="preserve">보수</w:t>
+            </w:r>
+          </w:p>
+        </w:tc>
+        <w:tc>
+          <w:tcPr>
+            <w:tcW w:type="dxa" w:w="2329"/>
+            <w:tcMar>
+              <w:top w:type="dxa" w:w="70"/>
+              <w:left w:type="dxa" w:w="110"/>
+              <w:bottom w:type="dxa" w:w="70"/>
+              <w:right w:type="dxa" w:w="110"/>
+            </w:tcMar>
+          </w:tcPr>
+          <w:p>
+            <w:r>
+              <w:rPr>
+                <w:rFonts w:ascii="맑은 고딕" w:cs="맑은 고딕" w:eastAsia="맑은 고딕" w:hAnsi="맑은 고딕"/>
+                <w:sz w:val="18"/>
+                <w:szCs w:val="18"/>
+              </w:rPr>
+              <w:t xml:space="preserve">5,000명</w:t>
+            </w:r>
+          </w:p>
+        </w:tc>
+        <w:tc>
+          <w:tcPr>
+            <w:tcW w:type="dxa" w:w="1359"/>
+            <w:tcMar>
+              <w:top w:type="dxa" w:w="70"/>
+              <w:left w:type="dxa" w:w="110"/>
+              <w:bottom w:type="dxa" w:w="70"/>
+              <w:right w:type="dxa" w:w="110"/>
+            </w:tcMar>
+          </w:tcPr>
+          <w:p>
+            <w:r>
+              <w:rPr>
+                <w:rFonts w:ascii="맑은 고딕" w:cs="맑은 고딕" w:eastAsia="맑은 고딕" w:hAnsi="맑은 고딕"/>
+                <w:sz w:val="18"/>
+                <w:szCs w:val="18"/>
+              </w:rPr>
+              <w:t xml:space="preserve">5%</w:t>
+            </w:r>
+          </w:p>
+        </w:tc>
+        <w:tc>
+          <w:tcPr>
+            <w:tcW w:type="dxa" w:w="1941"/>
+            <w:tcMar>
+              <w:top w:type="dxa" w:w="70"/>
+              <w:left w:type="dxa" w:w="110"/>
+              <w:bottom w:type="dxa" w:w="70"/>
+              <w:right w:type="dxa" w:w="110"/>
+            </w:tcMar>
+          </w:tcPr>
+          <w:p>
+            <w:r>
+              <w:rPr>
+                <w:rFonts w:ascii="맑은 고딕" w:cs="맑은 고딕" w:eastAsia="맑은 고딕" w:hAnsi="맑은 고딕"/>
+                <w:sz w:val="18"/>
+                <w:szCs w:val="18"/>
+              </w:rPr>
+              <w:t xml:space="preserve">250명</w:t>
+            </w:r>
+          </w:p>
+        </w:tc>
+        <w:tc>
+          <w:tcPr>
+            <w:tcW w:type="dxa" w:w="2524"/>
+            <w:tcMar>
+              <w:top w:type="dxa" w:w="70"/>
+              <w:left w:type="dxa" w:w="110"/>
+              <w:bottom w:type="dxa" w:w="70"/>
+              <w:right w:type="dxa" w:w="110"/>
+            </w:tcMar>
+          </w:tcPr>
+          <w:p>
+            <w:r>
+              <w:rPr>
+                <w:rFonts w:ascii="맑은 고딕" w:cs="맑은 고딕" w:eastAsia="맑은 고딕" w:hAnsi="맑은 고딕"/>
+                <w:sz w:val="18"/>
+                <w:szCs w:val="18"/>
+              </w:rPr>
+              <w:t xml:space="preserve">약 0.45억</w:t>
+            </w:r>
+          </w:p>
+        </w:tc>
+      </w:tr>
+      <w:tr>
+        <w:tc>
+          <w:tcPr>
+            <w:tcW w:type="dxa" w:w="1553"/>
+            <w:tcMar>
+              <w:top w:type="dxa" w:w="70"/>
+              <w:left w:type="dxa" w:w="110"/>
+              <w:bottom w:type="dxa" w:w="70"/>
+              <w:right w:type="dxa" w:w="110"/>
+            </w:tcMar>
+          </w:tcPr>
+          <w:p>
+            <w:r>
+              <w:rPr>
+                <w:rFonts w:ascii="맑은 고딕" w:cs="맑은 고딕" w:eastAsia="맑은 고딕" w:hAnsi="맑은 고딕"/>
+                <w:sz w:val="18"/>
+                <w:szCs w:val="18"/>
+              </w:rPr>
+              <w:t xml:space="preserve">기본</w:t>
+            </w:r>
+          </w:p>
+        </w:tc>
+        <w:tc>
+          <w:tcPr>
+            <w:tcW w:type="dxa" w:w="2329"/>
+            <w:tcMar>
+              <w:top w:type="dxa" w:w="70"/>
+              <w:left w:type="dxa" w:w="110"/>
+              <w:bottom w:type="dxa" w:w="70"/>
+              <w:right w:type="dxa" w:w="110"/>
+            </w:tcMar>
+          </w:tcPr>
+          <w:p>
+            <w:r>
+              <w:rPr>
+                <w:rFonts w:ascii="맑은 고딕" w:cs="맑은 고딕" w:eastAsia="맑은 고딕" w:hAnsi="맑은 고딕"/>
+                <w:sz w:val="18"/>
+                <w:szCs w:val="18"/>
+              </w:rPr>
+              <w:t xml:space="preserve">8,000명</w:t>
+            </w:r>
+          </w:p>
+        </w:tc>
+        <w:tc>
+          <w:tcPr>
+            <w:tcW w:type="dxa" w:w="1359"/>
+            <w:tcMar>
+              <w:top w:type="dxa" w:w="70"/>
+              <w:left w:type="dxa" w:w="110"/>
+              <w:bottom w:type="dxa" w:w="70"/>
+              <w:right w:type="dxa" w:w="110"/>
+            </w:tcMar>
+          </w:tcPr>
+          <w:p>
+            <w:r>
+              <w:rPr>
+                <w:rFonts w:ascii="맑은 고딕" w:cs="맑은 고딕" w:eastAsia="맑은 고딕" w:hAnsi="맑은 고딕"/>
+                <w:sz w:val="18"/>
+                <w:szCs w:val="18"/>
+              </w:rPr>
+              <w:t xml:space="preserve">10%</w:t>
+            </w:r>
+          </w:p>
+        </w:tc>
+        <w:tc>
+          <w:tcPr>
+            <w:tcW w:type="dxa" w:w="1941"/>
+            <w:tcMar>
+              <w:top w:type="dxa" w:w="70"/>
+              <w:left w:type="dxa" w:w="110"/>
+              <w:bottom w:type="dxa" w:w="70"/>
+              <w:right w:type="dxa" w:w="110"/>
+            </w:tcMar>
+          </w:tcPr>
+          <w:p>
+            <w:r>
+              <w:rPr>
+                <w:rFonts w:ascii="맑은 고딕" w:cs="맑은 고딕" w:eastAsia="맑은 고딕" w:hAnsi="맑은 고딕"/>
+                <w:sz w:val="18"/>
+                <w:szCs w:val="18"/>
+              </w:rPr>
+              <w:t xml:space="preserve">800명</w:t>
+            </w:r>
+          </w:p>
+        </w:tc>
+        <w:tc>
+          <w:tcPr>
+            <w:tcW w:type="dxa" w:w="2524"/>
+            <w:tcMar>
+              <w:top w:type="dxa" w:w="70"/>
+              <w:left w:type="dxa" w:w="110"/>
+              <w:bottom w:type="dxa" w:w="70"/>
+              <w:right w:type="dxa" w:w="110"/>
+            </w:tcMar>
+          </w:tcPr>
+          <w:p>
+            <w:r>
+              <w:rPr>
+                <w:rFonts w:ascii="맑은 고딕" w:cs="맑은 고딕" w:eastAsia="맑은 고딕" w:hAnsi="맑은 고딕"/>
+                <w:sz w:val="18"/>
+                <w:szCs w:val="18"/>
+              </w:rPr>
+              <w:t xml:space="preserve">약 1.44억</w:t>
+            </w:r>
+          </w:p>
+        </w:tc>
+      </w:tr>
+      <w:tr>
+        <w:tc>
+          <w:tcPr>
+            <w:tcW w:type="dxa" w:w="1553"/>
+            <w:tcMar>
+              <w:top w:type="dxa" w:w="70"/>
+              <w:left w:type="dxa" w:w="110"/>
+              <w:bottom w:type="dxa" w:w="70"/>
+              <w:right w:type="dxa" w:w="110"/>
+            </w:tcMar>
+          </w:tcPr>
+          <w:p>
+            <w:r>
+              <w:rPr>
+                <w:rFonts w:ascii="맑은 고딕" w:cs="맑은 고딕" w:eastAsia="맑은 고딕" w:hAnsi="맑은 고딕"/>
+                <w:sz w:val="18"/>
+                <w:szCs w:val="18"/>
+              </w:rPr>
+              <w:t xml:space="preserve">낙관</w:t>
+            </w:r>
+          </w:p>
+        </w:tc>
+        <w:tc>
+          <w:tcPr>
+            <w:tcW w:type="dxa" w:w="2329"/>
+            <w:tcMar>
+              <w:top w:type="dxa" w:w="70"/>
+              <w:left w:type="dxa" w:w="110"/>
+              <w:bottom w:type="dxa" w:w="70"/>
+              <w:right w:type="dxa" w:w="110"/>
+            </w:tcMar>
+          </w:tcPr>
+          <w:p>
+            <w:r>
+              <w:rPr>
+                <w:rFonts w:ascii="맑은 고딕" w:cs="맑은 고딕" w:eastAsia="맑은 고딕" w:hAnsi="맑은 고딕"/>
+                <w:sz w:val="18"/>
+                <w:szCs w:val="18"/>
+              </w:rPr>
+              <w:t xml:space="preserve">11,000명</w:t>
+            </w:r>
+          </w:p>
+        </w:tc>
+        <w:tc>
+          <w:tcPr>
+            <w:tcW w:type="dxa" w:w="1359"/>
+            <w:tcMar>
+              <w:top w:type="dxa" w:w="70"/>
+              <w:left w:type="dxa" w:w="110"/>
+              <w:bottom w:type="dxa" w:w="70"/>
+              <w:right w:type="dxa" w:w="110"/>
+            </w:tcMar>
+          </w:tcPr>
+          <w:p>
+            <w:r>
+              <w:rPr>
+                <w:rFonts w:ascii="맑은 고딕" w:cs="맑은 고딕" w:eastAsia="맑은 고딕" w:hAnsi="맑은 고딕"/>
+                <w:sz w:val="18"/>
+                <w:szCs w:val="18"/>
+              </w:rPr>
+              <w:t xml:space="preserve">18%</w:t>
+            </w:r>
+          </w:p>
+        </w:tc>
+        <w:tc>
+          <w:tcPr>
+            <w:tcW w:type="dxa" w:w="1941"/>
+            <w:tcMar>
+              <w:top w:type="dxa" w:w="70"/>
+              <w:left w:type="dxa" w:w="110"/>
+              <w:bottom w:type="dxa" w:w="70"/>
+              <w:right w:type="dxa" w:w="110"/>
+            </w:tcMar>
+          </w:tcPr>
+          <w:p>
+            <w:r>
+              <w:rPr>
+                <w:rFonts w:ascii="맑은 고딕" w:cs="맑은 고딕" w:eastAsia="맑은 고딕" w:hAnsi="맑은 고딕"/>
+                <w:sz w:val="18"/>
+                <w:szCs w:val="18"/>
+              </w:rPr>
+              <w:t xml:space="preserve">1,980명</w:t>
+            </w:r>
+          </w:p>
+        </w:tc>
+        <w:tc>
+          <w:tcPr>
+            <w:tcW w:type="dxa" w:w="2524"/>
+            <w:tcMar>
+              <w:top w:type="dxa" w:w="70"/>
+              <w:left w:type="dxa" w:w="110"/>
+              <w:bottom w:type="dxa" w:w="70"/>
+              <w:right w:type="dxa" w:w="110"/>
+            </w:tcMar>
+          </w:tcPr>
+          <w:p>
+            <w:r>
+              <w:rPr>
+                <w:rFonts w:ascii="맑은 고딕" w:cs="맑은 고딕" w:eastAsia="맑은 고딕" w:hAnsi="맑은 고딕"/>
+                <w:sz w:val="18"/>
+                <w:szCs w:val="18"/>
+              </w:rPr>
+              <w:t xml:space="preserve">약 3.56억</w:t>
+            </w:r>
+          </w:p>
+        </w:tc>
+      </w:tr>
+    </w:tbl>
+    <w:p>
+      <w:pPr>
+        <w:spacing w:after="80"/>
+      </w:pPr>
+    </w:p>
+    <w:p>
+      <w:pPr>
+        <w:spacing w:after="100" w:line="300"/>
+      </w:pPr>
+      <w:r>
+        <w:rPr>
+          <w:rFonts w:ascii="맑은 고딕" w:cs="맑은 고딕" w:eastAsia="맑은 고딕" w:hAnsi="맑은 고딕"/>
+          <w:i/>
+          <w:iCs/>
+          <w:color w:val="667085"/>
+          <w:sz w:val="21"/>
+          <w:szCs w:val="21"/>
+        </w:rPr>
+        <w:t xml:space="preserve">가격 근거: 2026년 단가 인상으로 치료사 1인 월 매출이 커진 가운데, 월 15,000원은 회기 1회 단가(약 35,000원)의 절반 이하 — 행정 절감·점검 방어 대비 지불 부담이 낮음.</w:t>
+      </w:r>
+    </w:p>
+    <w:p>
+      <w:pPr>
+        <w:spacing w:after="100" w:line="300"/>
+      </w:pPr>
+      <w:r>
+        <w:rPr>
+          <w:rFonts w:ascii="맑은 고딕" w:cs="맑은 고딕" w:eastAsia="맑은 고딕" w:hAnsi="맑은 고딕"/>
+          <w:b/>
+          <w:bCs/>
+          <w:sz w:val="21"/>
+          <w:szCs w:val="21"/>
+        </w:rPr>
+        <w:t xml:space="preserve">인접 바우처(언어발달지원·심리지원)·센터 다인 버전으로 모수 확대 시 상향. 니치이지만 도메인 락인·전환비용이 커 LTV가 높고 이탈이 낮은 구조.</w:t>
+      </w:r>
+    </w:p>
+    <w:p>
+      <w:pPr>
+        <w:spacing w:after="100" w:line="300"/>
+      </w:pPr>
+      <w:r>
+        <w:rPr>
+          <w:rFonts w:ascii="맑은 고딕" w:cs="맑은 고딕" w:eastAsia="맑은 고딕" w:hAnsi="맑은 고딕"/>
+          <w:sz w:val="21"/>
+          <w:szCs w:val="21"/>
+        </w:rPr>
+        <w:t xml:space="preserve">전략: ① 무료 베타→커뮤니티/학회 입소문 ② 점검·환수 방어 가치 증명 ③ 인접 바우처 양식 ④ 센터 다인 버전 ⑤ 정산·세무 리포트.</w:t>
+      </w:r>
+    </w:p>
+    <w:p>
+      <w:pPr>
+        <w:pStyle w:val="Heading1"/>
+        <w:spacing w:after="140" w:before="320"/>
+      </w:pPr>
+      <w:r>
+        <w:rPr>
+          <w:rFonts w:ascii="맑은 고딕" w:cs="맑은 고딕" w:eastAsia="맑은 고딕" w:hAnsi="맑은 고딕"/>
+          <w:b/>
+          <w:bCs/>
+          <w:sz w:val="30"/>
+          <w:szCs w:val="30"/>
+        </w:rPr>
+        <w:t xml:space="preserve">7. 리스크 &amp; 대응</w:t>
+      </w:r>
+    </w:p>
+    <w:tbl>
+      <w:tblPr>
+        <w:tblW w:type="dxa" w:w="9706"/>
+        <w:jc w:val="center"/>
+        <w:tblBorders>
+          <w:top w:val="single" w:color="D0D5DD" w:sz="4"/>
+          <w:left w:val="single" w:color="D0D5DD" w:sz="4"/>
+          <w:bottom w:val="single" w:color="D0D5DD" w:sz="4"/>
+          <w:right w:val="single" w:color="D0D5DD" w:sz="4"/>
+          <w:insideH w:val="single" w:color="D0D5DD" w:sz="4"/>
+          <w:insideV w:val="single" w:color="D0D5DD" w:sz="4"/>
+        </w:tblBorders>
+        <w:tblLayout w:type="fixed"/>
+      </w:tblPr>
+      <w:tblGrid>
+        <w:gridCol w:w="3300"/>
+        <w:gridCol w:w="6406"/>
+      </w:tblGrid>
+      <w:tr>
+        <w:trPr>
+          <w:tblHeader/>
+        </w:trPr>
+        <w:tc>
+          <w:tcPr>
+            <w:tcW w:type="dxa" w:w="3300"/>
+            <w:shd w:fill="1F4E91" w:color="auto" w:val="clear"/>
+            <w:tcMar>
+              <w:top w:type="dxa" w:w="70"/>
+              <w:left w:type="dxa" w:w="110"/>
+              <w:bottom w:type="dxa" w:w="70"/>
+              <w:right w:type="dxa" w:w="110"/>
+            </w:tcMar>
+          </w:tcPr>
+          <w:p>
+            <w:r>
+              <w:rPr>
+                <w:rFonts w:ascii="맑은 고딕" w:cs="맑은 고딕" w:eastAsia="맑은 고딕" w:hAnsi="맑은 고딕"/>
+                <w:b/>
+                <w:bCs/>
+                <w:color w:val="FFFFFF"/>
+                <w:sz w:val="18"/>
+                <w:szCs w:val="18"/>
+              </w:rPr>
+              <w:t xml:space="preserve">리스크</w:t>
+            </w:r>
+          </w:p>
+        </w:tc>
+        <w:tc>
+          <w:tcPr>
+            <w:tcW w:type="dxa" w:w="6406"/>
+            <w:shd w:fill="1F4E91" w:color="auto" w:val="clear"/>
+            <w:tcMar>
+              <w:top w:type="dxa" w:w="70"/>
+              <w:left w:type="dxa" w:w="110"/>
+              <w:bottom w:type="dxa" w:w="70"/>
+              <w:right w:type="dxa" w:w="110"/>
+            </w:tcMar>
+          </w:tcPr>
+          <w:p>
+            <w:r>
+              <w:rPr>
+                <w:rFonts w:ascii="맑은 고딕" w:cs="맑은 고딕" w:eastAsia="맑은 고딕" w:hAnsi="맑은 고딕"/>
+                <w:b/>
+                <w:bCs/>
+                <w:color w:val="FFFFFF"/>
+                <w:sz w:val="18"/>
+                <w:szCs w:val="18"/>
+              </w:rPr>
+              <w:t xml:space="preserve">대응</w:t>
+            </w:r>
+          </w:p>
+        </w:tc>
+      </w:tr>
+      <w:tr>
+        <w:tc>
+          <w:tcPr>
+            <w:tcW w:type="dxa" w:w="3300"/>
+            <w:tcMar>
+              <w:top w:type="dxa" w:w="70"/>
+              <w:left w:type="dxa" w:w="110"/>
+              <w:bottom w:type="dxa" w:w="70"/>
+              <w:right w:type="dxa" w:w="110"/>
+            </w:tcMar>
+          </w:tcPr>
+          <w:p>
+            <w:r>
+              <w:rPr>
+                <w:rFonts w:ascii="맑은 고딕" w:cs="맑은 고딕" w:eastAsia="맑은 고딕" w:hAnsi="맑은 고딕"/>
+                <w:sz w:val="18"/>
+                <w:szCs w:val="18"/>
+              </w:rPr>
+              <w:t xml:space="preserve">제도/단가/양식 변경</w:t>
+            </w:r>
+          </w:p>
+        </w:tc>
+        <w:tc>
+          <w:tcPr>
+            <w:tcW w:type="dxa" w:w="6406"/>
+            <w:tcMar>
+              <w:top w:type="dxa" w:w="70"/>
+              <w:left w:type="dxa" w:w="110"/>
+              <w:bottom w:type="dxa" w:w="70"/>
+              <w:right w:type="dxa" w:w="110"/>
+            </w:tcMar>
+          </w:tcPr>
+          <w:p>
+            <w:r>
+              <w:rPr>
+                <w:rFonts w:ascii="맑은 고딕" w:cs="맑은 고딕" w:eastAsia="맑은 고딕" w:hAnsi="맑은 고딕"/>
+                <w:sz w:val="18"/>
+                <w:szCs w:val="18"/>
+              </w:rPr>
+              <w:t xml:space="preserve">단가·양식을 ‘내 설정’ 값으로 분리(구현됨), 단가·공휴일 업데이트</w:t>
+            </w:r>
+          </w:p>
+        </w:tc>
+      </w:tr>
+      <w:tr>
+        <w:tc>
+          <w:tcPr>
+            <w:tcW w:type="dxa" w:w="3300"/>
+            <w:tcMar>
+              <w:top w:type="dxa" w:w="70"/>
+              <w:left w:type="dxa" w:w="110"/>
+              <w:bottom w:type="dxa" w:w="70"/>
+              <w:right w:type="dxa" w:w="110"/>
+            </w:tcMar>
+          </w:tcPr>
+          <w:p>
+            <w:r>
+              <w:rPr>
+                <w:rFonts w:ascii="맑은 고딕" w:cs="맑은 고딕" w:eastAsia="맑은 고딕" w:hAnsi="맑은 고딕"/>
+                <w:sz w:val="18"/>
+                <w:szCs w:val="18"/>
+              </w:rPr>
+              <w:t xml:space="preserve">개인정보(민감정보)</w:t>
+            </w:r>
+          </w:p>
+        </w:tc>
+        <w:tc>
+          <w:tcPr>
+            <w:tcW w:type="dxa" w:w="6406"/>
+            <w:tcMar>
+              <w:top w:type="dxa" w:w="70"/>
+              <w:left w:type="dxa" w:w="110"/>
+              <w:bottom w:type="dxa" w:w="70"/>
+              <w:right w:type="dxa" w:w="110"/>
+            </w:tcMar>
+          </w:tcPr>
+          <w:p>
+            <w:r>
+              <w:rPr>
+                <w:rFonts w:ascii="맑은 고딕" w:cs="맑은 고딕" w:eastAsia="맑은 고딕" w:hAnsi="맑은 고딕"/>
+                <w:sz w:val="18"/>
+                <w:szCs w:val="18"/>
+              </w:rPr>
+              <w:t xml:space="preserve">격리·암호화, 최소수집, 약관·처리방침(작성됨), 보관·파기</w:t>
+            </w:r>
+          </w:p>
+        </w:tc>
+      </w:tr>
+      <w:tr>
+        <w:tc>
+          <w:tcPr>
+            <w:tcW w:type="dxa" w:w="3300"/>
+            <w:tcMar>
+              <w:top w:type="dxa" w:w="70"/>
+              <w:left w:type="dxa" w:w="110"/>
+              <w:bottom w:type="dxa" w:w="70"/>
+              <w:right w:type="dxa" w:w="110"/>
+            </w:tcMar>
+          </w:tcPr>
+          <w:p>
+            <w:r>
+              <w:rPr>
+                <w:rFonts w:ascii="맑은 고딕" w:cs="맑은 고딕" w:eastAsia="맑은 고딕" w:hAnsi="맑은 고딕"/>
+                <w:sz w:val="18"/>
+                <w:szCs w:val="18"/>
+              </w:rPr>
+              <w:t xml:space="preserve">공공 흡수</w:t>
+            </w:r>
+          </w:p>
+        </w:tc>
+        <w:tc>
+          <w:tcPr>
+            <w:tcW w:type="dxa" w:w="6406"/>
+            <w:tcMar>
+              <w:top w:type="dxa" w:w="70"/>
+              <w:left w:type="dxa" w:w="110"/>
+              <w:bottom w:type="dxa" w:w="70"/>
+              <w:right w:type="dxa" w:w="110"/>
+            </w:tcMar>
+          </w:tcPr>
+          <w:p>
+            <w:r>
+              <w:rPr>
+                <w:rFonts w:ascii="맑은 고딕" w:cs="맑은 고딕" w:eastAsia="맑은 고딕" w:hAnsi="맑은 고딕"/>
+                <w:sz w:val="18"/>
+                <w:szCs w:val="18"/>
+              </w:rPr>
+              <w:t xml:space="preserve">‘작성·점검 마지막 1마일’·한글 출력에 집중</w:t>
+            </w:r>
+          </w:p>
+        </w:tc>
+      </w:tr>
+      <w:tr>
+        <w:tc>
+          <w:tcPr>
+            <w:tcW w:type="dxa" w:w="3300"/>
+            <w:tcMar>
+              <w:top w:type="dxa" w:w="70"/>
+              <w:left w:type="dxa" w:w="110"/>
+              <w:bottom w:type="dxa" w:w="70"/>
+              <w:right w:type="dxa" w:w="110"/>
+            </w:tcMar>
+          </w:tcPr>
+          <w:p>
+            <w:r>
+              <w:rPr>
+                <w:rFonts w:ascii="맑은 고딕" w:cs="맑은 고딕" w:eastAsia="맑은 고딕" w:hAnsi="맑은 고딕"/>
+                <w:sz w:val="18"/>
+                <w:szCs w:val="18"/>
+              </w:rPr>
+              <w:t xml:space="preserve">단일 의존</w:t>
+            </w:r>
+          </w:p>
+        </w:tc>
+        <w:tc>
+          <w:tcPr>
+            <w:tcW w:type="dxa" w:w="6406"/>
+            <w:tcMar>
+              <w:top w:type="dxa" w:w="70"/>
+              <w:left w:type="dxa" w:w="110"/>
+              <w:bottom w:type="dxa" w:w="70"/>
+              <w:right w:type="dxa" w:w="110"/>
+            </w:tcMar>
+          </w:tcPr>
+          <w:p>
+            <w:r>
+              <w:rPr>
+                <w:rFonts w:ascii="맑은 고딕" w:cs="맑은 고딕" w:eastAsia="맑은 고딕" w:hAnsi="맑은 고딕"/>
+                <w:sz w:val="18"/>
+                <w:szCs w:val="18"/>
+              </w:rPr>
+              <w:t xml:space="preserve">인접 아동 바우처로 TAM 확대</w:t>
+            </w:r>
+          </w:p>
+        </w:tc>
+      </w:tr>
+    </w:tbl>
+    <w:p>
+      <w:pPr>
+        <w:pStyle w:val="Heading1"/>
+        <w:spacing w:after="140" w:before="320"/>
+      </w:pPr>
+      <w:r>
+        <w:rPr>
+          <w:rFonts w:ascii="맑은 고딕" w:cs="맑은 고딕" w:eastAsia="맑은 고딕" w:hAnsi="맑은 고딕"/>
+          <w:b/>
+          <w:bCs/>
+          <w:sz w:val="30"/>
+          <w:szCs w:val="30"/>
+        </w:rPr>
+        <w:t xml:space="preserve">8. 확정 전 검증 체크리스트</w:t>
+      </w:r>
+    </w:p>
+    <w:p>
+      <w:pPr>
+        <w:spacing w:after="100" w:line="300"/>
+      </w:pPr>
+      <w:r>
+        <w:rPr>
+          <w:rFonts w:ascii="맑은 고딕" w:cs="맑은 고딕" w:eastAsia="맑은 고딕" w:hAnsi="맑은 고딕"/>
+          <w:sz w:val="21"/>
+          <w:szCs w:val="21"/>
+        </w:rPr>
+        <w:t xml:space="preserve">다음 1차 수치를 확인해 C/D 등급을 A로 승격할 것:</w:t>
       </w:r>
     </w:p>
     <w:p>
@@ -3211,7 +4003,7 @@
           <w:sz w:val="21"/>
           <w:szCs w:val="21"/>
         </w:rPr>
-        <w:t xml:space="preserve">2026 단가 정의: ‘회당 35,000원’인지 ‘월평균 5천원 인상’인지, 형별 금액(2026 사업안내)</w:t>
+        <w:t xml:space="preserve">제공기관 1,786의 범위: 발달재활 단독인지 ‘발달재활+언어발달지원’ 합산인지(품질평가 보도자료 원문)</w:t>
       </w:r>
     </w:p>
     <w:p>
@@ -3229,7 +4021,7 @@
           <w:sz w:val="21"/>
           <w:szCs w:val="21"/>
         </w:rPr>
-        <w:t xml:space="preserve">본인부담금 형별 정확 금액(가~마): 2026 사업안내 본문</w:t>
+        <w:t xml:space="preserve">발달재활 제공인력 실수: SSIS 연도별 제공기관·제공인력 현황(발달재활 항목)</w:t>
       </w:r>
     </w:p>
     <w:p>
@@ -3247,7 +4039,7 @@
           <w:sz w:val="21"/>
           <w:szCs w:val="21"/>
         </w:rPr>
-        <w:t xml:space="preserve">단가 지역 편차: 전자바우처 제공기관 검색의 기관별 단가 분포</w:t>
+        <w:t xml:space="preserve">연도별 이용 아동·실집행액: e-나라지표/KOSIS, 복지부 사업안내 통계표</w:t>
       </w:r>
     </w:p>
     <w:p>
@@ -3265,7 +4057,7 @@
           <w:sz w:val="21"/>
           <w:szCs w:val="21"/>
         </w:rPr>
-        <w:t xml:space="preserve">인접 바우처 모수: 언어발달지원·심리지원 각 사업안내</w:t>
+        <w:t xml:space="preserve">발달재활 정부 예산: 복지부 예산서/국회예산정책처</w:t>
       </w:r>
     </w:p>
     <w:p>
@@ -3283,7 +4075,7 @@
           <w:sz w:val="21"/>
           <w:szCs w:val="21"/>
         </w:rPr>
-        <w:t xml:space="preserve">경쟁 SaaS 실물 벤치마킹: 치료센터 관리 프로그램의 실제 제품·기능·가격(현재는 ‘유형’만 비교)</w:t>
+        <w:t xml:space="preserve">2026 단가 정의: ‘회당 35,000원’인지 ‘월평균 5천원 인상’인지, 형별 금액(2026 사업안내)</w:t>
       </w:r>
     </w:p>
     <w:p>
@@ -3301,52 +4093,7 @@
           <w:sz w:val="21"/>
           <w:szCs w:val="21"/>
         </w:rPr>
-        <w:t xml:space="preserve">SOM 가정 검증: 유효 모수·전환율은 베타 실데이터로 보정(현재는 가정값)</w:t>
-      </w:r>
-    </w:p>
-    <w:p>
-      <w:pPr>
-        <w:pStyle w:val="Heading1"/>
-        <w:spacing w:after="140" w:before="320"/>
-      </w:pPr>
-      <w:r>
-        <w:rPr>
-          <w:rFonts w:ascii="맑은 고딕" w:cs="맑은 고딕" w:eastAsia="맑은 고딕" w:hAnsi="맑은 고딕"/>
-          <w:b/>
-          <w:bCs/>
-          <w:sz w:val="30"/>
-          <w:szCs w:val="30"/>
-        </w:rPr>
-        <w:t xml:space="preserve">9. 결론</w:t>
-      </w:r>
-    </w:p>
-    <w:p>
-      <w:pPr>
-        <w:spacing w:after="100" w:line="300"/>
-      </w:pPr>
-      <w:r>
-        <w:rPr>
-          <w:rFonts w:ascii="맑은 고딕" w:cs="맑은 고딕" w:eastAsia="맑은 고딕" w:hAnsi="맑은 고딕"/>
-          <w:sz w:val="21"/>
-          <w:szCs w:val="21"/>
-        </w:rPr>
-        <w:t xml:space="preserve">발달바우처는 약 8만 아동·1,786개 기관(2024)의 안정적 공공 재원 시장이며, 1인 치료사의 반복 행정은 명확하고 미해결인 페인포인트다. 바로일지는 이를 도메인 특화+프라이버시+한글 자동화로 정조준한다. 시장은 니치지만 락인이 커 방어 가능하고 인접 영역으로 확장 여지가 있다. 정확도 측면에서 핵심 수치(제공인력·실집행 예산)는 8장 체크리스트로 A등급 확정이 필요하다.</w:t>
-      </w:r>
-    </w:p>
-    <w:p>
-      <w:pPr>
-        <w:pStyle w:val="Heading1"/>
-        <w:spacing w:after="140" w:before="320"/>
-      </w:pPr>
-      <w:r>
-        <w:rPr>
-          <w:rFonts w:ascii="맑은 고딕" w:cs="맑은 고딕" w:eastAsia="맑은 고딕" w:hAnsi="맑은 고딕"/>
-          <w:b/>
-          <w:bCs/>
-          <w:sz w:val="30"/>
-          <w:szCs w:val="30"/>
-        </w:rPr>
-        <w:t xml:space="preserve">출처</w:t>
+        <w:t xml:space="preserve">본인부담금 형별 정확 금액(가~마): 2026 사업안내 본문</w:t>
       </w:r>
     </w:p>
     <w:p>
@@ -3364,7 +4111,7 @@
           <w:sz w:val="21"/>
           <w:szCs w:val="21"/>
         </w:rPr>
-        <w:t xml:space="preserve">2026년 발달재활서비스 단가 인상 안내 / 보건복지부 2026 예산 확정 보도자료 / 정책브리핑 — 단가 평균 5천원 인상·월 17~25만원(B)</w:t>
+        <w:t xml:space="preserve">단가 지역 편차: 전자바우처 제공기관 검색의 기관별 단가 분포</w:t>
       </w:r>
     </w:p>
     <w:p>
@@ -3382,7 +4129,7 @@
           <w:sz w:val="21"/>
           <w:szCs w:val="21"/>
         </w:rPr>
-        <w:t xml:space="preserve">발달재활·언어발달지원 2024년 품질평가 결과 공개 | 보건복지부 보도자료 — 제공기관 1,786개소(A)</w:t>
+        <w:t xml:space="preserve">인접 바우처 모수: 언어발달지원·심리지원 각 사업안내</w:t>
       </w:r>
     </w:p>
     <w:p>
@@ -3400,7 +4147,7 @@
           <w:sz w:val="21"/>
           <w:szCs w:val="21"/>
         </w:rPr>
-        <w:t xml:space="preserve">사업별소개 &gt; 발달재활서비스 | 사회서비스 전자바우처 — 단가·본인부담(B)</w:t>
+        <w:t xml:space="preserve">경쟁 SaaS 실물 벤치마킹: 치료센터 관리 프로그램의 실제 제품·기능·가격(현재는 ‘유형’만 비교)</w:t>
       </w:r>
     </w:p>
     <w:p>
@@ -3418,7 +4165,52 @@
           <w:sz w:val="21"/>
           <w:szCs w:val="21"/>
         </w:rPr>
-        <w:t xml:space="preserve">2025년 발달장애인지원 사업안내 | 보건복지부 — 제도값(B)</w:t>
+        <w:t xml:space="preserve">SOM 가정 검증: 유효 모수·전환율은 베타 실데이터로 보정(현재는 가정값)</w:t>
+      </w:r>
+    </w:p>
+    <w:p>
+      <w:pPr>
+        <w:pStyle w:val="Heading1"/>
+        <w:spacing w:after="140" w:before="320"/>
+      </w:pPr>
+      <w:r>
+        <w:rPr>
+          <w:rFonts w:ascii="맑은 고딕" w:cs="맑은 고딕" w:eastAsia="맑은 고딕" w:hAnsi="맑은 고딕"/>
+          <w:b/>
+          <w:bCs/>
+          <w:sz w:val="30"/>
+          <w:szCs w:val="30"/>
+        </w:rPr>
+        <w:t xml:space="preserve">9. 결론</w:t>
+      </w:r>
+    </w:p>
+    <w:p>
+      <w:pPr>
+        <w:spacing w:after="100" w:line="300"/>
+      </w:pPr>
+      <w:r>
+        <w:rPr>
+          <w:rFonts w:ascii="맑은 고딕" w:cs="맑은 고딕" w:eastAsia="맑은 고딕" w:hAnsi="맑은 고딕"/>
+          <w:sz w:val="21"/>
+          <w:szCs w:val="21"/>
+        </w:rPr>
+        <w:t xml:space="preserve">발달바우처는 약 8만 아동·1,786개 기관(2024)의 안정적 공공 재원 시장이며, 1인 치료사의 반복 행정은 명확하고 미해결인 페인포인트다. 바로일지는 이를 도메인 특화+프라이버시+한글 자동화로 정조준한다. 시장은 니치지만 락인이 커 방어 가능하고 인접 영역으로 확장 여지가 있다. 정확도 측면에서 핵심 수치(제공인력·실집행 예산)는 8장 체크리스트로 A등급 확정이 필요하다.</w:t>
+      </w:r>
+    </w:p>
+    <w:p>
+      <w:pPr>
+        <w:pStyle w:val="Heading1"/>
+        <w:spacing w:after="140" w:before="320"/>
+      </w:pPr>
+      <w:r>
+        <w:rPr>
+          <w:rFonts w:ascii="맑은 고딕" w:cs="맑은 고딕" w:eastAsia="맑은 고딕" w:hAnsi="맑은 고딕"/>
+          <w:b/>
+          <w:bCs/>
+          <w:sz w:val="30"/>
+          <w:szCs w:val="30"/>
+        </w:rPr>
+        <w:t xml:space="preserve">출처</w:t>
       </w:r>
     </w:p>
     <w:p>
@@ -3436,7 +4228,7 @@
           <w:sz w:val="21"/>
           <w:szCs w:val="21"/>
         </w:rPr>
-        <w:t xml:space="preserve">연도별 서비스 제공기관 및 제공인력 현황 | 한국사회보장정보원(SSIS) — 제공인력 검증용(접근 제한)</w:t>
+        <w:t xml:space="preserve">2026년 발달재활서비스 단가 인상 안내 / 보건복지부 2026 예산 확정 보도자료 / 정책브리핑 — 단가 평균 5천원 인상·월 17~25만원(B)</w:t>
       </w:r>
     </w:p>
     <w:p>
@@ -3454,7 +4246,7 @@
           <w:sz w:val="21"/>
           <w:szCs w:val="21"/>
         </w:rPr>
-        <w:t xml:space="preserve">보건복지부_발달재활 제공기관 현황(2024.4.30) | 공공데이터포털</w:t>
+        <w:t xml:space="preserve">발달재활·언어발달지원 2024년 품질평가 결과 공개 | 보건복지부 보도자료 — 제공기관 1,786개소(A)</w:t>
       </w:r>
     </w:p>
     <w:p>
@@ -3472,7 +4264,115 @@
           <w:sz w:val="21"/>
           <w:szCs w:val="21"/>
         </w:rPr>
-        <w:t xml:space="preserve">공공데이터 활용 발달재활 사업·제공인력 분석(2019–2022) | DBpia</w:t>
+        <w:t xml:space="preserve">사업별소개 &gt; 발달재활서비스 | 사회서비스 전자바우처 — 단가·본인부담(B)</w:t>
+      </w:r>
+    </w:p>
+    <w:p>
+      <w:pPr>
+        <w:pStyle w:val="ListParagraph"/>
+        <w:numPr>
+          <w:ilvl w:val="0"/>
+          <w:numId w:val="1"/>
+        </w:numPr>
+        <w:spacing w:after="60" w:line="290"/>
+      </w:pPr>
+      <w:r>
+        <w:rPr>
+          <w:rFonts w:ascii="맑은 고딕" w:cs="맑은 고딕" w:eastAsia="맑은 고딕" w:hAnsi="맑은 고딕"/>
+          <w:sz w:val="21"/>
+          <w:szCs w:val="21"/>
+        </w:rPr>
+        <w:t xml:space="preserve">2025년 발달장애인지원 사업안내 | 보건복지부 — 제도값(B)</w:t>
+      </w:r>
+    </w:p>
+    <w:p>
+      <w:pPr>
+        <w:pStyle w:val="ListParagraph"/>
+        <w:numPr>
+          <w:ilvl w:val="0"/>
+          <w:numId w:val="1"/>
+        </w:numPr>
+        <w:spacing w:after="60" w:line="290"/>
+      </w:pPr>
+      <w:r>
+        <w:rPr>
+          <w:rFonts w:ascii="맑은 고딕" w:cs="맑은 고딕" w:eastAsia="맑은 고딕" w:hAnsi="맑은 고딕"/>
+          <w:sz w:val="21"/>
+          <w:szCs w:val="21"/>
+        </w:rPr>
+        <w:t xml:space="preserve">연도별 서비스 제공기관 및 제공인력 현황 | 한국사회보장정보원(SSIS) — 제공인력 검증용(접근 제한)</w:t>
+      </w:r>
+    </w:p>
+    <w:p>
+      <w:pPr>
+        <w:pStyle w:val="ListParagraph"/>
+        <w:numPr>
+          <w:ilvl w:val="0"/>
+          <w:numId w:val="1"/>
+        </w:numPr>
+        <w:spacing w:after="60" w:line="290"/>
+      </w:pPr>
+      <w:r>
+        <w:rPr>
+          <w:rFonts w:ascii="맑은 고딕" w:cs="맑은 고딕" w:eastAsia="맑은 고딕" w:hAnsi="맑은 고딕"/>
+          <w:sz w:val="21"/>
+          <w:szCs w:val="21"/>
+        </w:rPr>
+        <w:t xml:space="preserve">보건복지부_발달재활 제공기관 현황(2024.4.30) | 공공데이터포털</w:t>
+      </w:r>
+    </w:p>
+    <w:p>
+      <w:pPr>
+        <w:pStyle w:val="ListParagraph"/>
+        <w:numPr>
+          <w:ilvl w:val="0"/>
+          <w:numId w:val="1"/>
+        </w:numPr>
+        <w:spacing w:after="60" w:line="290"/>
+      </w:pPr>
+      <w:r>
+        <w:rPr>
+          <w:rFonts w:ascii="맑은 고딕" w:cs="맑은 고딕" w:eastAsia="맑은 고딕" w:hAnsi="맑은 고딕"/>
+          <w:sz w:val="21"/>
+          <w:szCs w:val="21"/>
+        </w:rPr>
+        <w:t xml:space="preserve">발달재활서비스 제공 인력의 자격 및 인정 절차 기준(고시) | 보건복지부·법령정보센터 — 영역·자격 요건(B)</w:t>
+      </w:r>
+    </w:p>
+    <w:p>
+      <w:pPr>
+        <w:pStyle w:val="ListParagraph"/>
+        <w:numPr>
+          <w:ilvl w:val="0"/>
+          <w:numId w:val="1"/>
+        </w:numPr>
+        <w:spacing w:after="60" w:line="290"/>
+      </w:pPr>
+      <w:r>
+        <w:rPr>
+          <w:rFonts w:ascii="맑은 고딕" w:cs="맑은 고딕" w:eastAsia="맑은 고딕" w:hAnsi="맑은 고딕"/>
+          <w:sz w:val="21"/>
+          <w:szCs w:val="21"/>
+        </w:rPr>
+        <w:t xml:space="preserve">공공데이터 활용 발달재활 사업·제공인력 분석(2019–22) | DBpia — 자격 인정 13,505명(B)</w:t>
+      </w:r>
+    </w:p>
+    <w:p>
+      <w:pPr>
+        <w:pStyle w:val="ListParagraph"/>
+        <w:numPr>
+          <w:ilvl w:val="0"/>
+          <w:numId w:val="1"/>
+        </w:numPr>
+        <w:spacing w:after="60" w:line="290"/>
+      </w:pPr>
+      <w:r>
+        <w:rPr>
+          <w:rFonts w:ascii="맑은 고딕" w:cs="맑은 고딕" w:eastAsia="맑은 고딕" w:hAnsi="맑은 고딕"/>
+          <w:sz w:val="21"/>
+          <w:szCs w:val="21"/>
+        </w:rPr>
+        <w:t xml:space="preserve">2025 제14회 언어재활사 국가시험 합격자 발표 | 국시원 — 1급 180·2급 473명(B)</w:t>
       </w:r>
     </w:p>
     <w:p>

--- a/docs/바로일지_시장분석.docx
+++ b/docs/바로일지_시장분석.docx
@@ -734,7 +734,23 @@
           <w:sz w:val="25"/>
           <w:szCs w:val="25"/>
         </w:rPr>
-        <w:t xml:space="preserve">2-2. 규모 지표</w:t>
+        <w:t xml:space="preserve">2-2. 시장 규모 — 제공인력(=우리 고객) 중심</w:t>
+      </w:r>
+    </w:p>
+    <w:p>
+      <w:pPr>
+        <w:spacing w:after="100" w:line="300"/>
+      </w:pPr>
+      <w:r>
+        <w:rPr>
+          <w:rFonts w:ascii="맑은 고딕" w:cs="맑은 고딕" w:eastAsia="맑은 고딕" w:hAnsi="맑은 고딕"/>
+          <w:i/>
+          <w:iCs/>
+          <w:color w:val="667085"/>
+          <w:sz w:val="21"/>
+          <w:szCs w:val="21"/>
+        </w:rPr>
+        <w:t xml:space="preserve">바로일지의 TAM은 제공기관이 아니라 제공인력(치료사). 1인·프리랜서가 여러 기관에 출강하므로 기관 수 ≠ 고객 수. 기관 수는 참고 맥락일 뿐.</w:t>
       </w:r>
     </w:p>
     <w:tbl>
@@ -753,8 +769,8 @@
       </w:tblPr>
       <w:tblGrid>
         <w:gridCol w:w="2524"/>
-        <w:gridCol w:w="2718"/>
-        <w:gridCol w:w="3300"/>
+        <w:gridCol w:w="3882"/>
+        <w:gridCol w:w="2135"/>
         <w:gridCol w:w="1165"/>
       </w:tblGrid>
       <w:tr>
@@ -788,7 +804,7 @@
         </w:tc>
         <w:tc>
           <w:tcPr>
-            <w:tcW w:type="dxa" w:w="2718"/>
+            <w:tcW w:type="dxa" w:w="3882"/>
             <w:shd w:fill="1F4E91" w:color="auto" w:val="clear"/>
             <w:tcMar>
               <w:top w:type="dxa" w:w="70"/>
@@ -813,7 +829,7 @@
         </w:tc>
         <w:tc>
           <w:tcPr>
-            <w:tcW w:type="dxa" w:w="3300"/>
+            <w:tcW w:type="dxa" w:w="2135"/>
             <w:shd w:fill="1F4E91" w:color="auto" w:val="clear"/>
             <w:tcMar>
               <w:top w:type="dxa" w:w="70"/>
@@ -832,7 +848,7 @@
                 <w:sz w:val="18"/>
                 <w:szCs w:val="18"/>
               </w:rPr>
-              <w:t xml:space="preserve">연도·출처</w:t>
+              <w:t xml:space="preserve">출처</w:t>
             </w:r>
           </w:p>
         </w:tc>
@@ -880,49 +896,49 @@
                 <w:sz w:val="18"/>
                 <w:szCs w:val="18"/>
               </w:rPr>
-              <w:t xml:space="preserve">발달재활 제공기관</w:t>
-            </w:r>
-          </w:p>
-        </w:tc>
-        <w:tc>
-          <w:tcPr>
-            <w:tcW w:type="dxa" w:w="2718"/>
-            <w:tcMar>
-              <w:top w:type="dxa" w:w="70"/>
-              <w:left w:type="dxa" w:w="110"/>
-              <w:bottom w:type="dxa" w:w="70"/>
-              <w:right w:type="dxa" w:w="110"/>
-            </w:tcMar>
-          </w:tcPr>
-          <w:p>
-            <w:r>
-              <w:rPr>
-                <w:rFonts w:ascii="맑은 고딕" w:cs="맑은 고딕" w:eastAsia="맑은 고딕" w:hAnsi="맑은 고딕"/>
-                <w:sz w:val="18"/>
-                <w:szCs w:val="18"/>
-              </w:rPr>
-              <w:t xml:space="preserve">1,786개소(2024 품질평가 대상)※범위 확인</w:t>
-            </w:r>
-          </w:p>
-        </w:tc>
-        <w:tc>
-          <w:tcPr>
-            <w:tcW w:type="dxa" w:w="3300"/>
-            <w:tcMar>
-              <w:top w:type="dxa" w:w="70"/>
-              <w:left w:type="dxa" w:w="110"/>
-              <w:bottom w:type="dxa" w:w="70"/>
-              <w:right w:type="dxa" w:w="110"/>
-            </w:tcMar>
-          </w:tcPr>
-          <w:p>
-            <w:r>
-              <w:rPr>
-                <w:rFonts w:ascii="맑은 고딕" w:cs="맑은 고딕" w:eastAsia="맑은 고딕" w:hAnsi="맑은 고딕"/>
-                <w:sz w:val="18"/>
-                <w:szCs w:val="18"/>
-              </w:rPr>
-              <w:t xml:space="preserve">복지부 2024 품질평가 보도자료</w:t>
+              <w:t xml:space="preserve">제공인력 풀(TAM, 자격 기준)</w:t>
+            </w:r>
+          </w:p>
+        </w:tc>
+        <w:tc>
+          <w:tcPr>
+            <w:tcW w:type="dxa" w:w="3882"/>
+            <w:tcMar>
+              <w:top w:type="dxa" w:w="70"/>
+              <w:left w:type="dxa" w:w="110"/>
+              <w:bottom w:type="dxa" w:w="70"/>
+              <w:right w:type="dxa" w:w="110"/>
+            </w:tcMar>
+          </w:tcPr>
+          <w:p>
+            <w:r>
+              <w:rPr>
+                <w:rFonts w:ascii="맑은 고딕" w:cs="맑은 고딕" w:eastAsia="맑은 고딕" w:hAnsi="맑은 고딕"/>
+                <w:sz w:val="18"/>
+                <w:szCs w:val="18"/>
+              </w:rPr>
+              <w:t xml:space="preserve">약 1만명대 — 언어재활사 + 미술·음악·놀이·행동·심리·감각·운동 자격 인정자(2-3)</w:t>
+            </w:r>
+          </w:p>
+        </w:tc>
+        <w:tc>
+          <w:tcPr>
+            <w:tcW w:type="dxa" w:w="2135"/>
+            <w:tcMar>
+              <w:top w:type="dxa" w:w="70"/>
+              <w:left w:type="dxa" w:w="110"/>
+              <w:bottom w:type="dxa" w:w="70"/>
+              <w:right w:type="dxa" w:w="110"/>
+            </w:tcMar>
+          </w:tcPr>
+          <w:p>
+            <w:r>
+              <w:rPr>
+                <w:rFonts w:ascii="맑은 고딕" w:cs="맑은 고딕" w:eastAsia="맑은 고딕" w:hAnsi="맑은 고딕"/>
+                <w:sz w:val="18"/>
+                <w:szCs w:val="18"/>
+              </w:rPr>
+              <w:t xml:space="preserve">DBpia·국시원</w:t>
             </w:r>
           </w:p>
         </w:tc>
@@ -943,7 +959,7 @@
                 <w:sz w:val="18"/>
                 <w:szCs w:val="18"/>
               </w:rPr>
-              <w:t xml:space="preserve">B</w:t>
+              <w:t xml:space="preserve">B/C</w:t>
             </w:r>
           </w:p>
         </w:tc>
@@ -966,49 +982,49 @@
                 <w:sz w:val="18"/>
                 <w:szCs w:val="18"/>
               </w:rPr>
-              <w:t xml:space="preserve">지원 인원(이용 아동)</w:t>
-            </w:r>
-          </w:p>
-        </w:tc>
-        <w:tc>
-          <w:tcPr>
-            <w:tcW w:type="dxa" w:w="2718"/>
-            <w:tcMar>
-              <w:top w:type="dxa" w:w="70"/>
-              <w:left w:type="dxa" w:w="110"/>
-              <w:bottom w:type="dxa" w:w="70"/>
-              <w:right w:type="dxa" w:w="110"/>
-            </w:tcMar>
-          </w:tcPr>
-          <w:p>
-            <w:r>
-              <w:rPr>
-                <w:rFonts w:ascii="맑은 고딕" w:cs="맑은 고딕" w:eastAsia="맑은 고딕" w:hAnsi="맑은 고딕"/>
-                <w:sz w:val="18"/>
-                <w:szCs w:val="18"/>
-              </w:rPr>
-              <w:t xml:space="preserve">약 7.9만 명(지원 인원 기준)</w:t>
-            </w:r>
-          </w:p>
-        </w:tc>
-        <w:tc>
-          <w:tcPr>
-            <w:tcW w:type="dxa" w:w="3300"/>
-            <w:tcMar>
-              <w:top w:type="dxa" w:w="70"/>
-              <w:left w:type="dxa" w:w="110"/>
-              <w:bottom w:type="dxa" w:w="70"/>
-              <w:right w:type="dxa" w:w="110"/>
-            </w:tcMar>
-          </w:tcPr>
-          <w:p>
-            <w:r>
-              <w:rPr>
-                <w:rFonts w:ascii="맑은 고딕" w:cs="맑은 고딕" w:eastAsia="맑은 고딕" w:hAnsi="맑은 고딕"/>
-                <w:sz w:val="18"/>
-                <w:szCs w:val="18"/>
-              </w:rPr>
-              <w:t xml:space="preserve">2023.1 6.9만→7.9만 확대</w:t>
+              <w:t xml:space="preserve">핵심 타깃(SAM)</w:t>
+            </w:r>
+          </w:p>
+        </w:tc>
+        <w:tc>
+          <w:tcPr>
+            <w:tcW w:type="dxa" w:w="3882"/>
+            <w:tcMar>
+              <w:top w:type="dxa" w:w="70"/>
+              <w:left w:type="dxa" w:w="110"/>
+              <w:bottom w:type="dxa" w:w="70"/>
+              <w:right w:type="dxa" w:w="110"/>
+            </w:tcMar>
+          </w:tcPr>
+          <w:p>
+            <w:r>
+              <w:rPr>
+                <w:rFonts w:ascii="맑은 고딕" w:cs="맑은 고딕" w:eastAsia="맑은 고딕" w:hAnsi="맑은 고딕"/>
+                <w:sz w:val="18"/>
+                <w:szCs w:val="18"/>
+              </w:rPr>
+              <w:t xml:space="preserve">이 중 행정을 직접 하는 1인·프리랜서·소규모 ≈ 5천~1.1만 명</w:t>
+            </w:r>
+          </w:p>
+        </w:tc>
+        <w:tc>
+          <w:tcPr>
+            <w:tcW w:type="dxa" w:w="2135"/>
+            <w:tcMar>
+              <w:top w:type="dxa" w:w="70"/>
+              <w:left w:type="dxa" w:w="110"/>
+              <w:bottom w:type="dxa" w:w="70"/>
+              <w:right w:type="dxa" w:w="110"/>
+            </w:tcMar>
+          </w:tcPr>
+          <w:p>
+            <w:r>
+              <w:rPr>
+                <w:rFonts w:ascii="맑은 고딕" w:cs="맑은 고딕" w:eastAsia="맑은 고딕" w:hAnsi="맑은 고딕"/>
+                <w:sz w:val="18"/>
+                <w:szCs w:val="18"/>
+              </w:rPr>
+              <w:t xml:space="preserve">추정(6장)</w:t>
             </w:r>
           </w:p>
         </w:tc>
@@ -1029,7 +1045,7 @@
                 <w:sz w:val="18"/>
                 <w:szCs w:val="18"/>
               </w:rPr>
-              <w:t xml:space="preserve">B</w:t>
+              <w:t xml:space="preserve">C</w:t>
             </w:r>
           </w:p>
         </w:tc>
@@ -1052,49 +1068,49 @@
                 <w:sz w:val="18"/>
                 <w:szCs w:val="18"/>
               </w:rPr>
-              <w:t xml:space="preserve">제공인력(자격 기준)</w:t>
-            </w:r>
-          </w:p>
-        </w:tc>
-        <w:tc>
-          <w:tcPr>
-            <w:tcW w:type="dxa" w:w="2718"/>
-            <w:tcMar>
-              <w:top w:type="dxa" w:w="70"/>
-              <w:left w:type="dxa" w:w="110"/>
-              <w:bottom w:type="dxa" w:w="70"/>
-              <w:right w:type="dxa" w:w="110"/>
-            </w:tcMar>
-          </w:tcPr>
-          <w:p>
-            <w:r>
-              <w:rPr>
-                <w:rFonts w:ascii="맑은 고딕" w:cs="맑은 고딕" w:eastAsia="맑은 고딕" w:hAnsi="맑은 고딕"/>
-                <w:sz w:val="18"/>
-                <w:szCs w:val="18"/>
-              </w:rPr>
-              <w:t xml:space="preserve">약 1만명대(자격 인정 풀)</w:t>
-            </w:r>
-          </w:p>
-        </w:tc>
-        <w:tc>
-          <w:tcPr>
-            <w:tcW w:type="dxa" w:w="3300"/>
-            <w:tcMar>
-              <w:top w:type="dxa" w:w="70"/>
-              <w:left w:type="dxa" w:w="110"/>
-              <w:bottom w:type="dxa" w:w="70"/>
-              <w:right w:type="dxa" w:w="110"/>
-            </w:tcMar>
-          </w:tcPr>
-          <w:p>
-            <w:r>
-              <w:rPr>
-                <w:rFonts w:ascii="맑은 고딕" w:cs="맑은 고딕" w:eastAsia="맑은 고딕" w:hAnsi="맑은 고딕"/>
-                <w:sz w:val="18"/>
-                <w:szCs w:val="18"/>
-              </w:rPr>
-              <w:t xml:space="preserve">DBpia 논문(2019–22)+국시원(2-3)</w:t>
+              <w:t xml:space="preserve">지원 인원(이용 아동, 맥락)</w:t>
+            </w:r>
+          </w:p>
+        </w:tc>
+        <w:tc>
+          <w:tcPr>
+            <w:tcW w:type="dxa" w:w="3882"/>
+            <w:tcMar>
+              <w:top w:type="dxa" w:w="70"/>
+              <w:left w:type="dxa" w:w="110"/>
+              <w:bottom w:type="dxa" w:w="70"/>
+              <w:right w:type="dxa" w:w="110"/>
+            </w:tcMar>
+          </w:tcPr>
+          <w:p>
+            <w:r>
+              <w:rPr>
+                <w:rFonts w:ascii="맑은 고딕" w:cs="맑은 고딕" w:eastAsia="맑은 고딕" w:hAnsi="맑은 고딕"/>
+                <w:sz w:val="18"/>
+                <w:szCs w:val="18"/>
+              </w:rPr>
+              <w:t xml:space="preserve">약 7.9만 명</w:t>
+            </w:r>
+          </w:p>
+        </w:tc>
+        <w:tc>
+          <w:tcPr>
+            <w:tcW w:type="dxa" w:w="2135"/>
+            <w:tcMar>
+              <w:top w:type="dxa" w:w="70"/>
+              <w:left w:type="dxa" w:w="110"/>
+              <w:bottom w:type="dxa" w:w="70"/>
+              <w:right w:type="dxa" w:w="110"/>
+            </w:tcMar>
+          </w:tcPr>
+          <w:p>
+            <w:r>
+              <w:rPr>
+                <w:rFonts w:ascii="맑은 고딕" w:cs="맑은 고딕" w:eastAsia="맑은 고딕" w:hAnsi="맑은 고딕"/>
+                <w:sz w:val="18"/>
+                <w:szCs w:val="18"/>
+              </w:rPr>
+              <w:t xml:space="preserve">복지부</w:t>
             </w:r>
           </w:p>
         </w:tc>
@@ -1115,7 +1131,7 @@
                 <w:sz w:val="18"/>
                 <w:szCs w:val="18"/>
               </w:rPr>
-              <w:t xml:space="preserve">B/C</w:t>
+              <w:t xml:space="preserve">B</w:t>
             </w:r>
           </w:p>
         </w:tc>
@@ -1138,13 +1154,13 @@
                 <w:sz w:val="18"/>
                 <w:szCs w:val="18"/>
               </w:rPr>
-              <w:t xml:space="preserve">연 거래액(이론 상한)</w:t>
-            </w:r>
-          </w:p>
-        </w:tc>
-        <w:tc>
-          <w:tcPr>
-            <w:tcW w:type="dxa" w:w="2718"/>
+              <w:t xml:space="preserve">연 거래액(이론 상한, 맥락)</w:t>
+            </w:r>
+          </w:p>
+        </w:tc>
+        <w:tc>
+          <w:tcPr>
+            <w:tcW w:type="dxa" w:w="3882"/>
             <w:tcMar>
               <w:top w:type="dxa" w:w="70"/>
               <w:left w:type="dxa" w:w="110"/>
@@ -1165,22 +1181,22 @@
         </w:tc>
         <w:tc>
           <w:tcPr>
-            <w:tcW w:type="dxa" w:w="3300"/>
-            <w:tcMar>
-              <w:top w:type="dxa" w:w="70"/>
-              <w:left w:type="dxa" w:w="110"/>
-              <w:bottom w:type="dxa" w:w="70"/>
-              <w:right w:type="dxa" w:w="110"/>
-            </w:tcMar>
-          </w:tcPr>
-          <w:p>
-            <w:r>
-              <w:rPr>
-                <w:rFonts w:ascii="맑은 고딕" w:cs="맑은 고딕" w:eastAsia="맑은 고딕" w:hAnsi="맑은 고딕"/>
-                <w:sz w:val="18"/>
-                <w:szCs w:val="18"/>
-              </w:rPr>
-              <w:t xml:space="preserve">7.9만×28만×12≈2,654억(상한)</w:t>
+            <w:tcW w:type="dxa" w:w="2135"/>
+            <w:tcMar>
+              <w:top w:type="dxa" w:w="70"/>
+              <w:left w:type="dxa" w:w="110"/>
+              <w:bottom w:type="dxa" w:w="70"/>
+              <w:right w:type="dxa" w:w="110"/>
+            </w:tcMar>
+          </w:tcPr>
+          <w:p>
+            <w:r>
+              <w:rPr>
+                <w:rFonts w:ascii="맑은 고딕" w:cs="맑은 고딕" w:eastAsia="맑은 고딕" w:hAnsi="맑은 고딕"/>
+                <w:sz w:val="18"/>
+                <w:szCs w:val="18"/>
+              </w:rPr>
+              <w:t xml:space="preserve">7.9만×28만×12 계산</w:t>
             </w:r>
           </w:p>
         </w:tc>
@@ -1230,7 +1246,7 @@
         </w:tc>
         <w:tc>
           <w:tcPr>
-            <w:tcW w:type="dxa" w:w="2718"/>
+            <w:tcW w:type="dxa" w:w="3882"/>
             <w:tcMar>
               <w:top w:type="dxa" w:w="70"/>
               <w:left w:type="dxa" w:w="110"/>
@@ -1251,22 +1267,22 @@
         </w:tc>
         <w:tc>
           <w:tcPr>
-            <w:tcW w:type="dxa" w:w="3300"/>
-            <w:tcMar>
-              <w:top w:type="dxa" w:w="70"/>
-              <w:left w:type="dxa" w:w="110"/>
-              <w:bottom w:type="dxa" w:w="70"/>
-              <w:right w:type="dxa" w:w="110"/>
-            </w:tcMar>
-          </w:tcPr>
-          <w:p>
-            <w:r>
-              <w:rPr>
-                <w:rFonts w:ascii="맑은 고딕" w:cs="맑은 고딕" w:eastAsia="맑은 고딕" w:hAnsi="맑은 고딕"/>
-                <w:sz w:val="18"/>
-                <w:szCs w:val="18"/>
-              </w:rPr>
-              <w:t xml:space="preserve">복지부 예산서·사업안내 확인 필요</w:t>
+            <w:tcW w:type="dxa" w:w="2135"/>
+            <w:tcMar>
+              <w:top w:type="dxa" w:w="70"/>
+              <w:left w:type="dxa" w:w="110"/>
+              <w:bottom w:type="dxa" w:w="70"/>
+              <w:right w:type="dxa" w:w="110"/>
+            </w:tcMar>
+          </w:tcPr>
+          <w:p>
+            <w:r>
+              <w:rPr>
+                <w:rFonts w:ascii="맑은 고딕" w:cs="맑은 고딕" w:eastAsia="맑은 고딕" w:hAnsi="맑은 고딕"/>
+                <w:sz w:val="18"/>
+                <w:szCs w:val="18"/>
+              </w:rPr>
+              <w:t xml:space="preserve">복지부 예산서 확인</w:t>
             </w:r>
           </w:p>
         </w:tc>
@@ -1293,6 +1309,22 @@
         </w:tc>
       </w:tr>
     </w:tbl>
+    <w:p>
+      <w:pPr>
+        <w:spacing w:after="100" w:line="300"/>
+      </w:pPr>
+      <w:r>
+        <w:rPr>
+          <w:rFonts w:ascii="맑은 고딕" w:cs="맑은 고딕" w:eastAsia="맑은 고딕" w:hAnsi="맑은 고딕"/>
+          <w:i/>
+          <w:iCs/>
+          <w:color w:val="667085"/>
+          <w:sz w:val="21"/>
+          <w:szCs w:val="21"/>
+        </w:rPr>
+        <w:t xml:space="preserve">참고(중요도 낮음): 발달재활 제공기관 약 1,786개소(2024 품질평가 대상, 범위 확인 필요). 〔B〕</w:t>
+      </w:r>
+    </w:p>
     <w:p>
       <w:pPr>
         <w:spacing w:after="80"/>
@@ -4194,7 +4226,7 @@
           <w:sz w:val="21"/>
           <w:szCs w:val="21"/>
         </w:rPr>
-        <w:t xml:space="preserve">발달바우처는 약 8만 아동·1,786개 기관(2024)의 안정적 공공 재원 시장이며, 1인 치료사의 반복 행정은 명확하고 미해결인 페인포인트다. 바로일지는 이를 도메인 특화+프라이버시+한글 자동화로 정조준한다. 시장은 니치지만 락인이 커 방어 가능하고 인접 영역으로 확장 여지가 있다. 정확도 측면에서 핵심 수치(제공인력·실집행 예산)는 8장 체크리스트로 A등급 확정이 필요하다.</w:t>
+        <w:t xml:space="preserve">발달바우처는 안정적 공공 재원 시장이며, 우리 고객인 발달재활 제공인력(자격 기준 약 1만명대) 중 행정을 직접 하는 1인 치료사의 반복 행정이 명확하고 미해결인 페인포인트다. 바로일지는 이를 도메인 특화+프라이버시+한글 자동화로 정조준한다. 시장은 니치지만 락인이 커 방어 가능하고 인접 영역으로 확장 여지가 있다. 정확도 측면에서 핵심 수치(활동 제공인력 실수)는 8장 체크리스트로 A등급 확정이 필요하다.</w:t>
       </w:r>
     </w:p>
     <w:p>

--- a/docs/바로일지_시장분석.docx
+++ b/docs/바로일지_시장분석.docx
@@ -917,7 +917,7 @@
                 <w:sz w:val="18"/>
                 <w:szCs w:val="18"/>
               </w:rPr>
-              <w:t xml:space="preserve">약 1만명대 — 언어재활사 + 미술·음악·놀이·행동·심리·감각·운동 자격 인정자(2-3)</w:t>
+              <w:t xml:space="preserve">약 2만~3만명대 — 언어재활사(1.5만~2만) + 미술·음악·놀이·행동·심리·감각·운동(1만+)(2-3)</w:t>
             </w:r>
           </w:p>
         </w:tc>
@@ -959,7 +959,7 @@
                 <w:sz w:val="18"/>
                 <w:szCs w:val="18"/>
               </w:rPr>
-              <w:t xml:space="preserve">B/C</w:t>
+              <w:t xml:space="preserve">C</w:t>
             </w:r>
           </w:p>
         </w:tc>
@@ -1003,7 +1003,7 @@
                 <w:sz w:val="18"/>
                 <w:szCs w:val="18"/>
               </w:rPr>
-              <w:t xml:space="preserve">이 중 행정을 직접 하는 1인·프리랜서·소규모 ≈ 5천~1.1만 명</w:t>
+              <w:t xml:space="preserve">이 중 행정을 직접 하는 1인·프리랜서·소규모 ≈ 0.8만~1.8만 명</w:t>
             </w:r>
           </w:p>
         </w:tc>
@@ -1937,6 +1937,21 @@
         <w:spacing w:after="80"/>
       </w:pPr>
     </w:p>
+    <w:p>
+      <w:pPr>
+        <w:spacing w:after="100" w:line="300"/>
+      </w:pPr>
+      <w:r>
+        <w:rPr>
+          <w:rFonts w:ascii="맑은 고딕" w:cs="맑은 고딕" w:eastAsia="맑은 고딕" w:hAnsi="맑은 고딕"/>
+          <w:b/>
+          <w:bCs/>
+          <w:sz w:val="21"/>
+          <w:szCs w:val="21"/>
+        </w:rPr>
+        <w:t xml:space="preserve">규모(8영역 빌드업) — 자격 기준 누적</w:t>
+      </w:r>
+    </w:p>
     <w:tbl>
       <w:tblPr>
         <w:tblW w:type="dxa" w:w="9706"/>
@@ -1952,10 +1967,10 @@
         <w:tblLayout w:type="fixed"/>
       </w:tblPr>
       <w:tblGrid>
+        <w:gridCol w:w="1747"/>
         <w:gridCol w:w="2524"/>
-        <w:gridCol w:w="4465"/>
-        <w:gridCol w:w="1553"/>
-        <w:gridCol w:w="1165"/>
+        <w:gridCol w:w="3688"/>
+        <w:gridCol w:w="1747"/>
       </w:tblGrid>
       <w:tr>
         <w:trPr>
@@ -1963,7 +1978,7 @@
         </w:trPr>
         <w:tc>
           <w:tcPr>
-            <w:tcW w:type="dxa" w:w="2524"/>
+            <w:tcW w:type="dxa" w:w="1747"/>
             <w:shd w:fill="1F4E91" w:color="auto" w:val="clear"/>
             <w:tcMar>
               <w:top w:type="dxa" w:w="70"/>
@@ -1982,13 +1997,13 @@
                 <w:sz w:val="18"/>
                 <w:szCs w:val="18"/>
               </w:rPr>
-              <w:t xml:space="preserve">규모 근거</w:t>
-            </w:r>
-          </w:p>
-        </w:tc>
-        <w:tc>
-          <w:tcPr>
-            <w:tcW w:type="dxa" w:w="4465"/>
+              <w:t xml:space="preserve">영역</w:t>
+            </w:r>
+          </w:p>
+        </w:tc>
+        <w:tc>
+          <w:tcPr>
+            <w:tcW w:type="dxa" w:w="2524"/>
             <w:shd w:fill="1F4E91" w:color="auto" w:val="clear"/>
             <w:tcMar>
               <w:top w:type="dxa" w:w="70"/>
@@ -2007,13 +2022,13 @@
                 <w:sz w:val="18"/>
                 <w:szCs w:val="18"/>
               </w:rPr>
-              <w:t xml:space="preserve">수치</w:t>
-            </w:r>
-          </w:p>
-        </w:tc>
-        <w:tc>
-          <w:tcPr>
-            <w:tcW w:type="dxa" w:w="1553"/>
+              <w:t xml:space="preserve">대표 자격</w:t>
+            </w:r>
+          </w:p>
+        </w:tc>
+        <w:tc>
+          <w:tcPr>
+            <w:tcW w:type="dxa" w:w="3688"/>
             <w:shd w:fill="1F4E91" w:color="auto" w:val="clear"/>
             <w:tcMar>
               <w:top w:type="dxa" w:w="70"/>
@@ -2032,13 +2047,13 @@
                 <w:sz w:val="18"/>
                 <w:szCs w:val="18"/>
               </w:rPr>
-              <w:t xml:space="preserve">출처</w:t>
-            </w:r>
-          </w:p>
-        </w:tc>
-        <w:tc>
-          <w:tcPr>
-            <w:tcW w:type="dxa" w:w="1165"/>
+              <w:t xml:space="preserve">자격자 규모</w:t>
+            </w:r>
+          </w:p>
+        </w:tc>
+        <w:tc>
+          <w:tcPr>
+            <w:tcW w:type="dxa" w:w="1747"/>
             <w:shd w:fill="1F4E91" w:color="auto" w:val="clear"/>
             <w:tcMar>
               <w:top w:type="dxa" w:w="70"/>
@@ -2057,7 +2072,7 @@
                 <w:sz w:val="18"/>
                 <w:szCs w:val="18"/>
               </w:rPr>
-              <w:t xml:space="preserve">신뢰도</w:t>
+              <w:t xml:space="preserve">근거·신뢰도</w:t>
             </w:r>
           </w:p>
         </w:tc>
@@ -2065,6 +2080,27 @@
       <w:tr>
         <w:tc>
           <w:tcPr>
+            <w:tcW w:type="dxa" w:w="1747"/>
+            <w:tcMar>
+              <w:top w:type="dxa" w:w="70"/>
+              <w:left w:type="dxa" w:w="110"/>
+              <w:bottom w:type="dxa" w:w="70"/>
+              <w:right w:type="dxa" w:w="110"/>
+            </w:tcMar>
+          </w:tcPr>
+          <w:p>
+            <w:r>
+              <w:rPr>
+                <w:rFonts w:ascii="맑은 고딕" w:cs="맑은 고딕" w:eastAsia="맑은 고딕" w:hAnsi="맑은 고딕"/>
+                <w:sz w:val="18"/>
+                <w:szCs w:val="18"/>
+              </w:rPr>
+              <w:t xml:space="preserve">언어·청능</w:t>
+            </w:r>
+          </w:p>
+        </w:tc>
+        <w:tc>
+          <w:tcPr>
             <w:tcW w:type="dxa" w:w="2524"/>
             <w:tcMar>
               <w:top w:type="dxa" w:w="70"/>
@@ -2080,70 +2116,49 @@
                 <w:sz w:val="18"/>
                 <w:szCs w:val="18"/>
               </w:rPr>
-              <w:t xml:space="preserve">비-언어재활 영역 자격 인정(broso)</w:t>
-            </w:r>
-          </w:p>
-        </w:tc>
-        <w:tc>
-          <w:tcPr>
-            <w:tcW w:type="dxa" w:w="4465"/>
-            <w:tcMar>
-              <w:top w:type="dxa" w:w="70"/>
-              <w:left w:type="dxa" w:w="110"/>
-              <w:bottom w:type="dxa" w:w="70"/>
-              <w:right w:type="dxa" w:w="110"/>
-            </w:tcMar>
-          </w:tcPr>
-          <w:p>
-            <w:r>
-              <w:rPr>
-                <w:rFonts w:ascii="맑은 고딕" w:cs="맑은 고딕" w:eastAsia="맑은 고딕" w:hAnsi="맑은 고딕"/>
-                <w:sz w:val="18"/>
-                <w:szCs w:val="18"/>
-              </w:rPr>
-              <w:t xml:space="preserve">2019–22 신청 13,505명(교과목 3,590+전환교육 9,915), 인정률 54%/64% → 인정 약 8,200명대</w:t>
-            </w:r>
-          </w:p>
-        </w:tc>
-        <w:tc>
-          <w:tcPr>
-            <w:tcW w:type="dxa" w:w="1553"/>
-            <w:tcMar>
-              <w:top w:type="dxa" w:w="70"/>
-              <w:left w:type="dxa" w:w="110"/>
-              <w:bottom w:type="dxa" w:w="70"/>
-              <w:right w:type="dxa" w:w="110"/>
-            </w:tcMar>
-          </w:tcPr>
-          <w:p>
-            <w:r>
-              <w:rPr>
-                <w:rFonts w:ascii="맑은 고딕" w:cs="맑은 고딕" w:eastAsia="맑은 고딕" w:hAnsi="맑은 고딕"/>
-                <w:sz w:val="18"/>
-                <w:szCs w:val="18"/>
-              </w:rPr>
-              <w:t xml:space="preserve">DBpia 논문</w:t>
-            </w:r>
-          </w:p>
-        </w:tc>
-        <w:tc>
-          <w:tcPr>
-            <w:tcW w:type="dxa" w:w="1165"/>
-            <w:tcMar>
-              <w:top w:type="dxa" w:w="70"/>
-              <w:left w:type="dxa" w:w="110"/>
-              <w:bottom w:type="dxa" w:w="70"/>
-              <w:right w:type="dxa" w:w="110"/>
-            </w:tcMar>
-          </w:tcPr>
-          <w:p>
-            <w:r>
-              <w:rPr>
-                <w:rFonts w:ascii="맑은 고딕" w:cs="맑은 고딕" w:eastAsia="맑은 고딕" w:hAnsi="맑은 고딕"/>
-                <w:sz w:val="18"/>
-                <w:szCs w:val="18"/>
-              </w:rPr>
-              <w:t xml:space="preserve">B</w:t>
+              <w:t xml:space="preserve">언어재활사(국가자격)</w:t>
+            </w:r>
+          </w:p>
+        </w:tc>
+        <w:tc>
+          <w:tcPr>
+            <w:tcW w:type="dxa" w:w="3688"/>
+            <w:tcMar>
+              <w:top w:type="dxa" w:w="70"/>
+              <w:left w:type="dxa" w:w="110"/>
+              <w:bottom w:type="dxa" w:w="70"/>
+              <w:right w:type="dxa" w:w="110"/>
+            </w:tcMar>
+          </w:tcPr>
+          <w:p>
+            <w:r>
+              <w:rPr>
+                <w:rFonts w:ascii="맑은 고딕" w:cs="맑은 고딕" w:eastAsia="맑은 고딕" w:hAnsi="맑은 고딕"/>
+                <w:sz w:val="18"/>
+                <w:szCs w:val="18"/>
+              </w:rPr>
+              <w:t xml:space="preserve">약 1.5만~2만명(2012~ 누적 추정)</w:t>
+            </w:r>
+          </w:p>
+        </w:tc>
+        <w:tc>
+          <w:tcPr>
+            <w:tcW w:type="dxa" w:w="1747"/>
+            <w:tcMar>
+              <w:top w:type="dxa" w:w="70"/>
+              <w:left w:type="dxa" w:w="110"/>
+              <w:bottom w:type="dxa" w:w="70"/>
+              <w:right w:type="dxa" w:w="110"/>
+            </w:tcMar>
+          </w:tcPr>
+          <w:p>
+            <w:r>
+              <w:rPr>
+                <w:rFonts w:ascii="맑은 고딕" w:cs="맑은 고딕" w:eastAsia="맑은 고딕" w:hAnsi="맑은 고딕"/>
+                <w:sz w:val="18"/>
+                <w:szCs w:val="18"/>
+              </w:rPr>
+              <w:t xml:space="preserve">국시원 합산 필요 C</w:t>
             </w:r>
           </w:p>
         </w:tc>
@@ -2151,6 +2166,27 @@
       <w:tr>
         <w:tc>
           <w:tcPr>
+            <w:tcW w:type="dxa" w:w="1747"/>
+            <w:tcMar>
+              <w:top w:type="dxa" w:w="70"/>
+              <w:left w:type="dxa" w:w="110"/>
+              <w:bottom w:type="dxa" w:w="70"/>
+              <w:right w:type="dxa" w:w="110"/>
+            </w:tcMar>
+          </w:tcPr>
+          <w:p>
+            <w:r>
+              <w:rPr>
+                <w:rFonts w:ascii="맑은 고딕" w:cs="맑은 고딕" w:eastAsia="맑은 고딕" w:hAnsi="맑은 고딕"/>
+                <w:sz w:val="18"/>
+                <w:szCs w:val="18"/>
+              </w:rPr>
+              <w:t xml:space="preserve">미술심리</w:t>
+            </w:r>
+          </w:p>
+        </w:tc>
+        <w:tc>
+          <w:tcPr>
             <w:tcW w:type="dxa" w:w="2524"/>
             <w:tcMar>
               <w:top w:type="dxa" w:w="70"/>
@@ -2166,70 +2202,737 @@
                 <w:sz w:val="18"/>
                 <w:szCs w:val="18"/>
               </w:rPr>
-              <w:t xml:space="preserve">언어재활사 국가자격(국시원)</w:t>
-            </w:r>
-          </w:p>
-        </w:tc>
-        <w:tc>
-          <w:tcPr>
-            <w:tcW w:type="dxa" w:w="4465"/>
-            <w:tcMar>
-              <w:top w:type="dxa" w:w="70"/>
-              <w:left w:type="dxa" w:w="110"/>
-              <w:bottom w:type="dxa" w:w="70"/>
-              <w:right w:type="dxa" w:w="110"/>
-            </w:tcMar>
-          </w:tcPr>
-          <w:p>
-            <w:r>
-              <w:rPr>
-                <w:rFonts w:ascii="맑은 고딕" w:cs="맑은 고딕" w:eastAsia="맑은 고딕" w:hAnsi="맑은 고딕"/>
-                <w:sz w:val="18"/>
-                <w:szCs w:val="18"/>
-              </w:rPr>
-              <w:t xml:space="preserve">2025 제14회 1급 180·2급 473명(누계 별도)</w:t>
-            </w:r>
-          </w:p>
-        </w:tc>
-        <w:tc>
-          <w:tcPr>
-            <w:tcW w:type="dxa" w:w="1553"/>
-            <w:tcMar>
-              <w:top w:type="dxa" w:w="70"/>
-              <w:left w:type="dxa" w:w="110"/>
-              <w:bottom w:type="dxa" w:w="70"/>
-              <w:right w:type="dxa" w:w="110"/>
-            </w:tcMar>
-          </w:tcPr>
-          <w:p>
-            <w:r>
-              <w:rPr>
-                <w:rFonts w:ascii="맑은 고딕" w:cs="맑은 고딕" w:eastAsia="맑은 고딕" w:hAnsi="맑은 고딕"/>
-                <w:sz w:val="18"/>
-                <w:szCs w:val="18"/>
-              </w:rPr>
-              <w:t xml:space="preserve">국시원 발표</w:t>
-            </w:r>
-          </w:p>
-        </w:tc>
-        <w:tc>
-          <w:tcPr>
-            <w:tcW w:type="dxa" w:w="1165"/>
-            <w:tcMar>
-              <w:top w:type="dxa" w:w="70"/>
-              <w:left w:type="dxa" w:w="110"/>
-              <w:bottom w:type="dxa" w:w="70"/>
-              <w:right w:type="dxa" w:w="110"/>
-            </w:tcMar>
-          </w:tcPr>
-          <w:p>
-            <w:r>
-              <w:rPr>
-                <w:rFonts w:ascii="맑은 고딕" w:cs="맑은 고딕" w:eastAsia="맑은 고딕" w:hAnsi="맑은 고딕"/>
-                <w:sz w:val="18"/>
-                <w:szCs w:val="18"/>
-              </w:rPr>
-              <w:t xml:space="preserve">B</w:t>
+              <w:t xml:space="preserve">미술심리재활사</w:t>
+            </w:r>
+          </w:p>
+        </w:tc>
+        <w:tc>
+          <w:tcPr>
+            <w:tcW w:type="dxa" w:w="3688"/>
+            <w:tcMar>
+              <w:top w:type="dxa" w:w="70"/>
+              <w:left w:type="dxa" w:w="110"/>
+              <w:bottom w:type="dxa" w:w="70"/>
+              <w:right w:type="dxa" w:w="110"/>
+            </w:tcMar>
+          </w:tcPr>
+          <w:p>
+            <w:r>
+              <w:rPr>
+                <w:rFonts w:ascii="맑은 고딕" w:cs="맑은 고딕" w:eastAsia="맑은 고딕" w:hAnsi="맑은 고딕"/>
+                <w:sz w:val="18"/>
+                <w:szCs w:val="18"/>
+              </w:rPr>
+              <w:t xml:space="preserve">영역별 분리 미공개</w:t>
+            </w:r>
+          </w:p>
+        </w:tc>
+        <w:tc>
+          <w:tcPr>
+            <w:tcW w:type="dxa" w:w="1747"/>
+            <w:tcMar>
+              <w:top w:type="dxa" w:w="70"/>
+              <w:left w:type="dxa" w:w="110"/>
+              <w:bottom w:type="dxa" w:w="70"/>
+              <w:right w:type="dxa" w:w="110"/>
+            </w:tcMar>
+          </w:tcPr>
+          <w:p>
+            <w:r>
+              <w:rPr>
+                <w:rFonts w:ascii="맑은 고딕" w:cs="맑은 고딕" w:eastAsia="맑은 고딕" w:hAnsi="맑은 고딕"/>
+                <w:sz w:val="18"/>
+                <w:szCs w:val="18"/>
+              </w:rPr>
+              <w:t xml:space="preserve">broso 현황 필요 D</w:t>
+            </w:r>
+          </w:p>
+        </w:tc>
+      </w:tr>
+      <w:tr>
+        <w:tc>
+          <w:tcPr>
+            <w:tcW w:type="dxa" w:w="1747"/>
+            <w:tcMar>
+              <w:top w:type="dxa" w:w="70"/>
+              <w:left w:type="dxa" w:w="110"/>
+              <w:bottom w:type="dxa" w:w="70"/>
+              <w:right w:type="dxa" w:w="110"/>
+            </w:tcMar>
+          </w:tcPr>
+          <w:p>
+            <w:r>
+              <w:rPr>
+                <w:rFonts w:ascii="맑은 고딕" w:cs="맑은 고딕" w:eastAsia="맑은 고딕" w:hAnsi="맑은 고딕"/>
+                <w:sz w:val="18"/>
+                <w:szCs w:val="18"/>
+              </w:rPr>
+              <w:t xml:space="preserve">음악</w:t>
+            </w:r>
+          </w:p>
+        </w:tc>
+        <w:tc>
+          <w:tcPr>
+            <w:tcW w:type="dxa" w:w="2524"/>
+            <w:tcMar>
+              <w:top w:type="dxa" w:w="70"/>
+              <w:left w:type="dxa" w:w="110"/>
+              <w:bottom w:type="dxa" w:w="70"/>
+              <w:right w:type="dxa" w:w="110"/>
+            </w:tcMar>
+          </w:tcPr>
+          <w:p>
+            <w:r>
+              <w:rPr>
+                <w:rFonts w:ascii="맑은 고딕" w:cs="맑은 고딕" w:eastAsia="맑은 고딕" w:hAnsi="맑은 고딕"/>
+                <w:sz w:val="18"/>
+                <w:szCs w:val="18"/>
+              </w:rPr>
+              <w:t xml:space="preserve">음악재활사</w:t>
+            </w:r>
+          </w:p>
+        </w:tc>
+        <w:tc>
+          <w:tcPr>
+            <w:tcW w:type="dxa" w:w="3688"/>
+            <w:tcMar>
+              <w:top w:type="dxa" w:w="70"/>
+              <w:left w:type="dxa" w:w="110"/>
+              <w:bottom w:type="dxa" w:w="70"/>
+              <w:right w:type="dxa" w:w="110"/>
+            </w:tcMar>
+          </w:tcPr>
+          <w:p>
+            <w:r>
+              <w:rPr>
+                <w:rFonts w:ascii="맑은 고딕" w:cs="맑은 고딕" w:eastAsia="맑은 고딕" w:hAnsi="맑은 고딕"/>
+                <w:sz w:val="18"/>
+                <w:szCs w:val="18"/>
+              </w:rPr>
+              <w:t xml:space="preserve">〃</w:t>
+            </w:r>
+          </w:p>
+        </w:tc>
+        <w:tc>
+          <w:tcPr>
+            <w:tcW w:type="dxa" w:w="1747"/>
+            <w:tcMar>
+              <w:top w:type="dxa" w:w="70"/>
+              <w:left w:type="dxa" w:w="110"/>
+              <w:bottom w:type="dxa" w:w="70"/>
+              <w:right w:type="dxa" w:w="110"/>
+            </w:tcMar>
+          </w:tcPr>
+          <w:p>
+            <w:r>
+              <w:rPr>
+                <w:rFonts w:ascii="맑은 고딕" w:cs="맑은 고딕" w:eastAsia="맑은 고딕" w:hAnsi="맑은 고딕"/>
+                <w:sz w:val="18"/>
+                <w:szCs w:val="18"/>
+              </w:rPr>
+              <w:t xml:space="preserve">〃 D</w:t>
+            </w:r>
+          </w:p>
+        </w:tc>
+      </w:tr>
+      <w:tr>
+        <w:tc>
+          <w:tcPr>
+            <w:tcW w:type="dxa" w:w="1747"/>
+            <w:tcMar>
+              <w:top w:type="dxa" w:w="70"/>
+              <w:left w:type="dxa" w:w="110"/>
+              <w:bottom w:type="dxa" w:w="70"/>
+              <w:right w:type="dxa" w:w="110"/>
+            </w:tcMar>
+          </w:tcPr>
+          <w:p>
+            <w:r>
+              <w:rPr>
+                <w:rFonts w:ascii="맑은 고딕" w:cs="맑은 고딕" w:eastAsia="맑은 고딕" w:hAnsi="맑은 고딕"/>
+                <w:sz w:val="18"/>
+                <w:szCs w:val="18"/>
+              </w:rPr>
+              <w:t xml:space="preserve">놀이심리</w:t>
+            </w:r>
+          </w:p>
+        </w:tc>
+        <w:tc>
+          <w:tcPr>
+            <w:tcW w:type="dxa" w:w="2524"/>
+            <w:tcMar>
+              <w:top w:type="dxa" w:w="70"/>
+              <w:left w:type="dxa" w:w="110"/>
+              <w:bottom w:type="dxa" w:w="70"/>
+              <w:right w:type="dxa" w:w="110"/>
+            </w:tcMar>
+          </w:tcPr>
+          <w:p>
+            <w:r>
+              <w:rPr>
+                <w:rFonts w:ascii="맑은 고딕" w:cs="맑은 고딕" w:eastAsia="맑은 고딕" w:hAnsi="맑은 고딕"/>
+                <w:sz w:val="18"/>
+                <w:szCs w:val="18"/>
+              </w:rPr>
+              <w:t xml:space="preserve">놀이심리재활사</w:t>
+            </w:r>
+          </w:p>
+        </w:tc>
+        <w:tc>
+          <w:tcPr>
+            <w:tcW w:type="dxa" w:w="3688"/>
+            <w:tcMar>
+              <w:top w:type="dxa" w:w="70"/>
+              <w:left w:type="dxa" w:w="110"/>
+              <w:bottom w:type="dxa" w:w="70"/>
+              <w:right w:type="dxa" w:w="110"/>
+            </w:tcMar>
+          </w:tcPr>
+          <w:p>
+            <w:r>
+              <w:rPr>
+                <w:rFonts w:ascii="맑은 고딕" w:cs="맑은 고딕" w:eastAsia="맑은 고딕" w:hAnsi="맑은 고딕"/>
+                <w:sz w:val="18"/>
+                <w:szCs w:val="18"/>
+              </w:rPr>
+              <w:t xml:space="preserve">〃</w:t>
+            </w:r>
+          </w:p>
+        </w:tc>
+        <w:tc>
+          <w:tcPr>
+            <w:tcW w:type="dxa" w:w="1747"/>
+            <w:tcMar>
+              <w:top w:type="dxa" w:w="70"/>
+              <w:left w:type="dxa" w:w="110"/>
+              <w:bottom w:type="dxa" w:w="70"/>
+              <w:right w:type="dxa" w:w="110"/>
+            </w:tcMar>
+          </w:tcPr>
+          <w:p>
+            <w:r>
+              <w:rPr>
+                <w:rFonts w:ascii="맑은 고딕" w:cs="맑은 고딕" w:eastAsia="맑은 고딕" w:hAnsi="맑은 고딕"/>
+                <w:sz w:val="18"/>
+                <w:szCs w:val="18"/>
+              </w:rPr>
+              <w:t xml:space="preserve">〃 D</w:t>
+            </w:r>
+          </w:p>
+        </w:tc>
+      </w:tr>
+      <w:tr>
+        <w:tc>
+          <w:tcPr>
+            <w:tcW w:type="dxa" w:w="1747"/>
+            <w:tcMar>
+              <w:top w:type="dxa" w:w="70"/>
+              <w:left w:type="dxa" w:w="110"/>
+              <w:bottom w:type="dxa" w:w="70"/>
+              <w:right w:type="dxa" w:w="110"/>
+            </w:tcMar>
+          </w:tcPr>
+          <w:p>
+            <w:r>
+              <w:rPr>
+                <w:rFonts w:ascii="맑은 고딕" w:cs="맑은 고딕" w:eastAsia="맑은 고딕" w:hAnsi="맑은 고딕"/>
+                <w:sz w:val="18"/>
+                <w:szCs w:val="18"/>
+              </w:rPr>
+              <w:t xml:space="preserve">행동발달</w:t>
+            </w:r>
+          </w:p>
+        </w:tc>
+        <w:tc>
+          <w:tcPr>
+            <w:tcW w:type="dxa" w:w="2524"/>
+            <w:tcMar>
+              <w:top w:type="dxa" w:w="70"/>
+              <w:left w:type="dxa" w:w="110"/>
+              <w:bottom w:type="dxa" w:w="70"/>
+              <w:right w:type="dxa" w:w="110"/>
+            </w:tcMar>
+          </w:tcPr>
+          <w:p>
+            <w:r>
+              <w:rPr>
+                <w:rFonts w:ascii="맑은 고딕" w:cs="맑은 고딕" w:eastAsia="맑은 고딕" w:hAnsi="맑은 고딕"/>
+                <w:sz w:val="18"/>
+                <w:szCs w:val="18"/>
+              </w:rPr>
+              <w:t xml:space="preserve">행동발달재활사</w:t>
+            </w:r>
+          </w:p>
+        </w:tc>
+        <w:tc>
+          <w:tcPr>
+            <w:tcW w:type="dxa" w:w="3688"/>
+            <w:tcMar>
+              <w:top w:type="dxa" w:w="70"/>
+              <w:left w:type="dxa" w:w="110"/>
+              <w:bottom w:type="dxa" w:w="70"/>
+              <w:right w:type="dxa" w:w="110"/>
+            </w:tcMar>
+          </w:tcPr>
+          <w:p>
+            <w:r>
+              <w:rPr>
+                <w:rFonts w:ascii="맑은 고딕" w:cs="맑은 고딕" w:eastAsia="맑은 고딕" w:hAnsi="맑은 고딕"/>
+                <w:sz w:val="18"/>
+                <w:szCs w:val="18"/>
+              </w:rPr>
+              <w:t xml:space="preserve">〃</w:t>
+            </w:r>
+          </w:p>
+        </w:tc>
+        <w:tc>
+          <w:tcPr>
+            <w:tcW w:type="dxa" w:w="1747"/>
+            <w:tcMar>
+              <w:top w:type="dxa" w:w="70"/>
+              <w:left w:type="dxa" w:w="110"/>
+              <w:bottom w:type="dxa" w:w="70"/>
+              <w:right w:type="dxa" w:w="110"/>
+            </w:tcMar>
+          </w:tcPr>
+          <w:p>
+            <w:r>
+              <w:rPr>
+                <w:rFonts w:ascii="맑은 고딕" w:cs="맑은 고딕" w:eastAsia="맑은 고딕" w:hAnsi="맑은 고딕"/>
+                <w:sz w:val="18"/>
+                <w:szCs w:val="18"/>
+              </w:rPr>
+              <w:t xml:space="preserve">〃 D</w:t>
+            </w:r>
+          </w:p>
+        </w:tc>
+      </w:tr>
+      <w:tr>
+        <w:tc>
+          <w:tcPr>
+            <w:tcW w:type="dxa" w:w="1747"/>
+            <w:tcMar>
+              <w:top w:type="dxa" w:w="70"/>
+              <w:left w:type="dxa" w:w="110"/>
+              <w:bottom w:type="dxa" w:w="70"/>
+              <w:right w:type="dxa" w:w="110"/>
+            </w:tcMar>
+          </w:tcPr>
+          <w:p>
+            <w:r>
+              <w:rPr>
+                <w:rFonts w:ascii="맑은 고딕" w:cs="맑은 고딕" w:eastAsia="맑은 고딕" w:hAnsi="맑은 고딕"/>
+                <w:sz w:val="18"/>
+                <w:szCs w:val="18"/>
+              </w:rPr>
+              <w:t xml:space="preserve">재활심리</w:t>
+            </w:r>
+          </w:p>
+        </w:tc>
+        <w:tc>
+          <w:tcPr>
+            <w:tcW w:type="dxa" w:w="2524"/>
+            <w:tcMar>
+              <w:top w:type="dxa" w:w="70"/>
+              <w:left w:type="dxa" w:w="110"/>
+              <w:bottom w:type="dxa" w:w="70"/>
+              <w:right w:type="dxa" w:w="110"/>
+            </w:tcMar>
+          </w:tcPr>
+          <w:p>
+            <w:r>
+              <w:rPr>
+                <w:rFonts w:ascii="맑은 고딕" w:cs="맑은 고딕" w:eastAsia="맑은 고딕" w:hAnsi="맑은 고딕"/>
+                <w:sz w:val="18"/>
+                <w:szCs w:val="18"/>
+              </w:rPr>
+              <w:t xml:space="preserve">재활심리사·임상심리</w:t>
+            </w:r>
+          </w:p>
+        </w:tc>
+        <w:tc>
+          <w:tcPr>
+            <w:tcW w:type="dxa" w:w="3688"/>
+            <w:tcMar>
+              <w:top w:type="dxa" w:w="70"/>
+              <w:left w:type="dxa" w:w="110"/>
+              <w:bottom w:type="dxa" w:w="70"/>
+              <w:right w:type="dxa" w:w="110"/>
+            </w:tcMar>
+          </w:tcPr>
+          <w:p>
+            <w:r>
+              <w:rPr>
+                <w:rFonts w:ascii="맑은 고딕" w:cs="맑은 고딕" w:eastAsia="맑은 고딕" w:hAnsi="맑은 고딕"/>
+                <w:sz w:val="18"/>
+                <w:szCs w:val="18"/>
+              </w:rPr>
+              <w:t xml:space="preserve">〃</w:t>
+            </w:r>
+          </w:p>
+        </w:tc>
+        <w:tc>
+          <w:tcPr>
+            <w:tcW w:type="dxa" w:w="1747"/>
+            <w:tcMar>
+              <w:top w:type="dxa" w:w="70"/>
+              <w:left w:type="dxa" w:w="110"/>
+              <w:bottom w:type="dxa" w:w="70"/>
+              <w:right w:type="dxa" w:w="110"/>
+            </w:tcMar>
+          </w:tcPr>
+          <w:p>
+            <w:r>
+              <w:rPr>
+                <w:rFonts w:ascii="맑은 고딕" w:cs="맑은 고딕" w:eastAsia="맑은 고딕" w:hAnsi="맑은 고딕"/>
+                <w:sz w:val="18"/>
+                <w:szCs w:val="18"/>
+              </w:rPr>
+              <w:t xml:space="preserve">〃 D</w:t>
+            </w:r>
+          </w:p>
+        </w:tc>
+      </w:tr>
+      <w:tr>
+        <w:tc>
+          <w:tcPr>
+            <w:tcW w:type="dxa" w:w="1747"/>
+            <w:tcMar>
+              <w:top w:type="dxa" w:w="70"/>
+              <w:left w:type="dxa" w:w="110"/>
+              <w:bottom w:type="dxa" w:w="70"/>
+              <w:right w:type="dxa" w:w="110"/>
+            </w:tcMar>
+          </w:tcPr>
+          <w:p>
+            <w:r>
+              <w:rPr>
+                <w:rFonts w:ascii="맑은 고딕" w:cs="맑은 고딕" w:eastAsia="맑은 고딕" w:hAnsi="맑은 고딕"/>
+                <w:sz w:val="18"/>
+                <w:szCs w:val="18"/>
+              </w:rPr>
+              <w:t xml:space="preserve">심리운동</w:t>
+            </w:r>
+          </w:p>
+        </w:tc>
+        <w:tc>
+          <w:tcPr>
+            <w:tcW w:type="dxa" w:w="2524"/>
+            <w:tcMar>
+              <w:top w:type="dxa" w:w="70"/>
+              <w:left w:type="dxa" w:w="110"/>
+              <w:bottom w:type="dxa" w:w="70"/>
+              <w:right w:type="dxa" w:w="110"/>
+            </w:tcMar>
+          </w:tcPr>
+          <w:p>
+            <w:r>
+              <w:rPr>
+                <w:rFonts w:ascii="맑은 고딕" w:cs="맑은 고딕" w:eastAsia="맑은 고딕" w:hAnsi="맑은 고딕"/>
+                <w:sz w:val="18"/>
+                <w:szCs w:val="18"/>
+              </w:rPr>
+              <w:t xml:space="preserve">심리운동사</w:t>
+            </w:r>
+          </w:p>
+        </w:tc>
+        <w:tc>
+          <w:tcPr>
+            <w:tcW w:type="dxa" w:w="3688"/>
+            <w:tcMar>
+              <w:top w:type="dxa" w:w="70"/>
+              <w:left w:type="dxa" w:w="110"/>
+              <w:bottom w:type="dxa" w:w="70"/>
+              <w:right w:type="dxa" w:w="110"/>
+            </w:tcMar>
+          </w:tcPr>
+          <w:p>
+            <w:r>
+              <w:rPr>
+                <w:rFonts w:ascii="맑은 고딕" w:cs="맑은 고딕" w:eastAsia="맑은 고딕" w:hAnsi="맑은 고딕"/>
+                <w:sz w:val="18"/>
+                <w:szCs w:val="18"/>
+              </w:rPr>
+              <w:t xml:space="preserve">〃</w:t>
+            </w:r>
+          </w:p>
+        </w:tc>
+        <w:tc>
+          <w:tcPr>
+            <w:tcW w:type="dxa" w:w="1747"/>
+            <w:tcMar>
+              <w:top w:type="dxa" w:w="70"/>
+              <w:left w:type="dxa" w:w="110"/>
+              <w:bottom w:type="dxa" w:w="70"/>
+              <w:right w:type="dxa" w:w="110"/>
+            </w:tcMar>
+          </w:tcPr>
+          <w:p>
+            <w:r>
+              <w:rPr>
+                <w:rFonts w:ascii="맑은 고딕" w:cs="맑은 고딕" w:eastAsia="맑은 고딕" w:hAnsi="맑은 고딕"/>
+                <w:sz w:val="18"/>
+                <w:szCs w:val="18"/>
+              </w:rPr>
+              <w:t xml:space="preserve">〃 D</w:t>
+            </w:r>
+          </w:p>
+        </w:tc>
+      </w:tr>
+      <w:tr>
+        <w:tc>
+          <w:tcPr>
+            <w:tcW w:type="dxa" w:w="1747"/>
+            <w:tcMar>
+              <w:top w:type="dxa" w:w="70"/>
+              <w:left w:type="dxa" w:w="110"/>
+              <w:bottom w:type="dxa" w:w="70"/>
+              <w:right w:type="dxa" w:w="110"/>
+            </w:tcMar>
+          </w:tcPr>
+          <w:p>
+            <w:r>
+              <w:rPr>
+                <w:rFonts w:ascii="맑은 고딕" w:cs="맑은 고딕" w:eastAsia="맑은 고딕" w:hAnsi="맑은 고딕"/>
+                <w:sz w:val="18"/>
+                <w:szCs w:val="18"/>
+              </w:rPr>
+              <w:t xml:space="preserve">감각·운동발달</w:t>
+            </w:r>
+          </w:p>
+        </w:tc>
+        <w:tc>
+          <w:tcPr>
+            <w:tcW w:type="dxa" w:w="2524"/>
+            <w:tcMar>
+              <w:top w:type="dxa" w:w="70"/>
+              <w:left w:type="dxa" w:w="110"/>
+              <w:bottom w:type="dxa" w:w="70"/>
+              <w:right w:type="dxa" w:w="110"/>
+            </w:tcMar>
+          </w:tcPr>
+          <w:p>
+            <w:r>
+              <w:rPr>
+                <w:rFonts w:ascii="맑은 고딕" w:cs="맑은 고딕" w:eastAsia="맑은 고딕" w:hAnsi="맑은 고딕"/>
+                <w:sz w:val="18"/>
+                <w:szCs w:val="18"/>
+              </w:rPr>
+              <w:t xml:space="preserve">감각·운동발달재활사</w:t>
+            </w:r>
+          </w:p>
+        </w:tc>
+        <w:tc>
+          <w:tcPr>
+            <w:tcW w:type="dxa" w:w="3688"/>
+            <w:tcMar>
+              <w:top w:type="dxa" w:w="70"/>
+              <w:left w:type="dxa" w:w="110"/>
+              <w:bottom w:type="dxa" w:w="70"/>
+              <w:right w:type="dxa" w:w="110"/>
+            </w:tcMar>
+          </w:tcPr>
+          <w:p>
+            <w:r>
+              <w:rPr>
+                <w:rFonts w:ascii="맑은 고딕" w:cs="맑은 고딕" w:eastAsia="맑은 고딕" w:hAnsi="맑은 고딕"/>
+                <w:sz w:val="18"/>
+                <w:szCs w:val="18"/>
+              </w:rPr>
+              <w:t xml:space="preserve">〃</w:t>
+            </w:r>
+          </w:p>
+        </w:tc>
+        <w:tc>
+          <w:tcPr>
+            <w:tcW w:type="dxa" w:w="1747"/>
+            <w:tcMar>
+              <w:top w:type="dxa" w:w="70"/>
+              <w:left w:type="dxa" w:w="110"/>
+              <w:bottom w:type="dxa" w:w="70"/>
+              <w:right w:type="dxa" w:w="110"/>
+            </w:tcMar>
+          </w:tcPr>
+          <w:p>
+            <w:r>
+              <w:rPr>
+                <w:rFonts w:ascii="맑은 고딕" w:cs="맑은 고딕" w:eastAsia="맑은 고딕" w:hAnsi="맑은 고딕"/>
+                <w:sz w:val="18"/>
+                <w:szCs w:val="18"/>
+              </w:rPr>
+              <w:t xml:space="preserve">〃 D</w:t>
+            </w:r>
+          </w:p>
+        </w:tc>
+      </w:tr>
+      <w:tr>
+        <w:tc>
+          <w:tcPr>
+            <w:tcW w:type="dxa" w:w="1747"/>
+            <w:tcMar>
+              <w:top w:type="dxa" w:w="70"/>
+              <w:left w:type="dxa" w:w="110"/>
+              <w:bottom w:type="dxa" w:w="70"/>
+              <w:right w:type="dxa" w:w="110"/>
+            </w:tcMar>
+          </w:tcPr>
+          <w:p>
+            <w:r>
+              <w:rPr>
+                <w:rFonts w:ascii="맑은 고딕" w:cs="맑은 고딕" w:eastAsia="맑은 고딕" w:hAnsi="맑은 고딕"/>
+                <w:sz w:val="18"/>
+                <w:szCs w:val="18"/>
+              </w:rPr>
+              <w:t xml:space="preserve">비-언어 7영역 합계</w:t>
+            </w:r>
+          </w:p>
+        </w:tc>
+        <w:tc>
+          <w:tcPr>
+            <w:tcW w:type="dxa" w:w="2524"/>
+            <w:tcMar>
+              <w:top w:type="dxa" w:w="70"/>
+              <w:left w:type="dxa" w:w="110"/>
+              <w:bottom w:type="dxa" w:w="70"/>
+              <w:right w:type="dxa" w:w="110"/>
+            </w:tcMar>
+          </w:tcPr>
+          <w:p>
+            <w:r>
+              <w:rPr>
+                <w:rFonts w:ascii="맑은 고딕" w:cs="맑은 고딕" w:eastAsia="맑은 고딕" w:hAnsi="맑은 고딕"/>
+                <w:sz w:val="18"/>
+                <w:szCs w:val="18"/>
+              </w:rPr>
+              <w:t xml:space="preserve">(broso 자격 인정)</w:t>
+            </w:r>
+          </w:p>
+        </w:tc>
+        <w:tc>
+          <w:tcPr>
+            <w:tcW w:type="dxa" w:w="3688"/>
+            <w:tcMar>
+              <w:top w:type="dxa" w:w="70"/>
+              <w:left w:type="dxa" w:w="110"/>
+              <w:bottom w:type="dxa" w:w="70"/>
+              <w:right w:type="dxa" w:w="110"/>
+            </w:tcMar>
+          </w:tcPr>
+          <w:p>
+            <w:r>
+              <w:rPr>
+                <w:rFonts w:ascii="맑은 고딕" w:cs="맑은 고딕" w:eastAsia="맑은 고딕" w:hAnsi="맑은 고딕"/>
+                <w:sz w:val="18"/>
+                <w:szCs w:val="18"/>
+              </w:rPr>
+              <w:t xml:space="preserve">2019–22 신청 13,505명→인정 ~8,200명(누적은 더 큼)</w:t>
+            </w:r>
+          </w:p>
+        </w:tc>
+        <w:tc>
+          <w:tcPr>
+            <w:tcW w:type="dxa" w:w="1747"/>
+            <w:tcMar>
+              <w:top w:type="dxa" w:w="70"/>
+              <w:left w:type="dxa" w:w="110"/>
+              <w:bottom w:type="dxa" w:w="70"/>
+              <w:right w:type="dxa" w:w="110"/>
+            </w:tcMar>
+          </w:tcPr>
+          <w:p>
+            <w:r>
+              <w:rPr>
+                <w:rFonts w:ascii="맑은 고딕" w:cs="맑은 고딕" w:eastAsia="맑은 고딕" w:hAnsi="맑은 고딕"/>
+                <w:sz w:val="18"/>
+                <w:szCs w:val="18"/>
+              </w:rPr>
+              <w:t xml:space="preserve">DBpia B</w:t>
+            </w:r>
+          </w:p>
+        </w:tc>
+      </w:tr>
+      <w:tr>
+        <w:tc>
+          <w:tcPr>
+            <w:tcW w:type="dxa" w:w="1747"/>
+            <w:tcMar>
+              <w:top w:type="dxa" w:w="70"/>
+              <w:left w:type="dxa" w:w="110"/>
+              <w:bottom w:type="dxa" w:w="70"/>
+              <w:right w:type="dxa" w:w="110"/>
+            </w:tcMar>
+          </w:tcPr>
+          <w:p>
+            <w:r>
+              <w:rPr>
+                <w:rFonts w:ascii="맑은 고딕" w:cs="맑은 고딕" w:eastAsia="맑은 고딕" w:hAnsi="맑은 고딕"/>
+                <w:sz w:val="18"/>
+                <w:szCs w:val="18"/>
+              </w:rPr>
+              <w:t xml:space="preserve">합계(TAM, 자격 기준)</w:t>
+            </w:r>
+          </w:p>
+        </w:tc>
+        <w:tc>
+          <w:tcPr>
+            <w:tcW w:type="dxa" w:w="2524"/>
+            <w:tcMar>
+              <w:top w:type="dxa" w:w="70"/>
+              <w:left w:type="dxa" w:w="110"/>
+              <w:bottom w:type="dxa" w:w="70"/>
+              <w:right w:type="dxa" w:w="110"/>
+            </w:tcMar>
+          </w:tcPr>
+          <w:p>
+            <w:r>
+              <w:rPr>
+                <w:rFonts w:ascii="맑은 고딕" w:cs="맑은 고딕" w:eastAsia="맑은 고딕" w:hAnsi="맑은 고딕"/>
+                <w:sz w:val="18"/>
+                <w:szCs w:val="18"/>
+              </w:rPr>
+              <w:t xml:space="preserve">—</w:t>
+            </w:r>
+          </w:p>
+        </w:tc>
+        <w:tc>
+          <w:tcPr>
+            <w:tcW w:type="dxa" w:w="3688"/>
+            <w:tcMar>
+              <w:top w:type="dxa" w:w="70"/>
+              <w:left w:type="dxa" w:w="110"/>
+              <w:bottom w:type="dxa" w:w="70"/>
+              <w:right w:type="dxa" w:w="110"/>
+            </w:tcMar>
+          </w:tcPr>
+          <w:p>
+            <w:r>
+              <w:rPr>
+                <w:rFonts w:ascii="맑은 고딕" w:cs="맑은 고딕" w:eastAsia="맑은 고딕" w:hAnsi="맑은 고딕"/>
+                <w:sz w:val="18"/>
+                <w:szCs w:val="18"/>
+              </w:rPr>
+              <w:t xml:space="preserve">약 2만~3만명대</w:t>
+            </w:r>
+          </w:p>
+        </w:tc>
+        <w:tc>
+          <w:tcPr>
+            <w:tcW w:type="dxa" w:w="1747"/>
+            <w:tcMar>
+              <w:top w:type="dxa" w:w="70"/>
+              <w:left w:type="dxa" w:w="110"/>
+              <w:bottom w:type="dxa" w:w="70"/>
+              <w:right w:type="dxa" w:w="110"/>
+            </w:tcMar>
+          </w:tcPr>
+          <w:p>
+            <w:r>
+              <w:rPr>
+                <w:rFonts w:ascii="맑은 고딕" w:cs="맑은 고딕" w:eastAsia="맑은 고딕" w:hAnsi="맑은 고딕"/>
+                <w:sz w:val="18"/>
+                <w:szCs w:val="18"/>
+              </w:rPr>
+              <w:t xml:space="preserve">빌드업 C</w:t>
             </w:r>
           </w:p>
         </w:tc>
@@ -2252,7 +2955,23 @@
           <w:sz w:val="21"/>
           <w:szCs w:val="21"/>
         </w:rPr>
-        <w:t xml:space="preserve">→ 발달재활 제공인력 풀 자격 기준 약 1만명대. 현재 활동 제공인력 실수는 SSIS 발달재활 항목으로 확정(8장). 핵심 타깃(SAM)은 이 중 행정을 직접 하는 1인·프리랜서·소규모 운영자.</w:t>
+        <w:t xml:space="preserve">결론: 발달재활 제공인력 풀(TAM)은 자격 기준 약 2만~3만명대(언어재활사 1.5만~2만 + 비-언어 7영역 1만+). 기존 ‘약 1만명대’는 비-언어 7영역만·언어재활사 누적 누락 → 상향.</w:t>
+      </w:r>
+    </w:p>
+    <w:p>
+      <w:pPr>
+        <w:spacing w:after="100" w:line="300"/>
+      </w:pPr>
+      <w:r>
+        <w:rPr>
+          <w:rFonts w:ascii="맑은 고딕" w:cs="맑은 고딕" w:eastAsia="맑은 고딕" w:hAnsi="맑은 고딕"/>
+          <w:i/>
+          <w:iCs/>
+          <w:color w:val="667085"/>
+          <w:sz w:val="21"/>
+          <w:szCs w:val="21"/>
+        </w:rPr>
+        <w:t xml:space="preserve">⚠️ 자격 보유(누적) 기준이며, 현재 활동 제공인력 실수는 더 작을 수 있어 SSIS 발달재활 제공인력 현황으로 확정 필요(8장). 핵심 타깃(SAM)은 이 중 행정을 직접 하는 1인·프리랜서·소규모.</w:t>
       </w:r>
     </w:p>
     <w:p>
@@ -3200,7 +3919,7 @@
           <w:sz w:val="21"/>
           <w:szCs w:val="21"/>
         </w:rPr>
-        <w:t xml:space="preserve">모수(SAM) 근거: 발달재활 제공인력 풀 약 1만명대(2-3) 중 행정을 직접 처리하는 1인·프리랜서·소규모 비중.</w:t>
+        <w:t xml:space="preserve">모수(SAM) 근거: 발달재활 제공인력 풀 약 2만~3만명대(2-3) 중 행정을 직접 처리하는 1인·프리랜서·소규모 비중.</w:t>
       </w:r>
     </w:p>
     <w:tbl>
@@ -3393,7 +4112,7 @@
                 <w:sz w:val="18"/>
                 <w:szCs w:val="18"/>
               </w:rPr>
-              <w:t xml:space="preserve">5,000명</w:t>
+              <w:t xml:space="preserve">8,000명</w:t>
             </w:r>
           </w:p>
         </w:tc>
@@ -3435,7 +4154,7 @@
                 <w:sz w:val="18"/>
                 <w:szCs w:val="18"/>
               </w:rPr>
-              <w:t xml:space="preserve">250명</w:t>
+              <w:t xml:space="preserve">400명</w:t>
             </w:r>
           </w:p>
         </w:tc>
@@ -3456,7 +4175,7 @@
                 <w:sz w:val="18"/>
                 <w:szCs w:val="18"/>
               </w:rPr>
-              <w:t xml:space="preserve">약 0.45억</w:t>
+              <w:t xml:space="preserve">약 0.72억</w:t>
             </w:r>
           </w:p>
         </w:tc>
@@ -3500,7 +4219,7 @@
                 <w:sz w:val="18"/>
                 <w:szCs w:val="18"/>
               </w:rPr>
-              <w:t xml:space="preserve">8,000명</w:t>
+              <w:t xml:space="preserve">13,000명</w:t>
             </w:r>
           </w:p>
         </w:tc>
@@ -3542,7 +4261,7 @@
                 <w:sz w:val="18"/>
                 <w:szCs w:val="18"/>
               </w:rPr>
-              <w:t xml:space="preserve">800명</w:t>
+              <w:t xml:space="preserve">1,300명</w:t>
             </w:r>
           </w:p>
         </w:tc>
@@ -3563,7 +4282,7 @@
                 <w:sz w:val="18"/>
                 <w:szCs w:val="18"/>
               </w:rPr>
-              <w:t xml:space="preserve">약 1.44억</w:t>
+              <w:t xml:space="preserve">약 2.34억</w:t>
             </w:r>
           </w:p>
         </w:tc>
@@ -3607,7 +4326,7 @@
                 <w:sz w:val="18"/>
                 <w:szCs w:val="18"/>
               </w:rPr>
-              <w:t xml:space="preserve">11,000명</w:t>
+              <w:t xml:space="preserve">18,000명</w:t>
             </w:r>
           </w:p>
         </w:tc>
@@ -3649,7 +4368,7 @@
                 <w:sz w:val="18"/>
                 <w:szCs w:val="18"/>
               </w:rPr>
-              <w:t xml:space="preserve">1,980명</w:t>
+              <w:t xml:space="preserve">3,240명</w:t>
             </w:r>
           </w:p>
         </w:tc>
@@ -3670,7 +4389,7 @@
                 <w:sz w:val="18"/>
                 <w:szCs w:val="18"/>
               </w:rPr>
-              <w:t xml:space="preserve">약 3.56억</w:t>
+              <w:t xml:space="preserve">약 5.83억</w:t>
             </w:r>
           </w:p>
         </w:tc>
@@ -4226,7 +4945,7 @@
           <w:sz w:val="21"/>
           <w:szCs w:val="21"/>
         </w:rPr>
-        <w:t xml:space="preserve">발달바우처는 안정적 공공 재원 시장이며, 우리 고객인 발달재활 제공인력(자격 기준 약 1만명대) 중 행정을 직접 하는 1인 치료사의 반복 행정이 명확하고 미해결인 페인포인트다. 바로일지는 이를 도메인 특화+프라이버시+한글 자동화로 정조준한다. 시장은 니치지만 락인이 커 방어 가능하고 인접 영역으로 확장 여지가 있다. 정확도 측면에서 핵심 수치(활동 제공인력 실수)는 8장 체크리스트로 A등급 확정이 필요하다.</w:t>
+        <w:t xml:space="preserve">발달바우처는 안정적 공공 재원 시장이며, 우리 고객인 발달재활 제공인력(자격 기준 약 2만~3만명대, 8영역) 중 행정을 직접 하는 1인 치료사의 반복 행정이 명확하고 미해결인 페인포인트다. 바로일지는 이를 도메인 특화+프라이버시+한글 자동화로 정조준한다. 시장은 니치지만 락인이 커 방어 가능하고 인접 영역으로 확장 여지가 있다. 정확도 측면에서 핵심 수치(활동 제공인력 실수)는 8장 체크리스트로 A등급 확정이 필요하다.</w:t>
       </w:r>
     </w:p>
     <w:p>

--- a/docs/바로일지_시장분석.docx
+++ b/docs/바로일지_시장분석.docx
@@ -1322,7 +1322,7 @@
           <w:sz w:val="21"/>
           <w:szCs w:val="21"/>
         </w:rPr>
-        <w:t xml:space="preserve">참고(중요도 낮음): 발달재활 제공기관 약 1,786개소(2024 품질평가 대상, 범위 확인 필요). 〔B〕</w:t>
+        <w:t xml:space="preserve">참고(중요도 낮음): 발달재활 제공기관 약 1,786개소(2024 품질평가 대상 — 언어발달지원 30개와 별개이므로 발달재활 단독 확정). 〔A〕 단, ‘품질평가 대상’이라 전체 활동 기관과는 다를 수 있음.</w:t>
       </w:r>
     </w:p>
     <w:p>
@@ -4754,7 +4754,7 @@
           <w:sz w:val="21"/>
           <w:szCs w:val="21"/>
         </w:rPr>
-        <w:t xml:space="preserve">제공기관 1,786의 범위: 발달재활 단독인지 ‘발달재활+언어발달지원’ 합산인지(품질평가 보도자료 원문)</w:t>
+        <w:t xml:space="preserve">[해결] 제공기관 1,786 범위 → 2024 품질평가 1,816 = 발달재활 1,786 + 언어발달지원 30 ⇒ 발달재활 단독</w:t>
       </w:r>
     </w:p>
     <w:p>
@@ -4772,7 +4772,43 @@
           <w:sz w:val="21"/>
           <w:szCs w:val="21"/>
         </w:rPr>
-        <w:t xml:space="preserve">발달재활 제공인력 실수: SSIS 연도별 제공기관·제공인력 현황(발달재활 항목)</w:t>
+        <w:t xml:space="preserve">영역별 자격자 수(8영역): broso 자격관리 ‘영역별 자격 인정 현황’(1544-6065/자료실) — D등급 8영역 채우기</w:t>
+      </w:r>
+    </w:p>
+    <w:p>
+      <w:pPr>
+        <w:pStyle w:val="ListParagraph"/>
+        <w:numPr>
+          <w:ilvl w:val="0"/>
+          <w:numId w:val="1"/>
+        </w:numPr>
+        <w:spacing w:after="60" w:line="290"/>
+      </w:pPr>
+      <w:r>
+        <w:rPr>
+          <w:rFonts w:ascii="맑은 고딕" w:cs="맑은 고딕" w:eastAsia="맑은 고딕" w:hAnsi="맑은 고딕"/>
+          <w:sz w:val="21"/>
+          <w:szCs w:val="21"/>
+        </w:rPr>
+        <w:t xml:space="preserve">언어재활사 누적 합격자: 국시원 공공데이터 1·2급 연도별 합격자(.xls) 합산</w:t>
+      </w:r>
+    </w:p>
+    <w:p>
+      <w:pPr>
+        <w:pStyle w:val="ListParagraph"/>
+        <w:numPr>
+          <w:ilvl w:val="0"/>
+          <w:numId w:val="1"/>
+        </w:numPr>
+        <w:spacing w:after="60" w:line="290"/>
+      </w:pPr>
+      <w:r>
+        <w:rPr>
+          <w:rFonts w:ascii="맑은 고딕" w:cs="맑은 고딕" w:eastAsia="맑은 고딕" w:hAnsi="맑은 고딕"/>
+          <w:sz w:val="21"/>
+          <w:szCs w:val="21"/>
+        </w:rPr>
+        <w:t xml:space="preserve">발달재활 활동 제공인력 실수: SSIS 연도별 제공기관·제공인력 현황(발달재활 항목)</w:t>
       </w:r>
     </w:p>
     <w:p>

--- a/docs/바로일지_시장분석.docx
+++ b/docs/바로일지_시장분석.docx
@@ -768,8 +768,8 @@
         <w:tblLayout w:type="fixed"/>
       </w:tblPr>
       <w:tblGrid>
-        <w:gridCol w:w="2524"/>
-        <w:gridCol w:w="3882"/>
+        <w:gridCol w:w="2329"/>
+        <w:gridCol w:w="4077"/>
         <w:gridCol w:w="2135"/>
         <w:gridCol w:w="1165"/>
       </w:tblGrid>
@@ -779,7 +779,7 @@
         </w:trPr>
         <w:tc>
           <w:tcPr>
-            <w:tcW w:type="dxa" w:w="2524"/>
+            <w:tcW w:type="dxa" w:w="2329"/>
             <w:shd w:fill="1F4E91" w:color="auto" w:val="clear"/>
             <w:tcMar>
               <w:top w:type="dxa" w:w="70"/>
@@ -804,7 +804,7 @@
         </w:tc>
         <w:tc>
           <w:tcPr>
-            <w:tcW w:type="dxa" w:w="3882"/>
+            <w:tcW w:type="dxa" w:w="4077"/>
             <w:shd w:fill="1F4E91" w:color="auto" w:val="clear"/>
             <w:tcMar>
               <w:top w:type="dxa" w:w="70"/>
@@ -881,43 +881,43 @@
       <w:tr>
         <w:tc>
           <w:tcPr>
-            <w:tcW w:type="dxa" w:w="2524"/>
-            <w:tcMar>
-              <w:top w:type="dxa" w:w="70"/>
-              <w:left w:type="dxa" w:w="110"/>
-              <w:bottom w:type="dxa" w:w="70"/>
-              <w:right w:type="dxa" w:w="110"/>
-            </w:tcMar>
-          </w:tcPr>
-          <w:p>
-            <w:r>
-              <w:rPr>
-                <w:rFonts w:ascii="맑은 고딕" w:cs="맑은 고딕" w:eastAsia="맑은 고딕" w:hAnsi="맑은 고딕"/>
-                <w:sz w:val="18"/>
-                <w:szCs w:val="18"/>
-              </w:rPr>
-              <w:t xml:space="preserve">제공인력 풀(TAM, 자격 기준)</w:t>
-            </w:r>
-          </w:p>
-        </w:tc>
-        <w:tc>
-          <w:tcPr>
-            <w:tcW w:type="dxa" w:w="3882"/>
-            <w:tcMar>
-              <w:top w:type="dxa" w:w="70"/>
-              <w:left w:type="dxa" w:w="110"/>
-              <w:bottom w:type="dxa" w:w="70"/>
-              <w:right w:type="dxa" w:w="110"/>
-            </w:tcMar>
-          </w:tcPr>
-          <w:p>
-            <w:r>
-              <w:rPr>
-                <w:rFonts w:ascii="맑은 고딕" w:cs="맑은 고딕" w:eastAsia="맑은 고딕" w:hAnsi="맑은 고딕"/>
-                <w:sz w:val="18"/>
-                <w:szCs w:val="18"/>
-              </w:rPr>
-              <w:t xml:space="preserve">약 2만~3만명대 — 언어재활사(1.5만~2만) + 미술·음악·놀이·행동·심리·감각·운동(1만+)(2-3)</w:t>
+            <w:tcW w:type="dxa" w:w="2329"/>
+            <w:tcMar>
+              <w:top w:type="dxa" w:w="70"/>
+              <w:left w:type="dxa" w:w="110"/>
+              <w:bottom w:type="dxa" w:w="70"/>
+              <w:right w:type="dxa" w:w="110"/>
+            </w:tcMar>
+          </w:tcPr>
+          <w:p>
+            <w:r>
+              <w:rPr>
+                <w:rFonts w:ascii="맑은 고딕" w:cs="맑은 고딕" w:eastAsia="맑은 고딕" w:hAnsi="맑은 고딕"/>
+                <w:sz w:val="18"/>
+                <w:szCs w:val="18"/>
+              </w:rPr>
+              <w:t xml:space="preserve">활동 제공인력(TAM)</w:t>
+            </w:r>
+          </w:p>
+        </w:tc>
+        <w:tc>
+          <w:tcPr>
+            <w:tcW w:type="dxa" w:w="4077"/>
+            <w:tcMar>
+              <w:top w:type="dxa" w:w="70"/>
+              <w:left w:type="dxa" w:w="110"/>
+              <w:bottom w:type="dxa" w:w="70"/>
+              <w:right w:type="dxa" w:w="110"/>
+            </w:tcMar>
+          </w:tcPr>
+          <w:p>
+            <w:r>
+              <w:rPr>
+                <w:rFonts w:ascii="맑은 고딕" w:cs="맑은 고딕" w:eastAsia="맑은 고딕" w:hAnsi="맑은 고딕"/>
+                <w:sz w:val="18"/>
+                <w:szCs w:val="18"/>
+              </w:rPr>
+              <w:t xml:space="preserve">약 1.2만~1.3만명 — 전자바우처 13,000명(2020), 실태조사 12,280명(2021), 이후 증가</w:t>
             </w:r>
           </w:p>
         </w:tc>
@@ -938,7 +938,7 @@
                 <w:sz w:val="18"/>
                 <w:szCs w:val="18"/>
               </w:rPr>
-              <w:t xml:space="preserve">DBpia·국시원</w:t>
+              <w:t xml:space="preserve">효과성·개선방안 연구(2022)</w:t>
             </w:r>
           </w:p>
         </w:tc>
@@ -959,7 +959,7 @@
                 <w:sz w:val="18"/>
                 <w:szCs w:val="18"/>
               </w:rPr>
-              <w:t xml:space="preserve">C</w:t>
+              <w:t xml:space="preserve">A</w:t>
             </w:r>
           </w:p>
         </w:tc>
@@ -967,7 +967,7 @@
       <w:tr>
         <w:tc>
           <w:tcPr>
-            <w:tcW w:type="dxa" w:w="2524"/>
+            <w:tcW w:type="dxa" w:w="2329"/>
             <w:tcMar>
               <w:top w:type="dxa" w:w="70"/>
               <w:left w:type="dxa" w:w="110"/>
@@ -988,22 +988,22 @@
         </w:tc>
         <w:tc>
           <w:tcPr>
-            <w:tcW w:type="dxa" w:w="3882"/>
-            <w:tcMar>
-              <w:top w:type="dxa" w:w="70"/>
-              <w:left w:type="dxa" w:w="110"/>
-              <w:bottom w:type="dxa" w:w="70"/>
-              <w:right w:type="dxa" w:w="110"/>
-            </w:tcMar>
-          </w:tcPr>
-          <w:p>
-            <w:r>
-              <w:rPr>
-                <w:rFonts w:ascii="맑은 고딕" w:cs="맑은 고딕" w:eastAsia="맑은 고딕" w:hAnsi="맑은 고딕"/>
-                <w:sz w:val="18"/>
-                <w:szCs w:val="18"/>
-              </w:rPr>
-              <w:t xml:space="preserve">이 중 행정을 직접 하는 1인·프리랜서·소규모 ≈ 0.8만~1.8만 명</w:t>
+            <w:tcW w:type="dxa" w:w="4077"/>
+            <w:tcMar>
+              <w:top w:type="dxa" w:w="70"/>
+              <w:left w:type="dxa" w:w="110"/>
+              <w:bottom w:type="dxa" w:w="70"/>
+              <w:right w:type="dxa" w:w="110"/>
+            </w:tcMar>
+          </w:tcPr>
+          <w:p>
+            <w:r>
+              <w:rPr>
+                <w:rFonts w:ascii="맑은 고딕" w:cs="맑은 고딕" w:eastAsia="맑은 고딕" w:hAnsi="맑은 고딕"/>
+                <w:sz w:val="18"/>
+                <w:szCs w:val="18"/>
+              </w:rPr>
+              <w:t xml:space="preserve">이 중 행정을 직접 하는 1인·프리랜서·소규모 ≈ 7천~1.2만 명</w:t>
             </w:r>
           </w:p>
         </w:tc>
@@ -1053,43 +1053,43 @@
       <w:tr>
         <w:tc>
           <w:tcPr>
-            <w:tcW w:type="dxa" w:w="2524"/>
-            <w:tcMar>
-              <w:top w:type="dxa" w:w="70"/>
-              <w:left w:type="dxa" w:w="110"/>
-              <w:bottom w:type="dxa" w:w="70"/>
-              <w:right w:type="dxa" w:w="110"/>
-            </w:tcMar>
-          </w:tcPr>
-          <w:p>
-            <w:r>
-              <w:rPr>
-                <w:rFonts w:ascii="맑은 고딕" w:cs="맑은 고딕" w:eastAsia="맑은 고딕" w:hAnsi="맑은 고딕"/>
-                <w:sz w:val="18"/>
-                <w:szCs w:val="18"/>
-              </w:rPr>
-              <w:t xml:space="preserve">지원 인원(이용 아동, 맥락)</w:t>
-            </w:r>
-          </w:p>
-        </w:tc>
-        <w:tc>
-          <w:tcPr>
-            <w:tcW w:type="dxa" w:w="3882"/>
-            <w:tcMar>
-              <w:top w:type="dxa" w:w="70"/>
-              <w:left w:type="dxa" w:w="110"/>
-              <w:bottom w:type="dxa" w:w="70"/>
-              <w:right w:type="dxa" w:w="110"/>
-            </w:tcMar>
-          </w:tcPr>
-          <w:p>
-            <w:r>
-              <w:rPr>
-                <w:rFonts w:ascii="맑은 고딕" w:cs="맑은 고딕" w:eastAsia="맑은 고딕" w:hAnsi="맑은 고딕"/>
-                <w:sz w:val="18"/>
-                <w:szCs w:val="18"/>
-              </w:rPr>
-              <w:t xml:space="preserve">약 7.9만 명</w:t>
+            <w:tcW w:type="dxa" w:w="2329"/>
+            <w:tcMar>
+              <w:top w:type="dxa" w:w="70"/>
+              <w:left w:type="dxa" w:w="110"/>
+              <w:bottom w:type="dxa" w:w="70"/>
+              <w:right w:type="dxa" w:w="110"/>
+            </w:tcMar>
+          </w:tcPr>
+          <w:p>
+            <w:r>
+              <w:rPr>
+                <w:rFonts w:ascii="맑은 고딕" w:cs="맑은 고딕" w:eastAsia="맑은 고딕" w:hAnsi="맑은 고딕"/>
+                <w:sz w:val="18"/>
+                <w:szCs w:val="18"/>
+              </w:rPr>
+              <w:t xml:space="preserve">연간 신규 자격 인정</w:t>
+            </w:r>
+          </w:p>
+        </w:tc>
+        <w:tc>
+          <w:tcPr>
+            <w:tcW w:type="dxa" w:w="4077"/>
+            <w:tcMar>
+              <w:top w:type="dxa" w:w="70"/>
+              <w:left w:type="dxa" w:w="110"/>
+              <w:bottom w:type="dxa" w:w="70"/>
+              <w:right w:type="dxa" w:w="110"/>
+            </w:tcMar>
+          </w:tcPr>
+          <w:p>
+            <w:r>
+              <w:rPr>
+                <w:rFonts w:ascii="맑은 고딕" w:cs="맑은 고딕" w:eastAsia="맑은 고딕" w:hAnsi="맑은 고딕"/>
+                <w:sz w:val="18"/>
+                <w:szCs w:val="18"/>
+              </w:rPr>
+              <w:t xml:space="preserve">2025년 3,085명(교과목 이수·비언어) + 언어재활사 ~650명/년</w:t>
             </w:r>
           </w:p>
         </w:tc>
@@ -1110,7 +1110,7 @@
                 <w:sz w:val="18"/>
                 <w:szCs w:val="18"/>
               </w:rPr>
-              <w:t xml:space="preserve">복지부</w:t>
+              <w:t xml:space="preserve">2025 자격인정 현황·국시원</w:t>
             </w:r>
           </w:p>
         </w:tc>
@@ -1131,7 +1131,7 @@
                 <w:sz w:val="18"/>
                 <w:szCs w:val="18"/>
               </w:rPr>
-              <w:t xml:space="preserve">B</w:t>
+              <w:t xml:space="preserve">A/B</w:t>
             </w:r>
           </w:p>
         </w:tc>
@@ -1139,43 +1139,43 @@
       <w:tr>
         <w:tc>
           <w:tcPr>
-            <w:tcW w:type="dxa" w:w="2524"/>
-            <w:tcMar>
-              <w:top w:type="dxa" w:w="70"/>
-              <w:left w:type="dxa" w:w="110"/>
-              <w:bottom w:type="dxa" w:w="70"/>
-              <w:right w:type="dxa" w:w="110"/>
-            </w:tcMar>
-          </w:tcPr>
-          <w:p>
-            <w:r>
-              <w:rPr>
-                <w:rFonts w:ascii="맑은 고딕" w:cs="맑은 고딕" w:eastAsia="맑은 고딕" w:hAnsi="맑은 고딕"/>
-                <w:sz w:val="18"/>
-                <w:szCs w:val="18"/>
-              </w:rPr>
-              <w:t xml:space="preserve">연 거래액(이론 상한, 맥락)</w:t>
-            </w:r>
-          </w:p>
-        </w:tc>
-        <w:tc>
-          <w:tcPr>
-            <w:tcW w:type="dxa" w:w="3882"/>
-            <w:tcMar>
-              <w:top w:type="dxa" w:w="70"/>
-              <w:left w:type="dxa" w:w="110"/>
-              <w:bottom w:type="dxa" w:w="70"/>
-              <w:right w:type="dxa" w:w="110"/>
-            </w:tcMar>
-          </w:tcPr>
-          <w:p>
-            <w:r>
-              <w:rPr>
-                <w:rFonts w:ascii="맑은 고딕" w:cs="맑은 고딕" w:eastAsia="맑은 고딕" w:hAnsi="맑은 고딕"/>
-                <w:sz w:val="18"/>
-                <w:szCs w:val="18"/>
-              </w:rPr>
-              <w:t xml:space="preserve">약 2,650억원 이하(2026 단가)</w:t>
+            <w:tcW w:type="dxa" w:w="2329"/>
+            <w:tcMar>
+              <w:top w:type="dxa" w:w="70"/>
+              <w:left w:type="dxa" w:w="110"/>
+              <w:bottom w:type="dxa" w:w="70"/>
+              <w:right w:type="dxa" w:w="110"/>
+            </w:tcMar>
+          </w:tcPr>
+          <w:p>
+            <w:r>
+              <w:rPr>
+                <w:rFonts w:ascii="맑은 고딕" w:cs="맑은 고딕" w:eastAsia="맑은 고딕" w:hAnsi="맑은 고딕"/>
+                <w:sz w:val="18"/>
+                <w:szCs w:val="18"/>
+              </w:rPr>
+              <w:t xml:space="preserve">이용 아동(맥락)</w:t>
+            </w:r>
+          </w:p>
+        </w:tc>
+        <w:tc>
+          <w:tcPr>
+            <w:tcW w:type="dxa" w:w="4077"/>
+            <w:tcMar>
+              <w:top w:type="dxa" w:w="70"/>
+              <w:left w:type="dxa" w:w="110"/>
+              <w:bottom w:type="dxa" w:w="70"/>
+              <w:right w:type="dxa" w:w="110"/>
+            </w:tcMar>
+          </w:tcPr>
+          <w:p>
+            <w:r>
+              <w:rPr>
+                <w:rFonts w:ascii="맑은 고딕" w:cs="맑은 고딕" w:eastAsia="맑은 고딕" w:hAnsi="맑은 고딕"/>
+                <w:sz w:val="18"/>
+                <w:szCs w:val="18"/>
+              </w:rPr>
+              <w:t xml:space="preserve">실이용 73,195명(2021.8) / 지원인원 약 7.9만(2023~)</w:t>
             </w:r>
           </w:p>
         </w:tc>
@@ -1196,7 +1196,7 @@
                 <w:sz w:val="18"/>
                 <w:szCs w:val="18"/>
               </w:rPr>
-              <w:t xml:space="preserve">7.9만×28만×12 계산</w:t>
+              <w:t xml:space="preserve">보고서·복지부</w:t>
             </w:r>
           </w:p>
         </w:tc>
@@ -1217,7 +1217,7 @@
                 <w:sz w:val="18"/>
                 <w:szCs w:val="18"/>
               </w:rPr>
-              <w:t xml:space="preserve">C</w:t>
+              <w:t xml:space="preserve">A/B</w:t>
             </w:r>
           </w:p>
         </w:tc>
@@ -1225,43 +1225,43 @@
       <w:tr>
         <w:tc>
           <w:tcPr>
-            <w:tcW w:type="dxa" w:w="2524"/>
-            <w:tcMar>
-              <w:top w:type="dxa" w:w="70"/>
-              <w:left w:type="dxa" w:w="110"/>
-              <w:bottom w:type="dxa" w:w="70"/>
-              <w:right w:type="dxa" w:w="110"/>
-            </w:tcMar>
-          </w:tcPr>
-          <w:p>
-            <w:r>
-              <w:rPr>
-                <w:rFonts w:ascii="맑은 고딕" w:cs="맑은 고딕" w:eastAsia="맑은 고딕" w:hAnsi="맑은 고딕"/>
-                <w:sz w:val="18"/>
-                <w:szCs w:val="18"/>
-              </w:rPr>
-              <w:t xml:space="preserve">발달재활 정부 예산(집행)</w:t>
-            </w:r>
-          </w:p>
-        </w:tc>
-        <w:tc>
-          <w:tcPr>
-            <w:tcW w:type="dxa" w:w="3882"/>
-            <w:tcMar>
-              <w:top w:type="dxa" w:w="70"/>
-              <w:left w:type="dxa" w:w="110"/>
-              <w:bottom w:type="dxa" w:w="70"/>
-              <w:right w:type="dxa" w:w="110"/>
-            </w:tcMar>
-          </w:tcPr>
-          <w:p>
-            <w:r>
-              <w:rPr>
-                <w:rFonts w:ascii="맑은 고딕" w:cs="맑은 고딕" w:eastAsia="맑은 고딕" w:hAnsi="맑은 고딕"/>
-                <w:sz w:val="18"/>
-                <w:szCs w:val="18"/>
-              </w:rPr>
-              <w:t xml:space="preserve">미확인</w:t>
+            <w:tcW w:type="dxa" w:w="2329"/>
+            <w:tcMar>
+              <w:top w:type="dxa" w:w="70"/>
+              <w:left w:type="dxa" w:w="110"/>
+              <w:bottom w:type="dxa" w:w="70"/>
+              <w:right w:type="dxa" w:w="110"/>
+            </w:tcMar>
+          </w:tcPr>
+          <w:p>
+            <w:r>
+              <w:rPr>
+                <w:rFonts w:ascii="맑은 고딕" w:cs="맑은 고딕" w:eastAsia="맑은 고딕" w:hAnsi="맑은 고딕"/>
+                <w:sz w:val="18"/>
+                <w:szCs w:val="18"/>
+              </w:rPr>
+              <w:t xml:space="preserve">연 거래액(이론 상한, 맥락)</w:t>
+            </w:r>
+          </w:p>
+        </w:tc>
+        <w:tc>
+          <w:tcPr>
+            <w:tcW w:type="dxa" w:w="4077"/>
+            <w:tcMar>
+              <w:top w:type="dxa" w:w="70"/>
+              <w:left w:type="dxa" w:w="110"/>
+              <w:bottom w:type="dxa" w:w="70"/>
+              <w:right w:type="dxa" w:w="110"/>
+            </w:tcMar>
+          </w:tcPr>
+          <w:p>
+            <w:r>
+              <w:rPr>
+                <w:rFonts w:ascii="맑은 고딕" w:cs="맑은 고딕" w:eastAsia="맑은 고딕" w:hAnsi="맑은 고딕"/>
+                <w:sz w:val="18"/>
+                <w:szCs w:val="18"/>
+              </w:rPr>
+              <w:t xml:space="preserve">약 2,650억원 이하(2026 단가)</w:t>
             </w:r>
           </w:p>
         </w:tc>
@@ -1282,7 +1282,7 @@
                 <w:sz w:val="18"/>
                 <w:szCs w:val="18"/>
               </w:rPr>
-              <w:t xml:space="preserve">복지부 예산서 확인</w:t>
+              <w:t xml:space="preserve">7.9만×28만×12 계산</w:t>
             </w:r>
           </w:p>
         </w:tc>
@@ -1303,7 +1303,7 @@
                 <w:sz w:val="18"/>
                 <w:szCs w:val="18"/>
               </w:rPr>
-              <w:t xml:space="preserve">D</w:t>
+              <w:t xml:space="preserve">C</w:t>
             </w:r>
           </w:p>
         </w:tc>
@@ -1322,7 +1322,7 @@
           <w:sz w:val="21"/>
           <w:szCs w:val="21"/>
         </w:rPr>
-        <w:t xml:space="preserve">참고(중요도 낮음): 발달재활 제공기관 약 1,786개소(2024 품질평가 대상 — 언어발달지원 30개와 별개이므로 발달재활 단독 확정). 〔A〕 단, ‘품질평가 대상’이라 전체 활동 기관과는 다를 수 있음.</w:t>
+        <w:t xml:space="preserve">참고(중요도 낮음): 발달재활 제공기관 약 2,160개(2021 실태조사)/1,786개(2024 품질평가 대상, 발달재활 단독). 1인이 여러 기관 출강 → 기관 수 ≠ 고객 수. ※v2 ‘자격 누적 2만~3만’은 과대였고, 활동 제공인력 1.2만~1.3만으로 교체.</w:t>
       </w:r>
     </w:p>
     <w:p>
@@ -1949,7 +1949,7 @@
           <w:sz w:val="21"/>
           <w:szCs w:val="21"/>
         </w:rPr>
-        <w:t xml:space="preserve">규모(8영역 빌드업) — 자격 기준 누적</w:t>
+        <w:t xml:space="preserve">(A) 활동 제공인력 자격증 분포 — 2021 실태조사(총 12,280명, 중복 보유 가능)</w:t>
       </w:r>
     </w:p>
     <w:tbl>
@@ -1967,10 +1967,9 @@
         <w:tblLayout w:type="fixed"/>
       </w:tblPr>
       <w:tblGrid>
-        <w:gridCol w:w="1747"/>
+        <w:gridCol w:w="4465"/>
+        <w:gridCol w:w="2718"/>
         <w:gridCol w:w="2524"/>
-        <w:gridCol w:w="3688"/>
-        <w:gridCol w:w="1747"/>
       </w:tblGrid>
       <w:tr>
         <w:trPr>
@@ -1978,7 +1977,7 @@
         </w:trPr>
         <w:tc>
           <w:tcPr>
-            <w:tcW w:type="dxa" w:w="1747"/>
+            <w:tcW w:type="dxa" w:w="4465"/>
             <w:shd w:fill="1F4E91" w:color="auto" w:val="clear"/>
             <w:tcMar>
               <w:top w:type="dxa" w:w="70"/>
@@ -1997,13 +1996,13 @@
                 <w:sz w:val="18"/>
                 <w:szCs w:val="18"/>
               </w:rPr>
-              <w:t xml:space="preserve">영역</w:t>
-            </w:r>
-          </w:p>
-        </w:tc>
-        <w:tc>
-          <w:tcPr>
-            <w:tcW w:type="dxa" w:w="2524"/>
+              <w:t xml:space="preserve">자격증 분야</w:t>
+            </w:r>
+          </w:p>
+        </w:tc>
+        <w:tc>
+          <w:tcPr>
+            <w:tcW w:type="dxa" w:w="2718"/>
             <w:shd w:fill="1F4E91" w:color="auto" w:val="clear"/>
             <w:tcMar>
               <w:top w:type="dxa" w:w="70"/>
@@ -2022,13 +2021,13 @@
                 <w:sz w:val="18"/>
                 <w:szCs w:val="18"/>
               </w:rPr>
-              <w:t xml:space="preserve">대표 자격</w:t>
-            </w:r>
-          </w:p>
-        </w:tc>
-        <w:tc>
-          <w:tcPr>
-            <w:tcW w:type="dxa" w:w="3688"/>
+              <w:t xml:space="preserve">보유 인원</w:t>
+            </w:r>
+          </w:p>
+        </w:tc>
+        <w:tc>
+          <w:tcPr>
+            <w:tcW w:type="dxa" w:w="2524"/>
             <w:shd w:fill="1F4E91" w:color="auto" w:val="clear"/>
             <w:tcMar>
               <w:top w:type="dxa" w:w="70"/>
@@ -2047,13 +2046,341 @@
                 <w:sz w:val="18"/>
                 <w:szCs w:val="18"/>
               </w:rPr>
-              <w:t xml:space="preserve">자격자 규모</w:t>
-            </w:r>
-          </w:p>
-        </w:tc>
-        <w:tc>
-          <w:tcPr>
-            <w:tcW w:type="dxa" w:w="1747"/>
+              <w:t xml:space="preserve">비중(개략)</w:t>
+            </w:r>
+          </w:p>
+        </w:tc>
+      </w:tr>
+      <w:tr>
+        <w:tc>
+          <w:tcPr>
+            <w:tcW w:type="dxa" w:w="4465"/>
+            <w:tcMar>
+              <w:top w:type="dxa" w:w="70"/>
+              <w:left w:type="dxa" w:w="110"/>
+              <w:bottom w:type="dxa" w:w="70"/>
+              <w:right w:type="dxa" w:w="110"/>
+            </w:tcMar>
+          </w:tcPr>
+          <w:p>
+            <w:r>
+              <w:rPr>
+                <w:rFonts w:ascii="맑은 고딕" w:cs="맑은 고딕" w:eastAsia="맑은 고딕" w:hAnsi="맑은 고딕"/>
+                <w:sz w:val="18"/>
+                <w:szCs w:val="18"/>
+              </w:rPr>
+              <w:t xml:space="preserve">언어재활</w:t>
+            </w:r>
+          </w:p>
+        </w:tc>
+        <w:tc>
+          <w:tcPr>
+            <w:tcW w:type="dxa" w:w="2718"/>
+            <w:tcMar>
+              <w:top w:type="dxa" w:w="70"/>
+              <w:left w:type="dxa" w:w="110"/>
+              <w:bottom w:type="dxa" w:w="70"/>
+              <w:right w:type="dxa" w:w="110"/>
+            </w:tcMar>
+          </w:tcPr>
+          <w:p>
+            <w:r>
+              <w:rPr>
+                <w:rFonts w:ascii="맑은 고딕" w:cs="맑은 고딕" w:eastAsia="맑은 고딕" w:hAnsi="맑은 고딕"/>
+                <w:sz w:val="18"/>
+                <w:szCs w:val="18"/>
+              </w:rPr>
+              <w:t xml:space="preserve">5,573명</w:t>
+            </w:r>
+          </w:p>
+        </w:tc>
+        <w:tc>
+          <w:tcPr>
+            <w:tcW w:type="dxa" w:w="2524"/>
+            <w:tcMar>
+              <w:top w:type="dxa" w:w="70"/>
+              <w:left w:type="dxa" w:w="110"/>
+              <w:bottom w:type="dxa" w:w="70"/>
+              <w:right w:type="dxa" w:w="110"/>
+            </w:tcMar>
+          </w:tcPr>
+          <w:p>
+            <w:r>
+              <w:rPr>
+                <w:rFonts w:ascii="맑은 고딕" w:cs="맑은 고딕" w:eastAsia="맑은 고딕" w:hAnsi="맑은 고딕"/>
+                <w:sz w:val="18"/>
+                <w:szCs w:val="18"/>
+              </w:rPr>
+              <w:t xml:space="preserve">약 45%</w:t>
+            </w:r>
+          </w:p>
+        </w:tc>
+      </w:tr>
+      <w:tr>
+        <w:tc>
+          <w:tcPr>
+            <w:tcW w:type="dxa" w:w="4465"/>
+            <w:tcMar>
+              <w:top w:type="dxa" w:w="70"/>
+              <w:left w:type="dxa" w:w="110"/>
+              <w:bottom w:type="dxa" w:w="70"/>
+              <w:right w:type="dxa" w:w="110"/>
+            </w:tcMar>
+          </w:tcPr>
+          <w:p>
+            <w:r>
+              <w:rPr>
+                <w:rFonts w:ascii="맑은 고딕" w:cs="맑은 고딕" w:eastAsia="맑은 고딕" w:hAnsi="맑은 고딕"/>
+                <w:sz w:val="18"/>
+                <w:szCs w:val="18"/>
+              </w:rPr>
+              <w:t xml:space="preserve">미술심리</w:t>
+            </w:r>
+          </w:p>
+        </w:tc>
+        <w:tc>
+          <w:tcPr>
+            <w:tcW w:type="dxa" w:w="2718"/>
+            <w:tcMar>
+              <w:top w:type="dxa" w:w="70"/>
+              <w:left w:type="dxa" w:w="110"/>
+              <w:bottom w:type="dxa" w:w="70"/>
+              <w:right w:type="dxa" w:w="110"/>
+            </w:tcMar>
+          </w:tcPr>
+          <w:p>
+            <w:r>
+              <w:rPr>
+                <w:rFonts w:ascii="맑은 고딕" w:cs="맑은 고딕" w:eastAsia="맑은 고딕" w:hAnsi="맑은 고딕"/>
+                <w:sz w:val="18"/>
+                <w:szCs w:val="18"/>
+              </w:rPr>
+              <w:t xml:space="preserve">2,061명</w:t>
+            </w:r>
+          </w:p>
+        </w:tc>
+        <w:tc>
+          <w:tcPr>
+            <w:tcW w:type="dxa" w:w="2524"/>
+            <w:tcMar>
+              <w:top w:type="dxa" w:w="70"/>
+              <w:left w:type="dxa" w:w="110"/>
+              <w:bottom w:type="dxa" w:w="70"/>
+              <w:right w:type="dxa" w:w="110"/>
+            </w:tcMar>
+          </w:tcPr>
+          <w:p>
+            <w:r>
+              <w:rPr>
+                <w:rFonts w:ascii="맑은 고딕" w:cs="맑은 고딕" w:eastAsia="맑은 고딕" w:hAnsi="맑은 고딕"/>
+                <w:sz w:val="18"/>
+                <w:szCs w:val="18"/>
+              </w:rPr>
+              <w:t xml:space="preserve">약 17%</w:t>
+            </w:r>
+          </w:p>
+        </w:tc>
+      </w:tr>
+      <w:tr>
+        <w:tc>
+          <w:tcPr>
+            <w:tcW w:type="dxa" w:w="4465"/>
+            <w:tcMar>
+              <w:top w:type="dxa" w:w="70"/>
+              <w:left w:type="dxa" w:w="110"/>
+              <w:bottom w:type="dxa" w:w="70"/>
+              <w:right w:type="dxa" w:w="110"/>
+            </w:tcMar>
+          </w:tcPr>
+          <w:p>
+            <w:r>
+              <w:rPr>
+                <w:rFonts w:ascii="맑은 고딕" w:cs="맑은 고딕" w:eastAsia="맑은 고딕" w:hAnsi="맑은 고딕"/>
+                <w:sz w:val="18"/>
+                <w:szCs w:val="18"/>
+              </w:rPr>
+              <w:t xml:space="preserve">놀이심리</w:t>
+            </w:r>
+          </w:p>
+        </w:tc>
+        <w:tc>
+          <w:tcPr>
+            <w:tcW w:type="dxa" w:w="2718"/>
+            <w:tcMar>
+              <w:top w:type="dxa" w:w="70"/>
+              <w:left w:type="dxa" w:w="110"/>
+              <w:bottom w:type="dxa" w:w="70"/>
+              <w:right w:type="dxa" w:w="110"/>
+            </w:tcMar>
+          </w:tcPr>
+          <w:p>
+            <w:r>
+              <w:rPr>
+                <w:rFonts w:ascii="맑은 고딕" w:cs="맑은 고딕" w:eastAsia="맑은 고딕" w:hAnsi="맑은 고딕"/>
+                <w:sz w:val="18"/>
+                <w:szCs w:val="18"/>
+              </w:rPr>
+              <w:t xml:space="preserve">1,560명</w:t>
+            </w:r>
+          </w:p>
+        </w:tc>
+        <w:tc>
+          <w:tcPr>
+            <w:tcW w:type="dxa" w:w="2524"/>
+            <w:tcMar>
+              <w:top w:type="dxa" w:w="70"/>
+              <w:left w:type="dxa" w:w="110"/>
+              <w:bottom w:type="dxa" w:w="70"/>
+              <w:right w:type="dxa" w:w="110"/>
+            </w:tcMar>
+          </w:tcPr>
+          <w:p>
+            <w:r>
+              <w:rPr>
+                <w:rFonts w:ascii="맑은 고딕" w:cs="맑은 고딕" w:eastAsia="맑은 고딕" w:hAnsi="맑은 고딕"/>
+                <w:sz w:val="18"/>
+                <w:szCs w:val="18"/>
+              </w:rPr>
+              <w:t xml:space="preserve">약 13%</w:t>
+            </w:r>
+          </w:p>
+        </w:tc>
+      </w:tr>
+      <w:tr>
+        <w:tc>
+          <w:tcPr>
+            <w:tcW w:type="dxa" w:w="4465"/>
+            <w:tcMar>
+              <w:top w:type="dxa" w:w="70"/>
+              <w:left w:type="dxa" w:w="110"/>
+              <w:bottom w:type="dxa" w:w="70"/>
+              <w:right w:type="dxa" w:w="110"/>
+            </w:tcMar>
+          </w:tcPr>
+          <w:p>
+            <w:r>
+              <w:rPr>
+                <w:rFonts w:ascii="맑은 고딕" w:cs="맑은 고딕" w:eastAsia="맑은 고딕" w:hAnsi="맑은 고딕"/>
+                <w:sz w:val="18"/>
+                <w:szCs w:val="18"/>
+              </w:rPr>
+              <w:t xml:space="preserve">음악·행동·재활심리·감각·운동·심리운동·청능 등</w:t>
+            </w:r>
+          </w:p>
+        </w:tc>
+        <w:tc>
+          <w:tcPr>
+            <w:tcW w:type="dxa" w:w="2718"/>
+            <w:tcMar>
+              <w:top w:type="dxa" w:w="70"/>
+              <w:left w:type="dxa" w:w="110"/>
+              <w:bottom w:type="dxa" w:w="70"/>
+              <w:right w:type="dxa" w:w="110"/>
+            </w:tcMar>
+          </w:tcPr>
+          <w:p>
+            <w:r>
+              <w:rPr>
+                <w:rFonts w:ascii="맑은 고딕" w:cs="맑은 고딕" w:eastAsia="맑은 고딕" w:hAnsi="맑은 고딕"/>
+                <w:sz w:val="18"/>
+                <w:szCs w:val="18"/>
+              </w:rPr>
+              <w:t xml:space="preserve">나머지</w:t>
+            </w:r>
+          </w:p>
+        </w:tc>
+        <w:tc>
+          <w:tcPr>
+            <w:tcW w:type="dxa" w:w="2524"/>
+            <w:tcMar>
+              <w:top w:type="dxa" w:w="70"/>
+              <w:left w:type="dxa" w:w="110"/>
+              <w:bottom w:type="dxa" w:w="70"/>
+              <w:right w:type="dxa" w:w="110"/>
+            </w:tcMar>
+          </w:tcPr>
+          <w:p>
+            <w:r>
+              <w:rPr>
+                <w:rFonts w:ascii="맑은 고딕" w:cs="맑은 고딕" w:eastAsia="맑은 고딕" w:hAnsi="맑은 고딕"/>
+                <w:sz w:val="18"/>
+                <w:szCs w:val="18"/>
+              </w:rPr>
+              <w:t xml:space="preserve">—</w:t>
+            </w:r>
+          </w:p>
+        </w:tc>
+      </w:tr>
+    </w:tbl>
+    <w:p>
+      <w:pPr>
+        <w:spacing w:after="100" w:line="300"/>
+      </w:pPr>
+      <w:r>
+        <w:rPr>
+          <w:rFonts w:ascii="맑은 고딕" w:cs="맑은 고딕" w:eastAsia="맑은 고딕" w:hAnsi="맑은 고딕"/>
+          <w:i/>
+          <w:iCs/>
+          <w:color w:val="667085"/>
+          <w:sz w:val="21"/>
+          <w:szCs w:val="21"/>
+        </w:rPr>
+        <w:t xml:space="preserve">부가: 학력 학사이상 5,924·석사 5,164·박사+ 603 / 제공인력 1인당 월 평균 5.96명(20.2건) 담당. 〔효과성연구, A〕</w:t>
+      </w:r>
+    </w:p>
+    <w:p>
+      <w:pPr>
+        <w:spacing w:after="80"/>
+      </w:pPr>
+    </w:p>
+    <w:p>
+      <w:pPr>
+        <w:spacing w:after="100" w:line="300"/>
+      </w:pPr>
+      <w:r>
+        <w:rPr>
+          <w:rFonts w:ascii="맑은 고딕" w:cs="맑은 고딕" w:eastAsia="맑은 고딕" w:hAnsi="맑은 고딕"/>
+          <w:b/>
+          <w:bCs/>
+          <w:sz w:val="21"/>
+          <w:szCs w:val="21"/>
+        </w:rPr>
+        <w:t xml:space="preserve">(B) 연간 신규 자격 인정 — 2025년 교과목 이수 경로(비언어 9영역), 총 3,085명</w:t>
+      </w:r>
+    </w:p>
+    <w:tbl>
+      <w:tblPr>
+        <w:tblW w:type="dxa" w:w="9706"/>
+        <w:jc w:val="center"/>
+        <w:tblBorders>
+          <w:top w:val="single" w:color="D0D5DD" w:sz="4"/>
+          <w:left w:val="single" w:color="D0D5DD" w:sz="4"/>
+          <w:bottom w:val="single" w:color="D0D5DD" w:sz="4"/>
+          <w:right w:val="single" w:color="D0D5DD" w:sz="4"/>
+          <w:insideH w:val="single" w:color="D0D5DD" w:sz="4"/>
+          <w:insideV w:val="single" w:color="D0D5DD" w:sz="4"/>
+        </w:tblBorders>
+        <w:tblLayout w:type="fixed"/>
+      </w:tblPr>
+      <w:tblGrid>
+        <w:gridCol w:w="971"/>
+        <w:gridCol w:w="971"/>
+        <w:gridCol w:w="971"/>
+        <w:gridCol w:w="971"/>
+        <w:gridCol w:w="971"/>
+        <w:gridCol w:w="971"/>
+        <w:gridCol w:w="971"/>
+        <w:gridCol w:w="971"/>
+        <w:gridCol w:w="971"/>
+        <w:gridCol w:w="971"/>
+      </w:tblGrid>
+      <w:tr>
+        <w:trPr>
+          <w:tblHeader/>
+        </w:trPr>
+        <w:tc>
+          <w:tcPr>
+            <w:tcW w:type="dxa" w:w="971"/>
             <w:shd w:fill="1F4E91" w:color="auto" w:val="clear"/>
             <w:tcMar>
               <w:top w:type="dxa" w:w="70"/>
@@ -2072,7 +2399,232 @@
                 <w:sz w:val="18"/>
                 <w:szCs w:val="18"/>
               </w:rPr>
-              <w:t xml:space="preserve">근거·신뢰도</w:t>
+              <w:t xml:space="preserve">영역</w:t>
+            </w:r>
+          </w:p>
+        </w:tc>
+        <w:tc>
+          <w:tcPr>
+            <w:tcW w:type="dxa" w:w="971"/>
+            <w:shd w:fill="1F4E91" w:color="auto" w:val="clear"/>
+            <w:tcMar>
+              <w:top w:type="dxa" w:w="70"/>
+              <w:left w:type="dxa" w:w="110"/>
+              <w:bottom w:type="dxa" w:w="70"/>
+              <w:right w:type="dxa" w:w="110"/>
+            </w:tcMar>
+          </w:tcPr>
+          <w:p>
+            <w:r>
+              <w:rPr>
+                <w:rFonts w:ascii="맑은 고딕" w:cs="맑은 고딕" w:eastAsia="맑은 고딕" w:hAnsi="맑은 고딕"/>
+                <w:b/>
+                <w:bCs/>
+                <w:color w:val="FFFFFF"/>
+                <w:sz w:val="18"/>
+                <w:szCs w:val="18"/>
+              </w:rPr>
+              <w:t xml:space="preserve">감각</w:t>
+            </w:r>
+          </w:p>
+        </w:tc>
+        <w:tc>
+          <w:tcPr>
+            <w:tcW w:type="dxa" w:w="971"/>
+            <w:shd w:fill="1F4E91" w:color="auto" w:val="clear"/>
+            <w:tcMar>
+              <w:top w:type="dxa" w:w="70"/>
+              <w:left w:type="dxa" w:w="110"/>
+              <w:bottom w:type="dxa" w:w="70"/>
+              <w:right w:type="dxa" w:w="110"/>
+            </w:tcMar>
+          </w:tcPr>
+          <w:p>
+            <w:r>
+              <w:rPr>
+                <w:rFonts w:ascii="맑은 고딕" w:cs="맑은 고딕" w:eastAsia="맑은 고딕" w:hAnsi="맑은 고딕"/>
+                <w:b/>
+                <w:bCs/>
+                <w:color w:val="FFFFFF"/>
+                <w:sz w:val="18"/>
+                <w:szCs w:val="18"/>
+              </w:rPr>
+              <w:t xml:space="preserve">미술</w:t>
+            </w:r>
+          </w:p>
+        </w:tc>
+        <w:tc>
+          <w:tcPr>
+            <w:tcW w:type="dxa" w:w="971"/>
+            <w:shd w:fill="1F4E91" w:color="auto" w:val="clear"/>
+            <w:tcMar>
+              <w:top w:type="dxa" w:w="70"/>
+              <w:left w:type="dxa" w:w="110"/>
+              <w:bottom w:type="dxa" w:w="70"/>
+              <w:right w:type="dxa" w:w="110"/>
+            </w:tcMar>
+          </w:tcPr>
+          <w:p>
+            <w:r>
+              <w:rPr>
+                <w:rFonts w:ascii="맑은 고딕" w:cs="맑은 고딕" w:eastAsia="맑은 고딕" w:hAnsi="맑은 고딕"/>
+                <w:b/>
+                <w:bCs/>
+                <w:color w:val="FFFFFF"/>
+                <w:sz w:val="18"/>
+                <w:szCs w:val="18"/>
+              </w:rPr>
+              <w:t xml:space="preserve">놀이심리</w:t>
+            </w:r>
+          </w:p>
+        </w:tc>
+        <w:tc>
+          <w:tcPr>
+            <w:tcW w:type="dxa" w:w="971"/>
+            <w:shd w:fill="1F4E91" w:color="auto" w:val="clear"/>
+            <w:tcMar>
+              <w:top w:type="dxa" w:w="70"/>
+              <w:left w:type="dxa" w:w="110"/>
+              <w:bottom w:type="dxa" w:w="70"/>
+              <w:right w:type="dxa" w:w="110"/>
+            </w:tcMar>
+          </w:tcPr>
+          <w:p>
+            <w:r>
+              <w:rPr>
+                <w:rFonts w:ascii="맑은 고딕" w:cs="맑은 고딕" w:eastAsia="맑은 고딕" w:hAnsi="맑은 고딕"/>
+                <w:b/>
+                <w:bCs/>
+                <w:color w:val="FFFFFF"/>
+                <w:sz w:val="18"/>
+                <w:szCs w:val="18"/>
+              </w:rPr>
+              <w:t xml:space="preserve">행동</w:t>
+            </w:r>
+          </w:p>
+        </w:tc>
+        <w:tc>
+          <w:tcPr>
+            <w:tcW w:type="dxa" w:w="971"/>
+            <w:shd w:fill="1F4E91" w:color="auto" w:val="clear"/>
+            <w:tcMar>
+              <w:top w:type="dxa" w:w="70"/>
+              <w:left w:type="dxa" w:w="110"/>
+              <w:bottom w:type="dxa" w:w="70"/>
+              <w:right w:type="dxa" w:w="110"/>
+            </w:tcMar>
+          </w:tcPr>
+          <w:p>
+            <w:r>
+              <w:rPr>
+                <w:rFonts w:ascii="맑은 고딕" w:cs="맑은 고딕" w:eastAsia="맑은 고딕" w:hAnsi="맑은 고딕"/>
+                <w:b/>
+                <w:bCs/>
+                <w:color w:val="FFFFFF"/>
+                <w:sz w:val="18"/>
+                <w:szCs w:val="18"/>
+              </w:rPr>
+              <w:t xml:space="preserve">음악</w:t>
+            </w:r>
+          </w:p>
+        </w:tc>
+        <w:tc>
+          <w:tcPr>
+            <w:tcW w:type="dxa" w:w="971"/>
+            <w:shd w:fill="1F4E91" w:color="auto" w:val="clear"/>
+            <w:tcMar>
+              <w:top w:type="dxa" w:w="70"/>
+              <w:left w:type="dxa" w:w="110"/>
+              <w:bottom w:type="dxa" w:w="70"/>
+              <w:right w:type="dxa" w:w="110"/>
+            </w:tcMar>
+          </w:tcPr>
+          <w:p>
+            <w:r>
+              <w:rPr>
+                <w:rFonts w:ascii="맑은 고딕" w:cs="맑은 고딕" w:eastAsia="맑은 고딕" w:hAnsi="맑은 고딕"/>
+                <w:b/>
+                <w:bCs/>
+                <w:color w:val="FFFFFF"/>
+                <w:sz w:val="18"/>
+                <w:szCs w:val="18"/>
+              </w:rPr>
+              <w:t xml:space="preserve">심리운동</w:t>
+            </w:r>
+          </w:p>
+        </w:tc>
+        <w:tc>
+          <w:tcPr>
+            <w:tcW w:type="dxa" w:w="971"/>
+            <w:shd w:fill="1F4E91" w:color="auto" w:val="clear"/>
+            <w:tcMar>
+              <w:top w:type="dxa" w:w="70"/>
+              <w:left w:type="dxa" w:w="110"/>
+              <w:bottom w:type="dxa" w:w="70"/>
+              <w:right w:type="dxa" w:w="110"/>
+            </w:tcMar>
+          </w:tcPr>
+          <w:p>
+            <w:r>
+              <w:rPr>
+                <w:rFonts w:ascii="맑은 고딕" w:cs="맑은 고딕" w:eastAsia="맑은 고딕" w:hAnsi="맑은 고딕"/>
+                <w:b/>
+                <w:bCs/>
+                <w:color w:val="FFFFFF"/>
+                <w:sz w:val="18"/>
+                <w:szCs w:val="18"/>
+              </w:rPr>
+              <w:t xml:space="preserve">운동</w:t>
+            </w:r>
+          </w:p>
+        </w:tc>
+        <w:tc>
+          <w:tcPr>
+            <w:tcW w:type="dxa" w:w="971"/>
+            <w:shd w:fill="1F4E91" w:color="auto" w:val="clear"/>
+            <w:tcMar>
+              <w:top w:type="dxa" w:w="70"/>
+              <w:left w:type="dxa" w:w="110"/>
+              <w:bottom w:type="dxa" w:w="70"/>
+              <w:right w:type="dxa" w:w="110"/>
+            </w:tcMar>
+          </w:tcPr>
+          <w:p>
+            <w:r>
+              <w:rPr>
+                <w:rFonts w:ascii="맑은 고딕" w:cs="맑은 고딕" w:eastAsia="맑은 고딕" w:hAnsi="맑은 고딕"/>
+                <w:b/>
+                <w:bCs/>
+                <w:color w:val="FFFFFF"/>
+                <w:sz w:val="18"/>
+                <w:szCs w:val="18"/>
+              </w:rPr>
+              <w:t xml:space="preserve">재활심리</w:t>
+            </w:r>
+          </w:p>
+        </w:tc>
+        <w:tc>
+          <w:tcPr>
+            <w:tcW w:type="dxa" w:w="971"/>
+            <w:shd w:fill="1F4E91" w:color="auto" w:val="clear"/>
+            <w:tcMar>
+              <w:top w:type="dxa" w:w="70"/>
+              <w:left w:type="dxa" w:w="110"/>
+              <w:bottom w:type="dxa" w:w="70"/>
+              <w:right w:type="dxa" w:w="110"/>
+            </w:tcMar>
+          </w:tcPr>
+          <w:p>
+            <w:r>
+              <w:rPr>
+                <w:rFonts w:ascii="맑은 고딕" w:cs="맑은 고딕" w:eastAsia="맑은 고딕" w:hAnsi="맑은 고딕"/>
+                <w:b/>
+                <w:bCs/>
+                <w:color w:val="FFFFFF"/>
+                <w:sz w:val="18"/>
+                <w:szCs w:val="18"/>
+              </w:rPr>
+              <w:t xml:space="preserve">청능</w:t>
             </w:r>
           </w:p>
         </w:tc>
@@ -2080,884 +2632,216 @@
       <w:tr>
         <w:tc>
           <w:tcPr>
-            <w:tcW w:type="dxa" w:w="1747"/>
-            <w:tcMar>
-              <w:top w:type="dxa" w:w="70"/>
-              <w:left w:type="dxa" w:w="110"/>
-              <w:bottom w:type="dxa" w:w="70"/>
-              <w:right w:type="dxa" w:w="110"/>
-            </w:tcMar>
-          </w:tcPr>
-          <w:p>
-            <w:r>
-              <w:rPr>
-                <w:rFonts w:ascii="맑은 고딕" w:cs="맑은 고딕" w:eastAsia="맑은 고딕" w:hAnsi="맑은 고딕"/>
-                <w:sz w:val="18"/>
-                <w:szCs w:val="18"/>
-              </w:rPr>
-              <w:t xml:space="preserve">언어·청능</w:t>
-            </w:r>
-          </w:p>
-        </w:tc>
-        <w:tc>
-          <w:tcPr>
-            <w:tcW w:type="dxa" w:w="2524"/>
-            <w:tcMar>
-              <w:top w:type="dxa" w:w="70"/>
-              <w:left w:type="dxa" w:w="110"/>
-              <w:bottom w:type="dxa" w:w="70"/>
-              <w:right w:type="dxa" w:w="110"/>
-            </w:tcMar>
-          </w:tcPr>
-          <w:p>
-            <w:r>
-              <w:rPr>
-                <w:rFonts w:ascii="맑은 고딕" w:cs="맑은 고딕" w:eastAsia="맑은 고딕" w:hAnsi="맑은 고딕"/>
-                <w:sz w:val="18"/>
-                <w:szCs w:val="18"/>
-              </w:rPr>
-              <w:t xml:space="preserve">언어재활사(국가자격)</w:t>
-            </w:r>
-          </w:p>
-        </w:tc>
-        <w:tc>
-          <w:tcPr>
-            <w:tcW w:type="dxa" w:w="3688"/>
-            <w:tcMar>
-              <w:top w:type="dxa" w:w="70"/>
-              <w:left w:type="dxa" w:w="110"/>
-              <w:bottom w:type="dxa" w:w="70"/>
-              <w:right w:type="dxa" w:w="110"/>
-            </w:tcMar>
-          </w:tcPr>
-          <w:p>
-            <w:r>
-              <w:rPr>
-                <w:rFonts w:ascii="맑은 고딕" w:cs="맑은 고딕" w:eastAsia="맑은 고딕" w:hAnsi="맑은 고딕"/>
-                <w:sz w:val="18"/>
-                <w:szCs w:val="18"/>
-              </w:rPr>
-              <w:t xml:space="preserve">약 1.5만~2만명(2012~ 누적 추정)</w:t>
-            </w:r>
-          </w:p>
-        </w:tc>
-        <w:tc>
-          <w:tcPr>
-            <w:tcW w:type="dxa" w:w="1747"/>
-            <w:tcMar>
-              <w:top w:type="dxa" w:w="70"/>
-              <w:left w:type="dxa" w:w="110"/>
-              <w:bottom w:type="dxa" w:w="70"/>
-              <w:right w:type="dxa" w:w="110"/>
-            </w:tcMar>
-          </w:tcPr>
-          <w:p>
-            <w:r>
-              <w:rPr>
-                <w:rFonts w:ascii="맑은 고딕" w:cs="맑은 고딕" w:eastAsia="맑은 고딕" w:hAnsi="맑은 고딕"/>
-                <w:sz w:val="18"/>
-                <w:szCs w:val="18"/>
-              </w:rPr>
-              <w:t xml:space="preserve">국시원 합산 필요 C</w:t>
-            </w:r>
-          </w:p>
-        </w:tc>
-      </w:tr>
-      <w:tr>
-        <w:tc>
-          <w:tcPr>
-            <w:tcW w:type="dxa" w:w="1747"/>
-            <w:tcMar>
-              <w:top w:type="dxa" w:w="70"/>
-              <w:left w:type="dxa" w:w="110"/>
-              <w:bottom w:type="dxa" w:w="70"/>
-              <w:right w:type="dxa" w:w="110"/>
-            </w:tcMar>
-          </w:tcPr>
-          <w:p>
-            <w:r>
-              <w:rPr>
-                <w:rFonts w:ascii="맑은 고딕" w:cs="맑은 고딕" w:eastAsia="맑은 고딕" w:hAnsi="맑은 고딕"/>
-                <w:sz w:val="18"/>
-                <w:szCs w:val="18"/>
-              </w:rPr>
-              <w:t xml:space="preserve">미술심리</w:t>
-            </w:r>
-          </w:p>
-        </w:tc>
-        <w:tc>
-          <w:tcPr>
-            <w:tcW w:type="dxa" w:w="2524"/>
-            <w:tcMar>
-              <w:top w:type="dxa" w:w="70"/>
-              <w:left w:type="dxa" w:w="110"/>
-              <w:bottom w:type="dxa" w:w="70"/>
-              <w:right w:type="dxa" w:w="110"/>
-            </w:tcMar>
-          </w:tcPr>
-          <w:p>
-            <w:r>
-              <w:rPr>
-                <w:rFonts w:ascii="맑은 고딕" w:cs="맑은 고딕" w:eastAsia="맑은 고딕" w:hAnsi="맑은 고딕"/>
-                <w:sz w:val="18"/>
-                <w:szCs w:val="18"/>
-              </w:rPr>
-              <w:t xml:space="preserve">미술심리재활사</w:t>
-            </w:r>
-          </w:p>
-        </w:tc>
-        <w:tc>
-          <w:tcPr>
-            <w:tcW w:type="dxa" w:w="3688"/>
-            <w:tcMar>
-              <w:top w:type="dxa" w:w="70"/>
-              <w:left w:type="dxa" w:w="110"/>
-              <w:bottom w:type="dxa" w:w="70"/>
-              <w:right w:type="dxa" w:w="110"/>
-            </w:tcMar>
-          </w:tcPr>
-          <w:p>
-            <w:r>
-              <w:rPr>
-                <w:rFonts w:ascii="맑은 고딕" w:cs="맑은 고딕" w:eastAsia="맑은 고딕" w:hAnsi="맑은 고딕"/>
-                <w:sz w:val="18"/>
-                <w:szCs w:val="18"/>
-              </w:rPr>
-              <w:t xml:space="preserve">영역별 분리 미공개</w:t>
-            </w:r>
-          </w:p>
-        </w:tc>
-        <w:tc>
-          <w:tcPr>
-            <w:tcW w:type="dxa" w:w="1747"/>
-            <w:tcMar>
-              <w:top w:type="dxa" w:w="70"/>
-              <w:left w:type="dxa" w:w="110"/>
-              <w:bottom w:type="dxa" w:w="70"/>
-              <w:right w:type="dxa" w:w="110"/>
-            </w:tcMar>
-          </w:tcPr>
-          <w:p>
-            <w:r>
-              <w:rPr>
-                <w:rFonts w:ascii="맑은 고딕" w:cs="맑은 고딕" w:eastAsia="맑은 고딕" w:hAnsi="맑은 고딕"/>
-                <w:sz w:val="18"/>
-                <w:szCs w:val="18"/>
-              </w:rPr>
-              <w:t xml:space="preserve">broso 현황 필요 D</w:t>
-            </w:r>
-          </w:p>
-        </w:tc>
-      </w:tr>
-      <w:tr>
-        <w:tc>
-          <w:tcPr>
-            <w:tcW w:type="dxa" w:w="1747"/>
-            <w:tcMar>
-              <w:top w:type="dxa" w:w="70"/>
-              <w:left w:type="dxa" w:w="110"/>
-              <w:bottom w:type="dxa" w:w="70"/>
-              <w:right w:type="dxa" w:w="110"/>
-            </w:tcMar>
-          </w:tcPr>
-          <w:p>
-            <w:r>
-              <w:rPr>
-                <w:rFonts w:ascii="맑은 고딕" w:cs="맑은 고딕" w:eastAsia="맑은 고딕" w:hAnsi="맑은 고딕"/>
-                <w:sz w:val="18"/>
-                <w:szCs w:val="18"/>
-              </w:rPr>
-              <w:t xml:space="preserve">음악</w:t>
-            </w:r>
-          </w:p>
-        </w:tc>
-        <w:tc>
-          <w:tcPr>
-            <w:tcW w:type="dxa" w:w="2524"/>
-            <w:tcMar>
-              <w:top w:type="dxa" w:w="70"/>
-              <w:left w:type="dxa" w:w="110"/>
-              <w:bottom w:type="dxa" w:w="70"/>
-              <w:right w:type="dxa" w:w="110"/>
-            </w:tcMar>
-          </w:tcPr>
-          <w:p>
-            <w:r>
-              <w:rPr>
-                <w:rFonts w:ascii="맑은 고딕" w:cs="맑은 고딕" w:eastAsia="맑은 고딕" w:hAnsi="맑은 고딕"/>
-                <w:sz w:val="18"/>
-                <w:szCs w:val="18"/>
-              </w:rPr>
-              <w:t xml:space="preserve">음악재활사</w:t>
-            </w:r>
-          </w:p>
-        </w:tc>
-        <w:tc>
-          <w:tcPr>
-            <w:tcW w:type="dxa" w:w="3688"/>
-            <w:tcMar>
-              <w:top w:type="dxa" w:w="70"/>
-              <w:left w:type="dxa" w:w="110"/>
-              <w:bottom w:type="dxa" w:w="70"/>
-              <w:right w:type="dxa" w:w="110"/>
-            </w:tcMar>
-          </w:tcPr>
-          <w:p>
-            <w:r>
-              <w:rPr>
-                <w:rFonts w:ascii="맑은 고딕" w:cs="맑은 고딕" w:eastAsia="맑은 고딕" w:hAnsi="맑은 고딕"/>
-                <w:sz w:val="18"/>
-                <w:szCs w:val="18"/>
-              </w:rPr>
-              <w:t xml:space="preserve">〃</w:t>
-            </w:r>
-          </w:p>
-        </w:tc>
-        <w:tc>
-          <w:tcPr>
-            <w:tcW w:type="dxa" w:w="1747"/>
-            <w:tcMar>
-              <w:top w:type="dxa" w:w="70"/>
-              <w:left w:type="dxa" w:w="110"/>
-              <w:bottom w:type="dxa" w:w="70"/>
-              <w:right w:type="dxa" w:w="110"/>
-            </w:tcMar>
-          </w:tcPr>
-          <w:p>
-            <w:r>
-              <w:rPr>
-                <w:rFonts w:ascii="맑은 고딕" w:cs="맑은 고딕" w:eastAsia="맑은 고딕" w:hAnsi="맑은 고딕"/>
-                <w:sz w:val="18"/>
-                <w:szCs w:val="18"/>
-              </w:rPr>
-              <w:t xml:space="preserve">〃 D</w:t>
-            </w:r>
-          </w:p>
-        </w:tc>
-      </w:tr>
-      <w:tr>
-        <w:tc>
-          <w:tcPr>
-            <w:tcW w:type="dxa" w:w="1747"/>
-            <w:tcMar>
-              <w:top w:type="dxa" w:w="70"/>
-              <w:left w:type="dxa" w:w="110"/>
-              <w:bottom w:type="dxa" w:w="70"/>
-              <w:right w:type="dxa" w:w="110"/>
-            </w:tcMar>
-          </w:tcPr>
-          <w:p>
-            <w:r>
-              <w:rPr>
-                <w:rFonts w:ascii="맑은 고딕" w:cs="맑은 고딕" w:eastAsia="맑은 고딕" w:hAnsi="맑은 고딕"/>
-                <w:sz w:val="18"/>
-                <w:szCs w:val="18"/>
-              </w:rPr>
-              <w:t xml:space="preserve">놀이심리</w:t>
-            </w:r>
-          </w:p>
-        </w:tc>
-        <w:tc>
-          <w:tcPr>
-            <w:tcW w:type="dxa" w:w="2524"/>
-            <w:tcMar>
-              <w:top w:type="dxa" w:w="70"/>
-              <w:left w:type="dxa" w:w="110"/>
-              <w:bottom w:type="dxa" w:w="70"/>
-              <w:right w:type="dxa" w:w="110"/>
-            </w:tcMar>
-          </w:tcPr>
-          <w:p>
-            <w:r>
-              <w:rPr>
-                <w:rFonts w:ascii="맑은 고딕" w:cs="맑은 고딕" w:eastAsia="맑은 고딕" w:hAnsi="맑은 고딕"/>
-                <w:sz w:val="18"/>
-                <w:szCs w:val="18"/>
-              </w:rPr>
-              <w:t xml:space="preserve">놀이심리재활사</w:t>
-            </w:r>
-          </w:p>
-        </w:tc>
-        <w:tc>
-          <w:tcPr>
-            <w:tcW w:type="dxa" w:w="3688"/>
-            <w:tcMar>
-              <w:top w:type="dxa" w:w="70"/>
-              <w:left w:type="dxa" w:w="110"/>
-              <w:bottom w:type="dxa" w:w="70"/>
-              <w:right w:type="dxa" w:w="110"/>
-            </w:tcMar>
-          </w:tcPr>
-          <w:p>
-            <w:r>
-              <w:rPr>
-                <w:rFonts w:ascii="맑은 고딕" w:cs="맑은 고딕" w:eastAsia="맑은 고딕" w:hAnsi="맑은 고딕"/>
-                <w:sz w:val="18"/>
-                <w:szCs w:val="18"/>
-              </w:rPr>
-              <w:t xml:space="preserve">〃</w:t>
-            </w:r>
-          </w:p>
-        </w:tc>
-        <w:tc>
-          <w:tcPr>
-            <w:tcW w:type="dxa" w:w="1747"/>
-            <w:tcMar>
-              <w:top w:type="dxa" w:w="70"/>
-              <w:left w:type="dxa" w:w="110"/>
-              <w:bottom w:type="dxa" w:w="70"/>
-              <w:right w:type="dxa" w:w="110"/>
-            </w:tcMar>
-          </w:tcPr>
-          <w:p>
-            <w:r>
-              <w:rPr>
-                <w:rFonts w:ascii="맑은 고딕" w:cs="맑은 고딕" w:eastAsia="맑은 고딕" w:hAnsi="맑은 고딕"/>
-                <w:sz w:val="18"/>
-                <w:szCs w:val="18"/>
-              </w:rPr>
-              <w:t xml:space="preserve">〃 D</w:t>
-            </w:r>
-          </w:p>
-        </w:tc>
-      </w:tr>
-      <w:tr>
-        <w:tc>
-          <w:tcPr>
-            <w:tcW w:type="dxa" w:w="1747"/>
-            <w:tcMar>
-              <w:top w:type="dxa" w:w="70"/>
-              <w:left w:type="dxa" w:w="110"/>
-              <w:bottom w:type="dxa" w:w="70"/>
-              <w:right w:type="dxa" w:w="110"/>
-            </w:tcMar>
-          </w:tcPr>
-          <w:p>
-            <w:r>
-              <w:rPr>
-                <w:rFonts w:ascii="맑은 고딕" w:cs="맑은 고딕" w:eastAsia="맑은 고딕" w:hAnsi="맑은 고딕"/>
-                <w:sz w:val="18"/>
-                <w:szCs w:val="18"/>
-              </w:rPr>
-              <w:t xml:space="preserve">행동발달</w:t>
-            </w:r>
-          </w:p>
-        </w:tc>
-        <w:tc>
-          <w:tcPr>
-            <w:tcW w:type="dxa" w:w="2524"/>
-            <w:tcMar>
-              <w:top w:type="dxa" w:w="70"/>
-              <w:left w:type="dxa" w:w="110"/>
-              <w:bottom w:type="dxa" w:w="70"/>
-              <w:right w:type="dxa" w:w="110"/>
-            </w:tcMar>
-          </w:tcPr>
-          <w:p>
-            <w:r>
-              <w:rPr>
-                <w:rFonts w:ascii="맑은 고딕" w:cs="맑은 고딕" w:eastAsia="맑은 고딕" w:hAnsi="맑은 고딕"/>
-                <w:sz w:val="18"/>
-                <w:szCs w:val="18"/>
-              </w:rPr>
-              <w:t xml:space="preserve">행동발달재활사</w:t>
-            </w:r>
-          </w:p>
-        </w:tc>
-        <w:tc>
-          <w:tcPr>
-            <w:tcW w:type="dxa" w:w="3688"/>
-            <w:tcMar>
-              <w:top w:type="dxa" w:w="70"/>
-              <w:left w:type="dxa" w:w="110"/>
-              <w:bottom w:type="dxa" w:w="70"/>
-              <w:right w:type="dxa" w:w="110"/>
-            </w:tcMar>
-          </w:tcPr>
-          <w:p>
-            <w:r>
-              <w:rPr>
-                <w:rFonts w:ascii="맑은 고딕" w:cs="맑은 고딕" w:eastAsia="맑은 고딕" w:hAnsi="맑은 고딕"/>
-                <w:sz w:val="18"/>
-                <w:szCs w:val="18"/>
-              </w:rPr>
-              <w:t xml:space="preserve">〃</w:t>
-            </w:r>
-          </w:p>
-        </w:tc>
-        <w:tc>
-          <w:tcPr>
-            <w:tcW w:type="dxa" w:w="1747"/>
-            <w:tcMar>
-              <w:top w:type="dxa" w:w="70"/>
-              <w:left w:type="dxa" w:w="110"/>
-              <w:bottom w:type="dxa" w:w="70"/>
-              <w:right w:type="dxa" w:w="110"/>
-            </w:tcMar>
-          </w:tcPr>
-          <w:p>
-            <w:r>
-              <w:rPr>
-                <w:rFonts w:ascii="맑은 고딕" w:cs="맑은 고딕" w:eastAsia="맑은 고딕" w:hAnsi="맑은 고딕"/>
-                <w:sz w:val="18"/>
-                <w:szCs w:val="18"/>
-              </w:rPr>
-              <w:t xml:space="preserve">〃 D</w:t>
-            </w:r>
-          </w:p>
-        </w:tc>
-      </w:tr>
-      <w:tr>
-        <w:tc>
-          <w:tcPr>
-            <w:tcW w:type="dxa" w:w="1747"/>
-            <w:tcMar>
-              <w:top w:type="dxa" w:w="70"/>
-              <w:left w:type="dxa" w:w="110"/>
-              <w:bottom w:type="dxa" w:w="70"/>
-              <w:right w:type="dxa" w:w="110"/>
-            </w:tcMar>
-          </w:tcPr>
-          <w:p>
-            <w:r>
-              <w:rPr>
-                <w:rFonts w:ascii="맑은 고딕" w:cs="맑은 고딕" w:eastAsia="맑은 고딕" w:hAnsi="맑은 고딕"/>
-                <w:sz w:val="18"/>
-                <w:szCs w:val="18"/>
-              </w:rPr>
-              <w:t xml:space="preserve">재활심리</w:t>
-            </w:r>
-          </w:p>
-        </w:tc>
-        <w:tc>
-          <w:tcPr>
-            <w:tcW w:type="dxa" w:w="2524"/>
-            <w:tcMar>
-              <w:top w:type="dxa" w:w="70"/>
-              <w:left w:type="dxa" w:w="110"/>
-              <w:bottom w:type="dxa" w:w="70"/>
-              <w:right w:type="dxa" w:w="110"/>
-            </w:tcMar>
-          </w:tcPr>
-          <w:p>
-            <w:r>
-              <w:rPr>
-                <w:rFonts w:ascii="맑은 고딕" w:cs="맑은 고딕" w:eastAsia="맑은 고딕" w:hAnsi="맑은 고딕"/>
-                <w:sz w:val="18"/>
-                <w:szCs w:val="18"/>
-              </w:rPr>
-              <w:t xml:space="preserve">재활심리사·임상심리</w:t>
-            </w:r>
-          </w:p>
-        </w:tc>
-        <w:tc>
-          <w:tcPr>
-            <w:tcW w:type="dxa" w:w="3688"/>
-            <w:tcMar>
-              <w:top w:type="dxa" w:w="70"/>
-              <w:left w:type="dxa" w:w="110"/>
-              <w:bottom w:type="dxa" w:w="70"/>
-              <w:right w:type="dxa" w:w="110"/>
-            </w:tcMar>
-          </w:tcPr>
-          <w:p>
-            <w:r>
-              <w:rPr>
-                <w:rFonts w:ascii="맑은 고딕" w:cs="맑은 고딕" w:eastAsia="맑은 고딕" w:hAnsi="맑은 고딕"/>
-                <w:sz w:val="18"/>
-                <w:szCs w:val="18"/>
-              </w:rPr>
-              <w:t xml:space="preserve">〃</w:t>
-            </w:r>
-          </w:p>
-        </w:tc>
-        <w:tc>
-          <w:tcPr>
-            <w:tcW w:type="dxa" w:w="1747"/>
-            <w:tcMar>
-              <w:top w:type="dxa" w:w="70"/>
-              <w:left w:type="dxa" w:w="110"/>
-              <w:bottom w:type="dxa" w:w="70"/>
-              <w:right w:type="dxa" w:w="110"/>
-            </w:tcMar>
-          </w:tcPr>
-          <w:p>
-            <w:r>
-              <w:rPr>
-                <w:rFonts w:ascii="맑은 고딕" w:cs="맑은 고딕" w:eastAsia="맑은 고딕" w:hAnsi="맑은 고딕"/>
-                <w:sz w:val="18"/>
-                <w:szCs w:val="18"/>
-              </w:rPr>
-              <w:t xml:space="preserve">〃 D</w:t>
-            </w:r>
-          </w:p>
-        </w:tc>
-      </w:tr>
-      <w:tr>
-        <w:tc>
-          <w:tcPr>
-            <w:tcW w:type="dxa" w:w="1747"/>
-            <w:tcMar>
-              <w:top w:type="dxa" w:w="70"/>
-              <w:left w:type="dxa" w:w="110"/>
-              <w:bottom w:type="dxa" w:w="70"/>
-              <w:right w:type="dxa" w:w="110"/>
-            </w:tcMar>
-          </w:tcPr>
-          <w:p>
-            <w:r>
-              <w:rPr>
-                <w:rFonts w:ascii="맑은 고딕" w:cs="맑은 고딕" w:eastAsia="맑은 고딕" w:hAnsi="맑은 고딕"/>
-                <w:sz w:val="18"/>
-                <w:szCs w:val="18"/>
-              </w:rPr>
-              <w:t xml:space="preserve">심리운동</w:t>
-            </w:r>
-          </w:p>
-        </w:tc>
-        <w:tc>
-          <w:tcPr>
-            <w:tcW w:type="dxa" w:w="2524"/>
-            <w:tcMar>
-              <w:top w:type="dxa" w:w="70"/>
-              <w:left w:type="dxa" w:w="110"/>
-              <w:bottom w:type="dxa" w:w="70"/>
-              <w:right w:type="dxa" w:w="110"/>
-            </w:tcMar>
-          </w:tcPr>
-          <w:p>
-            <w:r>
-              <w:rPr>
-                <w:rFonts w:ascii="맑은 고딕" w:cs="맑은 고딕" w:eastAsia="맑은 고딕" w:hAnsi="맑은 고딕"/>
-                <w:sz w:val="18"/>
-                <w:szCs w:val="18"/>
-              </w:rPr>
-              <w:t xml:space="preserve">심리운동사</w:t>
-            </w:r>
-          </w:p>
-        </w:tc>
-        <w:tc>
-          <w:tcPr>
-            <w:tcW w:type="dxa" w:w="3688"/>
-            <w:tcMar>
-              <w:top w:type="dxa" w:w="70"/>
-              <w:left w:type="dxa" w:w="110"/>
-              <w:bottom w:type="dxa" w:w="70"/>
-              <w:right w:type="dxa" w:w="110"/>
-            </w:tcMar>
-          </w:tcPr>
-          <w:p>
-            <w:r>
-              <w:rPr>
-                <w:rFonts w:ascii="맑은 고딕" w:cs="맑은 고딕" w:eastAsia="맑은 고딕" w:hAnsi="맑은 고딕"/>
-                <w:sz w:val="18"/>
-                <w:szCs w:val="18"/>
-              </w:rPr>
-              <w:t xml:space="preserve">〃</w:t>
-            </w:r>
-          </w:p>
-        </w:tc>
-        <w:tc>
-          <w:tcPr>
-            <w:tcW w:type="dxa" w:w="1747"/>
-            <w:tcMar>
-              <w:top w:type="dxa" w:w="70"/>
-              <w:left w:type="dxa" w:w="110"/>
-              <w:bottom w:type="dxa" w:w="70"/>
-              <w:right w:type="dxa" w:w="110"/>
-            </w:tcMar>
-          </w:tcPr>
-          <w:p>
-            <w:r>
-              <w:rPr>
-                <w:rFonts w:ascii="맑은 고딕" w:cs="맑은 고딕" w:eastAsia="맑은 고딕" w:hAnsi="맑은 고딕"/>
-                <w:sz w:val="18"/>
-                <w:szCs w:val="18"/>
-              </w:rPr>
-              <w:t xml:space="preserve">〃 D</w:t>
-            </w:r>
-          </w:p>
-        </w:tc>
-      </w:tr>
-      <w:tr>
-        <w:tc>
-          <w:tcPr>
-            <w:tcW w:type="dxa" w:w="1747"/>
-            <w:tcMar>
-              <w:top w:type="dxa" w:w="70"/>
-              <w:left w:type="dxa" w:w="110"/>
-              <w:bottom w:type="dxa" w:w="70"/>
-              <w:right w:type="dxa" w:w="110"/>
-            </w:tcMar>
-          </w:tcPr>
-          <w:p>
-            <w:r>
-              <w:rPr>
-                <w:rFonts w:ascii="맑은 고딕" w:cs="맑은 고딕" w:eastAsia="맑은 고딕" w:hAnsi="맑은 고딕"/>
-                <w:sz w:val="18"/>
-                <w:szCs w:val="18"/>
-              </w:rPr>
-              <w:t xml:space="preserve">감각·운동발달</w:t>
-            </w:r>
-          </w:p>
-        </w:tc>
-        <w:tc>
-          <w:tcPr>
-            <w:tcW w:type="dxa" w:w="2524"/>
-            <w:tcMar>
-              <w:top w:type="dxa" w:w="70"/>
-              <w:left w:type="dxa" w:w="110"/>
-              <w:bottom w:type="dxa" w:w="70"/>
-              <w:right w:type="dxa" w:w="110"/>
-            </w:tcMar>
-          </w:tcPr>
-          <w:p>
-            <w:r>
-              <w:rPr>
-                <w:rFonts w:ascii="맑은 고딕" w:cs="맑은 고딕" w:eastAsia="맑은 고딕" w:hAnsi="맑은 고딕"/>
-                <w:sz w:val="18"/>
-                <w:szCs w:val="18"/>
-              </w:rPr>
-              <w:t xml:space="preserve">감각·운동발달재활사</w:t>
-            </w:r>
-          </w:p>
-        </w:tc>
-        <w:tc>
-          <w:tcPr>
-            <w:tcW w:type="dxa" w:w="3688"/>
-            <w:tcMar>
-              <w:top w:type="dxa" w:w="70"/>
-              <w:left w:type="dxa" w:w="110"/>
-              <w:bottom w:type="dxa" w:w="70"/>
-              <w:right w:type="dxa" w:w="110"/>
-            </w:tcMar>
-          </w:tcPr>
-          <w:p>
-            <w:r>
-              <w:rPr>
-                <w:rFonts w:ascii="맑은 고딕" w:cs="맑은 고딕" w:eastAsia="맑은 고딕" w:hAnsi="맑은 고딕"/>
-                <w:sz w:val="18"/>
-                <w:szCs w:val="18"/>
-              </w:rPr>
-              <w:t xml:space="preserve">〃</w:t>
-            </w:r>
-          </w:p>
-        </w:tc>
-        <w:tc>
-          <w:tcPr>
-            <w:tcW w:type="dxa" w:w="1747"/>
-            <w:tcMar>
-              <w:top w:type="dxa" w:w="70"/>
-              <w:left w:type="dxa" w:w="110"/>
-              <w:bottom w:type="dxa" w:w="70"/>
-              <w:right w:type="dxa" w:w="110"/>
-            </w:tcMar>
-          </w:tcPr>
-          <w:p>
-            <w:r>
-              <w:rPr>
-                <w:rFonts w:ascii="맑은 고딕" w:cs="맑은 고딕" w:eastAsia="맑은 고딕" w:hAnsi="맑은 고딕"/>
-                <w:sz w:val="18"/>
-                <w:szCs w:val="18"/>
-              </w:rPr>
-              <w:t xml:space="preserve">〃 D</w:t>
-            </w:r>
-          </w:p>
-        </w:tc>
-      </w:tr>
-      <w:tr>
-        <w:tc>
-          <w:tcPr>
-            <w:tcW w:type="dxa" w:w="1747"/>
-            <w:tcMar>
-              <w:top w:type="dxa" w:w="70"/>
-              <w:left w:type="dxa" w:w="110"/>
-              <w:bottom w:type="dxa" w:w="70"/>
-              <w:right w:type="dxa" w:w="110"/>
-            </w:tcMar>
-          </w:tcPr>
-          <w:p>
-            <w:r>
-              <w:rPr>
-                <w:rFonts w:ascii="맑은 고딕" w:cs="맑은 고딕" w:eastAsia="맑은 고딕" w:hAnsi="맑은 고딕"/>
-                <w:sz w:val="18"/>
-                <w:szCs w:val="18"/>
-              </w:rPr>
-              <w:t xml:space="preserve">비-언어 7영역 합계</w:t>
-            </w:r>
-          </w:p>
-        </w:tc>
-        <w:tc>
-          <w:tcPr>
-            <w:tcW w:type="dxa" w:w="2524"/>
-            <w:tcMar>
-              <w:top w:type="dxa" w:w="70"/>
-              <w:left w:type="dxa" w:w="110"/>
-              <w:bottom w:type="dxa" w:w="70"/>
-              <w:right w:type="dxa" w:w="110"/>
-            </w:tcMar>
-          </w:tcPr>
-          <w:p>
-            <w:r>
-              <w:rPr>
-                <w:rFonts w:ascii="맑은 고딕" w:cs="맑은 고딕" w:eastAsia="맑은 고딕" w:hAnsi="맑은 고딕"/>
-                <w:sz w:val="18"/>
-                <w:szCs w:val="18"/>
-              </w:rPr>
-              <w:t xml:space="preserve">(broso 자격 인정)</w:t>
-            </w:r>
-          </w:p>
-        </w:tc>
-        <w:tc>
-          <w:tcPr>
-            <w:tcW w:type="dxa" w:w="3688"/>
-            <w:tcMar>
-              <w:top w:type="dxa" w:w="70"/>
-              <w:left w:type="dxa" w:w="110"/>
-              <w:bottom w:type="dxa" w:w="70"/>
-              <w:right w:type="dxa" w:w="110"/>
-            </w:tcMar>
-          </w:tcPr>
-          <w:p>
-            <w:r>
-              <w:rPr>
-                <w:rFonts w:ascii="맑은 고딕" w:cs="맑은 고딕" w:eastAsia="맑은 고딕" w:hAnsi="맑은 고딕"/>
-                <w:sz w:val="18"/>
-                <w:szCs w:val="18"/>
-              </w:rPr>
-              <w:t xml:space="preserve">2019–22 신청 13,505명→인정 ~8,200명(누적은 더 큼)</w:t>
-            </w:r>
-          </w:p>
-        </w:tc>
-        <w:tc>
-          <w:tcPr>
-            <w:tcW w:type="dxa" w:w="1747"/>
-            <w:tcMar>
-              <w:top w:type="dxa" w:w="70"/>
-              <w:left w:type="dxa" w:w="110"/>
-              <w:bottom w:type="dxa" w:w="70"/>
-              <w:right w:type="dxa" w:w="110"/>
-            </w:tcMar>
-          </w:tcPr>
-          <w:p>
-            <w:r>
-              <w:rPr>
-                <w:rFonts w:ascii="맑은 고딕" w:cs="맑은 고딕" w:eastAsia="맑은 고딕" w:hAnsi="맑은 고딕"/>
-                <w:sz w:val="18"/>
-                <w:szCs w:val="18"/>
-              </w:rPr>
-              <w:t xml:space="preserve">DBpia B</w:t>
-            </w:r>
-          </w:p>
-        </w:tc>
-      </w:tr>
-      <w:tr>
-        <w:tc>
-          <w:tcPr>
-            <w:tcW w:type="dxa" w:w="1747"/>
-            <w:tcMar>
-              <w:top w:type="dxa" w:w="70"/>
-              <w:left w:type="dxa" w:w="110"/>
-              <w:bottom w:type="dxa" w:w="70"/>
-              <w:right w:type="dxa" w:w="110"/>
-            </w:tcMar>
-          </w:tcPr>
-          <w:p>
-            <w:r>
-              <w:rPr>
-                <w:rFonts w:ascii="맑은 고딕" w:cs="맑은 고딕" w:eastAsia="맑은 고딕" w:hAnsi="맑은 고딕"/>
-                <w:sz w:val="18"/>
-                <w:szCs w:val="18"/>
-              </w:rPr>
-              <w:t xml:space="preserve">합계(TAM, 자격 기준)</w:t>
-            </w:r>
-          </w:p>
-        </w:tc>
-        <w:tc>
-          <w:tcPr>
-            <w:tcW w:type="dxa" w:w="2524"/>
-            <w:tcMar>
-              <w:top w:type="dxa" w:w="70"/>
-              <w:left w:type="dxa" w:w="110"/>
-              <w:bottom w:type="dxa" w:w="70"/>
-              <w:right w:type="dxa" w:w="110"/>
-            </w:tcMar>
-          </w:tcPr>
-          <w:p>
-            <w:r>
-              <w:rPr>
-                <w:rFonts w:ascii="맑은 고딕" w:cs="맑은 고딕" w:eastAsia="맑은 고딕" w:hAnsi="맑은 고딕"/>
-                <w:sz w:val="18"/>
-                <w:szCs w:val="18"/>
-              </w:rPr>
-              <w:t xml:space="preserve">—</w:t>
-            </w:r>
-          </w:p>
-        </w:tc>
-        <w:tc>
-          <w:tcPr>
-            <w:tcW w:type="dxa" w:w="3688"/>
-            <w:tcMar>
-              <w:top w:type="dxa" w:w="70"/>
-              <w:left w:type="dxa" w:w="110"/>
-              <w:bottom w:type="dxa" w:w="70"/>
-              <w:right w:type="dxa" w:w="110"/>
-            </w:tcMar>
-          </w:tcPr>
-          <w:p>
-            <w:r>
-              <w:rPr>
-                <w:rFonts w:ascii="맑은 고딕" w:cs="맑은 고딕" w:eastAsia="맑은 고딕" w:hAnsi="맑은 고딕"/>
-                <w:sz w:val="18"/>
-                <w:szCs w:val="18"/>
-              </w:rPr>
-              <w:t xml:space="preserve">약 2만~3만명대</w:t>
-            </w:r>
-          </w:p>
-        </w:tc>
-        <w:tc>
-          <w:tcPr>
-            <w:tcW w:type="dxa" w:w="1747"/>
-            <w:tcMar>
-              <w:top w:type="dxa" w:w="70"/>
-              <w:left w:type="dxa" w:w="110"/>
-              <w:bottom w:type="dxa" w:w="70"/>
-              <w:right w:type="dxa" w:w="110"/>
-            </w:tcMar>
-          </w:tcPr>
-          <w:p>
-            <w:r>
-              <w:rPr>
-                <w:rFonts w:ascii="맑은 고딕" w:cs="맑은 고딕" w:eastAsia="맑은 고딕" w:hAnsi="맑은 고딕"/>
-                <w:sz w:val="18"/>
-                <w:szCs w:val="18"/>
-              </w:rPr>
-              <w:t xml:space="preserve">빌드업 C</w:t>
+            <w:tcW w:type="dxa" w:w="971"/>
+            <w:tcMar>
+              <w:top w:type="dxa" w:w="70"/>
+              <w:left w:type="dxa" w:w="110"/>
+              <w:bottom w:type="dxa" w:w="70"/>
+              <w:right w:type="dxa" w:w="110"/>
+            </w:tcMar>
+          </w:tcPr>
+          <w:p>
+            <w:r>
+              <w:rPr>
+                <w:rFonts w:ascii="맑은 고딕" w:cs="맑은 고딕" w:eastAsia="맑은 고딕" w:hAnsi="맑은 고딕"/>
+                <w:sz w:val="18"/>
+                <w:szCs w:val="18"/>
+              </w:rPr>
+              <w:t xml:space="preserve">인정(명)</w:t>
+            </w:r>
+          </w:p>
+        </w:tc>
+        <w:tc>
+          <w:tcPr>
+            <w:tcW w:type="dxa" w:w="971"/>
+            <w:tcMar>
+              <w:top w:type="dxa" w:w="70"/>
+              <w:left w:type="dxa" w:w="110"/>
+              <w:bottom w:type="dxa" w:w="70"/>
+              <w:right w:type="dxa" w:w="110"/>
+            </w:tcMar>
+          </w:tcPr>
+          <w:p>
+            <w:r>
+              <w:rPr>
+                <w:rFonts w:ascii="맑은 고딕" w:cs="맑은 고딕" w:eastAsia="맑은 고딕" w:hAnsi="맑은 고딕"/>
+                <w:sz w:val="18"/>
+                <w:szCs w:val="18"/>
+              </w:rPr>
+              <w:t xml:space="preserve">1,109</w:t>
+            </w:r>
+          </w:p>
+        </w:tc>
+        <w:tc>
+          <w:tcPr>
+            <w:tcW w:type="dxa" w:w="971"/>
+            <w:tcMar>
+              <w:top w:type="dxa" w:w="70"/>
+              <w:left w:type="dxa" w:w="110"/>
+              <w:bottom w:type="dxa" w:w="70"/>
+              <w:right w:type="dxa" w:w="110"/>
+            </w:tcMar>
+          </w:tcPr>
+          <w:p>
+            <w:r>
+              <w:rPr>
+                <w:rFonts w:ascii="맑은 고딕" w:cs="맑은 고딕" w:eastAsia="맑은 고딕" w:hAnsi="맑은 고딕"/>
+                <w:sz w:val="18"/>
+                <w:szCs w:val="18"/>
+              </w:rPr>
+              <w:t xml:space="preserve">700</w:t>
+            </w:r>
+          </w:p>
+        </w:tc>
+        <w:tc>
+          <w:tcPr>
+            <w:tcW w:type="dxa" w:w="971"/>
+            <w:tcMar>
+              <w:top w:type="dxa" w:w="70"/>
+              <w:left w:type="dxa" w:w="110"/>
+              <w:bottom w:type="dxa" w:w="70"/>
+              <w:right w:type="dxa" w:w="110"/>
+            </w:tcMar>
+          </w:tcPr>
+          <w:p>
+            <w:r>
+              <w:rPr>
+                <w:rFonts w:ascii="맑은 고딕" w:cs="맑은 고딕" w:eastAsia="맑은 고딕" w:hAnsi="맑은 고딕"/>
+                <w:sz w:val="18"/>
+                <w:szCs w:val="18"/>
+              </w:rPr>
+              <w:t xml:space="preserve">473</w:t>
+            </w:r>
+          </w:p>
+        </w:tc>
+        <w:tc>
+          <w:tcPr>
+            <w:tcW w:type="dxa" w:w="971"/>
+            <w:tcMar>
+              <w:top w:type="dxa" w:w="70"/>
+              <w:left w:type="dxa" w:w="110"/>
+              <w:bottom w:type="dxa" w:w="70"/>
+              <w:right w:type="dxa" w:w="110"/>
+            </w:tcMar>
+          </w:tcPr>
+          <w:p>
+            <w:r>
+              <w:rPr>
+                <w:rFonts w:ascii="맑은 고딕" w:cs="맑은 고딕" w:eastAsia="맑은 고딕" w:hAnsi="맑은 고딕"/>
+                <w:sz w:val="18"/>
+                <w:szCs w:val="18"/>
+              </w:rPr>
+              <w:t xml:space="preserve">221</w:t>
+            </w:r>
+          </w:p>
+        </w:tc>
+        <w:tc>
+          <w:tcPr>
+            <w:tcW w:type="dxa" w:w="971"/>
+            <w:tcMar>
+              <w:top w:type="dxa" w:w="70"/>
+              <w:left w:type="dxa" w:w="110"/>
+              <w:bottom w:type="dxa" w:w="70"/>
+              <w:right w:type="dxa" w:w="110"/>
+            </w:tcMar>
+          </w:tcPr>
+          <w:p>
+            <w:r>
+              <w:rPr>
+                <w:rFonts w:ascii="맑은 고딕" w:cs="맑은 고딕" w:eastAsia="맑은 고딕" w:hAnsi="맑은 고딕"/>
+                <w:sz w:val="18"/>
+                <w:szCs w:val="18"/>
+              </w:rPr>
+              <w:t xml:space="preserve">197</w:t>
+            </w:r>
+          </w:p>
+        </w:tc>
+        <w:tc>
+          <w:tcPr>
+            <w:tcW w:type="dxa" w:w="971"/>
+            <w:tcMar>
+              <w:top w:type="dxa" w:w="70"/>
+              <w:left w:type="dxa" w:w="110"/>
+              <w:bottom w:type="dxa" w:w="70"/>
+              <w:right w:type="dxa" w:w="110"/>
+            </w:tcMar>
+          </w:tcPr>
+          <w:p>
+            <w:r>
+              <w:rPr>
+                <w:rFonts w:ascii="맑은 고딕" w:cs="맑은 고딕" w:eastAsia="맑은 고딕" w:hAnsi="맑은 고딕"/>
+                <w:sz w:val="18"/>
+                <w:szCs w:val="18"/>
+              </w:rPr>
+              <w:t xml:space="preserve">150</w:t>
+            </w:r>
+          </w:p>
+        </w:tc>
+        <w:tc>
+          <w:tcPr>
+            <w:tcW w:type="dxa" w:w="971"/>
+            <w:tcMar>
+              <w:top w:type="dxa" w:w="70"/>
+              <w:left w:type="dxa" w:w="110"/>
+              <w:bottom w:type="dxa" w:w="70"/>
+              <w:right w:type="dxa" w:w="110"/>
+            </w:tcMar>
+          </w:tcPr>
+          <w:p>
+            <w:r>
+              <w:rPr>
+                <w:rFonts w:ascii="맑은 고딕" w:cs="맑은 고딕" w:eastAsia="맑은 고딕" w:hAnsi="맑은 고딕"/>
+                <w:sz w:val="18"/>
+                <w:szCs w:val="18"/>
+              </w:rPr>
+              <w:t xml:space="preserve">144</w:t>
+            </w:r>
+          </w:p>
+        </w:tc>
+        <w:tc>
+          <w:tcPr>
+            <w:tcW w:type="dxa" w:w="971"/>
+            <w:tcMar>
+              <w:top w:type="dxa" w:w="70"/>
+              <w:left w:type="dxa" w:w="110"/>
+              <w:bottom w:type="dxa" w:w="70"/>
+              <w:right w:type="dxa" w:w="110"/>
+            </w:tcMar>
+          </w:tcPr>
+          <w:p>
+            <w:r>
+              <w:rPr>
+                <w:rFonts w:ascii="맑은 고딕" w:cs="맑은 고딕" w:eastAsia="맑은 고딕" w:hAnsi="맑은 고딕"/>
+                <w:sz w:val="18"/>
+                <w:szCs w:val="18"/>
+              </w:rPr>
+              <w:t xml:space="preserve">59</w:t>
+            </w:r>
+          </w:p>
+        </w:tc>
+        <w:tc>
+          <w:tcPr>
+            <w:tcW w:type="dxa" w:w="971"/>
+            <w:tcMar>
+              <w:top w:type="dxa" w:w="70"/>
+              <w:left w:type="dxa" w:w="110"/>
+              <w:bottom w:type="dxa" w:w="70"/>
+              <w:right w:type="dxa" w:w="110"/>
+            </w:tcMar>
+          </w:tcPr>
+          <w:p>
+            <w:r>
+              <w:rPr>
+                <w:rFonts w:ascii="맑은 고딕" w:cs="맑은 고딕" w:eastAsia="맑은 고딕" w:hAnsi="맑은 고딕"/>
+                <w:sz w:val="18"/>
+                <w:szCs w:val="18"/>
+              </w:rPr>
+              <w:t xml:space="preserve">32</w:t>
             </w:r>
           </w:p>
         </w:tc>
       </w:tr>
     </w:tbl>
-    <w:p>
-      <w:pPr>
-        <w:spacing w:after="80"/>
-      </w:pPr>
-    </w:p>
-    <w:p>
-      <w:pPr>
-        <w:spacing w:after="100" w:line="300"/>
-      </w:pPr>
-      <w:r>
-        <w:rPr>
-          <w:rFonts w:ascii="맑은 고딕" w:cs="맑은 고딕" w:eastAsia="맑은 고딕" w:hAnsi="맑은 고딕"/>
-          <w:b/>
-          <w:bCs/>
-          <w:sz w:val="21"/>
-          <w:szCs w:val="21"/>
-        </w:rPr>
-        <w:t xml:space="preserve">결론: 발달재활 제공인력 풀(TAM)은 자격 기준 약 2만~3만명대(언어재활사 1.5만~2만 + 비-언어 7영역 1만+). 기존 ‘약 1만명대’는 비-언어 7영역만·언어재활사 누적 누락 → 상향.</w:t>
-      </w:r>
-    </w:p>
     <w:p>
       <w:pPr>
         <w:spacing w:after="100" w:line="300"/>
@@ -2971,7 +2855,27 @@
           <w:sz w:val="21"/>
           <w:szCs w:val="21"/>
         </w:rPr>
-        <w:t xml:space="preserve">⚠️ 자격 보유(누적) 기준이며, 현재 활동 제공인력 실수는 더 작을 수 있어 SSIS 발달재활 제공인력 현황으로 확정 필요(8장). 핵심 타깃(SAM)은 이 중 행정을 직접 하는 1인·프리랜서·소규모.</w:t>
+        <w:t xml:space="preserve">(+ 언어재활사는 국시원 국가자격 별도, 연 ~650명 배출) 〔2025 자격인정 현황·국시원, A/B〕</w:t>
+      </w:r>
+    </w:p>
+    <w:p>
+      <w:pPr>
+        <w:spacing w:after="80"/>
+      </w:pPr>
+    </w:p>
+    <w:p>
+      <w:pPr>
+        <w:spacing w:after="100" w:line="300"/>
+      </w:pPr>
+      <w:r>
+        <w:rPr>
+          <w:rFonts w:ascii="맑은 고딕" w:cs="맑은 고딕" w:eastAsia="맑은 고딕" w:hAnsi="맑은 고딕"/>
+          <w:b/>
+          <w:bCs/>
+          <w:sz w:val="21"/>
+          <w:szCs w:val="21"/>
+        </w:rPr>
+        <w:t xml:space="preserve">결론: 활동 제공인력(TAM) 약 1.2만~1.3만명(2020–21)이며 매년 3천명+ 신규 자격 유입으로 성장(2025 기준 ~1.5만 내외 추정). 자격증은 언어재활 45%가 최다, 미술·놀이심리가 뒤를 잇는다. ⚠️ ‘자격 누적’이 아니라 실제 활동 기준이며, 최신 활동 실수는 SSIS로 갱신 확정 권장(8장).</w:t>
       </w:r>
     </w:p>
     <w:p>
@@ -3919,7 +3823,7 @@
           <w:sz w:val="21"/>
           <w:szCs w:val="21"/>
         </w:rPr>
-        <w:t xml:space="preserve">모수(SAM) 근거: 발달재활 제공인력 풀 약 2만~3만명대(2-3) 중 행정을 직접 처리하는 1인·프리랜서·소규모 비중.</w:t>
+        <w:t xml:space="preserve">모수(SAM) 근거: 활동 제공인력 약 1.2만~1.3만명(2-2, 성장 반영 ~1.5만) 중 행정을 직접 처리하는 1인·프리랜서·소규모 비중.</w:t>
       </w:r>
     </w:p>
     <w:tbl>
@@ -4112,7 +4016,7 @@
                 <w:sz w:val="18"/>
                 <w:szCs w:val="18"/>
               </w:rPr>
-              <w:t xml:space="preserve">8,000명</w:t>
+              <w:t xml:space="preserve">6,000명</w:t>
             </w:r>
           </w:p>
         </w:tc>
@@ -4154,7 +4058,7 @@
                 <w:sz w:val="18"/>
                 <w:szCs w:val="18"/>
               </w:rPr>
-              <w:t xml:space="preserve">400명</w:t>
+              <w:t xml:space="preserve">300명</w:t>
             </w:r>
           </w:p>
         </w:tc>
@@ -4175,7 +4079,7 @@
                 <w:sz w:val="18"/>
                 <w:szCs w:val="18"/>
               </w:rPr>
-              <w:t xml:space="preserve">약 0.72억</w:t>
+              <w:t xml:space="preserve">약 0.54억</w:t>
             </w:r>
           </w:p>
         </w:tc>
@@ -4219,7 +4123,7 @@
                 <w:sz w:val="18"/>
                 <w:szCs w:val="18"/>
               </w:rPr>
-              <w:t xml:space="preserve">13,000명</w:t>
+              <w:t xml:space="preserve">9,000명</w:t>
             </w:r>
           </w:p>
         </w:tc>
@@ -4261,7 +4165,7 @@
                 <w:sz w:val="18"/>
                 <w:szCs w:val="18"/>
               </w:rPr>
-              <w:t xml:space="preserve">1,300명</w:t>
+              <w:t xml:space="preserve">900명</w:t>
             </w:r>
           </w:p>
         </w:tc>
@@ -4282,7 +4186,7 @@
                 <w:sz w:val="18"/>
                 <w:szCs w:val="18"/>
               </w:rPr>
-              <w:t xml:space="preserve">약 2.34억</w:t>
+              <w:t xml:space="preserve">약 1.62억</w:t>
             </w:r>
           </w:p>
         </w:tc>
@@ -4326,7 +4230,7 @@
                 <w:sz w:val="18"/>
                 <w:szCs w:val="18"/>
               </w:rPr>
-              <w:t xml:space="preserve">18,000명</w:t>
+              <w:t xml:space="preserve">12,000명</w:t>
             </w:r>
           </w:p>
         </w:tc>
@@ -4368,7 +4272,7 @@
                 <w:sz w:val="18"/>
                 <w:szCs w:val="18"/>
               </w:rPr>
-              <w:t xml:space="preserve">3,240명</w:t>
+              <w:t xml:space="preserve">2,160명</w:t>
             </w:r>
           </w:p>
         </w:tc>
@@ -4389,7 +4293,7 @@
                 <w:sz w:val="18"/>
                 <w:szCs w:val="18"/>
               </w:rPr>
-              <w:t xml:space="preserve">약 5.83억</w:t>
+              <w:t xml:space="preserve">약 3.89억</w:t>
             </w:r>
           </w:p>
         </w:tc>
@@ -4754,7 +4658,7 @@
           <w:sz w:val="21"/>
           <w:szCs w:val="21"/>
         </w:rPr>
-        <w:t xml:space="preserve">[해결] 제공기관 1,786 범위 → 2024 품질평가 1,816 = 발달재활 1,786 + 언어발달지원 30 ⇒ 발달재활 단독</w:t>
+        <w:t xml:space="preserve">[해결] 제공기관 1,786 → 2024 품질평가 1,816 = 발달재활 1,786 + 언어발달지원 30 (발달재활 단독)</w:t>
       </w:r>
     </w:p>
     <w:p>
@@ -4772,7 +4676,7 @@
           <w:sz w:val="21"/>
           <w:szCs w:val="21"/>
         </w:rPr>
-        <w:t xml:space="preserve">영역별 자격자 수(8영역): broso 자격관리 ‘영역별 자격 인정 현황’(1544-6065/자료실) — D등급 8영역 채우기</w:t>
+        <w:t xml:space="preserve">[해결] 활동 제공인력 → 12,280명(2021)·13,000명(2020) ⇒ 약 1.2만~1.3만</w:t>
       </w:r>
     </w:p>
     <w:p>
@@ -4790,7 +4694,7 @@
           <w:sz w:val="21"/>
           <w:szCs w:val="21"/>
         </w:rPr>
-        <w:t xml:space="preserve">언어재활사 누적 합격자: 국시원 공공데이터 1·2급 연도별 합격자(.xls) 합산</w:t>
+        <w:t xml:space="preserve">[해결] 영역별 자격 인정(2025) → 교과목 이수 3,085명 영역별 확보</w:t>
       </w:r>
     </w:p>
     <w:p>
@@ -4808,7 +4712,7 @@
           <w:sz w:val="21"/>
           <w:szCs w:val="21"/>
         </w:rPr>
-        <w:t xml:space="preserve">발달재활 활동 제공인력 실수: SSIS 연도별 제공기관·제공인력 현황(발달재활 항목)</w:t>
+        <w:t xml:space="preserve">2024–25 최신 활동 제공인력 실수: SSIS 연도별 제공인력 현황으로 갱신</w:t>
       </w:r>
     </w:p>
     <w:p>
@@ -4826,7 +4730,7 @@
           <w:sz w:val="21"/>
           <w:szCs w:val="21"/>
         </w:rPr>
-        <w:t xml:space="preserve">연도별 이용 아동·실집행액: e-나라지표/KOSIS, 복지부 사업안내 통계표</w:t>
+        <w:t xml:space="preserve">언어재활사 누적·활동 수: 국시원 연도별 합격자(.xls) 합산(정밀화)</w:t>
       </w:r>
     </w:p>
     <w:p>
@@ -4844,7 +4748,7 @@
           <w:sz w:val="21"/>
           <w:szCs w:val="21"/>
         </w:rPr>
-        <w:t xml:space="preserve">발달재활 정부 예산: 복지부 예산서/국회예산정책처</w:t>
+        <w:t xml:space="preserve">연도별 이용 아동·실집행액: e-나라지표/KOSIS, 복지부 사업안내 통계표</w:t>
       </w:r>
     </w:p>
     <w:p>
@@ -4862,7 +4766,7 @@
           <w:sz w:val="21"/>
           <w:szCs w:val="21"/>
         </w:rPr>
-        <w:t xml:space="preserve">2026 단가 정의: ‘회당 35,000원’인지 ‘월평균 5천원 인상’인지, 형별 금액(2026 사업안내)</w:t>
+        <w:t xml:space="preserve">발달재활 정부 예산: 복지부 예산서/국회예산정책처</w:t>
       </w:r>
     </w:p>
     <w:p>
@@ -4880,7 +4784,7 @@
           <w:sz w:val="21"/>
           <w:szCs w:val="21"/>
         </w:rPr>
-        <w:t xml:space="preserve">본인부담금 형별 정확 금액(가~마): 2026 사업안내 본문</w:t>
+        <w:t xml:space="preserve">2026 단가 정의: ‘회당 35,000원’인지 ‘월평균 5천원 인상’인지, 형별 금액(2026 사업안내)</w:t>
       </w:r>
     </w:p>
     <w:p>
@@ -4898,7 +4802,7 @@
           <w:sz w:val="21"/>
           <w:szCs w:val="21"/>
         </w:rPr>
-        <w:t xml:space="preserve">단가 지역 편차: 전자바우처 제공기관 검색의 기관별 단가 분포</w:t>
+        <w:t xml:space="preserve">본인부담금 형별 정확 금액(가~마): 2026 사업안내 본문</w:t>
       </w:r>
     </w:p>
     <w:p>
@@ -4916,7 +4820,7 @@
           <w:sz w:val="21"/>
           <w:szCs w:val="21"/>
         </w:rPr>
-        <w:t xml:space="preserve">인접 바우처 모수: 언어발달지원·심리지원 각 사업안내</w:t>
+        <w:t xml:space="preserve">단가 지역 편차: 전자바우처 제공기관 검색의 기관별 단가 분포</w:t>
       </w:r>
     </w:p>
     <w:p>
@@ -4934,7 +4838,7 @@
           <w:sz w:val="21"/>
           <w:szCs w:val="21"/>
         </w:rPr>
-        <w:t xml:space="preserve">경쟁 SaaS 실물 벤치마킹: 치료센터 관리 프로그램의 실제 제품·기능·가격(현재는 ‘유형’만 비교)</w:t>
+        <w:t xml:space="preserve">인접 바우처 모수: 언어발달지원·심리지원 각 사업안내</w:t>
       </w:r>
     </w:p>
     <w:p>
@@ -4952,52 +4856,7 @@
           <w:sz w:val="21"/>
           <w:szCs w:val="21"/>
         </w:rPr>
-        <w:t xml:space="preserve">SOM 가정 검증: 유효 모수·전환율은 베타 실데이터로 보정(현재는 가정값)</w:t>
-      </w:r>
-    </w:p>
-    <w:p>
-      <w:pPr>
-        <w:pStyle w:val="Heading1"/>
-        <w:spacing w:after="140" w:before="320"/>
-      </w:pPr>
-      <w:r>
-        <w:rPr>
-          <w:rFonts w:ascii="맑은 고딕" w:cs="맑은 고딕" w:eastAsia="맑은 고딕" w:hAnsi="맑은 고딕"/>
-          <w:b/>
-          <w:bCs/>
-          <w:sz w:val="30"/>
-          <w:szCs w:val="30"/>
-        </w:rPr>
-        <w:t xml:space="preserve">9. 결론</w:t>
-      </w:r>
-    </w:p>
-    <w:p>
-      <w:pPr>
-        <w:spacing w:after="100" w:line="300"/>
-      </w:pPr>
-      <w:r>
-        <w:rPr>
-          <w:rFonts w:ascii="맑은 고딕" w:cs="맑은 고딕" w:eastAsia="맑은 고딕" w:hAnsi="맑은 고딕"/>
-          <w:sz w:val="21"/>
-          <w:szCs w:val="21"/>
-        </w:rPr>
-        <w:t xml:space="preserve">발달바우처는 안정적 공공 재원 시장이며, 우리 고객인 발달재활 제공인력(자격 기준 약 2만~3만명대, 8영역) 중 행정을 직접 하는 1인 치료사의 반복 행정이 명확하고 미해결인 페인포인트다. 바로일지는 이를 도메인 특화+프라이버시+한글 자동화로 정조준한다. 시장은 니치지만 락인이 커 방어 가능하고 인접 영역으로 확장 여지가 있다. 정확도 측면에서 핵심 수치(활동 제공인력 실수)는 8장 체크리스트로 A등급 확정이 필요하다.</w:t>
-      </w:r>
-    </w:p>
-    <w:p>
-      <w:pPr>
-        <w:pStyle w:val="Heading1"/>
-        <w:spacing w:after="140" w:before="320"/>
-      </w:pPr>
-      <w:r>
-        <w:rPr>
-          <w:rFonts w:ascii="맑은 고딕" w:cs="맑은 고딕" w:eastAsia="맑은 고딕" w:hAnsi="맑은 고딕"/>
-          <w:b/>
-          <w:bCs/>
-          <w:sz w:val="30"/>
-          <w:szCs w:val="30"/>
-        </w:rPr>
-        <w:t xml:space="preserve">출처</w:t>
+        <w:t xml:space="preserve">경쟁 SaaS 실물 벤치마킹: 치료센터 관리 프로그램의 실제 제품·기능·가격(현재는 ‘유형’만 비교)</w:t>
       </w:r>
     </w:p>
     <w:p>
@@ -5015,7 +4874,52 @@
           <w:sz w:val="21"/>
           <w:szCs w:val="21"/>
         </w:rPr>
-        <w:t xml:space="preserve">2026년 발달재활서비스 단가 인상 안내 / 보건복지부 2026 예산 확정 보도자료 / 정책브리핑 — 단가 평균 5천원 인상·월 17~25만원(B)</w:t>
+        <w:t xml:space="preserve">SOM 가정 검증: 유효 모수·전환율은 베타 실데이터로 보정(현재는 가정값)</w:t>
+      </w:r>
+    </w:p>
+    <w:p>
+      <w:pPr>
+        <w:pStyle w:val="Heading1"/>
+        <w:spacing w:after="140" w:before="320"/>
+      </w:pPr>
+      <w:r>
+        <w:rPr>
+          <w:rFonts w:ascii="맑은 고딕" w:cs="맑은 고딕" w:eastAsia="맑은 고딕" w:hAnsi="맑은 고딕"/>
+          <w:b/>
+          <w:bCs/>
+          <w:sz w:val="30"/>
+          <w:szCs w:val="30"/>
+        </w:rPr>
+        <w:t xml:space="preserve">9. 결론</w:t>
+      </w:r>
+    </w:p>
+    <w:p>
+      <w:pPr>
+        <w:spacing w:after="100" w:line="300"/>
+      </w:pPr>
+      <w:r>
+        <w:rPr>
+          <w:rFonts w:ascii="맑은 고딕" w:cs="맑은 고딕" w:eastAsia="맑은 고딕" w:hAnsi="맑은 고딕"/>
+          <w:sz w:val="21"/>
+          <w:szCs w:val="21"/>
+        </w:rPr>
+        <w:t xml:space="preserve">발달바우처는 안정적 공공 재원 시장이며, 우리 고객인 발달재활 활동 제공인력(약 1.2만~1.3만명, 매년 3천명+ 신규 유입) 중 행정을 직접 하는 1인 치료사의 반복 행정이 명확하고 미해결인 페인포인트다. 바로일지는 이를 도메인 특화+프라이버시+한글 자동화로 정조준한다. 시장은 니치지만 락인이 커 방어 가능하고 인접 영역으로 확장 여지가 있다. 정확도 측면에서 핵심 수치(활동 제공인력 실수)는 8장 체크리스트로 A등급 확정이 필요하다.</w:t>
+      </w:r>
+    </w:p>
+    <w:p>
+      <w:pPr>
+        <w:pStyle w:val="Heading1"/>
+        <w:spacing w:after="140" w:before="320"/>
+      </w:pPr>
+      <w:r>
+        <w:rPr>
+          <w:rFonts w:ascii="맑은 고딕" w:cs="맑은 고딕" w:eastAsia="맑은 고딕" w:hAnsi="맑은 고딕"/>
+          <w:b/>
+          <w:bCs/>
+          <w:sz w:val="30"/>
+          <w:szCs w:val="30"/>
+        </w:rPr>
+        <w:t xml:space="preserve">출처</w:t>
       </w:r>
     </w:p>
     <w:p>
@@ -5033,7 +4937,7 @@
           <w:sz w:val="21"/>
           <w:szCs w:val="21"/>
         </w:rPr>
-        <w:t xml:space="preserve">발달재활·언어발달지원 2024년 품질평가 결과 공개 | 보건복지부 보도자료 — 제공기관 1,786개소(A)</w:t>
+        <w:t xml:space="preserve">2026년 발달재활서비스 단가 인상 안내 / 보건복지부 2026 예산 확정 보도자료 / 정책브리핑 — 단가 평균 5천원 인상·월 17~25만원(B)</w:t>
       </w:r>
     </w:p>
     <w:p>
@@ -5051,7 +4955,7 @@
           <w:sz w:val="21"/>
           <w:szCs w:val="21"/>
         </w:rPr>
-        <w:t xml:space="preserve">사업별소개 &gt; 발달재활서비스 | 사회서비스 전자바우처 — 단가·본인부담(B)</w:t>
+        <w:t xml:space="preserve">발달재활·언어발달지원 2024년 품질평가 결과 공개 | 보건복지부 보도자료 — 제공기관 1,786개소(A)</w:t>
       </w:r>
     </w:p>
     <w:p>
@@ -5069,7 +4973,7 @@
           <w:sz w:val="21"/>
           <w:szCs w:val="21"/>
         </w:rPr>
-        <w:t xml:space="preserve">2025년 발달장애인지원 사업안내 | 보건복지부 — 제도값(B)</w:t>
+        <w:t xml:space="preserve">사업별소개 &gt; 발달재활서비스 | 사회서비스 전자바우처 — 단가·본인부담(B)</w:t>
       </w:r>
     </w:p>
     <w:p>
@@ -5087,7 +4991,7 @@
           <w:sz w:val="21"/>
           <w:szCs w:val="21"/>
         </w:rPr>
-        <w:t xml:space="preserve">연도별 서비스 제공기관 및 제공인력 현황 | 한국사회보장정보원(SSIS) — 제공인력 검증용(접근 제한)</w:t>
+        <w:t xml:space="preserve">2025년 발달장애인지원 사업안내 | 보건복지부 — 제도값(B)</w:t>
       </w:r>
     </w:p>
     <w:p>
@@ -5105,7 +5009,7 @@
           <w:sz w:val="21"/>
           <w:szCs w:val="21"/>
         </w:rPr>
-        <w:t xml:space="preserve">보건복지부_발달재활 제공기관 현황(2024.4.30) | 공공데이터포털</w:t>
+        <w:t xml:space="preserve">연도별 서비스 제공기관 및 제공인력 현황 | 한국사회보장정보원(SSIS) — 제공인력 검증용(접근 제한)</w:t>
       </w:r>
     </w:p>
     <w:p>
@@ -5123,7 +5027,7 @@
           <w:sz w:val="21"/>
           <w:szCs w:val="21"/>
         </w:rPr>
-        <w:t xml:space="preserve">발달재활서비스 제공 인력의 자격 및 인정 절차 기준(고시) | 보건복지부·법령정보센터 — 영역·자격 요건(B)</w:t>
+        <w:t xml:space="preserve">보건복지부_발달재활 제공기관 현황(2024.4.30) | 공공데이터포털</w:t>
       </w:r>
     </w:p>
     <w:p>
@@ -5141,7 +5045,43 @@
           <w:sz w:val="21"/>
           <w:szCs w:val="21"/>
         </w:rPr>
-        <w:t xml:space="preserve">공공데이터 활용 발달재활 사업·제공인력 분석(2019–22) | DBpia — 자격 인정 13,505명(B)</w:t>
+        <w:t xml:space="preserve">장애아동 발달재활서비스 효과성 및 개선방안 연구(보고서) — 활동 제공인력 12,280명(2021)·13,000명(전자바우처 2020), 자격증 분포·이용자 73,195명(A)</w:t>
+      </w:r>
+    </w:p>
+    <w:p>
+      <w:pPr>
+        <w:pStyle w:val="ListParagraph"/>
+        <w:numPr>
+          <w:ilvl w:val="0"/>
+          <w:numId w:val="1"/>
+        </w:numPr>
+        <w:spacing w:after="60" w:line="290"/>
+      </w:pPr>
+      <w:r>
+        <w:rPr>
+          <w:rFonts w:ascii="맑은 고딕" w:cs="맑은 고딕" w:eastAsia="맑은 고딕" w:hAnsi="맑은 고딕"/>
+          <w:sz w:val="21"/>
+          <w:szCs w:val="21"/>
+        </w:rPr>
+        <w:t xml:space="preserve">2025년도 발달재활서비스 ‘교과목 이수자 자격인정’ 인정자 현황 — 2025 영역별 자격 인정 3,085명(A)</w:t>
+      </w:r>
+    </w:p>
+    <w:p>
+      <w:pPr>
+        <w:pStyle w:val="ListParagraph"/>
+        <w:numPr>
+          <w:ilvl w:val="0"/>
+          <w:numId w:val="1"/>
+        </w:numPr>
+        <w:spacing w:after="60" w:line="290"/>
+      </w:pPr>
+      <w:r>
+        <w:rPr>
+          <w:rFonts w:ascii="맑은 고딕" w:cs="맑은 고딕" w:eastAsia="맑은 고딕" w:hAnsi="맑은 고딕"/>
+          <w:sz w:val="21"/>
+          <w:szCs w:val="21"/>
+        </w:rPr>
+        <w:t xml:space="preserve">발달재활서비스 제공 인력의 자격 및 인정 절차 기준(고시) | 보건복지부 — 영역·자격 요건(B)</w:t>
       </w:r>
     </w:p>
     <w:p>

--- a/docs/바로일지_시장분석.docx
+++ b/docs/바로일지_시장분석.docx
@@ -1322,7 +1322,440 @@
           <w:sz w:val="21"/>
           <w:szCs w:val="21"/>
         </w:rPr>
-        <w:t xml:space="preserve">참고(중요도 낮음): 발달재활 제공기관 약 2,160개(2021 실태조사)/1,786개(2024 품질평가 대상, 발달재활 단독). 1인이 여러 기관 출강 → 기관 수 ≠ 고객 수. ※v2 ‘자격 누적 2만~3만’은 과대였고, 활동 제공인력 1.2만~1.3만으로 교체.</w:t>
+        <w:t xml:space="preserve">참고(중요도 낮음): 발달재활 제공기관 약 2,160개(2021 실태조사)/1,786개(2024 품질평가 대상, 발달재활 단독). 1인이 여러 기관 출강 → 기관 수 ≠ 고객 수.</w:t>
+      </w:r>
+    </w:p>
+    <w:p>
+      <w:pPr>
+        <w:spacing w:after="80"/>
+      </w:pPr>
+    </w:p>
+    <w:p>
+      <w:pPr>
+        <w:spacing w:after="100" w:line="300"/>
+      </w:pPr>
+      <w:r>
+        <w:rPr>
+          <w:rFonts w:ascii="맑은 고딕" w:cs="맑은 고딕" w:eastAsia="맑은 고딕" w:hAnsi="맑은 고딕"/>
+          <w:b/>
+          <w:bCs/>
+          <w:sz w:val="21"/>
+          <w:szCs w:val="21"/>
+        </w:rPr>
+        <w:t xml:space="preserve">⚠️ TAM 레이어 — ‘1.3만’이 전부가 아니다 (분모 정의가 핵심)</w:t>
+      </w:r>
+    </w:p>
+    <w:p>
+      <w:pPr>
+        <w:spacing w:after="100" w:line="300"/>
+      </w:pPr>
+      <w:r>
+        <w:rPr>
+          <w:rFonts w:ascii="맑은 고딕" w:cs="맑은 고딕" w:eastAsia="맑은 고딕" w:hAnsi="맑은 고딕"/>
+          <w:sz w:val="21"/>
+          <w:szCs w:val="21"/>
+        </w:rPr>
+        <w:t xml:space="preserve">1.2~1.3만은 ‘발달바우처를 실제 제공 중인 인력’만 센 수치(전체 사회서비스 전자바우처 인력 16.15만 중 발달재활 1.3만). 더 넓게 보면:</w:t>
+      </w:r>
+    </w:p>
+    <w:tbl>
+      <w:tblPr>
+        <w:tblW w:type="dxa" w:w="9706"/>
+        <w:jc w:val="center"/>
+        <w:tblBorders>
+          <w:top w:val="single" w:color="D0D5DD" w:sz="4"/>
+          <w:left w:val="single" w:color="D0D5DD" w:sz="4"/>
+          <w:bottom w:val="single" w:color="D0D5DD" w:sz="4"/>
+          <w:right w:val="single" w:color="D0D5DD" w:sz="4"/>
+          <w:insideH w:val="single" w:color="D0D5DD" w:sz="4"/>
+          <w:insideV w:val="single" w:color="D0D5DD" w:sz="4"/>
+        </w:tblBorders>
+        <w:tblLayout w:type="fixed"/>
+      </w:tblPr>
+      <w:tblGrid>
+        <w:gridCol w:w="2135"/>
+        <w:gridCol w:w="3688"/>
+        <w:gridCol w:w="2718"/>
+        <w:gridCol w:w="1165"/>
+      </w:tblGrid>
+      <w:tr>
+        <w:trPr>
+          <w:tblHeader/>
+        </w:trPr>
+        <w:tc>
+          <w:tcPr>
+            <w:tcW w:type="dxa" w:w="2135"/>
+            <w:shd w:fill="1F4E91" w:color="auto" w:val="clear"/>
+            <w:tcMar>
+              <w:top w:type="dxa" w:w="70"/>
+              <w:left w:type="dxa" w:w="110"/>
+              <w:bottom w:type="dxa" w:w="70"/>
+              <w:right w:type="dxa" w:w="110"/>
+            </w:tcMar>
+          </w:tcPr>
+          <w:p>
+            <w:r>
+              <w:rPr>
+                <w:rFonts w:ascii="맑은 고딕" w:cs="맑은 고딕" w:eastAsia="맑은 고딕" w:hAnsi="맑은 고딕"/>
+                <w:b/>
+                <w:bCs/>
+                <w:color w:val="FFFFFF"/>
+                <w:sz w:val="18"/>
+                <w:szCs w:val="18"/>
+              </w:rPr>
+              <w:t xml:space="preserve">레이어</w:t>
+            </w:r>
+          </w:p>
+        </w:tc>
+        <w:tc>
+          <w:tcPr>
+            <w:tcW w:type="dxa" w:w="3688"/>
+            <w:shd w:fill="1F4E91" w:color="auto" w:val="clear"/>
+            <w:tcMar>
+              <w:top w:type="dxa" w:w="70"/>
+              <w:left w:type="dxa" w:w="110"/>
+              <w:bottom w:type="dxa" w:w="70"/>
+              <w:right w:type="dxa" w:w="110"/>
+            </w:tcMar>
+          </w:tcPr>
+          <w:p>
+            <w:r>
+              <w:rPr>
+                <w:rFonts w:ascii="맑은 고딕" w:cs="맑은 고딕" w:eastAsia="맑은 고딕" w:hAnsi="맑은 고딕"/>
+                <w:b/>
+                <w:bCs/>
+                <w:color w:val="FFFFFF"/>
+                <w:sz w:val="18"/>
+                <w:szCs w:val="18"/>
+              </w:rPr>
+              <w:t xml:space="preserve">정의</w:t>
+            </w:r>
+          </w:p>
+        </w:tc>
+        <w:tc>
+          <w:tcPr>
+            <w:tcW w:type="dxa" w:w="2718"/>
+            <w:shd w:fill="1F4E91" w:color="auto" w:val="clear"/>
+            <w:tcMar>
+              <w:top w:type="dxa" w:w="70"/>
+              <w:left w:type="dxa" w:w="110"/>
+              <w:bottom w:type="dxa" w:w="70"/>
+              <w:right w:type="dxa" w:w="110"/>
+            </w:tcMar>
+          </w:tcPr>
+          <w:p>
+            <w:r>
+              <w:rPr>
+                <w:rFonts w:ascii="맑은 고딕" w:cs="맑은 고딕" w:eastAsia="맑은 고딕" w:hAnsi="맑은 고딕"/>
+                <w:b/>
+                <w:bCs/>
+                <w:color w:val="FFFFFF"/>
+                <w:sz w:val="18"/>
+                <w:szCs w:val="18"/>
+              </w:rPr>
+              <w:t xml:space="preserve">규모</w:t>
+            </w:r>
+          </w:p>
+        </w:tc>
+        <w:tc>
+          <w:tcPr>
+            <w:tcW w:type="dxa" w:w="1165"/>
+            <w:shd w:fill="1F4E91" w:color="auto" w:val="clear"/>
+            <w:tcMar>
+              <w:top w:type="dxa" w:w="70"/>
+              <w:left w:type="dxa" w:w="110"/>
+              <w:bottom w:type="dxa" w:w="70"/>
+              <w:right w:type="dxa" w:w="110"/>
+            </w:tcMar>
+          </w:tcPr>
+          <w:p>
+            <w:r>
+              <w:rPr>
+                <w:rFonts w:ascii="맑은 고딕" w:cs="맑은 고딕" w:eastAsia="맑은 고딕" w:hAnsi="맑은 고딕"/>
+                <w:b/>
+                <w:bCs/>
+                <w:color w:val="FFFFFF"/>
+                <w:sz w:val="18"/>
+                <w:szCs w:val="18"/>
+              </w:rPr>
+              <w:t xml:space="preserve">신뢰도</w:t>
+            </w:r>
+          </w:p>
+        </w:tc>
+      </w:tr>
+      <w:tr>
+        <w:tc>
+          <w:tcPr>
+            <w:tcW w:type="dxa" w:w="2135"/>
+            <w:tcMar>
+              <w:top w:type="dxa" w:w="70"/>
+              <w:left w:type="dxa" w:w="110"/>
+              <w:bottom w:type="dxa" w:w="70"/>
+              <w:right w:type="dxa" w:w="110"/>
+            </w:tcMar>
+          </w:tcPr>
+          <w:p>
+            <w:r>
+              <w:rPr>
+                <w:rFonts w:ascii="맑은 고딕" w:cs="맑은 고딕" w:eastAsia="맑은 고딕" w:hAnsi="맑은 고딕"/>
+                <w:sz w:val="18"/>
+                <w:szCs w:val="18"/>
+              </w:rPr>
+              <w:t xml:space="preserve">L1 핵심(현 제품)</w:t>
+            </w:r>
+          </w:p>
+        </w:tc>
+        <w:tc>
+          <w:tcPr>
+            <w:tcW w:type="dxa" w:w="3688"/>
+            <w:tcMar>
+              <w:top w:type="dxa" w:w="70"/>
+              <w:left w:type="dxa" w:w="110"/>
+              <w:bottom w:type="dxa" w:w="70"/>
+              <w:right w:type="dxa" w:w="110"/>
+            </w:tcMar>
+          </w:tcPr>
+          <w:p>
+            <w:r>
+              <w:rPr>
+                <w:rFonts w:ascii="맑은 고딕" w:cs="맑은 고딕" w:eastAsia="맑은 고딕" w:hAnsi="맑은 고딕"/>
+                <w:sz w:val="18"/>
+                <w:szCs w:val="18"/>
+              </w:rPr>
+              <w:t xml:space="preserve">발달바우처 활동 제공인력</w:t>
+            </w:r>
+          </w:p>
+        </w:tc>
+        <w:tc>
+          <w:tcPr>
+            <w:tcW w:type="dxa" w:w="2718"/>
+            <w:tcMar>
+              <w:top w:type="dxa" w:w="70"/>
+              <w:left w:type="dxa" w:w="110"/>
+              <w:bottom w:type="dxa" w:w="70"/>
+              <w:right w:type="dxa" w:w="110"/>
+            </w:tcMar>
+          </w:tcPr>
+          <w:p>
+            <w:r>
+              <w:rPr>
+                <w:rFonts w:ascii="맑은 고딕" w:cs="맑은 고딕" w:eastAsia="맑은 고딕" w:hAnsi="맑은 고딕"/>
+                <w:sz w:val="18"/>
+                <w:szCs w:val="18"/>
+              </w:rPr>
+              <w:t xml:space="preserve">약 1.2만~1.3만(2020–21, 성장 중)</w:t>
+            </w:r>
+          </w:p>
+        </w:tc>
+        <w:tc>
+          <w:tcPr>
+            <w:tcW w:type="dxa" w:w="1165"/>
+            <w:tcMar>
+              <w:top w:type="dxa" w:w="70"/>
+              <w:left w:type="dxa" w:w="110"/>
+              <w:bottom w:type="dxa" w:w="70"/>
+              <w:right w:type="dxa" w:w="110"/>
+            </w:tcMar>
+          </w:tcPr>
+          <w:p>
+            <w:r>
+              <w:rPr>
+                <w:rFonts w:ascii="맑은 고딕" w:cs="맑은 고딕" w:eastAsia="맑은 고딕" w:hAnsi="맑은 고딕"/>
+                <w:sz w:val="18"/>
+                <w:szCs w:val="18"/>
+              </w:rPr>
+              <w:t xml:space="preserve">A</w:t>
+            </w:r>
+          </w:p>
+        </w:tc>
+      </w:tr>
+      <w:tr>
+        <w:tc>
+          <w:tcPr>
+            <w:tcW w:type="dxa" w:w="2135"/>
+            <w:tcMar>
+              <w:top w:type="dxa" w:w="70"/>
+              <w:left w:type="dxa" w:w="110"/>
+              <w:bottom w:type="dxa" w:w="70"/>
+              <w:right w:type="dxa" w:w="110"/>
+            </w:tcMar>
+          </w:tcPr>
+          <w:p>
+            <w:r>
+              <w:rPr>
+                <w:rFonts w:ascii="맑은 고딕" w:cs="맑은 고딕" w:eastAsia="맑은 고딕" w:hAnsi="맑은 고딕"/>
+                <w:sz w:val="18"/>
+                <w:szCs w:val="18"/>
+              </w:rPr>
+              <w:t xml:space="preserve">L2 자격 풀</w:t>
+            </w:r>
+          </w:p>
+        </w:tc>
+        <w:tc>
+          <w:tcPr>
+            <w:tcW w:type="dxa" w:w="3688"/>
+            <w:tcMar>
+              <w:top w:type="dxa" w:w="70"/>
+              <w:left w:type="dxa" w:w="110"/>
+              <w:bottom w:type="dxa" w:w="70"/>
+              <w:right w:type="dxa" w:w="110"/>
+            </w:tcMar>
+          </w:tcPr>
+          <w:p>
+            <w:r>
+              <w:rPr>
+                <w:rFonts w:ascii="맑은 고딕" w:cs="맑은 고딕" w:eastAsia="맑은 고딕" w:hAnsi="맑은 고딕"/>
+                <w:sz w:val="18"/>
+                <w:szCs w:val="18"/>
+              </w:rPr>
+              <w:t xml:space="preserve">+ 자격 보유(미활동 포함)</w:t>
+            </w:r>
+          </w:p>
+        </w:tc>
+        <w:tc>
+          <w:tcPr>
+            <w:tcW w:type="dxa" w:w="2718"/>
+            <w:tcMar>
+              <w:top w:type="dxa" w:w="70"/>
+              <w:left w:type="dxa" w:w="110"/>
+              <w:bottom w:type="dxa" w:w="70"/>
+              <w:right w:type="dxa" w:w="110"/>
+            </w:tcMar>
+          </w:tcPr>
+          <w:p>
+            <w:r>
+              <w:rPr>
+                <w:rFonts w:ascii="맑은 고딕" w:cs="맑은 고딕" w:eastAsia="맑은 고딕" w:hAnsi="맑은 고딕"/>
+                <w:sz w:val="18"/>
+                <w:szCs w:val="18"/>
+              </w:rPr>
+              <w:t xml:space="preserve">매년 3천명+ 누적 → 수만</w:t>
+            </w:r>
+          </w:p>
+        </w:tc>
+        <w:tc>
+          <w:tcPr>
+            <w:tcW w:type="dxa" w:w="1165"/>
+            <w:tcMar>
+              <w:top w:type="dxa" w:w="70"/>
+              <w:left w:type="dxa" w:w="110"/>
+              <w:bottom w:type="dxa" w:w="70"/>
+              <w:right w:type="dxa" w:w="110"/>
+            </w:tcMar>
+          </w:tcPr>
+          <w:p>
+            <w:r>
+              <w:rPr>
+                <w:rFonts w:ascii="맑은 고딕" w:cs="맑은 고딕" w:eastAsia="맑은 고딕" w:hAnsi="맑은 고딕"/>
+                <w:sz w:val="18"/>
+                <w:szCs w:val="18"/>
+              </w:rPr>
+              <w:t xml:space="preserve">C</w:t>
+            </w:r>
+          </w:p>
+        </w:tc>
+      </w:tr>
+      <w:tr>
+        <w:tc>
+          <w:tcPr>
+            <w:tcW w:type="dxa" w:w="2135"/>
+            <w:tcMar>
+              <w:top w:type="dxa" w:w="70"/>
+              <w:left w:type="dxa" w:w="110"/>
+              <w:bottom w:type="dxa" w:w="70"/>
+              <w:right w:type="dxa" w:w="110"/>
+            </w:tcMar>
+          </w:tcPr>
+          <w:p>
+            <w:r>
+              <w:rPr>
+                <w:rFonts w:ascii="맑은 고딕" w:cs="맑은 고딕" w:eastAsia="맑은 고딕" w:hAnsi="맑은 고딕"/>
+                <w:sz w:val="18"/>
+                <w:szCs w:val="18"/>
+              </w:rPr>
+              <w:t xml:space="preserve">L3 광의 아동치료</w:t>
+            </w:r>
+          </w:p>
+        </w:tc>
+        <w:tc>
+          <w:tcPr>
+            <w:tcW w:type="dxa" w:w="3688"/>
+            <w:tcMar>
+              <w:top w:type="dxa" w:w="70"/>
+              <w:left w:type="dxa" w:w="110"/>
+              <w:bottom w:type="dxa" w:w="70"/>
+              <w:right w:type="dxa" w:w="110"/>
+            </w:tcMar>
+          </w:tcPr>
+          <w:p>
+            <w:r>
+              <w:rPr>
+                <w:rFonts w:ascii="맑은 고딕" w:cs="맑은 고딕" w:eastAsia="맑은 고딕" w:hAnsi="맑은 고딕"/>
+                <w:sz w:val="18"/>
+                <w:szCs w:val="18"/>
+              </w:rPr>
+              <w:t xml:space="preserve">+ 사설·비급여 아동 발달·심리·언어 치료 종사자</w:t>
+            </w:r>
+          </w:p>
+        </w:tc>
+        <w:tc>
+          <w:tcPr>
+            <w:tcW w:type="dxa" w:w="2718"/>
+            <w:tcMar>
+              <w:top w:type="dxa" w:w="70"/>
+              <w:left w:type="dxa" w:w="110"/>
+              <w:bottom w:type="dxa" w:w="70"/>
+              <w:right w:type="dxa" w:w="110"/>
+            </w:tcMar>
+          </w:tcPr>
+          <w:p>
+            <w:r>
+              <w:rPr>
+                <w:rFonts w:ascii="맑은 고딕" w:cs="맑은 고딕" w:eastAsia="맑은 고딕" w:hAnsi="맑은 고딕"/>
+                <w:sz w:val="18"/>
+                <w:szCs w:val="18"/>
+              </w:rPr>
+              <w:t xml:space="preserve">수만~10만대(추정)</w:t>
+            </w:r>
+          </w:p>
+        </w:tc>
+        <w:tc>
+          <w:tcPr>
+            <w:tcW w:type="dxa" w:w="1165"/>
+            <w:tcMar>
+              <w:top w:type="dxa" w:w="70"/>
+              <w:left w:type="dxa" w:w="110"/>
+              <w:bottom w:type="dxa" w:w="70"/>
+              <w:right w:type="dxa" w:w="110"/>
+            </w:tcMar>
+          </w:tcPr>
+          <w:p>
+            <w:r>
+              <w:rPr>
+                <w:rFonts w:ascii="맑은 고딕" w:cs="맑은 고딕" w:eastAsia="맑은 고딕" w:hAnsi="맑은 고딕"/>
+                <w:sz w:val="18"/>
+                <w:szCs w:val="18"/>
+              </w:rPr>
+              <w:t xml:space="preserve">D</w:t>
+            </w:r>
+          </w:p>
+        </w:tc>
+      </w:tr>
+    </w:tbl>
+    <w:p>
+      <w:pPr>
+        <w:spacing w:after="100" w:line="300"/>
+      </w:pPr>
+      <w:r>
+        <w:rPr>
+          <w:rFonts w:ascii="맑은 고딕" w:cs="맑은 고딕" w:eastAsia="맑은 고딕" w:hAnsi="맑은 고딕"/>
+          <w:i/>
+          <w:iCs/>
+          <w:color w:val="667085"/>
+          <w:sz w:val="21"/>
+          <w:szCs w:val="21"/>
+        </w:rPr>
+        <w:t xml:space="preserve">· 바우처 행정(승인점검) 특화 → 핵심 TAM L1(~1.3만). · 일정표·기록지 자동화는 사설·비급여 치료사에게도 유효 → 일반화 시 TAM L3(수만~10만). ‘10만’ 직감은 L3(광의 시장)에 부합하나 사설·민간자격 통계가 분산·중복돼 단일 공신력 수치는 부재(추정). ⇒ 숫자보다 포지셔닝 결정이 먼저.</w:t>
       </w:r>
     </w:p>
     <w:p>

--- a/docs/바로일지_시장분석.docx
+++ b/docs/바로일지_시장분석.docx
@@ -1756,6 +1756,83 @@
           <w:szCs w:val="21"/>
         </w:rPr>
         <w:t xml:space="preserve">· 바우처 행정(승인점검) 특화 → 핵심 TAM L1(~1.3만). · 일정표·기록지 자동화는 사설·비급여 치료사에게도 유효 → 일반화 시 TAM L3(수만~10만). ‘10만’ 직감은 L3(광의 시장)에 부합하나 사설·민간자격 통계가 분산·중복돼 단일 공신력 수치는 부재(추정). ⇒ 숫자보다 포지셔닝 결정이 먼저.</w:t>
+      </w:r>
+    </w:p>
+    <w:p>
+      <w:pPr>
+        <w:spacing w:after="80"/>
+      </w:pPr>
+    </w:p>
+    <w:p>
+      <w:pPr>
+        <w:spacing w:after="100" w:line="300"/>
+      </w:pPr>
+      <w:r>
+        <w:rPr>
+          <w:rFonts w:ascii="맑은 고딕" w:cs="맑은 고딕" w:eastAsia="맑은 고딕" w:hAnsi="맑은 고딕"/>
+          <w:b/>
+          <w:bCs/>
+          <w:sz w:val="21"/>
+          <w:szCs w:val="21"/>
+        </w:rPr>
+        <w:t xml:space="preserve">일정표·제공기록지를 ‘쓰는 사람’ = 바로일지 직접 사용자</w:t>
+      </w:r>
+    </w:p>
+    <w:p>
+      <w:pPr>
+        <w:spacing w:after="100" w:line="300"/>
+      </w:pPr>
+      <w:r>
+        <w:rPr>
+          <w:rFonts w:ascii="맑은 고딕" w:cs="맑은 고딕" w:eastAsia="맑은 고딕" w:hAnsi="맑은 고딕"/>
+          <w:sz w:val="21"/>
+          <w:szCs w:val="21"/>
+        </w:rPr>
+        <w:t xml:space="preserve">· 발달바우처 필수 제출 서류에 ‘계약서·월별 계획서·일정표 및 제공기록지·만족도’ 포함, 지자체 점검 때 ‘일정표와 기록지가 맞는지’ 대조 → 모든 제공인력이 매월 작성(필수). 〔효과성연구 FGI, A〕</w:t>
+      </w:r>
+    </w:p>
+    <w:p>
+      <w:pPr>
+        <w:spacing w:after="100" w:line="300"/>
+      </w:pPr>
+      <w:r>
+        <w:rPr>
+          <w:rFonts w:ascii="맑은 고딕" w:cs="맑은 고딕" w:eastAsia="맑은 고딕" w:hAnsi="맑은 고딕"/>
+          <w:sz w:val="21"/>
+          <w:szCs w:val="21"/>
+        </w:rPr>
+        <w:t xml:space="preserve">· 회기별 제공기록지는 제공인력 본인이 작성(서명 포함). ⇒ 작성 모수 ≈ 활동 제공인력 전체 약 1.2만~1.3만명(개인 단위). 센터 일부 행정 집중 → 도구 사용 단위는 개인(~1.3만)~기관(~2,160) 사이.</w:t>
+      </w:r>
+    </w:p>
+    <w:p>
+      <w:pPr>
+        <w:spacing w:after="100" w:line="300"/>
+      </w:pPr>
+      <w:r>
+        <w:rPr>
+          <w:rFonts w:ascii="맑은 고딕" w:cs="맑은 고딕" w:eastAsia="맑은 고딕" w:hAnsi="맑은 고딕"/>
+          <w:i/>
+          <w:iCs/>
+          <w:color w:val="667085"/>
+          <w:sz w:val="21"/>
+          <w:szCs w:val="21"/>
+        </w:rPr>
+        <w:t xml:space="preserve">· FGI 원문: ‘개인 사업자(1인)는 점검 자료 불일치 多’, ‘온라인 일정표 스케줄 관리·서류 전산화로 행정부담 경감 필요’ → 바로일지의 정확한 페인·핵심 타깃(1인·개인사업자).</w:t>
+      </w:r>
+    </w:p>
+    <w:p>
+      <w:pPr>
+        <w:spacing w:after="100" w:line="300"/>
+      </w:pPr>
+      <w:r>
+        <w:rPr>
+          <w:rFonts w:ascii="맑은 고딕" w:cs="맑은 고딕" w:eastAsia="맑은 고딕" w:hAnsi="맑은 고딕"/>
+          <w:b/>
+          <w:bCs/>
+          <w:sz w:val="21"/>
+          <w:szCs w:val="21"/>
+        </w:rPr>
+        <w:t xml:space="preserve">⇒ 일정표·제공기록지는 ‘선택’이 아니라 모든 활동 제공인력의 ‘의무’ → 직접 사용자 상한 ≈ 1.2만~1.3만명, 그중 1인·개인사업자·프리랜서가 1순위 전환 대상.</w:t>
       </w:r>
     </w:p>
     <w:p>

--- a/docs/바로일지_시장분석.docx
+++ b/docs/바로일지_시장분석.docx
@@ -31,7 +31,7 @@
           <w:sz w:val="22"/>
           <w:szCs w:val="22"/>
         </w:rPr>
-        <w:t xml:space="preserve">v2 · 정확도 강화판 — 발달바우처 치료사용 일지 자동화 SaaS</w:t>
+        <w:t xml:space="preserve">확정본 — 발달바우처 치료사용 일지 자동화 SaaS</w:t>
       </w:r>
     </w:p>
     <w:p>
@@ -63,6 +63,148 @@
           <w:szCs w:val="21"/>
         </w:rPr>
         <w:t xml:space="preserve">신뢰도 등급 — A: 1차 출처 확인 / B: 공식 보도·제도값 / C: 계산·추정 / D: 미확인(검증 필요).</w:t>
+      </w:r>
+    </w:p>
+    <w:p>
+      <w:pPr>
+        <w:pStyle w:val="Heading1"/>
+        <w:spacing w:after="140" w:before="320"/>
+      </w:pPr>
+      <w:r>
+        <w:rPr>
+          <w:rFonts w:ascii="맑은 고딕" w:cs="맑은 고딕" w:eastAsia="맑은 고딕" w:hAnsi="맑은 고딕"/>
+          <w:b/>
+          <w:bCs/>
+          <w:sz w:val="30"/>
+          <w:szCs w:val="30"/>
+        </w:rPr>
+        <w:t xml:space="preserve">요약 (Executive Summary)</w:t>
+      </w:r>
+    </w:p>
+    <w:p>
+      <w:pPr>
+        <w:pStyle w:val="ListParagraph"/>
+        <w:numPr>
+          <w:ilvl w:val="0"/>
+          <w:numId w:val="1"/>
+        </w:numPr>
+        <w:spacing w:after="60" w:line="290"/>
+      </w:pPr>
+      <w:r>
+        <w:rPr>
+          <w:rFonts w:ascii="맑은 고딕" w:cs="맑은 고딕" w:eastAsia="맑은 고딕" w:hAnsi="맑은 고딕"/>
+          <w:sz w:val="21"/>
+          <w:szCs w:val="21"/>
+        </w:rPr>
+        <w:t xml:space="preserve">시장: 발달바우처는 복지부·지자체 안정적 공공 재원 사업. 2026년 단가 인상(회당 ~35,000원, 월 지원 17~25만원)으로 매력도 상승.</w:t>
+      </w:r>
+    </w:p>
+    <w:p>
+      <w:pPr>
+        <w:pStyle w:val="ListParagraph"/>
+        <w:numPr>
+          <w:ilvl w:val="0"/>
+          <w:numId w:val="1"/>
+        </w:numPr>
+        <w:spacing w:after="60" w:line="290"/>
+      </w:pPr>
+      <w:r>
+        <w:rPr>
+          <w:rFonts w:ascii="맑은 고딕" w:cs="맑은 고딕" w:eastAsia="맑은 고딕" w:hAnsi="맑은 고딕"/>
+          <w:sz w:val="21"/>
+          <w:szCs w:val="21"/>
+        </w:rPr>
+        <w:t xml:space="preserve">고객(TAM): 발달바우처 활동 제공인력 약 1.2만~1.3만명(2020–21, A), 매년 신규 자격 3천명+ 유입으로 성장(2025 ~1.5만 추정). 자격증 언어재활 45% 최다.</w:t>
+      </w:r>
+    </w:p>
+    <w:p>
+      <w:pPr>
+        <w:pStyle w:val="ListParagraph"/>
+        <w:numPr>
+          <w:ilvl w:val="0"/>
+          <w:numId w:val="1"/>
+        </w:numPr>
+        <w:spacing w:after="60" w:line="290"/>
+      </w:pPr>
+      <w:r>
+        <w:rPr>
+          <w:rFonts w:ascii="맑은 고딕" w:cs="맑은 고딕" w:eastAsia="맑은 고딕" w:hAnsi="맑은 고딕"/>
+          <w:sz w:val="21"/>
+          <w:szCs w:val="21"/>
+        </w:rPr>
+        <w:t xml:space="preserve">광의 시장: 사설·비급여 포함 아동치료 종사자까지 수만~10만대(추정) — 제품 일반화 시 확장.</w:t>
+      </w:r>
+    </w:p>
+    <w:p>
+      <w:pPr>
+        <w:pStyle w:val="ListParagraph"/>
+        <w:numPr>
+          <w:ilvl w:val="0"/>
+          <w:numId w:val="1"/>
+        </w:numPr>
+        <w:spacing w:after="60" w:line="290"/>
+      </w:pPr>
+      <w:r>
+        <w:rPr>
+          <w:rFonts w:ascii="맑은 고딕" w:cs="맑은 고딕" w:eastAsia="맑은 고딕" w:hAnsi="맑은 고딕"/>
+          <w:sz w:val="21"/>
+          <w:szCs w:val="21"/>
+        </w:rPr>
+        <w:t xml:space="preserve">왜 지금: 일정표·제공기록지는 발달바우처 필수 제출 서류·지자체 점검 대조 대상. 1인·개인사업자의 서류 불일치·행정부담이 명확한 미해결 페인.</w:t>
+      </w:r>
+    </w:p>
+    <w:p>
+      <w:pPr>
+        <w:pStyle w:val="ListParagraph"/>
+        <w:numPr>
+          <w:ilvl w:val="0"/>
+          <w:numId w:val="1"/>
+        </w:numPr>
+        <w:spacing w:after="60" w:line="290"/>
+      </w:pPr>
+      <w:r>
+        <w:rPr>
+          <w:rFonts w:ascii="맑은 고딕" w:cs="맑은 고딕" w:eastAsia="맑은 고딕" w:hAnsi="맑은 고딕"/>
+          <w:sz w:val="21"/>
+          <w:szCs w:val="21"/>
+        </w:rPr>
+        <w:t xml:space="preserve">가격·매출: 월 15,000원 구독. ARR — 보수 0.54억 / 기본 1.62억 / 낙관 3.89억.</w:t>
+      </w:r>
+    </w:p>
+    <w:p>
+      <w:pPr>
+        <w:pStyle w:val="ListParagraph"/>
+        <w:numPr>
+          <w:ilvl w:val="0"/>
+          <w:numId w:val="1"/>
+        </w:numPr>
+        <w:spacing w:after="60" w:line="290"/>
+      </w:pPr>
+      <w:r>
+        <w:rPr>
+          <w:rFonts w:ascii="맑은 고딕" w:cs="맑은 고딕" w:eastAsia="맑은 고딕" w:hAnsi="맑은 고딕"/>
+          <w:sz w:val="21"/>
+          <w:szCs w:val="21"/>
+        </w:rPr>
+        <w:t xml:space="preserve">규제 적합성: 처리위탁(이용자=처리자, 회사=수탁자) 구조로 정부 서류 수정 없이 합법 사용 가능(약관·처리방침 정비 완료).</w:t>
+      </w:r>
+    </w:p>
+    <w:p>
+      <w:pPr>
+        <w:pStyle w:val="ListParagraph"/>
+        <w:numPr>
+          <w:ilvl w:val="0"/>
+          <w:numId w:val="1"/>
+        </w:numPr>
+        <w:spacing w:after="60" w:line="290"/>
+      </w:pPr>
+      <w:r>
+        <w:rPr>
+          <w:rFonts w:ascii="맑은 고딕" w:cs="맑은 고딕" w:eastAsia="맑은 고딕" w:hAnsi="맑은 고딕"/>
+          <w:sz w:val="21"/>
+          <w:szCs w:val="21"/>
+        </w:rPr>
+        <w:t xml:space="preserve">리스크: 제도·단가·양식 변경, 개인정보 규제, 공공 흡수 → 도메인 특화·프라이버시·한글 출력 '마지막 1마일' 집중.</w:t>
       </w:r>
     </w:p>
     <w:p>
